--- a/oposicion/temario/tercer-ejercicio/3A17.docx
+++ b/oposicion/temario/tercer-ejercicio/3A17.docx
@@ -60291,8 +60291,22 @@
   <w:p>
     <w:pPr>
       <w:pStyle w:val="Footer"/>
-      <w:jc w:val="right"/>
+      <w:tabs>
+        <w:tab w:val="right" w:pos="9412"/>
+      </w:tabs>
+      <w:jc w:val="left"/>
     </w:pPr>
+    <w:r>
+      <w:rPr>
+        <w:i/>
+        <w:color w:val="767171"/>
+        <w:sz w:val="14"/>
+      </w:rPr>
+      <w:t xml:space="preserve">© 2026 Víctor Gutiérrez Marcos · CC BY-NC-ND 4.0</w:t>
+    </w:r>
+    <w:r>
+      <w:tab/>
+    </w:r>
     <w:r/>
     <w:r>
       <w:rPr>
@@ -60335,8 +60349,22 @@
   <w:p>
     <w:pPr>
       <w:pStyle w:val="Footer"/>
-      <w:jc w:val="right"/>
+      <w:tabs>
+        <w:tab w:val="right" w:pos="9412"/>
+      </w:tabs>
+      <w:jc w:val="left"/>
     </w:pPr>
+    <w:r>
+      <w:rPr>
+        <w:i/>
+        <w:color w:val="767171"/>
+        <w:sz w:val="14"/>
+      </w:rPr>
+      <w:t xml:space="preserve">© 2026 Víctor Gutiérrez Marcos · CC BY-NC-ND 4.0</w:t>
+    </w:r>
+    <w:r>
+      <w:tab/>
+    </w:r>
     <w:r/>
     <w:r>
       <w:rPr>
@@ -60387,8 +60415,22 @@
   <w:p>
     <w:pPr>
       <w:pStyle w:val="Footer"/>
-      <w:jc w:val="right"/>
+      <w:tabs>
+        <w:tab w:val="right" w:pos="9412"/>
+      </w:tabs>
+      <w:jc w:val="left"/>
     </w:pPr>
+    <w:r>
+      <w:rPr>
+        <w:i/>
+        <w:color w:val="767171"/>
+        <w:sz w:val="14"/>
+      </w:rPr>
+      <w:t xml:space="preserve">© 2026 Víctor Gutiérrez Marcos · CC BY-NC-ND 4.0</w:t>
+    </w:r>
+    <w:r>
+      <w:tab/>
+    </w:r>
     <w:r/>
     <w:r>
       <w:rPr>

--- a/oposicion/temario/tercer-ejercicio/3A17.docx
+++ b/oposicion/temario/tercer-ejercicio/3A17.docx
@@ -119,13 +119,7 @@
           <w:rPr>
             <w:rStyle w:val="Hyperlink"/>
           </w:rPr>
-          <w:t xml:space="preserve"> </w:t>
-        </w:r>
-        <w:r>
-          <w:rPr>
-            <w:rStyle w:val="Hyperlink"/>
-          </w:rPr>
-          <w:t xml:space="preserve">2024</w:t>
+          <w:t xml:space="preserve">, 2024</w:t>
         </w:r>
       </w:hyperlink>
       <w:r>
@@ -736,13 +730,7 @@
           <w:rPr>
             <w:rStyle w:val="Hyperlink"/>
           </w:rPr>
-          <w:t xml:space="preserve"> </w:t>
-        </w:r>
-        <w:r>
-          <w:rPr>
-            <w:rStyle w:val="Hyperlink"/>
-          </w:rPr>
-          <w:t xml:space="preserve">2020</w:t>
+          <w:t xml:space="preserve">, 2020</w:t>
         </w:r>
       </w:hyperlink>
       <w:r>
@@ -813,13 +801,7 @@
           <w:rPr>
             <w:rStyle w:val="Hyperlink"/>
           </w:rPr>
-          <w:t xml:space="preserve"> </w:t>
-        </w:r>
-        <w:r>
-          <w:rPr>
-            <w:rStyle w:val="Hyperlink"/>
-          </w:rPr>
-          <w:t xml:space="preserve">2022</w:t>
+          <w:t xml:space="preserve">, 2022</w:t>
         </w:r>
       </w:hyperlink>
       <w:r>
@@ -1080,13 +1062,7 @@
           <w:rPr>
             <w:rStyle w:val="Hyperlink"/>
           </w:rPr>
-          <w:t xml:space="preserve"> </w:t>
-        </w:r>
-        <w:r>
-          <w:rPr>
-            <w:rStyle w:val="Hyperlink"/>
-          </w:rPr>
-          <w:t xml:space="preserve">1970</w:t>
+          <w:t xml:space="preserve">, 1970</w:t>
         </w:r>
       </w:hyperlink>
       <w:r>
@@ -1621,13 +1597,7 @@
           <w:rPr>
             <w:rStyle w:val="Hyperlink"/>
           </w:rPr>
-          <w:t xml:space="preserve"> </w:t>
-        </w:r>
-        <w:r>
-          <w:rPr>
-            <w:rStyle w:val="Hyperlink"/>
-          </w:rPr>
-          <w:t xml:space="preserve">1978</w:t>
+          <w:t xml:space="preserve">, 1978</w:t>
         </w:r>
       </w:hyperlink>
       <w:r>
@@ -1673,13 +1643,7 @@
           <w:rPr>
             <w:rStyle w:val="Hyperlink"/>
           </w:rPr>
-          <w:t xml:space="preserve"> </w:t>
-        </w:r>
-        <w:r>
-          <w:rPr>
-            <w:rStyle w:val="Hyperlink"/>
-          </w:rPr>
-          <w:t xml:space="preserve">1984</w:t>
+          <w:t xml:space="preserve">, 1984</w:t>
         </w:r>
       </w:hyperlink>
       <w:r>
@@ -1734,13 +1698,7 @@
           <w:rPr>
             <w:rStyle w:val="Hyperlink"/>
           </w:rPr>
-          <w:t xml:space="preserve"> </w:t>
-        </w:r>
-        <w:r>
-          <w:rPr>
-            <w:rStyle w:val="Hyperlink"/>
-          </w:rPr>
-          <w:t xml:space="preserve">1993</w:t>
+          <w:t xml:space="preserve">, 1993</w:t>
         </w:r>
       </w:hyperlink>
       <w:r>
@@ -5925,13 +5883,7 @@
           <w:rPr>
             <w:rStyle w:val="Hyperlink"/>
           </w:rPr>
-          <w:t xml:space="preserve"> </w:t>
-        </w:r>
-        <w:r>
-          <w:rPr>
-            <w:rStyle w:val="Hyperlink"/>
-          </w:rPr>
-          <w:t xml:space="preserve">1934</w:t>
+          <w:t xml:space="preserve">, 1934</w:t>
         </w:r>
       </w:hyperlink>
       <w:r>
@@ -6907,7 +6859,7 @@
           <wp:inline>
             <wp:extent cx="3581400" cy="2579096"/>
             <wp:effectExtent b="0" l="0" r="0" t="0"/>
-            <wp:docPr descr="" title="" id="66" name="Picture"/>
+            <wp:docPr descr="Gráfico 1.– Equilibrio del monopolista: \mathrm{IMg}=\mathrm{CMg} y precio sobre la demanda" title="" id="66" name="Picture"/>
             <a:graphic>
               <a:graphicData uri="http://schemas.openxmlformats.org/drawingml/2006/picture">
                 <pic:pic>
@@ -7473,13 +7425,7 @@
           <w:rPr>
             <w:rStyle w:val="Hyperlink"/>
           </w:rPr>
-          <w:t xml:space="preserve"> </w:t>
-        </w:r>
-        <w:r>
-          <w:rPr>
-            <w:rStyle w:val="Hyperlink"/>
-          </w:rPr>
-          <w:t xml:space="preserve">1983</w:t>
+          <w:t xml:space="preserve">, 1983</w:t>
         </w:r>
       </w:hyperlink>
       <w:r>
@@ -8963,7 +8909,7 @@
           <wp:inline>
             <wp:extent cx="3253918" cy="2581115"/>
             <wp:effectExtent b="0" l="0" r="0" t="0"/>
-            <wp:docPr descr="" title="" id="86" name="Picture"/>
+            <wp:docPr descr="Gráfico 2.– El coste social del monopolio: transferencia, triángulo de Harberger, búsqueda de rentas e ineficiencia X" title="" id="86" name="Picture"/>
             <a:graphic>
               <a:graphicData uri="http://schemas.openxmlformats.org/drawingml/2006/picture">
                 <pic:pic>
@@ -9477,13 +9423,7 @@
           <w:rPr>
             <w:rStyle w:val="Hyperlink"/>
           </w:rPr>
-          <w:t xml:space="preserve"> </w:t>
-        </w:r>
-        <w:r>
-          <w:rPr>
-            <w:rStyle w:val="Hyperlink"/>
-          </w:rPr>
-          <w:t xml:space="preserve">1966</w:t>
+          <w:t xml:space="preserve">, 1966</w:t>
         </w:r>
       </w:hyperlink>
       <w:r>
@@ -9995,7 +9935,7 @@
           <w:rPr>
             <w:rStyle w:val="Hyperlink"/>
           </w:rPr>
-          <w:t xml:space="preserve">et al. 2005</w:t>
+          <w:t xml:space="preserve">et al., 2005</w:t>
         </w:r>
       </w:hyperlink>
       <w:r>
@@ -10077,13 +10017,7 @@
           <w:rPr>
             <w:rStyle w:val="Hyperlink"/>
           </w:rPr>
-          <w:t xml:space="preserve"> </w:t>
-        </w:r>
-        <w:r>
-          <w:rPr>
-            <w:rStyle w:val="Hyperlink"/>
-          </w:rPr>
-          <w:t xml:space="preserve">2012</w:t>
+          <w:t xml:space="preserve">, 2012</w:t>
         </w:r>
       </w:hyperlink>
       <w:r>
@@ -10758,13 +10692,7 @@
           <w:rPr>
             <w:rStyle w:val="Hyperlink"/>
           </w:rPr>
-          <w:t xml:space="preserve"> </w:t>
-        </w:r>
-        <w:r>
-          <w:rPr>
-            <w:rStyle w:val="Hyperlink"/>
-          </w:rPr>
-          <w:t xml:space="preserve">1989</w:t>
+          <w:t xml:space="preserve">, 1989</w:t>
         </w:r>
       </w:hyperlink>
       <w:r>
@@ -10901,13 +10829,7 @@
           <w:rPr>
             <w:rStyle w:val="Hyperlink"/>
           </w:rPr>
-          <w:t xml:space="preserve"> </w:t>
-        </w:r>
-        <w:r>
-          <w:rPr>
-            <w:rStyle w:val="Hyperlink"/>
-          </w:rPr>
-          <w:t xml:space="preserve">1988, cap. 3</w:t>
+          <w:t xml:space="preserve">, 1988, cap. 3</w:t>
         </w:r>
       </w:hyperlink>
       <w:r>
@@ -11367,7 +11289,7 @@
           <wp:inline>
             <wp:extent cx="3282950" cy="2521210"/>
             <wp:effectExtent b="0" l="0" r="0" t="0"/>
-            <wp:docPr descr="" title="" id="104" name="Picture"/>
+            <wp:docPr descr="Gráfico 3.– Discriminación de primer grado: la demanda es el ingreso marginal y todo el excedente es del monopolista" title="" id="104" name="Picture"/>
             <a:graphic>
               <a:graphicData uri="http://schemas.openxmlformats.org/drawingml/2006/picture">
                 <pic:pic>
@@ -11713,13 +11635,7 @@
           <w:rPr>
             <w:rStyle w:val="Hyperlink"/>
           </w:rPr>
-          <w:t xml:space="preserve"> </w:t>
-        </w:r>
-        <w:r>
-          <w:rPr>
-            <w:rStyle w:val="Hyperlink"/>
-          </w:rPr>
-          <w:t xml:space="preserve">1978</w:t>
+          <w:t xml:space="preserve">, 1978</w:t>
         </w:r>
       </w:hyperlink>
       <w:r>
@@ -11765,13 +11681,7 @@
           <w:rPr>
             <w:rStyle w:val="Hyperlink"/>
           </w:rPr>
-          <w:t xml:space="preserve"> </w:t>
-        </w:r>
-        <w:r>
-          <w:rPr>
-            <w:rStyle w:val="Hyperlink"/>
-          </w:rPr>
-          <w:t xml:space="preserve">1984</w:t>
+          <w:t xml:space="preserve">, 1984</w:t>
         </w:r>
       </w:hyperlink>
       <w:r>
@@ -13824,7 +13734,7 @@
           <wp:inline>
             <wp:extent cx="3431293" cy="2639221"/>
             <wp:effectExtent b="0" l="0" r="0" t="0"/>
-            <wp:docPr descr="" title="" id="120" name="Picture"/>
+            <wp:docPr descr="Gráfico 4.– Discriminación de segundo grado con 2 tipos: cantidad eficiente para el tipo alto, distorsión abajo y renta informativa" title="" id="120" name="Picture"/>
             <a:graphic>
               <a:graphicData uri="http://schemas.openxmlformats.org/drawingml/2006/picture">
                 <pic:pic>
@@ -14312,13 +14222,7 @@
           <w:rPr>
             <w:rStyle w:val="Hyperlink"/>
           </w:rPr>
-          <w:t xml:space="preserve"> </w:t>
-        </w:r>
-        <w:r>
-          <w:rPr>
-            <w:rStyle w:val="Hyperlink"/>
-          </w:rPr>
-          <w:t xml:space="preserve">1978</w:t>
+          <w:t xml:space="preserve">, 1978</w:t>
         </w:r>
       </w:hyperlink>
       <w:r>
@@ -14714,13 +14618,7 @@
           <w:rPr>
             <w:rStyle w:val="Hyperlink"/>
           </w:rPr>
-          <w:t xml:space="preserve"> </w:t>
-        </w:r>
-        <w:r>
-          <w:rPr>
-            <w:rStyle w:val="Hyperlink"/>
-          </w:rPr>
-          <w:t xml:space="preserve">1971</w:t>
+          <w:t xml:space="preserve">, 1971</w:t>
         </w:r>
       </w:hyperlink>
       <w:r>
@@ -15225,7 +15123,7 @@
           <wp:inline>
             <wp:extent cx="5373246" cy="2422089"/>
             <wp:effectExtent b="0" l="0" r="0" t="0"/>
-            <wp:docPr descr="" title="" id="129" name="Picture"/>
+            <wp:docPr descr="Gráfico 5.– Tarifa en dos partes con 2 tipos: con cuotas distintas, con una cuota común que no excluye y con una cuota que excluye al tipo bajo. En dorado, lo que se apropia el monopolista; en morado, lo que se queda el consumidor, y en rojo, la pérdida irrecuperable" title="" id="129" name="Picture"/>
             <a:graphic>
               <a:graphicData uri="http://schemas.openxmlformats.org/drawingml/2006/picture">
                 <pic:pic>
@@ -15374,13 +15272,7 @@
           <w:rPr>
             <w:rStyle w:val="Hyperlink"/>
           </w:rPr>
-          <w:t xml:space="preserve"> </w:t>
-        </w:r>
-        <w:r>
-          <w:rPr>
-            <w:rStyle w:val="Hyperlink"/>
-          </w:rPr>
-          <w:t xml:space="preserve">1976</w:t>
+          <w:t xml:space="preserve">, 1976</w:t>
         </w:r>
       </w:hyperlink>
       <w:r>
@@ -16502,7 +16394,7 @@
           <wp:inline>
             <wp:extent cx="5670550" cy="2309310"/>
             <wp:effectExtent b="0" l="0" r="0" t="0"/>
-            <wp:docPr descr="" title="" id="141" name="Picture"/>
+            <wp:docPr descr="Gráfico 6.– Discriminación de tercer grado: precio más alto en el mercado de demanda menos elástica" title="" id="141" name="Picture"/>
             <a:graphic>
               <a:graphicData uri="http://schemas.openxmlformats.org/drawingml/2006/picture">
                 <pic:pic>
@@ -16657,13 +16549,7 @@
           <w:rPr>
             <w:rStyle w:val="Hyperlink"/>
           </w:rPr>
-          <w:t xml:space="preserve"> </w:t>
-        </w:r>
-        <w:r>
-          <w:rPr>
-            <w:rStyle w:val="Hyperlink"/>
-          </w:rPr>
-          <w:t xml:space="preserve">1981</w:t>
+          <w:t xml:space="preserve">, 1981</w:t>
         </w:r>
       </w:hyperlink>
       <w:r>
@@ -16684,13 +16570,7 @@
           <w:rPr>
             <w:rStyle w:val="Hyperlink"/>
           </w:rPr>
-          <w:t xml:space="preserve"> </w:t>
-        </w:r>
-        <w:r>
-          <w:rPr>
-            <w:rStyle w:val="Hyperlink"/>
-          </w:rPr>
-          <w:t xml:space="preserve">1985</w:t>
+          <w:t xml:space="preserve">, 1985</w:t>
         </w:r>
       </w:hyperlink>
       <w:r>
@@ -16987,13 +16867,7 @@
           <w:rPr>
             <w:rStyle w:val="Hyperlink"/>
           </w:rPr>
-          <w:t xml:space="preserve"> </w:t>
-        </w:r>
-        <w:r>
-          <w:rPr>
-            <w:rStyle w:val="Hyperlink"/>
-          </w:rPr>
-          <w:t xml:space="preserve">1933</w:t>
+          <w:t xml:space="preserve">, 1933</w:t>
         </w:r>
       </w:hyperlink>
       <w:r>
@@ -17355,13 +17229,7 @@
           <w:rPr>
             <w:rStyle w:val="Hyperlink"/>
           </w:rPr>
-          <w:t xml:space="preserve"> </w:t>
-        </w:r>
-        <w:r>
-          <w:rPr>
-            <w:rStyle w:val="Hyperlink"/>
-          </w:rPr>
-          <w:t xml:space="preserve">1982</w:t>
+          <w:t xml:space="preserve">, 1982</w:t>
         </w:r>
       </w:hyperlink>
       <w:r>
@@ -17720,13 +17588,7 @@
           <w:rPr>
             <w:rStyle w:val="Hyperlink"/>
           </w:rPr>
-          <w:t xml:space="preserve"> </w:t>
-        </w:r>
-        <w:r>
-          <w:rPr>
-            <w:rStyle w:val="Hyperlink"/>
-          </w:rPr>
-          <w:t xml:space="preserve">1977</w:t>
+          <w:t xml:space="preserve">, 1977</w:t>
         </w:r>
       </w:hyperlink>
       <w:r>
@@ -17985,7 +17847,7 @@
           <wp:inline>
             <wp:extent cx="3700780" cy="2575948"/>
             <wp:effectExtent b="0" l="0" r="0" t="0"/>
-            <wp:docPr descr="" title="" id="164" name="Picture"/>
+            <wp:docPr descr="Gráfico 7.– Subaditividad y sostenibilidad del monopolio natural uniproducto" title="" id="164" name="Picture"/>
             <a:graphic>
               <a:graphicData uri="http://schemas.openxmlformats.org/drawingml/2006/picture">
                 <pic:pic>
@@ -18167,13 +18029,7 @@
           <w:rPr>
             <w:rStyle w:val="Hyperlink"/>
           </w:rPr>
-          <w:t xml:space="preserve"> </w:t>
-        </w:r>
-        <w:r>
-          <w:rPr>
-            <w:rStyle w:val="Hyperlink"/>
-          </w:rPr>
-          <w:t xml:space="preserve">1977</w:t>
+          <w:t xml:space="preserve">, 1977</w:t>
         </w:r>
       </w:hyperlink>
       <w:r>
@@ -18238,13 +18094,7 @@
           <w:rPr>
             <w:rStyle w:val="Hyperlink"/>
           </w:rPr>
-          <w:t xml:space="preserve"> </w:t>
-        </w:r>
-        <w:r>
-          <w:rPr>
-            <w:rStyle w:val="Hyperlink"/>
-          </w:rPr>
-          <w:t xml:space="preserve">1977</w:t>
+          <w:t xml:space="preserve">, 1977</w:t>
         </w:r>
       </w:hyperlink>
       <w:r>
@@ -18480,13 +18330,7 @@
           <w:rPr>
             <w:rStyle w:val="Hyperlink"/>
           </w:rPr>
-          <w:t xml:space="preserve"> </w:t>
-        </w:r>
-        <w:r>
-          <w:rPr>
-            <w:rStyle w:val="Hyperlink"/>
-          </w:rPr>
-          <w:t xml:space="preserve">1996</w:t>
+          <w:t xml:space="preserve">, 1996</w:t>
         </w:r>
       </w:hyperlink>
       <w:r>
@@ -18581,13 +18425,7 @@
           <w:rPr>
             <w:rStyle w:val="Hyperlink"/>
           </w:rPr>
-          <w:t xml:space="preserve"> </w:t>
-        </w:r>
-        <w:r>
-          <w:rPr>
-            <w:rStyle w:val="Hyperlink"/>
-          </w:rPr>
-          <w:t xml:space="preserve">1982</w:t>
+          <w:t xml:space="preserve">, 1982</w:t>
         </w:r>
       </w:hyperlink>
       <w:r>
@@ -18960,13 +18798,7 @@
           <w:rPr>
             <w:rStyle w:val="Hyperlink"/>
           </w:rPr>
-          <w:t xml:space="preserve"> </w:t>
-        </w:r>
-        <w:r>
-          <w:rPr>
-            <w:rStyle w:val="Hyperlink"/>
-          </w:rPr>
-          <w:t xml:space="preserve">1982</w:t>
+          <w:t xml:space="preserve">, 1982</w:t>
         </w:r>
       </w:hyperlink>
       <w:r>
@@ -19033,13 +18865,7 @@
           <w:rPr>
             <w:rStyle w:val="Hyperlink"/>
           </w:rPr>
-          <w:t xml:space="preserve"> </w:t>
-        </w:r>
-        <w:r>
-          <w:rPr>
-            <w:rStyle w:val="Hyperlink"/>
-          </w:rPr>
-          <w:t xml:space="preserve">1975</w:t>
+          <w:t xml:space="preserve">, 1975</w:t>
         </w:r>
       </w:hyperlink>
       <w:r>
@@ -19359,13 +19185,7 @@
           <w:rPr>
             <w:rStyle w:val="Hyperlink"/>
           </w:rPr>
-          <w:t xml:space="preserve"> </w:t>
-        </w:r>
-        <w:r>
-          <w:rPr>
-            <w:rStyle w:val="Hyperlink"/>
-          </w:rPr>
-          <w:t xml:space="preserve">1938</w:t>
+          <w:t xml:space="preserve">, 1938</w:t>
         </w:r>
       </w:hyperlink>
       <w:r>
@@ -19740,13 +19560,7 @@
           <w:rPr>
             <w:rStyle w:val="Hyperlink"/>
           </w:rPr>
-          <w:t xml:space="preserve"> </w:t>
-        </w:r>
-        <w:r>
-          <w:rPr>
-            <w:rStyle w:val="Hyperlink"/>
-          </w:rPr>
-          <w:t xml:space="preserve">1946</w:t>
+          <w:t xml:space="preserve">, 1946</w:t>
         </w:r>
       </w:hyperlink>
       <w:r>
@@ -19920,13 +19734,7 @@
           <w:rPr>
             <w:rStyle w:val="Hyperlink"/>
           </w:rPr>
-          <w:t xml:space="preserve"> </w:t>
-        </w:r>
-        <w:r>
-          <w:rPr>
-            <w:rStyle w:val="Hyperlink"/>
-          </w:rPr>
-          <w:t xml:space="preserve">1971</w:t>
+          <w:t xml:space="preserve">, 1971</w:t>
         </w:r>
       </w:hyperlink>
       <w:r>
@@ -20041,13 +19849,7 @@
           <w:rPr>
             <w:rStyle w:val="Hyperlink"/>
           </w:rPr>
-          <w:t xml:space="preserve"> </w:t>
-        </w:r>
-        <w:r>
-          <w:rPr>
-            <w:rStyle w:val="Hyperlink"/>
-          </w:rPr>
-          <w:t xml:space="preserve">1949</w:t>
+          <w:t xml:space="preserve">, 1949</w:t>
         </w:r>
       </w:hyperlink>
       <w:r>
@@ -20068,13 +19870,7 @@
           <w:rPr>
             <w:rStyle w:val="Hyperlink"/>
           </w:rPr>
-          <w:t xml:space="preserve"> </w:t>
-        </w:r>
-        <w:r>
-          <w:rPr>
-            <w:rStyle w:val="Hyperlink"/>
-          </w:rPr>
-          <w:t xml:space="preserve">1957</w:t>
+          <w:t xml:space="preserve">, 1957</w:t>
         </w:r>
       </w:hyperlink>
       <w:r>
@@ -20376,13 +20172,7 @@
           <w:rPr>
             <w:rStyle w:val="Hyperlink"/>
           </w:rPr>
-          <w:t xml:space="preserve"> </w:t>
-        </w:r>
-        <w:r>
-          <w:rPr>
-            <w:rStyle w:val="Hyperlink"/>
-          </w:rPr>
-          <w:t xml:space="preserve">1927</w:t>
+          <w:t xml:space="preserve">, 1927</w:t>
         </w:r>
       </w:hyperlink>
       <w:r>
@@ -20403,13 +20193,7 @@
           <w:rPr>
             <w:rStyle w:val="Hyperlink"/>
           </w:rPr>
-          <w:t xml:space="preserve"> </w:t>
-        </w:r>
-        <w:r>
-          <w:rPr>
-            <w:rStyle w:val="Hyperlink"/>
-          </w:rPr>
-          <w:t xml:space="preserve">1956</w:t>
+          <w:t xml:space="preserve">, 1956</w:t>
         </w:r>
       </w:hyperlink>
       <w:r>
@@ -20751,7 +20535,7 @@
           <wp:inline>
             <wp:extent cx="3581400" cy="2115264"/>
             <wp:effectExtent b="0" l="0" r="0" t="0"/>
-            <wp:docPr descr="" title="" id="181" name="Picture"/>
+            <wp:docPr descr="Gráfico 8.– Regulación del monopolio natural: pérdidas con p=\mathrm{CMg} y beneficio nulo con p=\mathrm{CMe}" title="" id="181" name="Picture"/>
             <a:graphic>
               <a:graphicData uri="http://schemas.openxmlformats.org/drawingml/2006/picture">
                 <pic:pic>
@@ -21235,13 +21019,7 @@
           <w:rPr>
             <w:rStyle w:val="Hyperlink"/>
           </w:rPr>
-          <w:t xml:space="preserve"> </w:t>
-        </w:r>
-        <w:r>
-          <w:rPr>
-            <w:rStyle w:val="Hyperlink"/>
-          </w:rPr>
-          <w:t xml:space="preserve">1993, cap. 3</w:t>
+          <w:t xml:space="preserve">, 1993, cap. 3</w:t>
         </w:r>
       </w:hyperlink>
       <w:r>
@@ -26205,7 +25983,7 @@
           <wp:inline>
             <wp:extent cx="3568912" cy="2449613"/>
             <wp:effectExtent b="0" l="0" r="0" t="0"/>
-            <wp:docPr descr="" title="" id="205" name="Picture"/>
+            <wp:docPr descr="Gráfico 9.– Monopsonio en el mercado de trabajo: menos empleo y menos salario que en competencia" title="" id="205" name="Picture"/>
             <a:graphic>
               <a:graphicData uri="http://schemas.openxmlformats.org/drawingml/2006/picture">
                 <pic:pic>
@@ -27947,7 +27725,7 @@
           <wp:inline>
             <wp:extent cx="3568912" cy="2633105"/>
             <wp:effectExtent b="0" l="0" r="0" t="0"/>
-            <wp:docPr descr="" title="" id="211" name="Picture"/>
+            <wp:docPr descr="Gráfico 10.– Salario mínimo con monopsonio: el empleo sube hasta w^c y baja por encima" title="" id="211" name="Picture"/>
             <a:graphic>
               <a:graphicData uri="http://schemas.openxmlformats.org/drawingml/2006/picture">
                 <pic:pic>
@@ -28066,13 +27844,7 @@
           <w:rPr>
             <w:rStyle w:val="Hyperlink"/>
           </w:rPr>
-          <w:t xml:space="preserve"> </w:t>
-        </w:r>
-        <w:r>
-          <w:rPr>
-            <w:rStyle w:val="Hyperlink"/>
-          </w:rPr>
-          <w:t xml:space="preserve">2003</w:t>
+          <w:t xml:space="preserve">, 2003</w:t>
         </w:r>
       </w:hyperlink>
       <w:r>
@@ -28300,13 +28072,7 @@
           <w:rPr>
             <w:rStyle w:val="Hyperlink"/>
           </w:rPr>
-          <w:t xml:space="preserve"> </w:t>
-        </w:r>
-        <w:r>
-          <w:rPr>
-            <w:rStyle w:val="Hyperlink"/>
-          </w:rPr>
-          <w:t xml:space="preserve">2026</w:t>
+          <w:t xml:space="preserve">, 2026</w:t>
         </w:r>
       </w:hyperlink>
       <w:r>
@@ -28487,13 +28253,7 @@
           <w:rPr>
             <w:rStyle w:val="Hyperlink"/>
           </w:rPr>
-          <w:t xml:space="preserve"> </w:t>
-        </w:r>
-        <w:r>
-          <w:rPr>
-            <w:rStyle w:val="Hyperlink"/>
-          </w:rPr>
-          <w:t xml:space="preserve">1947</w:t>
+          <w:t xml:space="preserve">, 1947</w:t>
         </w:r>
       </w:hyperlink>
       <w:r>
@@ -30565,13 +30325,7 @@
           <w:rPr>
             <w:rStyle w:val="Hyperlink"/>
           </w:rPr>
-          <w:t xml:space="preserve"> </w:t>
-        </w:r>
-        <w:r>
-          <w:rPr>
-            <w:rStyle w:val="Hyperlink"/>
-          </w:rPr>
-          <w:t xml:space="preserve">1986</w:t>
+          <w:t xml:space="preserve">, 1986</w:t>
         </w:r>
       </w:hyperlink>
       <w:r>
@@ -30662,7 +30416,7 @@
           <wp:inline>
             <wp:extent cx="3581400" cy="1972972"/>
             <wp:effectExtent b="0" l="0" r="0" t="0"/>
-            <wp:docPr descr="" title="" id="224" name="Picture"/>
+            <wp:docPr descr="Gráfico 11.– Monopolio bilateral sobre el gráfico del monopsonio: los extremos w^M y w^S y la cantidad eficiente" title="" id="224" name="Picture"/>
             <a:graphic>
               <a:graphicData uri="http://schemas.openxmlformats.org/drawingml/2006/picture">
                 <pic:pic>
@@ -30853,13 +30607,7 @@
           <w:rPr>
             <w:rStyle w:val="Hyperlink"/>
           </w:rPr>
-          <w:t xml:space="preserve"> </w:t>
-        </w:r>
-        <w:r>
-          <w:rPr>
-            <w:rStyle w:val="Hyperlink"/>
-          </w:rPr>
-          <w:t xml:space="preserve">1950</w:t>
+          <w:t xml:space="preserve">, 1950</w:t>
         </w:r>
       </w:hyperlink>
       <w:r>
@@ -31380,13 +31128,7 @@
           <w:rPr>
             <w:rStyle w:val="Hyperlink"/>
           </w:rPr>
-          <w:t xml:space="preserve"> </w:t>
-        </w:r>
-        <w:r>
-          <w:rPr>
-            <w:rStyle w:val="Hyperlink"/>
-          </w:rPr>
-          <w:t xml:space="preserve">2020</w:t>
+          <w:t xml:space="preserve">, 2020</w:t>
         </w:r>
       </w:hyperlink>
       <w:r>
@@ -31422,7 +31164,7 @@
           <w:rPr>
             <w:rStyle w:val="Hyperlink"/>
           </w:rPr>
-          <w:t xml:space="preserve">et al. 2022</w:t>
+          <w:t xml:space="preserve">et al., 2022</w:t>
         </w:r>
       </w:hyperlink>
       <w:r>
@@ -32147,7 +31889,7 @@
           <wp:inline>
             <wp:extent cx="5372100" cy="3570181"/>
             <wp:effectExtent b="0" l="0" r="0" t="0"/>
-            <wp:docPr descr="" title="" id="243" name="Picture"/>
+            <wp:docPr descr="Gráfico 12.– Esquema por etapas para la regulación del poder de mercado" title="" id="243" name="Picture"/>
             <a:graphic>
               <a:graphicData uri="http://schemas.openxmlformats.org/drawingml/2006/picture">
                 <pic:pic>
@@ -32329,13 +32071,7 @@
           <w:rPr>
             <w:rStyle w:val="Hyperlink"/>
           </w:rPr>
-          <w:t xml:space="preserve"> </w:t>
-        </w:r>
-        <w:r>
-          <w:rPr>
-            <w:rStyle w:val="Hyperlink"/>
-          </w:rPr>
-          <w:t xml:space="preserve">1982</w:t>
+          <w:t xml:space="preserve">, 1982</w:t>
         </w:r>
       </w:hyperlink>
       <w:r>
@@ -32958,7 +32694,7 @@
           <wp:inline>
             <wp:extent cx="2984500" cy="2282419"/>
             <wp:effectExtent b="0" l="0" r="0" t="0"/>
-            <wp:docPr descr="" title="" id="254" name="Picture"/>
+            <wp:docPr descr="Gráfico 13.– Precio igual al coste marginal en el tramo creciente del coste medio: beneficios que se pueden gravar" title="" id="254" name="Picture"/>
             <a:graphic>
               <a:graphicData uri="http://schemas.openxmlformats.org/drawingml/2006/picture">
                 <pic:pic>
@@ -33138,13 +32874,7 @@
           <w:rPr>
             <w:rStyle w:val="Hyperlink"/>
           </w:rPr>
-          <w:t xml:space="preserve"> </w:t>
-        </w:r>
-        <w:r>
-          <w:rPr>
-            <w:rStyle w:val="Hyperlink"/>
-          </w:rPr>
-          <w:t xml:space="preserve">1946</w:t>
+          <w:t xml:space="preserve">, 1946</w:t>
         </w:r>
       </w:hyperlink>
       <w:r>
@@ -33287,13 +33017,7 @@
           <w:rPr>
             <w:rStyle w:val="Hyperlink"/>
           </w:rPr>
-          <w:t xml:space="preserve"> </w:t>
-        </w:r>
-        <w:r>
-          <w:rPr>
-            <w:rStyle w:val="Hyperlink"/>
-          </w:rPr>
-          <w:t xml:space="preserve">1949</w:t>
+          <w:t xml:space="preserve">, 1949</w:t>
         </w:r>
       </w:hyperlink>
       <w:r>
@@ -33314,13 +33038,7 @@
           <w:rPr>
             <w:rStyle w:val="Hyperlink"/>
           </w:rPr>
-          <w:t xml:space="preserve"> </w:t>
-        </w:r>
-        <w:r>
-          <w:rPr>
-            <w:rStyle w:val="Hyperlink"/>
-          </w:rPr>
-          <w:t xml:space="preserve">1957</w:t>
+          <w:t xml:space="preserve">, 1957</w:t>
         </w:r>
       </w:hyperlink>
       <w:r>
@@ -33689,7 +33407,7 @@
           <wp:inline>
             <wp:extent cx="3266151" cy="2795189"/>
             <wp:effectExtent b="0" l="0" r="0" t="0"/>
-            <wp:docPr descr="" title="" id="259" name="Picture"/>
+            <wp:docPr descr="Gráfico 14.– Tarifas de punta y valle con punta firme" title="" id="259" name="Picture"/>
             <a:graphic>
               <a:graphicData uri="http://schemas.openxmlformats.org/drawingml/2006/picture">
                 <pic:pic>
@@ -34708,13 +34426,7 @@
           <w:rPr>
             <w:rStyle w:val="Hyperlink"/>
           </w:rPr>
-          <w:t xml:space="preserve"> </w:t>
-        </w:r>
-        <w:r>
-          <w:rPr>
-            <w:rStyle w:val="Hyperlink"/>
-          </w:rPr>
-          <w:t xml:space="preserve">1962</w:t>
+          <w:t xml:space="preserve">, 1962</w:t>
         </w:r>
       </w:hyperlink>
       <w:r>
@@ -35071,13 +34783,7 @@
           <w:rPr>
             <w:rStyle w:val="Hyperlink"/>
           </w:rPr>
-          <w:t xml:space="preserve"> </w:t>
-        </w:r>
-        <w:r>
-          <w:rPr>
-            <w:rStyle w:val="Hyperlink"/>
-          </w:rPr>
-          <w:t xml:space="preserve">2019</w:t>
+          <w:t xml:space="preserve">, 2019</w:t>
         </w:r>
       </w:hyperlink>
       <w:r>
@@ -35104,13 +34810,7 @@
           <w:rPr>
             <w:rStyle w:val="Hyperlink"/>
           </w:rPr>
-          <w:t xml:space="preserve"> </w:t>
-        </w:r>
-        <w:r>
-          <w:rPr>
-            <w:rStyle w:val="Hyperlink"/>
-          </w:rPr>
-          <w:t xml:space="preserve">2018b</w:t>
+          <w:t xml:space="preserve">, 2018b</w:t>
         </w:r>
       </w:hyperlink>
       <w:r>
@@ -35162,7 +34862,7 @@
           <wp:inline>
             <wp:extent cx="2908342" cy="2119328"/>
             <wp:effectExtent b="0" l="0" r="0" t="0"/>
-            <wp:docPr descr="" title="" id="267" name="Picture"/>
+            <wp:docPr descr="Gráfico 15.– Regulación de la tasa de rentabilidad y efecto Averch-Johnson" title="" id="267" name="Picture"/>
             <a:graphic>
               <a:graphicData uri="http://schemas.openxmlformats.org/drawingml/2006/picture">
                 <pic:pic>
@@ -35705,13 +35405,7 @@
           <w:rPr>
             <w:rStyle w:val="Hyperlink"/>
           </w:rPr>
-          <w:t xml:space="preserve"> </w:t>
-        </w:r>
-        <w:r>
-          <w:rPr>
-            <w:rStyle w:val="Hyperlink"/>
-          </w:rPr>
-          <w:t xml:space="preserve">2018a</w:t>
+          <w:t xml:space="preserve">, 2018a</w:t>
         </w:r>
       </w:hyperlink>
       <w:r>
@@ -35738,13 +35432,7 @@
           <w:rPr>
             <w:rStyle w:val="Hyperlink"/>
           </w:rPr>
-          <w:t xml:space="preserve"> </w:t>
-        </w:r>
-        <w:r>
-          <w:rPr>
-            <w:rStyle w:val="Hyperlink"/>
-          </w:rPr>
-          <w:t xml:space="preserve">2026</w:t>
+          <w:t xml:space="preserve">, 2026</w:t>
         </w:r>
       </w:hyperlink>
       <w:r>
@@ -35771,13 +35459,7 @@
           <w:rPr>
             <w:rStyle w:val="Hyperlink"/>
           </w:rPr>
-          <w:t xml:space="preserve"> </w:t>
-        </w:r>
-        <w:r>
-          <w:rPr>
-            <w:rStyle w:val="Hyperlink"/>
-          </w:rPr>
-          <w:t xml:space="preserve">2015</w:t>
+          <w:t xml:space="preserve">, 2015</w:t>
         </w:r>
       </w:hyperlink>
       <w:r>
@@ -35798,13 +35480,7 @@
           <w:rPr>
             <w:rStyle w:val="Hyperlink"/>
           </w:rPr>
-          <w:t xml:space="preserve"> </w:t>
-        </w:r>
-        <w:r>
-          <w:rPr>
-            <w:rStyle w:val="Hyperlink"/>
-          </w:rPr>
-          <w:t xml:space="preserve">2017</w:t>
+          <w:t xml:space="preserve">, 2017</w:t>
         </w:r>
       </w:hyperlink>
       <w:r>
@@ -35945,13 +35621,7 @@
           <w:rPr>
             <w:rStyle w:val="Hyperlink"/>
           </w:rPr>
-          <w:t xml:space="preserve"> </w:t>
-        </w:r>
-        <w:r>
-          <w:rPr>
-            <w:rStyle w:val="Hyperlink"/>
-          </w:rPr>
-          <w:t xml:space="preserve">1979</w:t>
+          <w:t xml:space="preserve">, 1979</w:t>
         </w:r>
       </w:hyperlink>
       <w:r>
@@ -36166,13 +35836,7 @@
           <w:rPr>
             <w:rStyle w:val="Hyperlink"/>
           </w:rPr>
-          <w:t xml:space="preserve"> </w:t>
-        </w:r>
-        <w:r>
-          <w:rPr>
-            <w:rStyle w:val="Hyperlink"/>
-          </w:rPr>
-          <w:t xml:space="preserve">1993</w:t>
+          <w:t xml:space="preserve">, 1993</w:t>
         </w:r>
       </w:hyperlink>
       <w:r>
@@ -37865,13 +37529,7 @@
           <w:rPr>
             <w:rStyle w:val="Hyperlink"/>
           </w:rPr>
-          <w:t xml:space="preserve"> </w:t>
-        </w:r>
-        <w:r>
-          <w:rPr>
-            <w:rStyle w:val="Hyperlink"/>
-          </w:rPr>
-          <w:t xml:space="preserve">1980</w:t>
+          <w:t xml:space="preserve">, 1980</w:t>
         </w:r>
       </w:hyperlink>
       <w:r>
@@ -37942,13 +37600,7 @@
           <w:rPr>
             <w:rStyle w:val="Hyperlink"/>
           </w:rPr>
-          <w:t xml:space="preserve"> </w:t>
-        </w:r>
-        <w:r>
-          <w:rPr>
-            <w:rStyle w:val="Hyperlink"/>
-          </w:rPr>
-          <w:t xml:space="preserve">1985</w:t>
+          <w:t xml:space="preserve">, 1985</w:t>
         </w:r>
       </w:hyperlink>
       <w:r>
@@ -37994,13 +37646,7 @@
           <w:rPr>
             <w:rStyle w:val="Hyperlink"/>
           </w:rPr>
-          <w:t xml:space="preserve"> </w:t>
-        </w:r>
-        <w:r>
-          <w:rPr>
-            <w:rStyle w:val="Hyperlink"/>
-          </w:rPr>
-          <w:t xml:space="preserve">1988</w:t>
+          <w:t xml:space="preserve">, 1988</w:t>
         </w:r>
       </w:hyperlink>
       <w:r>
@@ -38099,13 +37745,7 @@
           <w:rPr>
             <w:rStyle w:val="Hyperlink"/>
           </w:rPr>
-          <w:t xml:space="preserve"> </w:t>
-        </w:r>
-        <w:r>
-          <w:rPr>
-            <w:rStyle w:val="Hyperlink"/>
-          </w:rPr>
-          <w:t xml:space="preserve">1970</w:t>
+          <w:t xml:space="preserve">, 1970</w:t>
         </w:r>
       </w:hyperlink>
       <w:r>
@@ -38126,13 +37766,7 @@
           <w:rPr>
             <w:rStyle w:val="Hyperlink"/>
           </w:rPr>
-          <w:t xml:space="preserve"> </w:t>
-        </w:r>
-        <w:r>
-          <w:rPr>
-            <w:rStyle w:val="Hyperlink"/>
-          </w:rPr>
-          <w:t xml:space="preserve">1974</w:t>
+          <w:t xml:space="preserve">, 1974</w:t>
         </w:r>
       </w:hyperlink>
       <w:r>
@@ -38218,13 +37852,7 @@
           <w:rPr>
             <w:rStyle w:val="Hyperlink"/>
           </w:rPr>
-          <w:t xml:space="preserve"> </w:t>
-        </w:r>
-        <w:r>
-          <w:rPr>
-            <w:rStyle w:val="Hyperlink"/>
-          </w:rPr>
-          <w:t xml:space="preserve">1985</w:t>
+          <w:t xml:space="preserve">, 1985</w:t>
         </w:r>
       </w:hyperlink>
       <w:r>
@@ -39036,13 +38664,7 @@
           <w:rPr>
             <w:rStyle w:val="Hyperlink"/>
           </w:rPr>
-          <w:t xml:space="preserve"> </w:t>
-        </w:r>
-        <w:r>
-          <w:rPr>
-            <w:rStyle w:val="Hyperlink"/>
-          </w:rPr>
-          <w:t xml:space="preserve">2026</w:t>
+          <w:t xml:space="preserve">, 2026</w:t>
         </w:r>
       </w:hyperlink>
       <w:r>
@@ -39063,13 +38685,7 @@
           <w:rPr>
             <w:rStyle w:val="Hyperlink"/>
           </w:rPr>
-          <w:t xml:space="preserve"> </w:t>
-        </w:r>
-        <w:r>
-          <w:rPr>
-            <w:rStyle w:val="Hyperlink"/>
-          </w:rPr>
-          <w:t xml:space="preserve">2007</w:t>
+          <w:t xml:space="preserve">, 2007</w:t>
         </w:r>
       </w:hyperlink>
       <w:r>
@@ -39215,13 +38831,7 @@
           <w:rPr>
             <w:rStyle w:val="Hyperlink"/>
           </w:rPr>
-          <w:t xml:space="preserve"> </w:t>
-        </w:r>
-        <w:r>
-          <w:rPr>
-            <w:rStyle w:val="Hyperlink"/>
-          </w:rPr>
-          <w:t xml:space="preserve">2012</w:t>
+          <w:t xml:space="preserve">, 2012</w:t>
         </w:r>
       </w:hyperlink>
       <w:r>
@@ -39701,13 +39311,7 @@
           <w:rPr>
             <w:rStyle w:val="Hyperlink"/>
           </w:rPr>
-          <w:t xml:space="preserve"> </w:t>
-        </w:r>
-        <w:r>
-          <w:rPr>
-            <w:rStyle w:val="Hyperlink"/>
-          </w:rPr>
-          <w:t xml:space="preserve">2021</w:t>
+          <w:t xml:space="preserve">, 2021</w:t>
         </w:r>
       </w:hyperlink>
       <w:r>
@@ -39757,13 +39361,7 @@
           <w:rPr>
             <w:rStyle w:val="Hyperlink"/>
           </w:rPr>
-          <w:t xml:space="preserve"> </w:t>
-        </w:r>
-        <w:r>
-          <w:rPr>
-            <w:rStyle w:val="Hyperlink"/>
-          </w:rPr>
-          <w:t xml:space="preserve">2021</w:t>
+          <w:t xml:space="preserve">, 2021</w:t>
         </w:r>
       </w:hyperlink>
       <w:r>
@@ -39947,13 +39545,7 @@
           <w:rPr>
             <w:rStyle w:val="Hyperlink"/>
           </w:rPr>
-          <w:t xml:space="preserve"> </w:t>
-        </w:r>
-        <w:r>
-          <w:rPr>
-            <w:rStyle w:val="Hyperlink"/>
-          </w:rPr>
-          <w:t xml:space="preserve">2013</w:t>
+          <w:t xml:space="preserve">, 2013</w:t>
         </w:r>
       </w:hyperlink>
       <w:r>
@@ -40653,16 +40245,8 @@
         </w:numPr>
       </w:pPr>
       <w:r>
-        <w:t xml:space="preserve">A diferencia de la empresa competitiva, que solo puede maximizar en el tramo creciente del CMg (su IMg es horizontal), el monopolista puede hacerlo también en el decreciente. Si la función de beneficio es estrictamente cuasicóncava, la cantidad que maximiza el beneficio es única.</w:t>
-      </w:r>
-      <m:oMath>
-        <m:r>
-          <m:rPr>
-            <m:sty m:val="p"/>
-          </m:rPr>
-          <m:t>◼</m:t>
-        </m:r>
-      </m:oMath>
+        <w:t xml:space="preserve">A diferencia de la empresa competitiva, que solo puede maximizar en el tramo creciente del CMg (su IMg es horizontal), el monopolista puede hacerlo también en el decreciente. Si la función de beneficio es estrictamente cuasicóncava, la cantidad que maximiza el beneficio es única. ∎</w:t>
+      </w:r>
     </w:p>
     <w:bookmarkStart w:id="303" w:name="fig_cso_monopolio"/>
     <w:p>
@@ -40688,7 +40272,7 @@
           <wp:inline>
             <wp:extent cx="4951216" cy="2223307"/>
             <wp:effectExtent b="0" l="0" r="0" t="0"/>
-            <wp:docPr descr="" title="" id="301" name="Picture"/>
+            <wp:docPr descr="Gráfico 16.– Condición de segundo orden: CMg creciente (izquierda) y CMg decreciente que corta al IMg desde abajo (derecha)" title="" id="301" name="Picture"/>
             <a:graphic>
               <a:graphicData uri="http://schemas.openxmlformats.org/drawingml/2006/picture">
                 <pic:pic>
@@ -41860,16 +41444,8 @@
         </w:r>
       </w:hyperlink>
       <w:r>
-        <w:t xml:space="preserve">).</w:t>
-      </w:r>
-      <m:oMath>
-        <m:r>
-          <m:rPr>
-            <m:sty m:val="p"/>
-          </m:rPr>
-          <m:t>◼</m:t>
-        </m:r>
-      </m:oMath>
+        <w:t xml:space="preserve">). ∎</w:t>
+      </w:r>
     </w:p>
     <w:bookmarkStart w:id="308" w:name="fig_viabilidad_monopolio"/>
     <w:p>
@@ -41915,7 +41491,7 @@
           <wp:inline>
             <wp:extent cx="5073650" cy="2218904"/>
             <wp:effectExtent b="0" l="0" r="0" t="0"/>
-            <wp:docPr descr="" title="" id="306" name="Picture"/>
+            <wp:docPr descr="Gráfico 17.– Viabilidad del monopolista: la condición se evalúa en q^M, no en el mínimo del coste medio" title="" id="306" name="Picture"/>
             <a:graphic>
               <a:graphicData uri="http://schemas.openxmlformats.org/drawingml/2006/picture">
                 <pic:pic>
@@ -44723,16 +44299,8 @@
         </m:r>
       </m:oMath>
       <w:r>
-        <w:t xml:space="preserve">.</w:t>
-      </w:r>
-      <m:oMath>
-        <m:r>
-          <m:rPr>
-            <m:sty m:val="p"/>
-          </m:rPr>
-          <m:t>◼</m:t>
-        </m:r>
-      </m:oMath>
+        <w:t xml:space="preserve">. ∎</w:t>
+      </w:r>
     </w:p>
     <w:p>
       <w:pPr>
@@ -47354,16 +46922,8 @@
         </m:r>
       </m:oMath>
       <w:r>
-        <w:t xml:space="preserve">.</w:t>
-      </w:r>
-      <m:oMath>
-        <m:r>
-          <m:rPr>
-            <m:sty m:val="p"/>
-          </m:rPr>
-          <m:t>◼</m:t>
-        </m:r>
-      </m:oMath>
+        <w:t xml:space="preserve">. ∎</w:t>
+      </w:r>
     </w:p>
     <w:bookmarkEnd w:id="311"/>
     <w:bookmarkStart w:id="321" w:name="anexo_proporciones_fijas"/>
@@ -48336,7 +47896,7 @@
           <wp:inline>
             <wp:extent cx="3293674" cy="2697327"/>
             <wp:effectExtent b="0" l="0" r="0" t="0"/>
-            <wp:docPr descr="" title="" id="315" name="Picture"/>
+            <wp:docPr descr="Gráfico 18.– Producción conjunta en proporciones fijas: suma vertical de los ingresos marginales" title="" id="315" name="Picture"/>
             <a:graphic>
               <a:graphicData uri="http://schemas.openxmlformats.org/drawingml/2006/picture">
                 <pic:pic>
@@ -49664,14 +49224,9 @@
           <w:numId w:val="1000"/>
         </w:numPr>
       </w:pPr>
-      <m:oMath>
-        <m:r>
-          <m:rPr>
-            <m:sty m:val="p"/>
-          </m:rPr>
-          <m:t>◼</m:t>
-        </m:r>
-      </m:oMath>
+      <w:r>
+        <w:t xml:space="preserve"> ∎</w:t>
+      </w:r>
     </w:p>
     <w:p>
       <w:pPr>
@@ -51183,16 +50738,8 @@
         <w:t xml:space="preserve"> </w:t>
       </w:r>
       <w:r>
-        <w:t xml:space="preserve">es mayor.</w:t>
-      </w:r>
-      <m:oMath>
-        <m:r>
-          <m:rPr>
-            <m:sty m:val="p"/>
-          </m:rPr>
-          <m:t>◼</m:t>
-        </m:r>
-      </m:oMath>
+        <w:t xml:space="preserve">es mayor. ∎</w:t>
+      </w:r>
     </w:p>
     <w:p>
       <w:pPr>
@@ -51283,13 +50830,7 @@
           <w:rPr>
             <w:rStyle w:val="Hyperlink"/>
           </w:rPr>
-          <w:t xml:space="preserve"> </w:t>
-        </w:r>
-        <w:r>
-          <w:rPr>
-            <w:rStyle w:val="Hyperlink"/>
-          </w:rPr>
-          <w:t xml:space="preserve">1982</w:t>
+          <w:t xml:space="preserve">, 1982</w:t>
         </w:r>
       </w:hyperlink>
       <w:r>
@@ -51357,13 +50898,7 @@
           <w:rPr>
             <w:rStyle w:val="Hyperlink"/>
           </w:rPr>
-          <w:t xml:space="preserve"> </w:t>
-        </w:r>
-        <w:r>
-          <w:rPr>
-            <w:rStyle w:val="Hyperlink"/>
-          </w:rPr>
-          <w:t xml:space="preserve">1996</w:t>
+          <w:t xml:space="preserve">, 1996</w:t>
         </w:r>
       </w:hyperlink>
       <w:r>
@@ -52378,16 +51913,8 @@
         </w:r>
       </w:hyperlink>
       <w:r>
-        <w:t xml:space="preserve">. El IPMg queda por debajo del VPMg, porque vender más baja el precio de todas las unidades, y el GMg por encima de la oferta, porque contratar más sube el salario de todos. El salario lo da siempre la oferta de trabajo en la cantidad contratada.</w:t>
-      </w:r>
-      <m:oMath>
-        <m:r>
-          <m:rPr>
-            <m:sty m:val="p"/>
-          </m:rPr>
-          <m:t>◼</m:t>
-        </m:r>
-      </m:oMath>
+        <w:t xml:space="preserve">. El IPMg queda por debajo del VPMg, porque vender más baja el precio de todas las unidades, y el GMg por encima de la oferta, porque contratar más sube el salario de todos. El salario lo da siempre la oferta de trabajo en la cantidad contratada. ∎</w:t>
+      </w:r>
     </w:p>
     <w:p>
       <w:pPr>
@@ -52809,16 +52336,8 @@
         </w:r>
       </w:hyperlink>
       <w:r>
-        <w:t xml:space="preserve">).</w:t>
-      </w:r>
-      <m:oMath>
-        <m:r>
-          <m:rPr>
-            <m:sty m:val="p"/>
-          </m:rPr>
-          <m:t>◼</m:t>
-        </m:r>
-      </m:oMath>
+        <w:t xml:space="preserve">). ∎</w:t>
+      </w:r>
     </w:p>
     <w:bookmarkEnd w:id="324"/>
     <w:bookmarkStart w:id="325" w:name="anexo_nash"/>
@@ -54327,16 +53846,8 @@
         </m:d>
       </m:oMath>
       <w:r>
-        <w:t xml:space="preserve">.</w:t>
-      </w:r>
-      <m:oMath>
-        <m:r>
-          <m:rPr>
-            <m:sty m:val="p"/>
-          </m:rPr>
-          <m:t>◼</m:t>
-        </m:r>
-      </m:oMath>
+        <w:t xml:space="preserve">. ∎</w:t>
+      </w:r>
     </w:p>
     <w:bookmarkEnd w:id="325"/>
     <w:bookmarkStart w:id="326" w:name="anexo_aj"/>
@@ -55490,16 +55001,8 @@
         </m:sSub>
       </m:oMath>
       <w:r>
-        <w:t xml:space="preserve">: la empresa usa capital hasta donde su productividad marginal es menor que la que exige el mínimo coste. Sobrecapitaliza.</w:t>
-      </w:r>
-      <m:oMath>
-        <m:r>
-          <m:rPr>
-            <m:sty m:val="p"/>
-          </m:rPr>
-          <m:t>◼</m:t>
-        </m:r>
-      </m:oMath>
+        <w:t xml:space="preserve">: la empresa usa capital hasta donde su productividad marginal es menor que la que exige el mínimo coste. Sobrecapitaliza. ∎</w:t>
+      </w:r>
     </w:p>
     <w:bookmarkEnd w:id="326"/>
     <w:bookmarkEnd w:id="327"/>
@@ -58366,7 +57869,7 @@
     </w:p>
     <w:bookmarkEnd w:id="329"/>
     <w:bookmarkEnd w:id="330"/>
-    <w:bookmarkStart w:id="522" w:name="bibliography"/>
+    <w:bookmarkStart w:id="522" w:name="bibliografia"/>
     <w:p>
       <w:pPr>
         <w:pStyle w:val="Heading1"/>
@@ -58382,7 +57885,7 @@
         <w:pStyle w:val="Bibliography"/>
       </w:pPr>
       <w:r>
-        <w:t xml:space="preserve">Adams, William James y Janet L. Yellen. 1976.</w:t>
+        <w:t xml:space="preserve">Adams, William James y Janet L. Yellen (1976).</w:t>
       </w:r>
       <w:r>
         <w:t xml:space="preserve"> </w:t>
@@ -58431,7 +57934,7 @@
         <w:pStyle w:val="Bibliography"/>
       </w:pPr>
       <w:r>
-        <w:t xml:space="preserve">Aghion, Philippe, Nick Bloom, Richard Blundell, Rachel Griffith y Peter Howitt. 2005.</w:t>
+        <w:t xml:space="preserve">Aghion, Philippe, Nick Bloom, Richard Blundell, Rachel Griffith y Peter Howitt (2005).</w:t>
       </w:r>
       <w:r>
         <w:t xml:space="preserve"> </w:t>
@@ -58480,7 +57983,7 @@
         <w:pStyle w:val="Bibliography"/>
       </w:pPr>
       <w:r>
-        <w:t xml:space="preserve">Arrow, Kenneth J. 1962.</w:t>
+        <w:t xml:space="preserve">Arrow, Kenneth J. (1962).</w:t>
       </w:r>
       <w:r>
         <w:t xml:space="preserve"> </w:t>
@@ -58512,7 +58015,7 @@
         <w:pStyle w:val="Bibliography"/>
       </w:pPr>
       <w:r>
-        <w:t xml:space="preserve">Averch, Harvey y Leland L. Johnson. 1962.</w:t>
+        <w:t xml:space="preserve">Averch, Harvey y Leland L. Johnson (1962).</w:t>
       </w:r>
       <w:r>
         <w:t xml:space="preserve"> </w:t>
@@ -58547,7 +58050,7 @@
         <w:pStyle w:val="Bibliography"/>
       </w:pPr>
       <w:r>
-        <w:t xml:space="preserve">Baldwin, Robert, Martin Cave y Martin Lodge. 2012.</w:t>
+        <w:t xml:space="preserve">Baldwin, Robert, Martin Cave y Martin Lodge (2012).</w:t>
       </w:r>
       <w:r>
         <w:t xml:space="preserve"> </w:t>
@@ -58570,7 +58073,7 @@
         <w:pStyle w:val="Bibliography"/>
       </w:pPr>
       <w:r>
-        <w:t xml:space="preserve">Baumol, William J. 1977.</w:t>
+        <w:t xml:space="preserve">Baumol, William J. (1977).</w:t>
       </w:r>
       <w:r>
         <w:t xml:space="preserve"> </w:t>
@@ -58605,7 +58108,7 @@
         <w:pStyle w:val="Bibliography"/>
       </w:pPr>
       <w:r>
-        <w:t xml:space="preserve">———. 1982.</w:t>
+        <w:t xml:space="preserve">Baumol, William J. (1982).</w:t>
       </w:r>
       <w:r>
         <w:t xml:space="preserve"> </w:t>
@@ -58654,7 +58157,7 @@
         <w:pStyle w:val="Bibliography"/>
       </w:pPr>
       <w:r>
-        <w:t xml:space="preserve">Baumol, William J., Elizabeth E. Bailey y Robert D. Willig. 1977.</w:t>
+        <w:t xml:space="preserve">Baumol, William J., Elizabeth E. Bailey y Robert D. Willig (1977).</w:t>
       </w:r>
       <w:r>
         <w:t xml:space="preserve"> </w:t>
@@ -58689,7 +58192,7 @@
         <w:pStyle w:val="Bibliography"/>
       </w:pPr>
       <w:r>
-        <w:t xml:space="preserve">Baumol, William J. y Alvin K. Klevorick. 1970.</w:t>
+        <w:t xml:space="preserve">Baumol, William J. y Alvin K. Klevorick (1970).</w:t>
       </w:r>
       <w:r>
         <w:t xml:space="preserve"> </w:t>
@@ -58738,7 +58241,7 @@
         <w:pStyle w:val="Bibliography"/>
       </w:pPr>
       <w:r>
-        <w:t xml:space="preserve">Baumol, William J., John C. Panzar y Robert D. Willig. 1982.</w:t>
+        <w:t xml:space="preserve">Baumol, William J., John C. Panzar y Robert D. Willig (1982).</w:t>
       </w:r>
       <w:r>
         <w:t xml:space="preserve"> </w:t>
@@ -58761,7 +58264,7 @@
         <w:pStyle w:val="Bibliography"/>
       </w:pPr>
       <w:r>
-        <w:t xml:space="preserve">Becker, Gary S. 1983.</w:t>
+        <w:t xml:space="preserve">Becker, Gary S. (1983).</w:t>
       </w:r>
       <w:r>
         <w:t xml:space="preserve"> </w:t>
@@ -58810,7 +58313,7 @@
         <w:pStyle w:val="Bibliography"/>
       </w:pPr>
       <w:r>
-        <w:t xml:space="preserve">Binmore, Ken, Ariel Rubinstein y Asher Wolinsky. 1986.</w:t>
+        <w:t xml:space="preserve">Binmore, Ken, Ariel Rubinstein y Asher Wolinsky (1986).</w:t>
       </w:r>
       <w:r>
         <w:t xml:space="preserve"> </w:t>
@@ -58859,7 +58362,7 @@
         <w:pStyle w:val="Bibliography"/>
       </w:pPr>
       <w:r>
-        <w:t xml:space="preserve">Boiteux, Marcel. 1949.</w:t>
+        <w:t xml:space="preserve">Boiteux, Marcel (1949).</w:t>
       </w:r>
       <w:r>
         <w:t xml:space="preserve"> </w:t>
@@ -58894,7 +58397,7 @@
         <w:pStyle w:val="Bibliography"/>
       </w:pPr>
       <w:r>
-        <w:t xml:space="preserve">———. 1956.</w:t>
+        <w:t xml:space="preserve">Boiteux, Marcel (1956).</w:t>
       </w:r>
       <w:r>
         <w:t xml:space="preserve"> </w:t>
@@ -58943,7 +58446,7 @@
         <w:pStyle w:val="Bibliography"/>
       </w:pPr>
       <w:r>
-        <w:t xml:space="preserve">Bowley, Arthur L. 1928.</w:t>
+        <w:t xml:space="preserve">Bowley, Arthur L. (1928).</w:t>
       </w:r>
       <w:r>
         <w:t xml:space="preserve"> </w:t>
@@ -58992,7 +58495,7 @@
         <w:pStyle w:val="Bibliography"/>
       </w:pPr>
       <w:r>
-        <w:t xml:space="preserve">Braeutigam, Ronald R. 1989.</w:t>
+        <w:t xml:space="preserve">Braeutigam, Ronald R. (1989).</w:t>
       </w:r>
       <w:r>
         <w:t xml:space="preserve"> </w:t>
@@ -59038,7 +58541,7 @@
         <w:pStyle w:val="Bibliography"/>
       </w:pPr>
       <w:r>
-        <w:t xml:space="preserve">Bulow, Jeremy I. 1982.</w:t>
+        <w:t xml:space="preserve">Bulow, Jeremy I. (1982).</w:t>
       </w:r>
       <w:r>
         <w:t xml:space="preserve"> </w:t>
@@ -59087,7 +58590,7 @@
         <w:pStyle w:val="Bibliography"/>
       </w:pPr>
       <w:r>
-        <w:t xml:space="preserve">Bulow, Jeremy I. y Paul Pfleiderer. 1983.</w:t>
+        <w:t xml:space="preserve">Bulow, Jeremy I. y Paul Pfleiderer (1983).</w:t>
       </w:r>
       <w:r>
         <w:t xml:space="preserve"> </w:t>
@@ -59136,7 +58639,7 @@
         <w:pStyle w:val="Bibliography"/>
       </w:pPr>
       <w:r>
-        <w:t xml:space="preserve">Bundesministerium der Justiz. 2007.</w:t>
+        <w:t xml:space="preserve">Bundesministerium der Justiz (2007).</w:t>
       </w:r>
       <w:r>
         <w:t xml:space="preserve"> </w:t>
@@ -59169,7 +58672,7 @@
         <w:pStyle w:val="Bibliography"/>
       </w:pPr>
       <w:r>
-        <w:t xml:space="preserve">Bundesnetzagentur. 2026.</w:t>
+        <w:t xml:space="preserve">Bundesnetzagentur (2026).</w:t>
       </w:r>
       <w:r>
         <w:t xml:space="preserve"> </w:t>
@@ -59208,7 +58711,7 @@
         <w:pStyle w:val="Bibliography"/>
       </w:pPr>
       <w:r>
-        <w:t xml:space="preserve">Card, David y Alan B. Krueger. 1994.</w:t>
+        <w:t xml:space="preserve">Card, David y Alan B. Krueger (1994).</w:t>
       </w:r>
       <w:r>
         <w:t xml:space="preserve"> </w:t>
@@ -59257,7 +58760,7 @@
         <w:pStyle w:val="Bibliography"/>
       </w:pPr>
       <w:r>
-        <w:t xml:space="preserve">Coase, Ronald H. 1946.</w:t>
+        <w:t xml:space="preserve">Coase, Ronald H. (1946).</w:t>
       </w:r>
       <w:r>
         <w:t xml:space="preserve"> </w:t>
@@ -59306,7 +58809,7 @@
         <w:pStyle w:val="Bibliography"/>
       </w:pPr>
       <w:r>
-        <w:t xml:space="preserve">———. 1972.</w:t>
+        <w:t xml:space="preserve">Coase, Ronald H. (1972).</w:t>
       </w:r>
       <w:r>
         <w:t xml:space="preserve"> </w:t>
@@ -59355,7 +58858,7 @@
         <w:pStyle w:val="Bibliography"/>
       </w:pPr>
       <w:r>
-        <w:t xml:space="preserve">Comisión Nacional de los Mercados y la Competencia. 2018a.</w:t>
+        <w:t xml:space="preserve">Comisión Nacional de los Mercados y la Competencia (2018a).</w:t>
       </w:r>
       <w:r>
         <w:t xml:space="preserve"> </w:t>
@@ -59388,7 +58891,7 @@
         <w:pStyle w:val="Bibliography"/>
       </w:pPr>
       <w:r>
-        <w:t xml:space="preserve">———. 2018b.</w:t>
+        <w:t xml:space="preserve">Comisión Nacional de los Mercados y la Competencia (2018b).</w:t>
       </w:r>
       <w:r>
         <w:t xml:space="preserve"> </w:t>
@@ -59421,7 +58924,7 @@
         <w:pStyle w:val="Bibliography"/>
       </w:pPr>
       <w:r>
-        <w:t xml:space="preserve">———. 2019.</w:t>
+        <w:t xml:space="preserve">Comisión Nacional de los Mercados y la Competencia (2019).</w:t>
       </w:r>
       <w:r>
         <w:t xml:space="preserve"> </w:t>
@@ -59440,7 +58943,7 @@
         <w:pStyle w:val="Bibliography"/>
       </w:pPr>
       <w:r>
-        <w:t xml:space="preserve">———. 2020.</w:t>
+        <w:t xml:space="preserve">Comisión Nacional de los Mercados y la Competencia (2020).</w:t>
       </w:r>
       <w:r>
         <w:t xml:space="preserve"> </w:t>
@@ -59473,7 +58976,7 @@
         <w:pStyle w:val="Bibliography"/>
       </w:pPr>
       <w:r>
-        <w:t xml:space="preserve">Consejo de la Unión Europea. 2004.</w:t>
+        <w:t xml:space="preserve">Consejo de la Unión Europea (2004).</w:t>
       </w:r>
       <w:r>
         <w:t xml:space="preserve"> </w:t>
@@ -59506,7 +59009,7 @@
         <w:pStyle w:val="Bibliography"/>
       </w:pPr>
       <w:r>
-        <w:t xml:space="preserve">Cournot, Antoine Augustin. 1838.</w:t>
+        <w:t xml:space="preserve">Cournot, Antoine Augustin (1838).</w:t>
       </w:r>
       <w:r>
         <w:t xml:space="preserve"> </w:t>
@@ -59529,7 +59032,7 @@
         <w:pStyle w:val="Bibliography"/>
       </w:pPr>
       <w:r>
-        <w:t xml:space="preserve">Cowling, Keith y Dennis C. Mueller. 1978.</w:t>
+        <w:t xml:space="preserve">Cowling, Keith y Dennis C. Mueller (1978).</w:t>
       </w:r>
       <w:r>
         <w:t xml:space="preserve"> </w:t>
@@ -59578,7 +59081,7 @@
         <w:pStyle w:val="Bibliography"/>
       </w:pPr>
       <w:r>
-        <w:t xml:space="preserve">De Loecker, Jan, Jan Eeckhout y Gabriel Unger. 2020.</w:t>
+        <w:t xml:space="preserve">De Loecker, Jan, Jan Eeckhout y Gabriel Unger (2020).</w:t>
       </w:r>
       <w:r>
         <w:t xml:space="preserve"> </w:t>
@@ -59627,7 +59130,7 @@
         <w:pStyle w:val="Bibliography"/>
       </w:pPr>
       <w:r>
-        <w:t xml:space="preserve">Deb, Shubhdeep, Jan Eeckhout, Aseem Patel y Lawrence Warren. 2022.</w:t>
+        <w:t xml:space="preserve">Deb, Shubhdeep, Jan Eeckhout, Aseem Patel y Lawrence Warren (2022).</w:t>
       </w:r>
       <w:r>
         <w:t xml:space="preserve"> </w:t>
@@ -59673,7 +59176,7 @@
         <w:pStyle w:val="Bibliography"/>
       </w:pPr>
       <w:r>
-        <w:t xml:space="preserve">Demsetz, Harold. 1968.</w:t>
+        <w:t xml:space="preserve">Demsetz, Harold (1968).</w:t>
       </w:r>
       <w:r>
         <w:t xml:space="preserve"> </w:t>
@@ -59719,7 +59222,7 @@
         <w:pStyle w:val="Bibliography"/>
       </w:pPr>
       <w:r>
-        <w:t xml:space="preserve">Deneckere, Raymond J. y R. Preston McAfee. 1996.</w:t>
+        <w:t xml:space="preserve">Deneckere, Raymond J. y R. Preston McAfee (1996).</w:t>
       </w:r>
       <w:r>
         <w:t xml:space="preserve"> </w:t>
@@ -59768,7 +59271,7 @@
         <w:pStyle w:val="Bibliography"/>
       </w:pPr>
       <w:r>
-        <w:t xml:space="preserve">Dirección General de Aviación Civil. 2026.</w:t>
+        <w:t xml:space="preserve">Dirección General de Aviación Civil (2026).</w:t>
       </w:r>
       <w:r>
         <w:t xml:space="preserve"> </w:t>
@@ -59801,7 +59304,7 @@
         <w:pStyle w:val="Bibliography"/>
       </w:pPr>
       <w:r>
-        <w:t xml:space="preserve">Dunlop, John T. 1944.</w:t>
+        <w:t xml:space="preserve">Dunlop, John T. (1944).</w:t>
       </w:r>
       <w:r>
         <w:t xml:space="preserve"> </w:t>
@@ -59824,7 +59327,7 @@
         <w:pStyle w:val="Bibliography"/>
       </w:pPr>
       <w:r>
-        <w:t xml:space="preserve">Dupuit, Jules. 1844.</w:t>
+        <w:t xml:space="preserve">Dupuit, Jules (1844).</w:t>
       </w:r>
       <w:r>
         <w:t xml:space="preserve"> </w:t>
@@ -59856,7 +59359,7 @@
         <w:pStyle w:val="Bibliography"/>
       </w:pPr>
       <w:r>
-        <w:t xml:space="preserve">———. 1849.</w:t>
+        <w:t xml:space="preserve">Dupuit, Jules (1849).</w:t>
       </w:r>
       <w:r>
         <w:t xml:space="preserve"> </w:t>
@@ -59891,7 +59394,7 @@
         <w:pStyle w:val="Bibliography"/>
       </w:pPr>
       <w:r>
-        <w:t xml:space="preserve">Edgeworth, Francis Ysidro. 1881.</w:t>
+        <w:t xml:space="preserve">Edgeworth, Francis Ysidro (1881).</w:t>
       </w:r>
       <w:r>
         <w:t xml:space="preserve"> </w:t>
@@ -59914,7 +59417,7 @@
         <w:pStyle w:val="Bibliography"/>
       </w:pPr>
       <w:r>
-        <w:t xml:space="preserve">Ekelund, Robert B. 1970.</w:t>
+        <w:t xml:space="preserve">Ekelund, Robert B. (1970).</w:t>
       </w:r>
       <w:r>
         <w:t xml:space="preserve"> </w:t>
@@ -59963,7 +59466,7 @@
         <w:pStyle w:val="Bibliography"/>
       </w:pPr>
       <w:r>
-        <w:t xml:space="preserve">Ekelund, Robert B. y Robert F. Hébert. 2014.</w:t>
+        <w:t xml:space="preserve">Ekelund, Robert B. y Robert F. Hébert (2014).</w:t>
       </w:r>
       <w:r>
         <w:t xml:space="preserve"> </w:t>
@@ -59986,7 +59489,7 @@
         <w:pStyle w:val="Bibliography"/>
       </w:pPr>
       <w:r>
-        <w:t xml:space="preserve">Faulhaber, Gerald R. 1975.</w:t>
+        <w:t xml:space="preserve">Faulhaber, Gerald R. (1975).</w:t>
       </w:r>
       <w:r>
         <w:t xml:space="preserve"> </w:t>
@@ -60035,7 +59538,7 @@
         <w:pStyle w:val="Bibliography"/>
       </w:pPr>
       <w:r>
-        <w:t xml:space="preserve">Fellner, William. 1947.</w:t>
+        <w:t xml:space="preserve">Fellner, William (1947).</w:t>
       </w:r>
       <w:r>
         <w:t xml:space="preserve"> </w:t>
@@ -60084,7 +59587,7 @@
         <w:pStyle w:val="Bibliography"/>
       </w:pPr>
       <w:r>
-        <w:t xml:space="preserve">Freixas, Xavier, Roger Guesnerie y Jean Tirole. 1985.</w:t>
+        <w:t xml:space="preserve">Freixas, Xavier, Roger Guesnerie y Jean Tirole (1985).</w:t>
       </w:r>
       <w:r>
         <w:t xml:space="preserve"> </w:t>
@@ -60133,7 +59636,7 @@
         <w:pStyle w:val="Bibliography"/>
       </w:pPr>
       <w:r>
-        <w:t xml:space="preserve">Galbraith, John Kenneth. 1952.</w:t>
+        <w:t xml:space="preserve">Galbraith, John Kenneth (1952).</w:t>
       </w:r>
       <w:r>
         <w:t xml:space="preserve"> </w:t>
@@ -60156,7 +59659,7 @@
         <w:pStyle w:val="Bibliography"/>
       </w:pPr>
       <w:r>
-        <w:t xml:space="preserve">Gul, Faruk, Hugo Sonnenschein y Robert Wilson. 1986.</w:t>
+        <w:t xml:space="preserve">Gul, Faruk, Hugo Sonnenschein y Robert Wilson (1986).</w:t>
       </w:r>
       <w:r>
         <w:t xml:space="preserve"> </w:t>
@@ -60205,7 +59708,7 @@
         <w:pStyle w:val="Bibliography"/>
       </w:pPr>
       <w:r>
-        <w:t xml:space="preserve">Harberger, Arnold C. 1954.</w:t>
+        <w:t xml:space="preserve">Harberger, Arnold C. (1954).</w:t>
       </w:r>
       <w:r>
         <w:t xml:space="preserve"> </w:t>
@@ -60240,7 +59743,7 @@
         <w:pStyle w:val="Bibliography"/>
       </w:pPr>
       <w:r>
-        <w:t xml:space="preserve">Hicks, John R. 1935.</w:t>
+        <w:t xml:space="preserve">Hicks, John R. (1935).</w:t>
       </w:r>
       <w:r>
         <w:t xml:space="preserve"> </w:t>
@@ -60289,7 +59792,7 @@
         <w:pStyle w:val="Bibliography"/>
       </w:pPr>
       <w:r>
-        <w:t xml:space="preserve">Hotelling, Harold. 1929.</w:t>
+        <w:t xml:space="preserve">Hotelling, Harold (1929).</w:t>
       </w:r>
       <w:r>
         <w:t xml:space="preserve"> </w:t>
@@ -60338,7 +59841,7 @@
         <w:pStyle w:val="Bibliography"/>
       </w:pPr>
       <w:r>
-        <w:t xml:space="preserve">———. 1938.</w:t>
+        <w:t xml:space="preserve">Hotelling, Harold (1938).</w:t>
       </w:r>
       <w:r>
         <w:t xml:space="preserve"> </w:t>
@@ -60387,7 +59890,7 @@
         <w:pStyle w:val="Bibliography"/>
       </w:pPr>
       <w:r>
-        <w:t xml:space="preserve">ICEX-CECO. s. f.</w:t>
+        <w:t xml:space="preserve">ICEX-CECO (s. f.).</w:t>
       </w:r>
       <w:r>
         <w:t xml:space="preserve"> </w:t>
@@ -60406,7 +59909,7 @@
         <w:pStyle w:val="Bibliography"/>
       </w:pPr>
       <w:r>
-        <w:t xml:space="preserve">Jamasb, Tooraj y Michael Pollitt. 2001.</w:t>
+        <w:t xml:space="preserve">Jamasb, Tooraj y Michael Pollitt (2001).</w:t>
       </w:r>
       <w:r>
         <w:t xml:space="preserve"> </w:t>
@@ -60441,7 +59944,7 @@
         <w:pStyle w:val="Bibliography"/>
       </w:pPr>
       <w:r>
-        <w:t xml:space="preserve">Jefatura del Estado. 2013.</w:t>
+        <w:t xml:space="preserve">Jefatura del Estado (2013).</w:t>
       </w:r>
       <w:r>
         <w:t xml:space="preserve"> </w:t>
@@ -60474,7 +59977,7 @@
         <w:pStyle w:val="Bibliography"/>
       </w:pPr>
       <w:r>
-        <w:t xml:space="preserve">———. 2015.</w:t>
+        <w:t xml:space="preserve">Jefatura del Estado (2015).</w:t>
       </w:r>
       <w:r>
         <w:t xml:space="preserve"> </w:t>
@@ -60507,7 +60010,7 @@
         <w:pStyle w:val="Bibliography"/>
       </w:pPr>
       <w:r>
-        <w:t xml:space="preserve">Joskow, Paul L. 1974.</w:t>
+        <w:t xml:space="preserve">Joskow, Paul L. (1974).</w:t>
       </w:r>
       <w:r>
         <w:t xml:space="preserve"> </w:t>
@@ -60556,7 +60059,7 @@
         <w:pStyle w:val="Bibliography"/>
       </w:pPr>
       <w:r>
-        <w:t xml:space="preserve">———. 2014.</w:t>
+        <w:t xml:space="preserve">Joskow, Paul L. (2014).</w:t>
       </w:r>
       <w:r>
         <w:t xml:space="preserve"> </w:t>
@@ -60588,7 +60091,7 @@
         <w:pStyle w:val="Bibliography"/>
       </w:pPr>
       <w:r>
-        <w:t xml:space="preserve">Koutsoyiannis, A. 1979.</w:t>
+        <w:t xml:space="preserve">Koutsoyiannis, A. (1979).</w:t>
       </w:r>
       <w:r>
         <w:t xml:space="preserve"> </w:t>
@@ -60611,7 +60114,7 @@
         <w:pStyle w:val="Bibliography"/>
       </w:pPr>
       <w:r>
-        <w:t xml:space="preserve">Laffont, Jean-Jacques y Jean Tirole. 1986.</w:t>
+        <w:t xml:space="preserve">Laffont, Jean-Jacques y Jean Tirole (1986).</w:t>
       </w:r>
       <w:r>
         <w:t xml:space="preserve"> </w:t>
@@ -60660,7 +60163,7 @@
         <w:pStyle w:val="Bibliography"/>
       </w:pPr>
       <w:r>
-        <w:t xml:space="preserve">———. 1988.</w:t>
+        <w:t xml:space="preserve">Laffont, Jean-Jacques y Jean Tirole (1988).</w:t>
       </w:r>
       <w:r>
         <w:t xml:space="preserve"> </w:t>
@@ -60709,7 +60212,7 @@
         <w:pStyle w:val="Bibliography"/>
       </w:pPr>
       <w:r>
-        <w:t xml:space="preserve">———. 1991.</w:t>
+        <w:t xml:space="preserve">Laffont, Jean-Jacques y Jean Tirole (1991).</w:t>
       </w:r>
       <w:r>
         <w:t xml:space="preserve"> </w:t>
@@ -60758,7 +60261,7 @@
         <w:pStyle w:val="Bibliography"/>
       </w:pPr>
       <w:r>
-        <w:t xml:space="preserve">———. 1993.</w:t>
+        <w:t xml:space="preserve">Laffont, Jean-Jacques y Jean Tirole (1993).</w:t>
       </w:r>
       <w:r>
         <w:t xml:space="preserve"> </w:t>
@@ -60781,7 +60284,7 @@
         <w:pStyle w:val="Bibliography"/>
       </w:pPr>
       <w:r>
-        <w:t xml:space="preserve">Leibenstein, Harvey. 1966.</w:t>
+        <w:t xml:space="preserve">Leibenstein, Harvey (1966).</w:t>
       </w:r>
       <w:r>
         <w:t xml:space="preserve"> </w:t>
@@ -60839,7 +60342,7 @@
         <w:pStyle w:val="Bibliography"/>
       </w:pPr>
       <w:r>
-        <w:t xml:space="preserve">Lerner, Abba P. 1934.</w:t>
+        <w:t xml:space="preserve">Lerner, Abba P. (1934).</w:t>
       </w:r>
       <w:r>
         <w:t xml:space="preserve"> </w:t>
@@ -60888,7 +60391,7 @@
         <w:pStyle w:val="Bibliography"/>
       </w:pPr>
       <w:r>
-        <w:t xml:space="preserve">Littlechild, Stephen C. 1983.</w:t>
+        <w:t xml:space="preserve">Littlechild, Stephen C. (1983).</w:t>
       </w:r>
       <w:r>
         <w:t xml:space="preserve"> </w:t>
@@ -60907,7 +60410,7 @@
         <w:pStyle w:val="Bibliography"/>
       </w:pPr>
       <w:r>
-        <w:t xml:space="preserve">Loeb, Martin y Wesley A. Magat. 1979.</w:t>
+        <w:t xml:space="preserve">Loeb, Martin y Wesley A. Magat (1979).</w:t>
       </w:r>
       <w:r>
         <w:t xml:space="preserve"> </w:t>
@@ -60956,7 +60459,7 @@
         <w:pStyle w:val="Bibliography"/>
       </w:pPr>
       <w:r>
-        <w:t xml:space="preserve">Manning, Alan. 2003.</w:t>
+        <w:t xml:space="preserve">Manning, Alan (2003).</w:t>
       </w:r>
       <w:r>
         <w:t xml:space="preserve"> </w:t>
@@ -60979,7 +60482,7 @@
         <w:pStyle w:val="Bibliography"/>
       </w:pPr>
       <w:r>
-        <w:t xml:space="preserve">Marshall, Alfred. 1890.</w:t>
+        <w:t xml:space="preserve">Marshall, Alfred (1890).</w:t>
       </w:r>
       <w:r>
         <w:t xml:space="preserve"> </w:t>
@@ -61016,7 +60519,7 @@
         <w:pStyle w:val="Bibliography"/>
       </w:pPr>
       <w:r>
-        <w:t xml:space="preserve">Maskin, Eric y John Riley. 1984.</w:t>
+        <w:t xml:space="preserve">Maskin, Eric y John Riley (1984).</w:t>
       </w:r>
       <w:r>
         <w:t xml:space="preserve"> </w:t>
@@ -61065,7 +60568,7 @@
         <w:pStyle w:val="Bibliography"/>
       </w:pPr>
       <w:r>
-        <w:t xml:space="preserve">McDonald, Ian M. y Robert M. Solow. 1981.</w:t>
+        <w:t xml:space="preserve">McDonald, Ian M. y Robert M. Solow (1981).</w:t>
       </w:r>
       <w:r>
         <w:t xml:space="preserve"> </w:t>
@@ -61114,7 +60617,7 @@
         <w:pStyle w:val="Bibliography"/>
       </w:pPr>
       <w:r>
-        <w:t xml:space="preserve">Mill, John Stuart. 1848.</w:t>
+        <w:t xml:space="preserve">Mill, John Stuart (1848).</w:t>
       </w:r>
       <w:r>
         <w:t xml:space="preserve"> </w:t>
@@ -61151,7 +60654,7 @@
         <w:pStyle w:val="Bibliography"/>
       </w:pPr>
       <w:r>
-        <w:t xml:space="preserve">Ministerio de Hacienda y Función Pública. 2017.</w:t>
+        <w:t xml:space="preserve">Ministerio de Hacienda y Función Pública (2017).</w:t>
       </w:r>
       <w:r>
         <w:t xml:space="preserve"> </w:t>
@@ -61184,7 +60687,7 @@
         <w:pStyle w:val="Bibliography"/>
       </w:pPr>
       <w:r>
-        <w:t xml:space="preserve">Ministerio de Trabajo y Economía Social. 2026.</w:t>
+        <w:t xml:space="preserve">Ministerio de Trabajo y Economía Social (2026).</w:t>
       </w:r>
       <w:r>
         <w:t xml:space="preserve"> </w:t>
@@ -61217,7 +60720,7 @@
         <w:pStyle w:val="Bibliography"/>
       </w:pPr>
       <w:r>
-        <w:t xml:space="preserve">Modigliani, Franco. 1958.</w:t>
+        <w:t xml:space="preserve">Modigliani, Franco (1958).</w:t>
       </w:r>
       <w:r>
         <w:t xml:space="preserve"> </w:t>
@@ -61266,7 +60769,7 @@
         <w:pStyle w:val="Bibliography"/>
       </w:pPr>
       <w:r>
-        <w:t xml:space="preserve">Mussa, Michael y Sherwin Rosen. 1978.</w:t>
+        <w:t xml:space="preserve">Mussa, Michael y Sherwin Rosen (1978).</w:t>
       </w:r>
       <w:r>
         <w:t xml:space="preserve"> </w:t>
@@ -61315,7 +60818,7 @@
         <w:pStyle w:val="Bibliography"/>
       </w:pPr>
       <w:r>
-        <w:t xml:space="preserve">Nash, John F. 1950.</w:t>
+        <w:t xml:space="preserve">Nash, John F. (1950).</w:t>
       </w:r>
       <w:r>
         <w:t xml:space="preserve"> </w:t>
@@ -61364,7 +60867,7 @@
         <w:pStyle w:val="Bibliography"/>
       </w:pPr>
       <w:r>
-        <w:t xml:space="preserve">Oi, Walter Y. 1971.</w:t>
+        <w:t xml:space="preserve">Oi, Walter Y. (1971).</w:t>
       </w:r>
       <w:r>
         <w:t xml:space="preserve"> </w:t>
@@ -61413,7 +60916,7 @@
         <w:pStyle w:val="Bibliography"/>
       </w:pPr>
       <w:r>
-        <w:t xml:space="preserve">Olson, Mancur. 1965.</w:t>
+        <w:t xml:space="preserve">Olson, Mancur (1965).</w:t>
       </w:r>
       <w:r>
         <w:t xml:space="preserve"> </w:t>
@@ -61450,7 +60953,7 @@
         <w:pStyle w:val="Bibliography"/>
       </w:pPr>
       <w:r>
-        <w:t xml:space="preserve">Panzar, John C. y Robert D. Willig. 1977.</w:t>
+        <w:t xml:space="preserve">Panzar, John C. y Robert D. Willig (1977).</w:t>
       </w:r>
       <w:r>
         <w:t xml:space="preserve"> </w:t>
@@ -61499,7 +61002,7 @@
         <w:pStyle w:val="Bibliography"/>
       </w:pPr>
       <w:r>
-        <w:t xml:space="preserve">Peltzman, Sam. 1976.</w:t>
+        <w:t xml:space="preserve">Peltzman, Sam (1976).</w:t>
       </w:r>
       <w:r>
         <w:t xml:space="preserve"> </w:t>
@@ -61548,7 +61051,7 @@
         <w:pStyle w:val="Bibliography"/>
       </w:pPr>
       <w:r>
-        <w:t xml:space="preserve">Pigou, Arthur Cecil. 1920.</w:t>
+        <w:t xml:space="preserve">Pigou, Arthur Cecil (1920).</w:t>
       </w:r>
       <w:r>
         <w:t xml:space="preserve"> </w:t>
@@ -61585,7 +61088,7 @@
         <w:pStyle w:val="Bibliography"/>
       </w:pPr>
       <w:r>
-        <w:t xml:space="preserve">Posner, Richard A. 1975.</w:t>
+        <w:t xml:space="preserve">Posner, Richard A. (1975).</w:t>
       </w:r>
       <w:r>
         <w:t xml:space="preserve"> </w:t>
@@ -61634,7 +61137,7 @@
         <w:pStyle w:val="Bibliography"/>
       </w:pPr>
       <w:r>
-        <w:t xml:space="preserve">ProMarket (Stigler Center, Universidad de Chicago). 2021.</w:t>
+        <w:t xml:space="preserve">ProMarket (Stigler Center, Universidad de Chicago) (2021).</w:t>
       </w:r>
       <w:r>
         <w:t xml:space="preserve"> </w:t>
@@ -61667,7 +61170,7 @@
         <w:pStyle w:val="Bibliography"/>
       </w:pPr>
       <w:r>
-        <w:t xml:space="preserve">Ramsey, Frank P. 1927.</w:t>
+        <w:t xml:space="preserve">Ramsey, Frank P. (1927).</w:t>
       </w:r>
       <w:r>
         <w:t xml:space="preserve"> </w:t>
@@ -61716,7 +61219,7 @@
         <w:pStyle w:val="Bibliography"/>
       </w:pPr>
       <w:r>
-        <w:t xml:space="preserve">Reutlinger, Alexander, Gerhard Schurz, Andreas Hüttemann y Siegfried Jaag. 2024.</w:t>
+        <w:t xml:space="preserve">Reutlinger, Alexander, Gerhard Schurz, Andreas Hüttemann y Siegfried Jaag (2024).</w:t>
       </w:r>
       <w:r>
         <w:t xml:space="preserve"> </w:t>
@@ -61749,7 +61252,7 @@
         <w:pStyle w:val="Bibliography"/>
       </w:pPr>
       <w:r>
-        <w:t xml:space="preserve">Ricardo, David. 1817.</w:t>
+        <w:t xml:space="preserve">Ricardo, David (1817).</w:t>
       </w:r>
       <w:r>
         <w:t xml:space="preserve"> </w:t>
@@ -61786,7 +61289,7 @@
         <w:pStyle w:val="Bibliography"/>
       </w:pPr>
       <w:r>
-        <w:t xml:space="preserve">Robinson, Joan. 1933.</w:t>
+        <w:t xml:space="preserve">Robinson, Joan (1933).</w:t>
       </w:r>
       <w:r>
         <w:t xml:space="preserve"> </w:t>
@@ -61809,7 +61312,7 @@
         <w:pStyle w:val="Bibliography"/>
       </w:pPr>
       <w:r>
-        <w:t xml:space="preserve">Rubinstein, Ariel. 1982.</w:t>
+        <w:t xml:space="preserve">Rubinstein, Ariel (1982).</w:t>
       </w:r>
       <w:r>
         <w:t xml:space="preserve"> </w:t>
@@ -61858,7 +61361,7 @@
         <w:pStyle w:val="Bibliography"/>
       </w:pPr>
       <w:r>
-        <w:t xml:space="preserve">Sala-i-Martín, Xavier. 2013.</w:t>
+        <w:t xml:space="preserve">Sala-i-Martín, Xavier (2013).</w:t>
       </w:r>
       <w:r>
         <w:t xml:space="preserve"> </w:t>
@@ -61891,7 +61394,7 @@
         <w:pStyle w:val="Bibliography"/>
       </w:pPr>
       <w:r>
-        <w:t xml:space="preserve">Schmalensee, Richard. 1981.</w:t>
+        <w:t xml:space="preserve">Schmalensee, Richard (1981).</w:t>
       </w:r>
       <w:r>
         <w:t xml:space="preserve"> </w:t>
@@ -61926,7 +61429,7 @@
         <w:pStyle w:val="Bibliography"/>
       </w:pPr>
       <w:r>
-        <w:t xml:space="preserve">Schmitz, James A. 2012.</w:t>
+        <w:t xml:space="preserve">Schmitz, James A. (2012).</w:t>
       </w:r>
       <w:r>
         <w:t xml:space="preserve"> </w:t>
@@ -61959,7 +61462,7 @@
         <w:pStyle w:val="Bibliography"/>
       </w:pPr>
       <w:r>
-        <w:t xml:space="preserve">Schumpeter, Joseph A. 1942.</w:t>
+        <w:t xml:space="preserve">Schumpeter, Joseph A. (1942).</w:t>
       </w:r>
       <w:r>
         <w:t xml:space="preserve"> </w:t>
@@ -61982,7 +61485,7 @@
         <w:pStyle w:val="Bibliography"/>
       </w:pPr>
       <w:r>
-        <w:t xml:space="preserve">Segura, Julio. 1996.</w:t>
+        <w:t xml:space="preserve">Segura, Julio (1996).</w:t>
       </w:r>
       <w:r>
         <w:t xml:space="preserve"> </w:t>
@@ -62005,7 +61508,7 @@
         <w:pStyle w:val="Bibliography"/>
       </w:pPr>
       <w:r>
-        <w:t xml:space="preserve">Shleifer, Andrei. 1985.</w:t>
+        <w:t xml:space="preserve">Shleifer, Andrei (1985).</w:t>
       </w:r>
       <w:r>
         <w:t xml:space="preserve"> </w:t>
@@ -62040,7 +61543,7 @@
         <w:pStyle w:val="Bibliography"/>
       </w:pPr>
       <w:r>
-        <w:t xml:space="preserve">Smith, Adam. 1776.</w:t>
+        <w:t xml:space="preserve">Smith, Adam (1776).</w:t>
       </w:r>
       <w:r>
         <w:t xml:space="preserve"> </w:t>
@@ -62077,7 +61580,7 @@
         <w:pStyle w:val="Bibliography"/>
       </w:pPr>
       <w:r>
-        <w:t xml:space="preserve">Spengler, Joseph J. 1950.</w:t>
+        <w:t xml:space="preserve">Spengler, Joseph J. (1950).</w:t>
       </w:r>
       <w:r>
         <w:t xml:space="preserve"> </w:t>
@@ -62126,7 +61629,7 @@
         <w:pStyle w:val="Bibliography"/>
       </w:pPr>
       <w:r>
-        <w:t xml:space="preserve">Steiner, Peter O. 1957.</w:t>
+        <w:t xml:space="preserve">Steiner, Peter O. (1957).</w:t>
       </w:r>
       <w:r>
         <w:t xml:space="preserve"> </w:t>
@@ -62175,7 +61678,7 @@
         <w:pStyle w:val="Bibliography"/>
       </w:pPr>
       <w:r>
-        <w:t xml:space="preserve">Stigler Center (Universidad de Chicago). 2021.</w:t>
+        <w:t xml:space="preserve">Stigler Center (Universidad de Chicago) (2021).</w:t>
       </w:r>
       <w:r>
         <w:t xml:space="preserve"> </w:t>
@@ -62208,7 +61711,7 @@
         <w:pStyle w:val="Bibliography"/>
       </w:pPr>
       <w:r>
-        <w:t xml:space="preserve">Stigler, George J. 1971.</w:t>
+        <w:t xml:space="preserve">Stigler, George J. (1971).</w:t>
       </w:r>
       <w:r>
         <w:t xml:space="preserve"> </w:t>
@@ -62257,7 +61760,7 @@
         <w:pStyle w:val="Bibliography"/>
       </w:pPr>
       <w:r>
-        <w:t xml:space="preserve">The Nobel Prize. 1982.</w:t>
+        <w:t xml:space="preserve">The Nobel Prize (1982).</w:t>
       </w:r>
       <w:r>
         <w:t xml:space="preserve"> </w:t>
@@ -62290,7 +61793,7 @@
         <w:pStyle w:val="Bibliography"/>
       </w:pPr>
       <w:r>
-        <w:t xml:space="preserve">———. 2014.</w:t>
+        <w:t xml:space="preserve">The Nobel Prize (2014).</w:t>
       </w:r>
       <w:r>
         <w:t xml:space="preserve"> </w:t>
@@ -62323,7 +61826,7 @@
         <w:pStyle w:val="Bibliography"/>
       </w:pPr>
       <w:r>
-        <w:t xml:space="preserve">Tirole, Jean. 1988.</w:t>
+        <w:t xml:space="preserve">Tirole, Jean (1988).</w:t>
       </w:r>
       <w:r>
         <w:t xml:space="preserve"> </w:t>
@@ -62346,7 +61849,7 @@
         <w:pStyle w:val="Bibliography"/>
       </w:pPr>
       <w:r>
-        <w:t xml:space="preserve">———. 2014.</w:t>
+        <w:t xml:space="preserve">Tirole, Jean (2014).</w:t>
       </w:r>
       <w:r>
         <w:t xml:space="preserve"> </w:t>
@@ -62379,7 +61882,7 @@
         <w:pStyle w:val="Bibliography"/>
       </w:pPr>
       <w:r>
-        <w:t xml:space="preserve">Tullock, Gordon. 1967.</w:t>
+        <w:t xml:space="preserve">Tullock, Gordon (1967).</w:t>
       </w:r>
       <w:r>
         <w:t xml:space="preserve"> </w:t>
@@ -62414,7 +61917,7 @@
         <w:pStyle w:val="Bibliography"/>
       </w:pPr>
       <w:r>
-        <w:t xml:space="preserve">Unión Europea. 2016.</w:t>
+        <w:t xml:space="preserve">Unión Europea (2016).</w:t>
       </w:r>
       <w:r>
         <w:t xml:space="preserve"> </w:t>
@@ -62447,7 +61950,7 @@
         <w:pStyle w:val="Bibliography"/>
       </w:pPr>
       <w:r>
-        <w:t xml:space="preserve">United States District Court for the District of Columbia. 2024.</w:t>
+        <w:t xml:space="preserve">United States District Court for the District of Columbia (2024).</w:t>
       </w:r>
       <w:r>
         <w:t xml:space="preserve"> </w:t>
@@ -62466,7 +61969,7 @@
         <w:pStyle w:val="Bibliography"/>
       </w:pPr>
       <w:r>
-        <w:t xml:space="preserve">Varian, Hal R. 1985.</w:t>
+        <w:t xml:space="preserve">Varian, Hal R. (1985).</w:t>
       </w:r>
       <w:r>
         <w:t xml:space="preserve"> </w:t>
@@ -62501,7 +62004,7 @@
         <w:pStyle w:val="Bibliography"/>
       </w:pPr>
       <w:r>
-        <w:t xml:space="preserve">———. 1989.</w:t>
+        <w:t xml:space="preserve">Varian, Hal R. (1989).</w:t>
       </w:r>
       <w:r>
         <w:t xml:space="preserve"> </w:t>
@@ -62547,7 +62050,7 @@
         <w:pStyle w:val="Bibliography"/>
       </w:pPr>
       <w:r>
-        <w:t xml:space="preserve">———. 1992.</w:t>
+        <w:t xml:space="preserve">Varian, Hal R. (1992).</w:t>
       </w:r>
       <w:r>
         <w:t xml:space="preserve"> </w:t>
@@ -62570,7 +62073,7 @@
         <w:pStyle w:val="Bibliography"/>
       </w:pPr>
       <w:r>
-        <w:t xml:space="preserve">Viscusi, W. Kip, Joseph E. Harrington y John M. Vernon. 2005.</w:t>
+        <w:t xml:space="preserve">Viscusi, W. Kip, Joseph E. Harrington y John M. Vernon (2005).</w:t>
       </w:r>
       <w:r>
         <w:t xml:space="preserve"> </w:t>
@@ -62593,7 +62096,7 @@
         <w:pStyle w:val="Bibliography"/>
       </w:pPr>
       <w:r>
-        <w:t xml:space="preserve">Weitzman, Martin L. 1980.</w:t>
+        <w:t xml:space="preserve">Weitzman, Martin L. (1980).</w:t>
       </w:r>
       <w:r>
         <w:t xml:space="preserve"> </w:t>
@@ -62654,7 +62157,7 @@
         <w:pStyle w:val="Bibliography"/>
       </w:pPr>
       <w:r>
-        <w:t xml:space="preserve">Williamson, Oliver E. 1976.</w:t>
+        <w:t xml:space="preserve">Williamson, Oliver E. (1976).</w:t>
       </w:r>
       <w:r>
         <w:t xml:space="preserve"> </w:t>
@@ -62703,7 +62206,7 @@
         <w:pStyle w:val="Bibliography"/>
       </w:pPr>
       <w:r>
-        <w:t xml:space="preserve">Wright, Theodore P. 1936.</w:t>
+        <w:t xml:space="preserve">Wright, Theodore P. (1936).</w:t>
       </w:r>
       <w:r>
         <w:t xml:space="preserve"> </w:t>
@@ -62752,7 +62255,7 @@
         <w:pStyle w:val="Bibliography"/>
       </w:pPr>
       <w:r>
-        <w:t xml:space="preserve">Yeh, Chen, Claudia Macaluso y Brad Hershbein. 2022.</w:t>
+        <w:t xml:space="preserve">Yeh, Chen, Claudia Macaluso y Brad Hershbein (2022).</w:t>
       </w:r>
       <w:r>
         <w:t xml:space="preserve"> </w:t>
@@ -63100,13 +62603,7 @@
           <w:rPr>
             <w:rStyle w:val="Hyperlink"/>
           </w:rPr>
-          <w:t xml:space="preserve"> </w:t>
-        </w:r>
-        <w:r>
-          <w:rPr>
-            <w:rStyle w:val="Hyperlink"/>
-          </w:rPr>
-          <w:t xml:space="preserve">2014, cap. 26</w:t>
+          <w:t xml:space="preserve">, 2014, cap. 26</w:t>
         </w:r>
       </w:hyperlink>
       <w:r>
@@ -63541,7 +63038,7 @@
           <w:rPr>
             <w:rStyle w:val="Hyperlink"/>
           </w:rPr>
-          <w:t xml:space="preserve">et al. 2024</w:t>
+          <w:t xml:space="preserve">et al., 2024</w:t>
         </w:r>
       </w:hyperlink>
       <w:r>
@@ -65804,13 +65301,7 @@
           <w:rPr>
             <w:rStyle w:val="Hyperlink"/>
           </w:rPr>
-          <w:t xml:space="preserve"> </w:t>
-        </w:r>
-        <w:r>
-          <w:rPr>
-            <w:rStyle w:val="Hyperlink"/>
-          </w:rPr>
-          <w:t xml:space="preserve">2013</w:t>
+          <w:t xml:space="preserve">, 2013</w:t>
         </w:r>
       </w:hyperlink>
       <w:r>
@@ -65856,13 +65347,7 @@
           <w:rPr>
             <w:rStyle w:val="Hyperlink"/>
           </w:rPr>
-          <w:t xml:space="preserve"> </w:t>
-        </w:r>
-        <w:r>
-          <w:rPr>
-            <w:rStyle w:val="Hyperlink"/>
-          </w:rPr>
-          <w:t xml:space="preserve">1971</w:t>
+          <w:t xml:space="preserve">, 1971</w:t>
         </w:r>
       </w:hyperlink>
       <w:r>
@@ -66704,13 +66189,7 @@
           <w:rPr>
             <w:rStyle w:val="Hyperlink"/>
           </w:rPr>
-          <w:t xml:space="preserve"> </w:t>
-        </w:r>
-        <w:r>
-          <w:rPr>
-            <w:rStyle w:val="Hyperlink"/>
-          </w:rPr>
-          <w:t xml:space="preserve">2005</w:t>
+          <w:t xml:space="preserve">, 2005</w:t>
         </w:r>
       </w:hyperlink>
       <w:r>
@@ -67547,13 +67026,7 @@
           <w:rPr>
             <w:rStyle w:val="Hyperlink"/>
           </w:rPr>
-          <w:t xml:space="preserve"> </w:t>
-        </w:r>
-        <w:r>
-          <w:rPr>
-            <w:rStyle w:val="Hyperlink"/>
-          </w:rPr>
-          <w:t xml:space="preserve">2014</w:t>
+          <w:t xml:space="preserve">, 2014</w:t>
         </w:r>
       </w:hyperlink>
       <w:r>
@@ -67626,13 +67099,7 @@
           <w:rPr>
             <w:rStyle w:val="Hyperlink"/>
           </w:rPr>
-          <w:t xml:space="preserve"> </w:t>
-        </w:r>
-        <w:r>
-          <w:rPr>
-            <w:rStyle w:val="Hyperlink"/>
-          </w:rPr>
-          <w:t xml:space="preserve">1982</w:t>
+          <w:t xml:space="preserve">, 1982</w:t>
         </w:r>
       </w:hyperlink>
       <w:r>
@@ -67692,13 +67159,7 @@
           <w:rPr>
             <w:rStyle w:val="Hyperlink"/>
           </w:rPr>
-          <w:t xml:space="preserve"> </w:t>
-        </w:r>
-        <w:r>
-          <w:rPr>
-            <w:rStyle w:val="Hyperlink"/>
-          </w:rPr>
-          <w:t xml:space="preserve">2016</w:t>
+          <w:t xml:space="preserve">, 2016</w:t>
         </w:r>
       </w:hyperlink>
       <w:r>
@@ -67725,13 +67186,7 @@
           <w:rPr>
             <w:rStyle w:val="Hyperlink"/>
           </w:rPr>
-          <w:t xml:space="preserve"> </w:t>
-        </w:r>
-        <w:r>
-          <w:rPr>
-            <w:rStyle w:val="Hyperlink"/>
-          </w:rPr>
-          <w:t xml:space="preserve">2004</w:t>
+          <w:t xml:space="preserve">, 2004</w:t>
         </w:r>
       </w:hyperlink>
       <w:r>
@@ -67882,13 +67337,7 @@
           <w:rPr>
             <w:rStyle w:val="Hyperlink"/>
           </w:rPr>
-          <w:t xml:space="preserve"> </w:t>
-        </w:r>
-        <w:r>
-          <w:rPr>
-            <w:rStyle w:val="Hyperlink"/>
-          </w:rPr>
-          <w:t xml:space="preserve">2020</w:t>
+          <w:t xml:space="preserve">, 2020</w:t>
         </w:r>
       </w:hyperlink>
       <w:r>
@@ -68405,6 +67854,176 @@
       <w:start w:val="1"/>
       <w:numFmt w:val="lowerRoman"/>
       <w:lvlText w:val="%9."/>
+      <w:lvlJc w:val="left"/>
+      <w:pPr>
+        <w:ind w:left="6480" w:hanging="360"/>
+      </w:pPr>
+    </w:lvl>
+  </w:abstractNum>
+  <w:abstractNum w:abstractNumId="99521">
+    <w:nsid w:val="00A99521"/>
+    <w:multiLevelType w:val="multilevel"/>
+    <w:lvl w:ilvl="0">
+      <w:start w:val="1"/>
+      <w:numFmt w:val="lowerRoman"/>
+      <w:lvlText w:val="%1)"/>
+      <w:lvlJc w:val="left"/>
+      <w:pPr>
+        <w:ind w:left="720" w:hanging="360"/>
+      </w:pPr>
+    </w:lvl>
+    <w:lvl w:ilvl="1">
+      <w:start w:val="1"/>
+      <w:numFmt w:val="lowerRoman"/>
+      <w:lvlText w:val="%2)"/>
+      <w:lvlJc w:val="left"/>
+      <w:pPr>
+        <w:ind w:left="1440" w:hanging="360"/>
+      </w:pPr>
+    </w:lvl>
+    <w:lvl w:ilvl="2">
+      <w:start w:val="1"/>
+      <w:numFmt w:val="lowerRoman"/>
+      <w:lvlText w:val="%3)"/>
+      <w:lvlJc w:val="left"/>
+      <w:pPr>
+        <w:ind w:left="2160" w:hanging="360"/>
+      </w:pPr>
+    </w:lvl>
+    <w:lvl w:ilvl="3">
+      <w:start w:val="1"/>
+      <w:numFmt w:val="lowerRoman"/>
+      <w:lvlText w:val="%4)"/>
+      <w:lvlJc w:val="left"/>
+      <w:pPr>
+        <w:ind w:left="2880" w:hanging="360"/>
+      </w:pPr>
+    </w:lvl>
+    <w:lvl w:ilvl="4">
+      <w:start w:val="1"/>
+      <w:numFmt w:val="lowerRoman"/>
+      <w:lvlText w:val="%5)"/>
+      <w:lvlJc w:val="left"/>
+      <w:pPr>
+        <w:ind w:left="3600" w:hanging="360"/>
+      </w:pPr>
+    </w:lvl>
+    <w:lvl w:ilvl="5">
+      <w:start w:val="1"/>
+      <w:numFmt w:val="lowerRoman"/>
+      <w:lvlText w:val="%6)"/>
+      <w:lvlJc w:val="left"/>
+      <w:pPr>
+        <w:ind w:left="4320" w:hanging="360"/>
+      </w:pPr>
+    </w:lvl>
+    <w:lvl w:ilvl="6">
+      <w:start w:val="1"/>
+      <w:numFmt w:val="lowerRoman"/>
+      <w:lvlText w:val="%7)"/>
+      <w:lvlJc w:val="left"/>
+      <w:pPr>
+        <w:ind w:left="5040" w:hanging="360"/>
+      </w:pPr>
+    </w:lvl>
+    <w:lvl w:ilvl="7">
+      <w:start w:val="1"/>
+      <w:numFmt w:val="lowerRoman"/>
+      <w:lvlText w:val="%8)"/>
+      <w:lvlJc w:val="left"/>
+      <w:pPr>
+        <w:ind w:left="5760" w:hanging="360"/>
+      </w:pPr>
+    </w:lvl>
+    <w:lvl w:ilvl="8">
+      <w:start w:val="1"/>
+      <w:numFmt w:val="lowerRoman"/>
+      <w:lvlText w:val="%9)"/>
+      <w:lvlJc w:val="left"/>
+      <w:pPr>
+        <w:ind w:left="6480" w:hanging="360"/>
+      </w:pPr>
+    </w:lvl>
+  </w:abstractNum>
+  <w:abstractNum w:abstractNumId="99721">
+    <w:nsid w:val="00A99721"/>
+    <w:multiLevelType w:val="multilevel"/>
+    <w:lvl w:ilvl="0">
+      <w:start w:val="1"/>
+      <w:numFmt w:val="lowerLetter"/>
+      <w:lvlText w:val="%1)"/>
+      <w:lvlJc w:val="left"/>
+      <w:pPr>
+        <w:ind w:left="720" w:hanging="360"/>
+      </w:pPr>
+    </w:lvl>
+    <w:lvl w:ilvl="1">
+      <w:start w:val="1"/>
+      <w:numFmt w:val="lowerLetter"/>
+      <w:lvlText w:val="%2)"/>
+      <w:lvlJc w:val="left"/>
+      <w:pPr>
+        <w:ind w:left="1440" w:hanging="360"/>
+      </w:pPr>
+    </w:lvl>
+    <w:lvl w:ilvl="2">
+      <w:start w:val="1"/>
+      <w:numFmt w:val="lowerLetter"/>
+      <w:lvlText w:val="%3)"/>
+      <w:lvlJc w:val="left"/>
+      <w:pPr>
+        <w:ind w:left="2160" w:hanging="360"/>
+      </w:pPr>
+    </w:lvl>
+    <w:lvl w:ilvl="3">
+      <w:start w:val="1"/>
+      <w:numFmt w:val="lowerLetter"/>
+      <w:lvlText w:val="%4)"/>
+      <w:lvlJc w:val="left"/>
+      <w:pPr>
+        <w:ind w:left="2880" w:hanging="360"/>
+      </w:pPr>
+    </w:lvl>
+    <w:lvl w:ilvl="4">
+      <w:start w:val="1"/>
+      <w:numFmt w:val="lowerLetter"/>
+      <w:lvlText w:val="%5)"/>
+      <w:lvlJc w:val="left"/>
+      <w:pPr>
+        <w:ind w:left="3600" w:hanging="360"/>
+      </w:pPr>
+    </w:lvl>
+    <w:lvl w:ilvl="5">
+      <w:start w:val="1"/>
+      <w:numFmt w:val="lowerLetter"/>
+      <w:lvlText w:val="%6)"/>
+      <w:lvlJc w:val="left"/>
+      <w:pPr>
+        <w:ind w:left="4320" w:hanging="360"/>
+      </w:pPr>
+    </w:lvl>
+    <w:lvl w:ilvl="6">
+      <w:start w:val="1"/>
+      <w:numFmt w:val="lowerLetter"/>
+      <w:lvlText w:val="%7)"/>
+      <w:lvlJc w:val="left"/>
+      <w:pPr>
+        <w:ind w:left="5040" w:hanging="360"/>
+      </w:pPr>
+    </w:lvl>
+    <w:lvl w:ilvl="7">
+      <w:start w:val="1"/>
+      <w:numFmt w:val="lowerLetter"/>
+      <w:lvlText w:val="%8)"/>
+      <w:lvlJc w:val="left"/>
+      <w:pPr>
+        <w:ind w:left="5760" w:hanging="360"/>
+      </w:pPr>
+    </w:lvl>
+    <w:lvl w:ilvl="8">
+      <w:start w:val="1"/>
+      <w:numFmt w:val="lowerLetter"/>
+      <w:lvlText w:val="%9)"/>
       <w:lvlJc w:val="left"/>
       <w:pPr>
         <w:ind w:left="6480" w:hanging="360"/>
@@ -68499,7 +68118,7 @@
     <w:abstractNumId w:val="991"/>
   </w:num>
   <w:num w:numId="1020">
-    <w:abstractNumId w:val="99201"/>
+    <w:abstractNumId w:val="99521"/>
     <w:lvlOverride w:ilvl="0">
       <w:startOverride w:val="1"/>
     </w:lvlOverride>
@@ -68535,7 +68154,7 @@
     <w:abstractNumId w:val="991"/>
   </w:num>
   <w:num w:numId="1023">
-    <w:abstractNumId w:val="99201"/>
+    <w:abstractNumId w:val="99721"/>
     <w:lvlOverride w:ilvl="0">
       <w:startOverride w:val="1"/>
     </w:lvlOverride>
@@ -68676,7 +68295,7 @@
     <w:abstractNumId w:val="991"/>
   </w:num>
   <w:num w:numId="1052">
-    <w:abstractNumId w:val="99201"/>
+    <w:abstractNumId w:val="99521"/>
     <w:lvlOverride w:ilvl="0">
       <w:startOverride w:val="1"/>
     </w:lvlOverride>
@@ -68793,7 +68412,7 @@
     <w:abstractNumId w:val="991"/>
   </w:num>
   <w:num w:numId="1082">
-    <w:abstractNumId w:val="99201"/>
+    <w:abstractNumId w:val="99521"/>
     <w:lvlOverride w:ilvl="0">
       <w:startOverride w:val="1"/>
     </w:lvlOverride>
@@ -68904,7 +68523,7 @@
     <w:abstractNumId w:val="991"/>
   </w:num>
   <w:num w:numId="1110">
-    <w:abstractNumId w:val="99201"/>
+    <w:abstractNumId w:val="99721"/>
     <w:lvlOverride w:ilvl="0">
       <w:startOverride w:val="1"/>
     </w:lvlOverride>
@@ -68976,7 +68595,7 @@
     <w:abstractNumId w:val="991"/>
   </w:num>
   <w:num w:numId="1116">
-    <w:abstractNumId w:val="99201"/>
+    <w:abstractNumId w:val="99721"/>
     <w:lvlOverride w:ilvl="0">
       <w:startOverride w:val="1"/>
     </w:lvlOverride>
@@ -69413,7 +69032,6 @@
       <w:keepNext/>
       <w:keepLines/>
       <w:spacing w:after="120" w:before="280"/>
-      <w:jc w:val="left"/>
       <w:outlineLvl w:val="0"/>
       <w:shd w:color="auto" w:fill="5F2987" w:val="clear"/>
     </w:pPr>
@@ -69440,7 +69058,6 @@
       <w:keepNext/>
       <w:keepLines/>
       <w:spacing w:after="80" w:before="240"/>
-      <w:jc w:val="left"/>
       <w:outlineLvl w:val="1"/>
       <w:pBdr>
         <w:bottom w:color="5F2987" w:space="1" w:sz="4" w:val="single"/>
@@ -69470,7 +69087,6 @@
       <w:keepLines/>
       <w:spacing w:after="80" w:before="160"/>
       <w:ind w:left="283"/>
-      <w:jc w:val="left"/>
       <w:outlineLvl w:val="2"/>
     </w:pPr>
     <w:rPr>
@@ -69497,7 +69113,6 @@
       <w:keepLines/>
       <w:spacing w:after="40" w:before="80"/>
       <w:ind w:left="567"/>
-      <w:jc w:val="left"/>
       <w:outlineLvl w:val="3"/>
     </w:pPr>
     <w:rPr>
@@ -69524,7 +69139,6 @@
       <w:keepLines/>
       <w:spacing w:after="40" w:before="80"/>
       <w:ind w:left="567"/>
-      <w:jc w:val="left"/>
       <w:outlineLvl w:val="4"/>
     </w:pPr>
     <w:rPr>
@@ -69550,7 +69164,6 @@
       <w:keepLines/>
       <w:spacing w:after="0" w:before="40"/>
       <w:ind w:left="567"/>
-      <w:jc w:val="left"/>
       <w:outlineLvl w:val="5"/>
     </w:pPr>
     <w:rPr>
@@ -70155,6 +69768,139 @@
       <w:sz w:val="20"/>
     </w:rPr>
   </w:style>
+  <w:style w:customStyle="1" w:styleId="Celdatceegrisclaro" w:type="paragraph">
+    <w:name w:val="Celda tceegrisclaro"/>
+    <w:basedOn w:val="Normal"/>
+    <w:qFormat/>
+    <w:pPr>
+      <w:spacing w:after="0"/>
+      <w:jc w:val="center"/>
+      <w:shd w:color="auto" w:fill="E7E6E6" w:val="clear"/>
+    </w:pPr>
+    <w:rPr>
+      <w:rFonts w:ascii="Palatino Linotype" w:cs="Palatino Linotype" w:eastAsia="Palatino Linotype" w:hAnsi="Palatino Linotype"/>
+      <w:sz w:val="20"/>
+    </w:rPr>
+  </w:style>
+  <w:style w:customStyle="1" w:styleId="Celdatceecrema" w:type="paragraph">
+    <w:name w:val="Celda tceecrema"/>
+    <w:basedOn w:val="Normal"/>
+    <w:qFormat/>
+    <w:pPr>
+      <w:spacing w:after="0"/>
+      <w:jc w:val="center"/>
+      <w:shd w:color="auto" w:fill="FAF9F6" w:val="clear"/>
+    </w:pPr>
+    <w:rPr>
+      <w:rFonts w:ascii="Palatino Linotype" w:cs="Palatino Linotype" w:eastAsia="Palatino Linotype" w:hAnsi="Palatino Linotype"/>
+      <w:sz w:val="20"/>
+    </w:rPr>
+  </w:style>
+  <w:style w:customStyle="1" w:styleId="Celdatceemorado" w:type="paragraph">
+    <w:name w:val="Celda tceemorado"/>
+    <w:basedOn w:val="Normal"/>
+    <w:qFormat/>
+    <w:pPr>
+      <w:spacing w:after="0"/>
+      <w:jc w:val="center"/>
+      <w:shd w:color="auto" w:fill="5F2987" w:val="clear"/>
+    </w:pPr>
+    <w:rPr>
+      <w:rFonts w:ascii="Palatino Linotype" w:cs="Palatino Linotype" w:eastAsia="Palatino Linotype" w:hAnsi="Palatino Linotype"/>
+      <w:color w:val="FFFFFF"/>
+      <w:sz w:val="20"/>
+    </w:rPr>
+  </w:style>
+  <w:style w:customStyle="1" w:styleId="Celdatceeverde" w:type="paragraph">
+    <w:name w:val="Celda tceeverde"/>
+    <w:basedOn w:val="Normal"/>
+    <w:qFormat/>
+    <w:pPr>
+      <w:spacing w:after="0"/>
+      <w:jc w:val="center"/>
+      <w:shd w:color="auto" w:fill="3C7D3A" w:val="clear"/>
+    </w:pPr>
+    <w:rPr>
+      <w:rFonts w:ascii="Palatino Linotype" w:cs="Palatino Linotype" w:eastAsia="Palatino Linotype" w:hAnsi="Palatino Linotype"/>
+      <w:color w:val="FFFFFF"/>
+      <w:sz w:val="20"/>
+    </w:rPr>
+  </w:style>
+  <w:style w:customStyle="1" w:styleId="Celdatceeazul" w:type="paragraph">
+    <w:name w:val="Celda tceeazul"/>
+    <w:basedOn w:val="Normal"/>
+    <w:qFormat/>
+    <w:pPr>
+      <w:spacing w:after="0"/>
+      <w:jc w:val="center"/>
+      <w:shd w:color="auto" w:fill="1F5F99" w:val="clear"/>
+    </w:pPr>
+    <w:rPr>
+      <w:rFonts w:ascii="Palatino Linotype" w:cs="Palatino Linotype" w:eastAsia="Palatino Linotype" w:hAnsi="Palatino Linotype"/>
+      <w:color w:val="FFFFFF"/>
+      <w:sz w:val="20"/>
+    </w:rPr>
+  </w:style>
+  <w:style w:customStyle="1" w:styleId="Celdatceerojo" w:type="paragraph">
+    <w:name w:val="Celda tceerojo"/>
+    <w:basedOn w:val="Normal"/>
+    <w:qFormat/>
+    <w:pPr>
+      <w:spacing w:after="0"/>
+      <w:jc w:val="center"/>
+      <w:shd w:color="auto" w:fill="B22222" w:val="clear"/>
+    </w:pPr>
+    <w:rPr>
+      <w:rFonts w:ascii="Palatino Linotype" w:cs="Palatino Linotype" w:eastAsia="Palatino Linotype" w:hAnsi="Palatino Linotype"/>
+      <w:color w:val="FFFFFF"/>
+      <w:sz w:val="20"/>
+    </w:rPr>
+  </w:style>
+  <w:style w:customStyle="1" w:styleId="Celdatceedorado" w:type="paragraph">
+    <w:name w:val="Celda tceedorado"/>
+    <w:basedOn w:val="Normal"/>
+    <w:qFormat/>
+    <w:pPr>
+      <w:spacing w:after="0"/>
+      <w:jc w:val="center"/>
+      <w:shd w:color="auto" w:fill="B8860B" w:val="clear"/>
+    </w:pPr>
+    <w:rPr>
+      <w:rFonts w:ascii="Palatino Linotype" w:cs="Palatino Linotype" w:eastAsia="Palatino Linotype" w:hAnsi="Palatino Linotype"/>
+      <w:color w:val="FFFFFF"/>
+      <w:sz w:val="20"/>
+    </w:rPr>
+  </w:style>
+  <w:style w:customStyle="1" w:styleId="Celdatceenaranja" w:type="paragraph">
+    <w:name w:val="Celda tceenaranja"/>
+    <w:basedOn w:val="Normal"/>
+    <w:qFormat/>
+    <w:pPr>
+      <w:spacing w:after="0"/>
+      <w:jc w:val="center"/>
+      <w:shd w:color="auto" w:fill="E07B28" w:val="clear"/>
+    </w:pPr>
+    <w:rPr>
+      <w:rFonts w:ascii="Palatino Linotype" w:cs="Palatino Linotype" w:eastAsia="Palatino Linotype" w:hAnsi="Palatino Linotype"/>
+      <w:color w:val="FFFFFF"/>
+      <w:sz w:val="20"/>
+    </w:rPr>
+  </w:style>
+  <w:style w:customStyle="1" w:styleId="Celdatceegris" w:type="paragraph">
+    <w:name w:val="Celda tceegris"/>
+    <w:basedOn w:val="Normal"/>
+    <w:qFormat/>
+    <w:pPr>
+      <w:spacing w:after="0"/>
+      <w:jc w:val="center"/>
+      <w:shd w:color="auto" w:fill="767171" w:val="clear"/>
+    </w:pPr>
+    <w:rPr>
+      <w:rFonts w:ascii="Palatino Linotype" w:cs="Palatino Linotype" w:eastAsia="Palatino Linotype" w:hAnsi="Palatino Linotype"/>
+      <w:color w:val="FFFFFF"/>
+      <w:sz w:val="20"/>
+    </w:rPr>
+  </w:style>
   <w:style w:customStyle="1" w:styleId="Textomorado" w:type="character">
     <w:name w:val="Texto morado"/>
     <w:rPr>

--- a/oposicion/temario/tercer-ejercicio/3A17.docx
+++ b/oposicion/temario/tercer-ejercicio/3A17.docx
@@ -68813,7 +68813,7 @@
       <w:jc w:val="both"/>
     </w:pPr>
     <w:rPr>
-      <w:rFonts w:ascii="Palatino Linotype" w:cs="Palatino Linotype" w:eastAsia="Palatino Linotype" w:hAnsi="Palatino Linotype"/>
+      <w:rFonts w:ascii="TeX Gyre Pagella" w:cs="TeX Gyre Pagella" w:eastAsia="TeX Gyre Pagella" w:hAnsi="TeX Gyre Pagella"/>
       <w:sz w:val="22"/>
     </w:rPr>
   </w:style>
@@ -68828,7 +68828,7 @@
       <w:jc w:val="both"/>
     </w:pPr>
     <w:rPr>
-      <w:rFonts w:ascii="Palatino Linotype" w:cs="Palatino Linotype" w:eastAsia="Palatino Linotype" w:hAnsi="Palatino Linotype"/>
+      <w:rFonts w:ascii="TeX Gyre Pagella" w:cs="TeX Gyre Pagella" w:eastAsia="TeX Gyre Pagella" w:hAnsi="TeX Gyre Pagella"/>
       <w:sz w:val="22"/>
     </w:rPr>
   </w:style>
@@ -68843,7 +68843,7 @@
       <w:jc w:val="both"/>
     </w:pPr>
     <w:rPr>
-      <w:rFonts w:ascii="Palatino Linotype" w:cs="Palatino Linotype" w:eastAsia="Palatino Linotype" w:hAnsi="Palatino Linotype"/>
+      <w:rFonts w:ascii="TeX Gyre Pagella" w:cs="TeX Gyre Pagella" w:eastAsia="TeX Gyre Pagella" w:hAnsi="TeX Gyre Pagella"/>
       <w:sz w:val="22"/>
     </w:rPr>
   </w:style>
@@ -68857,7 +68857,7 @@
       <w:jc w:val="both"/>
     </w:pPr>
     <w:rPr>
-      <w:rFonts w:ascii="Palatino Linotype" w:cs="Palatino Linotype" w:eastAsia="Palatino Linotype" w:hAnsi="Palatino Linotype"/>
+      <w:rFonts w:ascii="TeX Gyre Pagella" w:cs="TeX Gyre Pagella" w:eastAsia="TeX Gyre Pagella" w:hAnsi="TeX Gyre Pagella"/>
       <w:sz w:val="22"/>
     </w:rPr>
   </w:style>
@@ -68877,7 +68877,7 @@
       <w:jc w:val="center"/>
     </w:pPr>
     <w:rPr>
-      <w:rFonts w:ascii="Palatino Linotype" w:cs="Palatino Linotype" w:eastAsia="Palatino Linotype" w:hAnsi="Palatino Linotype"/>
+      <w:rFonts w:ascii="TeX Gyre Pagella" w:cs="TeX Gyre Pagella" w:eastAsia="TeX Gyre Pagella" w:hAnsi="TeX Gyre Pagella"/>
       <w:b/>
       <w:caps/>
       <w:color w:val="5F2987"/>
@@ -68912,7 +68912,7 @@
       <w:jc w:val="center"/>
     </w:pPr>
     <w:rPr>
-      <w:rFonts w:ascii="Palatino Linotype" w:cs="Palatino Linotype" w:eastAsia="Palatino Linotype" w:hAnsi="Palatino Linotype"/>
+      <w:rFonts w:ascii="TeX Gyre Pagella" w:cs="TeX Gyre Pagella" w:eastAsia="TeX Gyre Pagella" w:hAnsi="TeX Gyre Pagella"/>
       <w:b w:val="0"/>
       <w:i/>
       <w:caps w:val="0"/>
@@ -68947,7 +68947,7 @@
       <w:jc w:val="center"/>
     </w:pPr>
     <w:rPr>
-      <w:rFonts w:ascii="Palatino Linotype" w:cs="Palatino Linotype" w:eastAsia="Palatino Linotype" w:hAnsi="Palatino Linotype"/>
+      <w:rFonts w:ascii="TeX Gyre Pagella" w:cs="TeX Gyre Pagella" w:eastAsia="TeX Gyre Pagella" w:hAnsi="TeX Gyre Pagella"/>
       <w:b w:val="0"/>
       <w:i/>
       <w:caps w:val="0"/>
@@ -68968,7 +68968,7 @@
       <w:jc w:val="center"/>
     </w:pPr>
     <w:rPr>
-      <w:rFonts w:ascii="Palatino Linotype" w:cs="Palatino Linotype" w:eastAsia="Palatino Linotype" w:hAnsi="Palatino Linotype"/>
+      <w:rFonts w:ascii="TeX Gyre Pagella" w:cs="TeX Gyre Pagella" w:eastAsia="TeX Gyre Pagella" w:hAnsi="TeX Gyre Pagella"/>
       <w:b w:val="0"/>
       <w:i/>
       <w:caps w:val="0"/>
@@ -69016,7 +69016,7 @@
     <w:qFormat/>
     <w:pPr/>
     <w:rPr>
-      <w:rFonts w:ascii="Palatino Linotype" w:cs="Palatino Linotype" w:eastAsia="Palatino Linotype" w:hAnsi="Palatino Linotype"/>
+      <w:rFonts w:ascii="TeX Gyre Pagella" w:cs="TeX Gyre Pagella" w:eastAsia="TeX Gyre Pagella" w:hAnsi="TeX Gyre Pagella"/>
       <w:sz w:val="20"/>
     </w:rPr>
   </w:style>
@@ -69036,7 +69036,7 @@
       <w:shd w:color="auto" w:fill="5F2987" w:val="clear"/>
     </w:pPr>
     <w:rPr>
-      <w:rFonts w:ascii="Palatino Linotype" w:cs="Palatino Linotype" w:eastAsia="Palatino Linotype" w:hAnsi="Palatino Linotype"/>
+      <w:rFonts w:ascii="TeX Gyre Pagella" w:cs="TeX Gyre Pagella" w:eastAsia="TeX Gyre Pagella" w:hAnsi="TeX Gyre Pagella"/>
       <w:b/>
       <w:caps/>
       <w:color w:val="FFFFFF"/>
@@ -69064,7 +69064,7 @@
       </w:pBdr>
     </w:pPr>
     <w:rPr>
-      <w:rFonts w:ascii="Palatino Linotype" w:cs="Palatino Linotype" w:eastAsia="Palatino Linotype" w:hAnsi="Palatino Linotype"/>
+      <w:rFonts w:ascii="TeX Gyre Pagella" w:cs="TeX Gyre Pagella" w:eastAsia="TeX Gyre Pagella" w:hAnsi="TeX Gyre Pagella"/>
       <w:b/>
       <w:caps w:val="0"/>
       <w:color w:val="5F2987"/>
@@ -69090,7 +69090,7 @@
       <w:outlineLvl w:val="2"/>
     </w:pPr>
     <w:rPr>
-      <w:rFonts w:ascii="Palatino Linotype" w:cs="Palatino Linotype" w:eastAsia="Palatino Linotype" w:hAnsi="Palatino Linotype"/>
+      <w:rFonts w:ascii="TeX Gyre Pagella" w:cs="TeX Gyre Pagella" w:eastAsia="TeX Gyre Pagella" w:hAnsi="TeX Gyre Pagella"/>
       <w:b w:val="0"/>
       <w:i/>
       <w:color w:val="5F2987"/>
@@ -69116,7 +69116,7 @@
       <w:outlineLvl w:val="3"/>
     </w:pPr>
     <w:rPr>
-      <w:rFonts w:ascii="Palatino Linotype" w:cs="Palatino Linotype" w:eastAsia="Palatino Linotype" w:hAnsi="Palatino Linotype"/>
+      <w:rFonts w:ascii="TeX Gyre Pagella" w:cs="TeX Gyre Pagella" w:eastAsia="TeX Gyre Pagella" w:hAnsi="TeX Gyre Pagella"/>
       <w:b w:val="0"/>
       <w:i/>
       <w:iCs/>
@@ -69142,7 +69142,7 @@
       <w:outlineLvl w:val="4"/>
     </w:pPr>
     <w:rPr>
-      <w:rFonts w:ascii="Palatino Linotype" w:cs="Palatino Linotype" w:eastAsia="Palatino Linotype" w:hAnsi="Palatino Linotype"/>
+      <w:rFonts w:ascii="TeX Gyre Pagella" w:cs="TeX Gyre Pagella" w:eastAsia="TeX Gyre Pagella" w:hAnsi="TeX Gyre Pagella"/>
       <w:b w:val="0"/>
       <w:i/>
       <w:color w:val="4A1F6B"/>
@@ -69167,7 +69167,7 @@
       <w:outlineLvl w:val="5"/>
     </w:pPr>
     <w:rPr>
-      <w:rFonts w:ascii="Palatino Linotype" w:cs="Palatino Linotype" w:eastAsia="Palatino Linotype" w:hAnsi="Palatino Linotype"/>
+      <w:rFonts w:ascii="TeX Gyre Pagella" w:cs="TeX Gyre Pagella" w:eastAsia="TeX Gyre Pagella" w:hAnsi="TeX Gyre Pagella"/>
       <w:b w:val="0"/>
       <w:i/>
       <w:iCs/>
@@ -69379,7 +69379,7 @@
     <w:unhideWhenUsed/>
     <w:qFormat/>
     <w:rPr>
-      <w:rFonts w:ascii="Palatino Linotype" w:cs="Palatino Linotype" w:eastAsia="Palatino Linotype" w:hAnsi="Palatino Linotype"/>
+      <w:rFonts w:ascii="TeX Gyre Pagella" w:cs="TeX Gyre Pagella" w:eastAsia="TeX Gyre Pagella" w:hAnsi="TeX Gyre Pagella"/>
       <w:sz w:val="18"/>
     </w:rPr>
   </w:style>
@@ -69466,7 +69466,7 @@
       <w:jc w:val="center"/>
     </w:pPr>
     <w:rPr>
-      <w:rFonts w:ascii="Palatino Linotype" w:cs="Palatino Linotype" w:eastAsia="Palatino Linotype" w:hAnsi="Palatino Linotype"/>
+      <w:rFonts w:ascii="TeX Gyre Pagella" w:cs="TeX Gyre Pagella" w:eastAsia="TeX Gyre Pagella" w:hAnsi="TeX Gyre Pagella"/>
       <w:b w:val="0"/>
       <w:i w:val="0"/>
       <w:color w:val="5F2987"/>
@@ -69481,7 +69481,7 @@
       <w:jc w:val="center"/>
     </w:pPr>
     <w:rPr>
-      <w:rFonts w:ascii="Palatino Linotype" w:cs="Palatino Linotype" w:eastAsia="Palatino Linotype" w:hAnsi="Palatino Linotype"/>
+      <w:rFonts w:ascii="TeX Gyre Pagella" w:cs="TeX Gyre Pagella" w:eastAsia="TeX Gyre Pagella" w:hAnsi="TeX Gyre Pagella"/>
       <w:b w:val="0"/>
       <w:i w:val="0"/>
       <w:color w:val="5F2987"/>
@@ -69496,7 +69496,7 @@
       <w:jc w:val="center"/>
     </w:pPr>
     <w:rPr>
-      <w:rFonts w:ascii="Palatino Linotype" w:cs="Palatino Linotype" w:eastAsia="Palatino Linotype" w:hAnsi="Palatino Linotype"/>
+      <w:rFonts w:ascii="TeX Gyre Pagella" w:cs="TeX Gyre Pagella" w:eastAsia="TeX Gyre Pagella" w:hAnsi="TeX Gyre Pagella"/>
       <w:b w:val="0"/>
       <w:i w:val="0"/>
       <w:color w:val="5F2987"/>
@@ -69579,7 +69579,7 @@
       <w:shd w:color="auto" w:fill="F3EEF7" w:val="clear"/>
     </w:pPr>
     <w:rPr>
-      <w:rFonts w:ascii="Palatino Linotype" w:cs="Palatino Linotype" w:eastAsia="Palatino Linotype" w:hAnsi="Palatino Linotype"/>
+      <w:rFonts w:ascii="TeX Gyre Pagella" w:cs="TeX Gyre Pagella" w:eastAsia="TeX Gyre Pagella" w:hAnsi="TeX Gyre Pagella"/>
       <w:sz w:val="19"/>
     </w:rPr>
   </w:style>
@@ -69597,7 +69597,7 @@
       <w:shd w:color="auto" w:fill="E7E6E6" w:val="clear"/>
     </w:pPr>
     <w:rPr>
-      <w:rFonts w:ascii="Palatino Linotype" w:cs="Palatino Linotype" w:eastAsia="Palatino Linotype" w:hAnsi="Palatino Linotype"/>
+      <w:rFonts w:ascii="TeX Gyre Pagella" w:cs="TeX Gyre Pagella" w:eastAsia="TeX Gyre Pagella" w:hAnsi="TeX Gyre Pagella"/>
       <w:sz w:val="18"/>
     </w:rPr>
   </w:style>
@@ -69615,7 +69615,7 @@
       <w:shd w:color="auto" w:fill="E2EFD9" w:val="clear"/>
     </w:pPr>
     <w:rPr>
-      <w:rFonts w:ascii="Palatino Linotype" w:cs="Palatino Linotype" w:eastAsia="Palatino Linotype" w:hAnsi="Palatino Linotype"/>
+      <w:rFonts w:ascii="TeX Gyre Pagella" w:cs="TeX Gyre Pagella" w:eastAsia="TeX Gyre Pagella" w:hAnsi="TeX Gyre Pagella"/>
       <w:i/>
       <w:sz w:val="22"/>
     </w:rPr>
@@ -69634,7 +69634,7 @@
       <w:shd w:color="auto" w:fill="FAF9F6" w:val="clear"/>
     </w:pPr>
     <w:rPr>
-      <w:rFonts w:ascii="Palatino Linotype" w:cs="Palatino Linotype" w:eastAsia="Palatino Linotype" w:hAnsi="Palatino Linotype"/>
+      <w:rFonts w:ascii="TeX Gyre Pagella" w:cs="TeX Gyre Pagella" w:eastAsia="TeX Gyre Pagella" w:hAnsi="TeX Gyre Pagella"/>
       <w:sz w:val="20"/>
     </w:rPr>
   </w:style>
@@ -69646,7 +69646,7 @@
       <w:jc w:val="center"/>
     </w:pPr>
     <w:rPr>
-      <w:rFonts w:ascii="Palatino Linotype" w:cs="Palatino Linotype" w:eastAsia="Palatino Linotype" w:hAnsi="Palatino Linotype"/>
+      <w:rFonts w:ascii="TeX Gyre Pagella" w:cs="TeX Gyre Pagella" w:eastAsia="TeX Gyre Pagella" w:hAnsi="TeX Gyre Pagella"/>
       <w:i/>
       <w:color w:val="3B3838"/>
       <w:sz w:val="16"/>
@@ -69669,7 +69669,7 @@
       <w:shd w:color="auto" w:fill="F7F3FA" w:val="clear"/>
     </w:pPr>
     <w:rPr>
-      <w:rFonts w:ascii="Palatino Linotype" w:cs="Palatino Linotype" w:eastAsia="Palatino Linotype" w:hAnsi="Palatino Linotype"/>
+      <w:rFonts w:ascii="TeX Gyre Pagella" w:cs="TeX Gyre Pagella" w:eastAsia="TeX Gyre Pagella" w:hAnsi="TeX Gyre Pagella"/>
       <w:color w:val="5F2987"/>
       <w:sz w:val="22"/>
     </w:rPr>
@@ -69691,7 +69691,7 @@
       <w:jc w:val="center"/>
     </w:pPr>
     <w:rPr>
-      <w:rFonts w:ascii="Palatino Linotype" w:cs="Palatino Linotype" w:eastAsia="Palatino Linotype" w:hAnsi="Palatino Linotype"/>
+      <w:rFonts w:ascii="TeX Gyre Pagella" w:cs="TeX Gyre Pagella" w:eastAsia="TeX Gyre Pagella" w:hAnsi="TeX Gyre Pagella"/>
       <w:i/>
       <w:color w:val="767171"/>
       <w:sz w:val="18"/>
@@ -69722,7 +69722,7 @@
       <w:shd w:color="auto" w:fill="E2EFD9" w:val="clear"/>
     </w:pPr>
     <w:rPr>
-      <w:rFonts w:ascii="Palatino Linotype" w:cs="Palatino Linotype" w:eastAsia="Palatino Linotype" w:hAnsi="Palatino Linotype"/>
+      <w:rFonts w:ascii="TeX Gyre Pagella" w:cs="TeX Gyre Pagella" w:eastAsia="TeX Gyre Pagella" w:hAnsi="TeX Gyre Pagella"/>
       <w:sz w:val="20"/>
     </w:rPr>
   </w:style>
@@ -69736,7 +69736,7 @@
       <w:shd w:color="auto" w:fill="DDEBF7" w:val="clear"/>
     </w:pPr>
     <w:rPr>
-      <w:rFonts w:ascii="Palatino Linotype" w:cs="Palatino Linotype" w:eastAsia="Palatino Linotype" w:hAnsi="Palatino Linotype"/>
+      <w:rFonts w:ascii="TeX Gyre Pagella" w:cs="TeX Gyre Pagella" w:eastAsia="TeX Gyre Pagella" w:hAnsi="TeX Gyre Pagella"/>
       <w:sz w:val="20"/>
     </w:rPr>
   </w:style>
@@ -69750,7 +69750,7 @@
       <w:shd w:color="auto" w:fill="FBE4D5" w:val="clear"/>
     </w:pPr>
     <w:rPr>
-      <w:rFonts w:ascii="Palatino Linotype" w:cs="Palatino Linotype" w:eastAsia="Palatino Linotype" w:hAnsi="Palatino Linotype"/>
+      <w:rFonts w:ascii="TeX Gyre Pagella" w:cs="TeX Gyre Pagella" w:eastAsia="TeX Gyre Pagella" w:hAnsi="TeX Gyre Pagella"/>
       <w:sz w:val="20"/>
     </w:rPr>
   </w:style>
@@ -69764,7 +69764,7 @@
       <w:shd w:color="auto" w:fill="F3EEF7" w:val="clear"/>
     </w:pPr>
     <w:rPr>
-      <w:rFonts w:ascii="Palatino Linotype" w:cs="Palatino Linotype" w:eastAsia="Palatino Linotype" w:hAnsi="Palatino Linotype"/>
+      <w:rFonts w:ascii="TeX Gyre Pagella" w:cs="TeX Gyre Pagella" w:eastAsia="TeX Gyre Pagella" w:hAnsi="TeX Gyre Pagella"/>
       <w:sz w:val="20"/>
     </w:rPr>
   </w:style>
@@ -69778,7 +69778,7 @@
       <w:shd w:color="auto" w:fill="E7E6E6" w:val="clear"/>
     </w:pPr>
     <w:rPr>
-      <w:rFonts w:ascii="Palatino Linotype" w:cs="Palatino Linotype" w:eastAsia="Palatino Linotype" w:hAnsi="Palatino Linotype"/>
+      <w:rFonts w:ascii="TeX Gyre Pagella" w:cs="TeX Gyre Pagella" w:eastAsia="TeX Gyre Pagella" w:hAnsi="TeX Gyre Pagella"/>
       <w:sz w:val="20"/>
     </w:rPr>
   </w:style>
@@ -69792,7 +69792,7 @@
       <w:shd w:color="auto" w:fill="FAF9F6" w:val="clear"/>
     </w:pPr>
     <w:rPr>
-      <w:rFonts w:ascii="Palatino Linotype" w:cs="Palatino Linotype" w:eastAsia="Palatino Linotype" w:hAnsi="Palatino Linotype"/>
+      <w:rFonts w:ascii="TeX Gyre Pagella" w:cs="TeX Gyre Pagella" w:eastAsia="TeX Gyre Pagella" w:hAnsi="TeX Gyre Pagella"/>
       <w:sz w:val="20"/>
     </w:rPr>
   </w:style>
@@ -69806,7 +69806,7 @@
       <w:shd w:color="auto" w:fill="5F2987" w:val="clear"/>
     </w:pPr>
     <w:rPr>
-      <w:rFonts w:ascii="Palatino Linotype" w:cs="Palatino Linotype" w:eastAsia="Palatino Linotype" w:hAnsi="Palatino Linotype"/>
+      <w:rFonts w:ascii="TeX Gyre Pagella" w:cs="TeX Gyre Pagella" w:eastAsia="TeX Gyre Pagella" w:hAnsi="TeX Gyre Pagella"/>
       <w:color w:val="FFFFFF"/>
       <w:sz w:val="20"/>
     </w:rPr>
@@ -69821,7 +69821,7 @@
       <w:shd w:color="auto" w:fill="3C7D3A" w:val="clear"/>
     </w:pPr>
     <w:rPr>
-      <w:rFonts w:ascii="Palatino Linotype" w:cs="Palatino Linotype" w:eastAsia="Palatino Linotype" w:hAnsi="Palatino Linotype"/>
+      <w:rFonts w:ascii="TeX Gyre Pagella" w:cs="TeX Gyre Pagella" w:eastAsia="TeX Gyre Pagella" w:hAnsi="TeX Gyre Pagella"/>
       <w:color w:val="FFFFFF"/>
       <w:sz w:val="20"/>
     </w:rPr>
@@ -69836,7 +69836,7 @@
       <w:shd w:color="auto" w:fill="1F5F99" w:val="clear"/>
     </w:pPr>
     <w:rPr>
-      <w:rFonts w:ascii="Palatino Linotype" w:cs="Palatino Linotype" w:eastAsia="Palatino Linotype" w:hAnsi="Palatino Linotype"/>
+      <w:rFonts w:ascii="TeX Gyre Pagella" w:cs="TeX Gyre Pagella" w:eastAsia="TeX Gyre Pagella" w:hAnsi="TeX Gyre Pagella"/>
       <w:color w:val="FFFFFF"/>
       <w:sz w:val="20"/>
     </w:rPr>
@@ -69851,7 +69851,7 @@
       <w:shd w:color="auto" w:fill="B22222" w:val="clear"/>
     </w:pPr>
     <w:rPr>
-      <w:rFonts w:ascii="Palatino Linotype" w:cs="Palatino Linotype" w:eastAsia="Palatino Linotype" w:hAnsi="Palatino Linotype"/>
+      <w:rFonts w:ascii="TeX Gyre Pagella" w:cs="TeX Gyre Pagella" w:eastAsia="TeX Gyre Pagella" w:hAnsi="TeX Gyre Pagella"/>
       <w:color w:val="FFFFFF"/>
       <w:sz w:val="20"/>
     </w:rPr>
@@ -69866,7 +69866,7 @@
       <w:shd w:color="auto" w:fill="B8860B" w:val="clear"/>
     </w:pPr>
     <w:rPr>
-      <w:rFonts w:ascii="Palatino Linotype" w:cs="Palatino Linotype" w:eastAsia="Palatino Linotype" w:hAnsi="Palatino Linotype"/>
+      <w:rFonts w:ascii="TeX Gyre Pagella" w:cs="TeX Gyre Pagella" w:eastAsia="TeX Gyre Pagella" w:hAnsi="TeX Gyre Pagella"/>
       <w:color w:val="FFFFFF"/>
       <w:sz w:val="20"/>
     </w:rPr>
@@ -69881,7 +69881,7 @@
       <w:shd w:color="auto" w:fill="E07B28" w:val="clear"/>
     </w:pPr>
     <w:rPr>
-      <w:rFonts w:ascii="Palatino Linotype" w:cs="Palatino Linotype" w:eastAsia="Palatino Linotype" w:hAnsi="Palatino Linotype"/>
+      <w:rFonts w:ascii="TeX Gyre Pagella" w:cs="TeX Gyre Pagella" w:eastAsia="TeX Gyre Pagella" w:hAnsi="TeX Gyre Pagella"/>
       <w:color w:val="FFFFFF"/>
       <w:sz w:val="20"/>
     </w:rPr>
@@ -69896,7 +69896,7 @@
       <w:shd w:color="auto" w:fill="767171" w:val="clear"/>
     </w:pPr>
     <w:rPr>
-      <w:rFonts w:ascii="Palatino Linotype" w:cs="Palatino Linotype" w:eastAsia="Palatino Linotype" w:hAnsi="Palatino Linotype"/>
+      <w:rFonts w:ascii="TeX Gyre Pagella" w:cs="TeX Gyre Pagella" w:eastAsia="TeX Gyre Pagella" w:hAnsi="TeX Gyre Pagella"/>
       <w:color w:val="FFFFFF"/>
       <w:sz w:val="20"/>
     </w:rPr>

--- a/oposicion/temario/tercer-ejercicio/3A17.docx
+++ b/oposicion/temario/tercer-ejercicio/3A17.docx
@@ -1982,6 +1982,7 @@
     <w:p>
       <w:pPr>
         <w:pStyle w:val="Esquema"/>
+        <w:keepLines/>
       </w:pPr>
       <w:r>
         <w:rPr>
@@ -2346,6 +2347,7 @@
     <w:p>
       <w:pPr>
         <w:pStyle w:val="Notaalopositor"/>
+        <w:keepLines/>
       </w:pPr>
       <w:r>
         <w:rPr>
@@ -2538,6 +2540,7 @@
     <w:p>
       <w:pPr>
         <w:pStyle w:val="Notaalopositor"/>
+        <w:keepLines/>
       </w:pPr>
       <w:r>
         <w:rPr>
@@ -2749,10 +2752,12 @@
       </w:tblGrid>
       <w:tr>
         <w:trPr>
+          <w:cantSplit/>
           <w:tblHeader w:val="on"/>
         </w:trPr>
         <w:tc>
           <w:tcPr>
+            <w:shd w:val="clear" w:color="auto" w:fill="DDEBF7"/>
             <w:vAlign w:val="center"/>
           </w:tcPr>
           <w:p>
@@ -2771,6 +2776,7 @@
         </w:tc>
         <w:tc>
           <w:tcPr>
+            <w:shd w:val="clear" w:color="auto" w:fill="DDEBF7"/>
             <w:vAlign w:val="center"/>
           </w:tcPr>
           <w:p>
@@ -2789,6 +2795,7 @@
         </w:tc>
         <w:tc>
           <w:tcPr>
+            <w:shd w:val="clear" w:color="auto" w:fill="DDEBF7"/>
             <w:vAlign w:val="center"/>
           </w:tcPr>
           <w:p>
@@ -2807,6 +2814,9 @@
         </w:tc>
       </w:tr>
       <w:tr>
+        <w:trPr>
+          <w:cantSplit/>
+        </w:trPr>
         <w:tc>
           <w:tcPr>
             <w:vAlign w:val="center"/>
@@ -2860,6 +2870,9 @@
         </w:tc>
       </w:tr>
       <w:tr>
+        <w:trPr>
+          <w:cantSplit/>
+        </w:trPr>
         <w:tc>
           <w:tcPr>
             <w:vAlign w:val="center"/>
@@ -2913,6 +2926,9 @@
         </w:tc>
       </w:tr>
       <w:tr>
+        <w:trPr>
+          <w:cantSplit/>
+        </w:trPr>
         <w:tc>
           <w:tcPr>
             <w:vAlign w:val="center"/>
@@ -2966,8 +2982,12 @@
         </w:tc>
       </w:tr>
       <w:tr>
+        <w:trPr>
+          <w:cantSplit/>
+        </w:trPr>
         <w:tc>
           <w:tcPr>
+            <w:shd w:val="clear" w:color="auto" w:fill="FBE4D5"/>
             <w:vAlign w:val="center"/>
           </w:tcPr>
           <w:p>
@@ -2987,6 +3007,7 @@
         </w:tc>
         <w:tc>
           <w:tcPr>
+            <w:shd w:val="clear" w:color="auto" w:fill="FBE4D5"/>
             <w:vAlign w:val="center"/>
           </w:tcPr>
           <w:p>
@@ -3005,6 +3026,7 @@
         </w:tc>
         <w:tc>
           <w:tcPr>
+            <w:shd w:val="clear" w:color="auto" w:fill="FBE4D5"/>
             <w:vAlign w:val="center"/>
           </w:tcPr>
           <w:p>
@@ -3069,8 +3091,12 @@
         </w:tc>
       </w:tr>
       <w:tr>
+        <w:trPr>
+          <w:cantSplit/>
+        </w:trPr>
         <w:tc>
           <w:tcPr>
+            <w:shd w:val="clear" w:color="auto" w:fill="FBE4D5"/>
             <w:vAlign w:val="center"/>
           </w:tcPr>
           <w:p>
@@ -3090,6 +3116,7 @@
         </w:tc>
         <w:tc>
           <w:tcPr>
+            <w:shd w:val="clear" w:color="auto" w:fill="FBE4D5"/>
             <w:vAlign w:val="center"/>
           </w:tcPr>
           <w:p>
@@ -3108,6 +3135,7 @@
         </w:tc>
         <w:tc>
           <w:tcPr>
+            <w:shd w:val="clear" w:color="auto" w:fill="FBE4D5"/>
             <w:vAlign w:val="center"/>
           </w:tcPr>
           <w:p>
@@ -3511,10 +3539,12 @@
       </w:tblGrid>
       <w:tr>
         <w:trPr>
+          <w:cantSplit/>
           <w:tblHeader w:val="on"/>
         </w:trPr>
         <w:tc>
           <w:tcPr>
+            <w:shd w:val="clear" w:color="auto" w:fill="DDEBF7"/>
             <w:vAlign w:val="center"/>
           </w:tcPr>
           <w:p>
@@ -3533,6 +3563,7 @@
         </w:tc>
         <w:tc>
           <w:tcPr>
+            <w:shd w:val="clear" w:color="auto" w:fill="DDEBF7"/>
             <w:vAlign w:val="center"/>
           </w:tcPr>
           <w:p>
@@ -3551,6 +3582,9 @@
         </w:tc>
       </w:tr>
       <w:tr>
+        <w:trPr>
+          <w:cantSplit/>
+        </w:trPr>
         <w:tc>
           <w:tcPr>
             <w:vAlign w:val="center"/>
@@ -3598,6 +3632,9 @@
         </w:tc>
       </w:tr>
       <w:tr>
+        <w:trPr>
+          <w:cantSplit/>
+        </w:trPr>
         <w:tc>
           <w:tcPr>
             <w:vAlign w:val="center"/>
@@ -3651,6 +3688,9 @@
         </w:tc>
       </w:tr>
       <w:tr>
+        <w:trPr>
+          <w:cantSplit/>
+        </w:trPr>
         <w:tc>
           <w:tcPr>
             <w:vAlign w:val="center"/>
@@ -3698,6 +3738,9 @@
         </w:tc>
       </w:tr>
       <w:tr>
+        <w:trPr>
+          <w:cantSplit/>
+        </w:trPr>
         <w:tc>
           <w:tcPr>
             <w:vAlign w:val="center"/>
@@ -3739,6 +3782,9 @@
         </w:tc>
       </w:tr>
       <w:tr>
+        <w:trPr>
+          <w:cantSplit/>
+        </w:trPr>
         <w:tc>
           <w:tcPr>
             <w:vAlign w:val="center"/>
@@ -3786,6 +3832,9 @@
         </w:tc>
       </w:tr>
       <w:tr>
+        <w:trPr>
+          <w:cantSplit/>
+        </w:trPr>
         <w:tc>
           <w:tcPr>
             <w:vAlign w:val="center"/>
@@ -5575,6 +5624,7 @@
     <w:p>
       <w:pPr>
         <w:pStyle w:val="Funcionclave"/>
+        <w:keepLines/>
       </w:pPr>
       <m:oMathPara>
         <m:oMathParaPr>
@@ -7171,6 +7221,7 @@
     <w:p>
       <w:pPr>
         <w:pStyle w:val="Cajadeanotaciones"/>
+        <w:keepLines/>
       </w:pPr>
       <w:r>
         <w:rPr>
@@ -10399,6 +10450,7 @@
     <w:p>
       <w:pPr>
         <w:pStyle w:val="Notaalopositor"/>
+        <w:keepLines/>
       </w:pPr>
       <w:r>
         <w:rPr>
@@ -15202,6 +15254,7 @@
     <w:p>
       <w:pPr>
         <w:pStyle w:val="Cajadeanotaciones"/>
+        <w:keepLines/>
       </w:pPr>
       <w:r>
         <w:rPr>
@@ -23612,6 +23665,7 @@
     <w:p>
       <w:pPr>
         <w:pStyle w:val="Notaalopositor"/>
+        <w:keepLines/>
       </w:pPr>
       <w:r>
         <w:rPr>
@@ -24642,6 +24696,7 @@
     <w:p>
       <w:pPr>
         <w:pStyle w:val="Funcionclave"/>
+        <w:keepLines/>
       </w:pPr>
       <m:oMathPara>
         <m:oMathParaPr>
@@ -26120,6 +26175,7 @@
       </w:tblGrid>
       <w:tr>
         <w:trPr>
+          <w:cantSplit/>
           <w:tblHeader w:val="on"/>
         </w:trPr>
         <w:tc>
@@ -26130,6 +26186,7 @@
         </w:tc>
         <w:tc>
           <w:tcPr>
+            <w:shd w:val="clear" w:color="auto" w:fill="DDEBF7"/>
             <w:vAlign w:val="center"/>
           </w:tcPr>
           <w:p>
@@ -26174,6 +26231,7 @@
         </w:tc>
         <w:tc>
           <w:tcPr>
+            <w:shd w:val="clear" w:color="auto" w:fill="DDEBF7"/>
             <w:vAlign w:val="center"/>
           </w:tcPr>
           <w:p>
@@ -26231,6 +26289,9 @@
         </w:tc>
       </w:tr>
       <w:tr>
+        <w:trPr>
+          <w:cantSplit/>
+        </w:trPr>
         <w:tc>
           <w:tcPr>
             <w:vAlign w:val="center"/>
@@ -26289,6 +26350,7 @@
         </w:tc>
         <w:tc>
           <w:tcPr>
+            <w:shd w:val="clear" w:color="auto" w:fill="E2EFD9"/>
             <w:vAlign w:val="center"/>
           </w:tcPr>
           <w:p>
@@ -26472,6 +26534,9 @@
         </w:tc>
       </w:tr>
       <w:tr>
+        <w:trPr>
+          <w:cantSplit/>
+        </w:trPr>
         <w:tc>
           <w:tcPr>
             <w:vAlign w:val="center"/>
@@ -31351,7 +31416,7 @@
       </w:pPr>
     </w:p>
     <w:bookmarkEnd w:id="237"/>
-    <w:bookmarkStart w:id="299" w:name="anexo_regulacion"/>
+    <w:bookmarkStart w:id="300" w:name="anexo_regulacion"/>
     <w:p>
       <w:pPr>
         <w:pStyle w:val="Heading1"/>
@@ -31363,6 +31428,7 @@
     <w:p>
       <w:pPr>
         <w:pStyle w:val="Notaalopositor"/>
+        <w:keepLines/>
       </w:pPr>
       <w:r>
         <w:rPr>
@@ -32283,6 +32349,17 @@
         </w:rPr>
         <w:t xml:space="preserve">ex post</w:t>
       </w:r>
+      <w:r>
+        <w:t xml:space="preserve"> </w:t>
+      </w:r>
+      <w:hyperlink r:id="rId153">
+        <w:r>
+          <w:rPr>
+            <w:rStyle w:val="Referenciaatema"/>
+          </w:rPr>
+          <w:t xml:space="preserve">[ver tema 3.A.14]</w:t>
+        </w:r>
+      </w:hyperlink>
       <w:r>
         <w:t xml:space="preserve">.</w:t>
       </w:r>
@@ -33535,7 +33612,7 @@
     </w:p>
     <w:bookmarkEnd w:id="264"/>
     <w:bookmarkEnd w:id="265"/>
-    <w:bookmarkStart w:id="292" w:name="anexo_nueva_teoria_regulacion"/>
+    <w:bookmarkStart w:id="293" w:name="anexo_nueva_teoria_regulacion"/>
     <w:p>
       <w:pPr>
         <w:pStyle w:val="Heading2"/>
@@ -33565,7 +33642,19 @@
         <w:t xml:space="preserve">terceros óptimos</w:t>
       </w:r>
       <w:r>
-        <w:t xml:space="preserve">. Todos los esquemas anteriores tienen 2 problemas: de</w:t>
+        <w:t xml:space="preserve">.</w:t>
+      </w:r>
+      <w:r>
+        <w:rPr>
+          <w:rStyle w:val="FootnoteReference"/>
+        </w:rPr>
+        <w:footnoteReference w:id="266"/>
+      </w:r>
+      <w:r>
+        <w:t xml:space="preserve"> </w:t>
+      </w:r>
+      <w:r>
+        <w:t xml:space="preserve">Todos los esquemas anteriores tienen 2 problemas: de</w:t>
       </w:r>
       <w:r>
         <w:t xml:space="preserve"> </w:t>
@@ -33608,7 +33697,7 @@
         <w:t xml:space="preserve">.</w:t>
       </w:r>
     </w:p>
-    <w:bookmarkStart w:id="270" w:name="anexo_regulacion_tasa_rentabilidad"/>
+    <w:bookmarkStart w:id="271" w:name="anexo_regulacion_tasa_rentabilidad"/>
     <w:p>
       <w:pPr>
         <w:pStyle w:val="Heading3"/>
@@ -34820,7 +34909,7 @@
         <w:t xml:space="preserve">: una regulación por coste del servicio, emparentada con la de tasa de rentabilidad.</w:t>
       </w:r>
     </w:p>
-    <w:bookmarkStart w:id="269" w:name="fig_averch_johnson"/>
+    <w:bookmarkStart w:id="270" w:name="fig_averch_johnson"/>
     <w:p>
       <w:pPr>
         <w:pStyle w:val="ImageCaption"/>
@@ -34862,18 +34951,18 @@
           <wp:inline>
             <wp:extent cx="2908342" cy="2119328"/>
             <wp:effectExtent b="0" l="0" r="0" t="0"/>
-            <wp:docPr descr="Gráfico 15.– Regulación de la tasa de rentabilidad y efecto Averch-Johnson" title="" id="267" name="Picture"/>
+            <wp:docPr descr="Gráfico 15.– Regulación de la tasa de rentabilidad y efecto Averch-Johnson" title="" id="268" name="Picture"/>
             <a:graphic>
               <a:graphicData uri="http://schemas.openxmlformats.org/drawingml/2006/picture">
                 <pic:pic>
                   <pic:nvPicPr>
-                    <pic:cNvPr descr="C:\Users\vgutierrez\Documents\src\victorgutierrezmarcos.github.io-revision\oposicion\temario\fuentes\3A17\graficos/averch-johnson.png" id="268" name="Picture"/>
+                    <pic:cNvPr descr="C:\Users\vgutierrez\Documents\src\victorgutierrezmarcos.github.io-revision\oposicion\temario\fuentes\3A17\graficos/averch-johnson.png" id="269" name="Picture"/>
                     <pic:cNvPicPr>
                       <a:picLocks noChangeArrowheads="1" noChangeAspect="1"/>
                     </pic:cNvPicPr>
                   </pic:nvPicPr>
                   <pic:blipFill>
-                    <a:blip r:embed="rId266"/>
+                    <a:blip r:embed="rId267"/>
                     <a:stretch>
                       <a:fillRect/>
                     </a:stretch>
@@ -34900,7 +34989,7 @@
         </w:drawing>
       </w:r>
     </w:p>
-    <w:bookmarkEnd w:id="269"/>
+    <w:bookmarkEnd w:id="270"/>
     <w:p>
       <w:pPr>
         <w:pStyle w:val="Piedeimagen"/>
@@ -34953,8 +35042,8 @@
         <w:t xml:space="preserve">.</w:t>
       </w:r>
     </w:p>
-    <w:bookmarkEnd w:id="270"/>
-    <w:bookmarkStart w:id="272" w:name="anexo_precios_maximos_price"/>
+    <w:bookmarkEnd w:id="271"/>
+    <w:bookmarkStart w:id="273" w:name="anexo_precios_maximos_price"/>
     <w:p>
       <w:pPr>
         <w:pStyle w:val="Heading3"/>
@@ -35235,7 +35324,7 @@
         <w:rPr>
           <w:rStyle w:val="FootnoteReference"/>
         </w:rPr>
-        <w:footnoteReference w:id="271"/>
+        <w:footnoteReference w:id="272"/>
       </w:r>
     </w:p>
     <w:p>
@@ -35528,8 +35617,8 @@
         <w:t xml:space="preserve">pura choca con ella y los reguladores usan índices de costes propios.</w:t>
       </w:r>
     </w:p>
-    <w:bookmarkEnd w:id="272"/>
-    <w:bookmarkStart w:id="273" w:name="anexo_mecanismo_loeb_magat"/>
+    <w:bookmarkEnd w:id="273"/>
+    <w:bookmarkStart w:id="274" w:name="anexo_mecanismo_loeb_magat"/>
     <w:p>
       <w:pPr>
         <w:pStyle w:val="Heading3"/>
@@ -35684,11 +35773,25 @@
         <w:t xml:space="preserve">Inconvenientes</w:t>
       </w:r>
       <w:r>
-        <w:t xml:space="preserve">: el regulador tiene que conocer la demanda para calcular la subvención, y el monopolista se queda con todo el excedente, una redistribución difícil de justificar. Se puede corregir subastando el derecho a recibir ese esquema, de modo que la puja devuelva la renta al Estado.</w:t>
-      </w:r>
-    </w:p>
-    <w:bookmarkEnd w:id="273"/>
-    <w:bookmarkStart w:id="281" w:name="anexo_menu_contratos_laffont"/>
+        <w:t xml:space="preserve">: el regulador tiene que conocer la demanda para calcular la subvención, y el monopolista se queda con todo el excedente, una redistribución difícil de justificar. Se puede corregir subastando el derecho a recibir ese esquema</w:t>
+      </w:r>
+      <w:r>
+        <w:t xml:space="preserve"> </w:t>
+      </w:r>
+      <w:hyperlink r:id="rId153">
+        <w:r>
+          <w:rPr>
+            <w:rStyle w:val="Referenciaatema"/>
+          </w:rPr>
+          <w:t xml:space="preserve">[ver tema 3.A.14]</w:t>
+        </w:r>
+      </w:hyperlink>
+      <w:r>
+        <w:t xml:space="preserve">, de modo que la puja devuelva la renta al Estado.</w:t>
+      </w:r>
+    </w:p>
+    <w:bookmarkEnd w:id="274"/>
+    <w:bookmarkStart w:id="282" w:name="anexo_menu_contratos_laffont"/>
     <w:p>
       <w:pPr>
         <w:pStyle w:val="Heading3"/>
@@ -35727,7 +35830,7 @@
         <w:t xml:space="preserve">Tirole</w:t>
       </w:r>
     </w:p>
-    <w:bookmarkStart w:id="274" w:name="a_idea_9"/>
+    <w:bookmarkStart w:id="275" w:name="a_idea_9"/>
     <w:p>
       <w:pPr>
         <w:pStyle w:val="Heading4"/>
@@ -35846,8 +35949,8 @@
         <w:t xml:space="preserve">.</w:t>
       </w:r>
     </w:p>
-    <w:bookmarkEnd w:id="274"/>
-    <w:bookmarkStart w:id="280" w:name="b_modelo_9"/>
+    <w:bookmarkEnd w:id="275"/>
+    <w:bookmarkStart w:id="281" w:name="b_modelo_9"/>
     <w:p>
       <w:pPr>
         <w:pStyle w:val="Heading4"/>
@@ -35856,7 +35959,7 @@
         <w:t xml:space="preserve">b) Modelo</w:t>
       </w:r>
     </w:p>
-    <w:bookmarkStart w:id="276" w:name="i_supuestos_9"/>
+    <w:bookmarkStart w:id="277" w:name="i_supuestos_9"/>
     <w:p>
       <w:pPr>
         <w:pStyle w:val="Heading5"/>
@@ -36085,7 +36188,7 @@
         <w:rPr>
           <w:rStyle w:val="FootnoteReference"/>
         </w:rPr>
-        <w:footnoteReference w:id="275"/>
+        <w:footnoteReference w:id="276"/>
       </w:r>
       <w:r>
         <w:t xml:space="preserve"> </w:t>
@@ -36156,8 +36259,8 @@
         <w:t xml:space="preserve">).</w:t>
       </w:r>
     </w:p>
-    <w:bookmarkEnd w:id="276"/>
-    <w:bookmarkStart w:id="277" w:name="ii_desarrollo_9"/>
+    <w:bookmarkEnd w:id="277"/>
+    <w:bookmarkStart w:id="278" w:name="ii_desarrollo_9"/>
     <w:p>
       <w:pPr>
         <w:pStyle w:val="Heading5"/>
@@ -36863,8 +36966,8 @@
         <w:t xml:space="preserve">pequeño: se le reembolsa casi todo el coste).</w:t>
       </w:r>
     </w:p>
-    <w:bookmarkEnd w:id="277"/>
-    <w:bookmarkStart w:id="279" w:name="iii_implicaciones_9"/>
+    <w:bookmarkEnd w:id="278"/>
+    <w:bookmarkStart w:id="280" w:name="iii_implicaciones_9"/>
     <w:p>
       <w:pPr>
         <w:pStyle w:val="Heading5"/>
@@ -36926,6 +37029,8 @@
     <w:p>
       <w:pPr>
         <w:pStyle w:val="Cajadeanotaciones"/>
+        <w:keepNext/>
+        <w:keepLines/>
       </w:pPr>
       <w:r>
         <w:rPr>
@@ -37023,6 +37128,8 @@
     <w:p>
       <w:pPr>
         <w:pStyle w:val="Cajadeanotaciones"/>
+        <w:keepNext/>
+        <w:keepLines/>
       </w:pPr>
       <w:r>
         <w:t xml:space="preserve">Se puede representar con un precio lineal en el coste de la empresa,</w:t>
@@ -37031,12 +37138,14 @@
         <w:rPr>
           <w:rStyle w:val="FootnoteReference"/>
         </w:rPr>
-        <w:footnoteReference w:id="278"/>
+        <w:footnoteReference w:id="279"/>
       </w:r>
     </w:p>
     <w:p>
       <w:pPr>
         <w:pStyle w:val="Cajadeanotaciones"/>
+        <w:keepNext/>
+        <w:keepLines/>
       </w:pPr>
       <m:oMathPara>
         <m:oMathParaPr>
@@ -37113,6 +37222,8 @@
     <w:p>
       <w:pPr>
         <w:pStyle w:val="Cajadeanotaciones"/>
+        <w:keepNext/>
+        <w:keepLines/>
       </w:pPr>
       <w:r>
         <w:t xml:space="preserve">con</w:t>
@@ -37174,6 +37285,8 @@
     <w:p>
       <w:pPr>
         <w:pStyle w:val="Cajadeanotaciones"/>
+        <w:keepNext/>
+        <w:keepLines/>
         <w:numPr>
           <w:ilvl w:val="0"/>
           <w:numId w:val="1130"/>
@@ -37246,6 +37359,7 @@
     <w:p>
       <w:pPr>
         <w:pStyle w:val="Cajadeanotaciones"/>
+        <w:keepLines/>
         <w:numPr>
           <w:ilvl w:val="0"/>
           <w:numId w:val="1130"/>
@@ -37463,10 +37577,10 @@
         <w:t xml:space="preserve">y el precio inicial; si este es muy bajo, la empresa tendrá dificultades y buscará renegociar; si es muy alto, tendrá beneficios elevados, y el regulador que quiera extraerlos antes de que venza el periodo pagará un coste de credibilidad.</w:t>
       </w:r>
     </w:p>
-    <w:bookmarkEnd w:id="279"/>
     <w:bookmarkEnd w:id="280"/>
     <w:bookmarkEnd w:id="281"/>
-    <w:bookmarkStart w:id="282" w:name="anexo_efecto_trinquete_desfase"/>
+    <w:bookmarkEnd w:id="282"/>
+    <w:bookmarkStart w:id="283" w:name="anexo_efecto_trinquete_desfase"/>
     <w:p>
       <w:pPr>
         <w:pStyle w:val="Heading3"/>
@@ -37776,8 +37890,8 @@
         <w:t xml:space="preserve">.</w:t>
       </w:r>
     </w:p>
-    <w:bookmarkEnd w:id="282"/>
-    <w:bookmarkStart w:id="290" w:name="anexo_competencia_comparacion_yardstick"/>
+    <w:bookmarkEnd w:id="283"/>
+    <w:bookmarkStart w:id="291" w:name="anexo_competencia_comparacion_yardstick"/>
     <w:p>
       <w:pPr>
         <w:pStyle w:val="Heading3"/>
@@ -37802,7 +37916,7 @@
         <w:t xml:space="preserve">)</w:t>
       </w:r>
     </w:p>
-    <w:bookmarkStart w:id="283" w:name="a_idea_10"/>
+    <w:bookmarkStart w:id="284" w:name="a_idea_10"/>
     <w:p>
       <w:pPr>
         <w:pStyle w:val="Heading4"/>
@@ -37862,8 +37976,8 @@
         <w:t xml:space="preserve">. Así crea entre monopolios locales una competencia que no existe en el mercado, y resuelve el problema de la revelación de costes.</w:t>
       </w:r>
     </w:p>
-    <w:bookmarkEnd w:id="283"/>
-    <w:bookmarkStart w:id="287" w:name="b_modelo_10"/>
+    <w:bookmarkEnd w:id="284"/>
+    <w:bookmarkStart w:id="288" w:name="b_modelo_10"/>
     <w:p>
       <w:pPr>
         <w:pStyle w:val="Heading4"/>
@@ -37872,7 +37986,7 @@
         <w:t xml:space="preserve">b) Modelo</w:t>
       </w:r>
     </w:p>
-    <w:bookmarkStart w:id="284" w:name="i_supuestos_10"/>
+    <w:bookmarkStart w:id="285" w:name="i_supuestos_10"/>
     <w:p>
       <w:pPr>
         <w:pStyle w:val="Heading5"/>
@@ -37982,8 +38096,8 @@
         <w:t xml:space="preserve">.</w:t>
       </w:r>
     </w:p>
-    <w:bookmarkEnd w:id="284"/>
-    <w:bookmarkStart w:id="285" w:name="ii_desarrollo_10"/>
+    <w:bookmarkEnd w:id="285"/>
+    <w:bookmarkStart w:id="286" w:name="ii_desarrollo_10"/>
     <w:p>
       <w:pPr>
         <w:pStyle w:val="Heading5"/>
@@ -38574,8 +38688,8 @@
         <w:t xml:space="preserve">: invierte hasta que el último euro ahorra un euro de coste. En el equilibrio simétrico todas eligen el coste eficiente, el precio es igual al coste y no hay rentas.</w:t>
       </w:r>
     </w:p>
-    <w:bookmarkEnd w:id="285"/>
-    <w:bookmarkStart w:id="286" w:name="iii_implicaciones_10"/>
+    <w:bookmarkEnd w:id="286"/>
+    <w:bookmarkStart w:id="287" w:name="iii_implicaciones_10"/>
     <w:p>
       <w:pPr>
         <w:pStyle w:val="Heading5"/>
@@ -38611,9 +38725,9 @@
         <w:t xml:space="preserve">mal calibrado.</w:t>
       </w:r>
     </w:p>
-    <w:bookmarkEnd w:id="286"/>
     <w:bookmarkEnd w:id="287"/>
-    <w:bookmarkStart w:id="288" w:name="c_evidencia_emp__rica_3"/>
+    <w:bookmarkEnd w:id="288"/>
+    <w:bookmarkStart w:id="289" w:name="c_evidencia_emp__rica_3"/>
     <w:p>
       <w:pPr>
         <w:pStyle w:val="Heading4"/>
@@ -38742,8 +38856,8 @@
         <w:t xml:space="preserve">repasan la experiencia internacional en electricidad.</w:t>
       </w:r>
     </w:p>
-    <w:bookmarkEnd w:id="288"/>
-    <w:bookmarkStart w:id="289" w:name="d_valoraci__n_3"/>
+    <w:bookmarkEnd w:id="289"/>
+    <w:bookmarkStart w:id="290" w:name="d_valoraci__n_3"/>
     <w:p>
       <w:pPr>
         <w:pStyle w:val="Heading4"/>
@@ -38841,9 +38955,9 @@
         <w:t xml:space="preserve">.</w:t>
       </w:r>
     </w:p>
-    <w:bookmarkEnd w:id="289"/>
     <w:bookmarkEnd w:id="290"/>
-    <w:bookmarkStart w:id="291" w:name="anexo_evidencia_empirica_regulacion"/>
+    <w:bookmarkEnd w:id="291"/>
+    <w:bookmarkStart w:id="292" w:name="anexo_evidencia_empirica_regulacion"/>
     <w:p>
       <w:pPr>
         <w:pStyle w:val="Heading3"/>
@@ -38901,9 +39015,9 @@
         <w:t xml:space="preserve">concluye, en su repaso de la distribución y el transporte de electricidad, que estos esquemas han reducido los costes de operación, pero que exigen vigilar la calidad del servicio y las necesidades de inversión.</w:t>
       </w:r>
     </w:p>
-    <w:bookmarkEnd w:id="291"/>
     <w:bookmarkEnd w:id="292"/>
-    <w:bookmarkStart w:id="296" w:name="anexo_teoria_positiva_regulacion"/>
+    <w:bookmarkEnd w:id="293"/>
+    <w:bookmarkStart w:id="297" w:name="anexo_teoria_positiva_regulacion"/>
     <w:p>
       <w:pPr>
         <w:pStyle w:val="Heading2"/>
@@ -38983,7 +39097,7 @@
         <w:rPr>
           <w:rStyle w:val="FootnoteReference"/>
         </w:rPr>
-        <w:footnoteReference w:id="293"/>
+        <w:footnoteReference w:id="294"/>
       </w:r>
       <w:r>
         <w:t xml:space="preserve"> </w:t>
@@ -39255,6 +39369,8 @@
     <w:p>
       <w:pPr>
         <w:pStyle w:val="Cajadeanotaciones"/>
+        <w:keepNext/>
+        <w:keepLines/>
       </w:pPr>
       <w:r>
         <w:rPr>
@@ -39285,6 +39401,8 @@
     <w:p>
       <w:pPr>
         <w:pStyle w:val="Cajadeanotaciones"/>
+        <w:keepNext/>
+        <w:keepLines/>
         <w:numPr>
           <w:ilvl w:val="0"/>
           <w:numId w:val="1140"/>
@@ -39323,7 +39441,7 @@
       <w:r>
         <w:t xml:space="preserve"> </w:t>
       </w:r>
-      <w:hyperlink r:id="rId294">
+      <w:hyperlink r:id="rId295">
         <w:r>
           <w:rPr>
             <w:rStyle w:val="Hyperlink"/>
@@ -39335,6 +39453,7 @@
     <w:p>
       <w:pPr>
         <w:pStyle w:val="Cajadeanotaciones"/>
+        <w:keepLines/>
         <w:numPr>
           <w:ilvl w:val="0"/>
           <w:numId w:val="1140"/>
@@ -39373,7 +39492,7 @@
       <w:r>
         <w:t xml:space="preserve"> </w:t>
       </w:r>
-      <w:hyperlink r:id="rId295">
+      <w:hyperlink r:id="rId296">
         <w:r>
           <w:rPr>
             <w:rStyle w:val="Hyperlink"/>
@@ -39382,8 +39501,8 @@
         </w:r>
       </w:hyperlink>
     </w:p>
-    <w:bookmarkEnd w:id="296"/>
-    <w:bookmarkStart w:id="297" w:name="anexo_instituciones_regulatorias"/>
+    <w:bookmarkEnd w:id="297"/>
+    <w:bookmarkStart w:id="298" w:name="anexo_instituciones_regulatorias"/>
     <w:p>
       <w:pPr>
         <w:pStyle w:val="Heading2"/>
@@ -39566,8 +39685,8 @@
         <w:t xml:space="preserve">.</w:t>
       </w:r>
     </w:p>
-    <w:bookmarkEnd w:id="297"/>
-    <w:bookmarkStart w:id="298" w:name="anexo_valoracion_2"/>
+    <w:bookmarkEnd w:id="298"/>
+    <w:bookmarkStart w:id="299" w:name="anexo_valoracion_2"/>
     <w:p>
       <w:pPr>
         <w:pStyle w:val="Heading2"/>
@@ -39601,9 +39720,9 @@
         <w:t xml:space="preserve">.</w:t>
       </w:r>
     </w:p>
-    <w:bookmarkEnd w:id="298"/>
     <w:bookmarkEnd w:id="299"/>
-    <w:bookmarkStart w:id="327" w:name="anexo_derivaciones"/>
+    <w:bookmarkEnd w:id="300"/>
+    <w:bookmarkStart w:id="328" w:name="anexo_derivaciones"/>
     <w:p>
       <w:pPr>
         <w:pStyle w:val="Heading1"/>
@@ -39612,7 +39731,7 @@
         <w:t xml:space="preserve">B. Anexo: derivaciones</w:t>
       </w:r>
     </w:p>
-    <w:bookmarkStart w:id="304" w:name="anexo_cso"/>
+    <w:bookmarkStart w:id="305" w:name="anexo_cso"/>
     <w:p>
       <w:pPr>
         <w:pStyle w:val="Heading2"/>
@@ -40248,7 +40367,7 @@
         <w:t xml:space="preserve">A diferencia de la empresa competitiva, que solo puede maximizar en el tramo creciente del CMg (su IMg es horizontal), el monopolista puede hacerlo también en el decreciente. Si la función de beneficio es estrictamente cuasicóncava, la cantidad que maximiza el beneficio es única. ∎</w:t>
       </w:r>
     </w:p>
-    <w:bookmarkStart w:id="303" w:name="fig_cso_monopolio"/>
+    <w:bookmarkStart w:id="304" w:name="fig_cso_monopolio"/>
     <w:p>
       <w:pPr>
         <w:pStyle w:val="ImageCaption"/>
@@ -40272,18 +40391,18 @@
           <wp:inline>
             <wp:extent cx="4951216" cy="2223307"/>
             <wp:effectExtent b="0" l="0" r="0" t="0"/>
-            <wp:docPr descr="Gráfico 16.– Condición de segundo orden: CMg creciente (izquierda) y CMg decreciente que corta al IMg desde abajo (derecha)" title="" id="301" name="Picture"/>
+            <wp:docPr descr="Gráfico 16.– Condición de segundo orden: CMg creciente (izquierda) y CMg decreciente que corta al IMg desde abajo (derecha)" title="" id="302" name="Picture"/>
             <a:graphic>
               <a:graphicData uri="http://schemas.openxmlformats.org/drawingml/2006/picture">
                 <pic:pic>
                   <pic:nvPicPr>
-                    <pic:cNvPr descr="C:\Users\vgutierrez\Documents\src\victorgutierrezmarcos.github.io-revision\oposicion\temario\fuentes\3A17\graficos/cso-monopolio.png" id="302" name="Picture"/>
+                    <pic:cNvPr descr="C:\Users\vgutierrez\Documents\src\victorgutierrezmarcos.github.io-revision\oposicion\temario\fuentes\3A17\graficos/cso-monopolio.png" id="303" name="Picture"/>
                     <pic:cNvPicPr>
                       <a:picLocks noChangeArrowheads="1" noChangeAspect="1"/>
                     </pic:cNvPicPr>
                   </pic:nvPicPr>
                   <pic:blipFill>
-                    <a:blip r:embed="rId300"/>
+                    <a:blip r:embed="rId301"/>
                     <a:stretch>
                       <a:fillRect/>
                     </a:stretch>
@@ -40310,7 +40429,7 @@
         </w:drawing>
       </w:r>
     </w:p>
-    <w:bookmarkEnd w:id="303"/>
+    <w:bookmarkEnd w:id="304"/>
     <w:p>
       <w:pPr>
         <w:pStyle w:val="Piedeimagen"/>
@@ -40348,8 +40467,8 @@
         <w:t xml:space="preserve">.</w:t>
       </w:r>
     </w:p>
-    <w:bookmarkEnd w:id="304"/>
-    <w:bookmarkStart w:id="309" w:name="anexo_viabilidad"/>
+    <w:bookmarkEnd w:id="305"/>
+    <w:bookmarkStart w:id="310" w:name="anexo_viabilidad"/>
     <w:p>
       <w:pPr>
         <w:pStyle w:val="Heading2"/>
@@ -41447,7 +41566,7 @@
         <w:t xml:space="preserve">). ∎</w:t>
       </w:r>
     </w:p>
-    <w:bookmarkStart w:id="308" w:name="fig_viabilidad_monopolio"/>
+    <w:bookmarkStart w:id="309" w:name="fig_viabilidad_monopolio"/>
     <w:p>
       <w:pPr>
         <w:pStyle w:val="ImageCaption"/>
@@ -41491,18 +41610,18 @@
           <wp:inline>
             <wp:extent cx="5073650" cy="2218904"/>
             <wp:effectExtent b="0" l="0" r="0" t="0"/>
-            <wp:docPr descr="Gráfico 17.– Viabilidad del monopolista: la condición se evalúa en q^M, no en el mínimo del coste medio" title="" id="306" name="Picture"/>
+            <wp:docPr descr="Gráfico 17.– Viabilidad del monopolista: la condición se evalúa en q^M, no en el mínimo del coste medio" title="" id="307" name="Picture"/>
             <a:graphic>
               <a:graphicData uri="http://schemas.openxmlformats.org/drawingml/2006/picture">
                 <pic:pic>
                   <pic:nvPicPr>
-                    <pic:cNvPr descr="C:\Users\vgutierrez\Documents\src\victorgutierrezmarcos.github.io-revision\oposicion\temario\fuentes\3A17\graficos/viabilidad-monopolio.png" id="307" name="Picture"/>
+                    <pic:cNvPr descr="C:\Users\vgutierrez\Documents\src\victorgutierrezmarcos.github.io-revision\oposicion\temario\fuentes\3A17\graficos/viabilidad-monopolio.png" id="308" name="Picture"/>
                     <pic:cNvPicPr>
                       <a:picLocks noChangeArrowheads="1" noChangeAspect="1"/>
                     </pic:cNvPicPr>
                   </pic:nvPicPr>
                   <pic:blipFill>
-                    <a:blip r:embed="rId305"/>
+                    <a:blip r:embed="rId306"/>
                     <a:stretch>
                       <a:fillRect/>
                     </a:stretch>
@@ -41529,7 +41648,7 @@
         </w:drawing>
       </w:r>
     </w:p>
-    <w:bookmarkEnd w:id="308"/>
+    <w:bookmarkEnd w:id="309"/>
     <w:p>
       <w:pPr>
         <w:pStyle w:val="Piedeimagen"/>
@@ -41567,8 +41686,8 @@
         <w:t xml:space="preserve">.</w:t>
       </w:r>
     </w:p>
-    <w:bookmarkEnd w:id="309"/>
-    <w:bookmarkStart w:id="310" w:name="anexo_segundo_grado"/>
+    <w:bookmarkEnd w:id="310"/>
+    <w:bookmarkStart w:id="311" w:name="anexo_segundo_grado"/>
     <w:p>
       <w:pPr>
         <w:pStyle w:val="Heading2"/>
@@ -45224,8 +45343,8 @@
         <w:t xml:space="preserve">.</w:t>
       </w:r>
     </w:p>
-    <w:bookmarkEnd w:id="310"/>
-    <w:bookmarkStart w:id="311" w:name="anexo_multiproducto"/>
+    <w:bookmarkEnd w:id="311"/>
+    <w:bookmarkStart w:id="312" w:name="anexo_multiproducto"/>
     <w:p>
       <w:pPr>
         <w:pStyle w:val="Heading2"/>
@@ -46925,8 +47044,8 @@
         <w:t xml:space="preserve">. ∎</w:t>
       </w:r>
     </w:p>
-    <w:bookmarkEnd w:id="311"/>
-    <w:bookmarkStart w:id="321" w:name="anexo_proporciones_fijas"/>
+    <w:bookmarkEnd w:id="312"/>
+    <w:bookmarkStart w:id="322" w:name="anexo_proporciones_fijas"/>
     <w:p>
       <w:pPr>
         <w:pStyle w:val="Heading2"/>
@@ -46935,7 +47054,7 @@
         <w:t xml:space="preserve">B.5. Producción conjunta en proporciones fijas</w:t>
       </w:r>
     </w:p>
-    <w:bookmarkStart w:id="312" w:name="a_idea_11"/>
+    <w:bookmarkStart w:id="313" w:name="a_idea_11"/>
     <w:p>
       <w:pPr>
         <w:pStyle w:val="Heading4"/>
@@ -47045,8 +47164,8 @@
         <w:t xml:space="preserve">. No hay un coste propio de cada bien, sino del proceso.</w:t>
       </w:r>
     </w:p>
-    <w:bookmarkEnd w:id="312"/>
-    <w:bookmarkStart w:id="320" w:name="b_modelo_11"/>
+    <w:bookmarkEnd w:id="313"/>
+    <w:bookmarkStart w:id="321" w:name="b_modelo_11"/>
     <w:p>
       <w:pPr>
         <w:pStyle w:val="Heading4"/>
@@ -47055,7 +47174,7 @@
         <w:t xml:space="preserve">b) Modelo</w:t>
       </w:r>
     </w:p>
-    <w:bookmarkStart w:id="313" w:name="i_supuestos_11"/>
+    <w:bookmarkStart w:id="314" w:name="i_supuestos_11"/>
     <w:p>
       <w:pPr>
         <w:pStyle w:val="Heading5"/>
@@ -47110,8 +47229,8 @@
         <w:t xml:space="preserve">El monopolista puede desechar lo que sobre de cada bien.</w:t>
       </w:r>
     </w:p>
-    <w:bookmarkEnd w:id="313"/>
-    <w:bookmarkStart w:id="318" w:name="ii_desarrollo_11"/>
+    <w:bookmarkEnd w:id="314"/>
+    <w:bookmarkStart w:id="319" w:name="ii_desarrollo_11"/>
     <w:p>
       <w:pPr>
         <w:pStyle w:val="Heading5"/>
@@ -47872,7 +47991,7 @@
         <w:t xml:space="preserve">).</w:t>
       </w:r>
     </w:p>
-    <w:bookmarkStart w:id="317" w:name="fig_produccion_conjunta"/>
+    <w:bookmarkStart w:id="318" w:name="fig_produccion_conjunta"/>
     <w:p>
       <w:pPr>
         <w:pStyle w:val="ImageCaption"/>
@@ -47896,18 +48015,18 @@
           <wp:inline>
             <wp:extent cx="3293674" cy="2697327"/>
             <wp:effectExtent b="0" l="0" r="0" t="0"/>
-            <wp:docPr descr="Gráfico 18.– Producción conjunta en proporciones fijas: suma vertical de los ingresos marginales" title="" id="315" name="Picture"/>
+            <wp:docPr descr="Gráfico 18.– Producción conjunta en proporciones fijas: suma vertical de los ingresos marginales" title="" id="316" name="Picture"/>
             <a:graphic>
               <a:graphicData uri="http://schemas.openxmlformats.org/drawingml/2006/picture">
                 <pic:pic>
                   <pic:nvPicPr>
-                    <pic:cNvPr descr="C:\Users\vgutierrez\Documents\src\victorgutierrezmarcos.github.io-revision\oposicion\temario\fuentes\3A17\graficos/produccion-conjunta.png" id="316" name="Picture"/>
+                    <pic:cNvPr descr="C:\Users\vgutierrez\Documents\src\victorgutierrezmarcos.github.io-revision\oposicion\temario\fuentes\3A17\graficos/produccion-conjunta.png" id="317" name="Picture"/>
                     <pic:cNvPicPr>
                       <a:picLocks noChangeArrowheads="1" noChangeAspect="1"/>
                     </pic:cNvPicPr>
                   </pic:nvPicPr>
                   <pic:blipFill>
-                    <a:blip r:embed="rId314"/>
+                    <a:blip r:embed="rId315"/>
                     <a:stretch>
                       <a:fillRect/>
                     </a:stretch>
@@ -47934,7 +48053,7 @@
         </w:drawing>
       </w:r>
     </w:p>
-    <w:bookmarkEnd w:id="317"/>
+    <w:bookmarkEnd w:id="318"/>
     <w:p>
       <w:pPr>
         <w:pStyle w:val="Piedeimagen"/>
@@ -47972,8 +48091,8 @@
         <w:t xml:space="preserve">.</w:t>
       </w:r>
     </w:p>
-    <w:bookmarkEnd w:id="318"/>
-    <w:bookmarkStart w:id="319" w:name="iii_implicaciones_11"/>
+    <w:bookmarkEnd w:id="319"/>
+    <w:bookmarkStart w:id="320" w:name="iii_implicaciones_11"/>
     <w:p>
       <w:pPr>
         <w:pStyle w:val="Heading5"/>
@@ -47993,10 +48112,10 @@
         <w:t xml:space="preserve">No tiene sentido preguntar por el coste de cada bien por separado: el reparto del coste conjunto es arbitrario, y los precios los decide la demanda de cada uno. Un monopolista puede destruir producción perfectamente útil, algo que en competencia no ocurre mientras el precio sea positivo.</w:t>
       </w:r>
     </w:p>
-    <w:bookmarkEnd w:id="319"/>
     <w:bookmarkEnd w:id="320"/>
     <w:bookmarkEnd w:id="321"/>
-    <w:bookmarkStart w:id="322" w:name="anexo_ramsey"/>
+    <w:bookmarkEnd w:id="322"/>
+    <w:bookmarkStart w:id="323" w:name="anexo_ramsey"/>
     <w:p>
       <w:pPr>
         <w:pStyle w:val="Heading2"/>
@@ -49579,8 +49698,8 @@
         <w:t xml:space="preserve">.</w:t>
       </w:r>
     </w:p>
-    <w:bookmarkEnd w:id="322"/>
-    <w:bookmarkStart w:id="323" w:name="anexo_sostenibilidad"/>
+    <w:bookmarkEnd w:id="323"/>
+    <w:bookmarkStart w:id="324" w:name="anexo_sostenibilidad"/>
     <w:p>
       <w:pPr>
         <w:pStyle w:val="Heading2"/>
@@ -50908,8 +51027,8 @@
         <w:t xml:space="preserve">. En los 2 casos, la existencia y la sostenibilidad dependen tanto de los costes como de la demanda: la subaditividad es necesaria para la sostenibilidad, y las economías de escala en el tramo relevante bastan para las 2.</w:t>
       </w:r>
     </w:p>
-    <w:bookmarkEnd w:id="323"/>
-    <w:bookmarkStart w:id="324" w:name="anexo_cuatro_casos"/>
+    <w:bookmarkEnd w:id="324"/>
+    <w:bookmarkStart w:id="325" w:name="anexo_cuatro_casos"/>
     <w:p>
       <w:pPr>
         <w:pStyle w:val="Heading2"/>
@@ -52339,8 +52458,8 @@
         <w:t xml:space="preserve">). ∎</w:t>
       </w:r>
     </w:p>
-    <w:bookmarkEnd w:id="324"/>
-    <w:bookmarkStart w:id="325" w:name="anexo_nash"/>
+    <w:bookmarkEnd w:id="325"/>
+    <w:bookmarkStart w:id="326" w:name="anexo_nash"/>
     <w:p>
       <w:pPr>
         <w:pStyle w:val="Heading2"/>
@@ -53849,8 +53968,8 @@
         <w:t xml:space="preserve">. ∎</w:t>
       </w:r>
     </w:p>
-    <w:bookmarkEnd w:id="325"/>
-    <w:bookmarkStart w:id="326" w:name="anexo_aj"/>
+    <w:bookmarkEnd w:id="326"/>
+    <w:bookmarkStart w:id="327" w:name="anexo_aj"/>
     <w:p>
       <w:pPr>
         <w:pStyle w:val="Heading2"/>
@@ -55004,9 +55123,9 @@
         <w:t xml:space="preserve">: la empresa usa capital hasta donde su productividad marginal es menor que la que exige el mínimo coste. Sobrecapitaliza. ∎</w:t>
       </w:r>
     </w:p>
-    <w:bookmarkEnd w:id="326"/>
     <w:bookmarkEnd w:id="327"/>
-    <w:bookmarkStart w:id="330" w:name="anexo_test"/>
+    <w:bookmarkEnd w:id="328"/>
+    <w:bookmarkStart w:id="331" w:name="anexo_test"/>
     <w:p>
       <w:pPr>
         <w:pStyle w:val="Heading1"/>
@@ -55018,6 +55137,7 @@
     <w:p>
       <w:pPr>
         <w:pStyle w:val="Cajadeanotaciones"/>
+        <w:keepLines/>
       </w:pPr>
       <w:r>
         <w:t xml:space="preserve">Preguntas tipo test del primer ejercicio:</w:t>
@@ -55025,7 +55145,7 @@
       <w:r>
         <w:t xml:space="preserve"> </w:t>
       </w:r>
-      <w:hyperlink r:id="rId328">
+      <w:hyperlink r:id="rId329">
         <w:r>
           <w:rPr>
             <w:rStyle w:val="Hyperlink"/>
@@ -57640,7 +57760,7 @@
         <w:t xml:space="preserve">(1986, 1993).</w:t>
       </w:r>
     </w:p>
-    <w:bookmarkStart w:id="329" w:name="preguntas_probables_del_tribunal"/>
+    <w:bookmarkStart w:id="330" w:name="preguntas_probables_del_tribunal"/>
     <w:p>
       <w:pPr>
         <w:pStyle w:val="Heading4"/>
@@ -57867,9 +57987,9 @@
         </w:sectPr>
       </w:pPr>
     </w:p>
-    <w:bookmarkEnd w:id="329"/>
     <w:bookmarkEnd w:id="330"/>
-    <w:bookmarkStart w:id="522" w:name="bibliografia"/>
+    <w:bookmarkEnd w:id="331"/>
+    <w:bookmarkStart w:id="525" w:name="bibliografia"/>
     <w:p>
       <w:pPr>
         <w:pStyle w:val="Heading1"/>
@@ -57878,8 +57998,8 @@
         <w:t xml:space="preserve">Bibliografía</w:t>
       </w:r>
     </w:p>
-    <w:bookmarkStart w:id="521" w:name="refs"/>
-    <w:bookmarkStart w:id="332" w:name="ref_AdamsYellen1976Commodity"/>
+    <w:bookmarkStart w:id="524" w:name="refs"/>
+    <w:bookmarkStart w:id="333" w:name="ref_AdamsYellen1976Commodity"/>
     <w:p>
       <w:pPr>
         <w:pStyle w:val="Bibliography"/>
@@ -57915,7 +58035,7 @@
       <w:r>
         <w:t xml:space="preserve"> </w:t>
       </w:r>
-      <w:hyperlink r:id="rId331">
+      <w:hyperlink r:id="rId332">
         <w:r>
           <w:rPr>
             <w:rStyle w:val="Hyperlink"/>
@@ -57927,8 +58047,8 @@
         <w:t xml:space="preserve">.</w:t>
       </w:r>
     </w:p>
-    <w:bookmarkEnd w:id="332"/>
-    <w:bookmarkStart w:id="334" w:name="ref_AghionEtAl2005Competition"/>
+    <w:bookmarkEnd w:id="333"/>
+    <w:bookmarkStart w:id="335" w:name="ref_AghionEtAl2005Competition"/>
     <w:p>
       <w:pPr>
         <w:pStyle w:val="Bibliography"/>
@@ -57964,7 +58084,7 @@
       <w:r>
         <w:t xml:space="preserve"> </w:t>
       </w:r>
-      <w:hyperlink r:id="rId333">
+      <w:hyperlink r:id="rId334">
         <w:r>
           <w:rPr>
             <w:rStyle w:val="Hyperlink"/>
@@ -57976,8 +58096,8 @@
         <w:t xml:space="preserve">.</w:t>
       </w:r>
     </w:p>
-    <w:bookmarkEnd w:id="334"/>
-    <w:bookmarkStart w:id="335" w:name="ref_Arrow1962Economic"/>
+    <w:bookmarkEnd w:id="335"/>
+    <w:bookmarkStart w:id="336" w:name="ref_Arrow1962Economic"/>
     <w:p>
       <w:pPr>
         <w:pStyle w:val="Bibliography"/>
@@ -58008,8 +58128,8 @@
         <w:t xml:space="preserve">, 609-26. Princeton: Princeton University Press.</w:t>
       </w:r>
     </w:p>
-    <w:bookmarkEnd w:id="335"/>
-    <w:bookmarkStart w:id="336" w:name="ref_AverchJohnson1962Behavior"/>
+    <w:bookmarkEnd w:id="336"/>
+    <w:bookmarkStart w:id="337" w:name="ref_AverchJohnson1962Behavior"/>
     <w:p>
       <w:pPr>
         <w:pStyle w:val="Bibliography"/>
@@ -58043,8 +58163,8 @@
         <w:t xml:space="preserve">52 (5): 1052-69.</w:t>
       </w:r>
     </w:p>
-    <w:bookmarkEnd w:id="336"/>
-    <w:bookmarkStart w:id="337" w:name="ref_BaldwinCaveLodge2012Understanding"/>
+    <w:bookmarkEnd w:id="337"/>
+    <w:bookmarkStart w:id="338" w:name="ref_BaldwinCaveLodge2012Understanding"/>
     <w:p>
       <w:pPr>
         <w:pStyle w:val="Bibliography"/>
@@ -58066,8 +58186,8 @@
         <w:t xml:space="preserve">. 2.ª ed. Oxford: Oxford University Press.</w:t>
       </w:r>
     </w:p>
-    <w:bookmarkEnd w:id="337"/>
-    <w:bookmarkStart w:id="338" w:name="ref_Baumol1977Proper"/>
+    <w:bookmarkEnd w:id="338"/>
+    <w:bookmarkStart w:id="339" w:name="ref_Baumol1977Proper"/>
     <w:p>
       <w:pPr>
         <w:pStyle w:val="Bibliography"/>
@@ -58101,8 +58221,8 @@
         <w:t xml:space="preserve">67 (5): 809-22.</w:t>
       </w:r>
     </w:p>
-    <w:bookmarkEnd w:id="338"/>
-    <w:bookmarkStart w:id="340" w:name="ref_Baumol1982Contestable"/>
+    <w:bookmarkEnd w:id="339"/>
+    <w:bookmarkStart w:id="341" w:name="ref_Baumol1982Contestable"/>
     <w:p>
       <w:pPr>
         <w:pStyle w:val="Bibliography"/>
@@ -58138,7 +58258,7 @@
       <w:r>
         <w:t xml:space="preserve"> </w:t>
       </w:r>
-      <w:hyperlink r:id="rId339">
+      <w:hyperlink r:id="rId340">
         <w:r>
           <w:rPr>
             <w:rStyle w:val="Hyperlink"/>
@@ -58150,8 +58270,8 @@
         <w:t xml:space="preserve">.</w:t>
       </w:r>
     </w:p>
-    <w:bookmarkEnd w:id="340"/>
-    <w:bookmarkStart w:id="341" w:name="ref_BaumolBaileyWillig1977Weak"/>
+    <w:bookmarkEnd w:id="341"/>
+    <w:bookmarkStart w:id="342" w:name="ref_BaumolBaileyWillig1977Weak"/>
     <w:p>
       <w:pPr>
         <w:pStyle w:val="Bibliography"/>
@@ -58185,8 +58305,8 @@
         <w:t xml:space="preserve">67 (3): 350-65.</w:t>
       </w:r>
     </w:p>
-    <w:bookmarkEnd w:id="341"/>
-    <w:bookmarkStart w:id="343" w:name="ref_BaumolKlevorick1970Input"/>
+    <w:bookmarkEnd w:id="342"/>
+    <w:bookmarkStart w:id="344" w:name="ref_BaumolKlevorick1970Input"/>
     <w:p>
       <w:pPr>
         <w:pStyle w:val="Bibliography"/>
@@ -58222,7 +58342,7 @@
       <w:r>
         <w:t xml:space="preserve"> </w:t>
       </w:r>
-      <w:hyperlink r:id="rId342">
+      <w:hyperlink r:id="rId343">
         <w:r>
           <w:rPr>
             <w:rStyle w:val="Hyperlink"/>
@@ -58234,8 +58354,8 @@
         <w:t xml:space="preserve">.</w:t>
       </w:r>
     </w:p>
-    <w:bookmarkEnd w:id="343"/>
-    <w:bookmarkStart w:id="344" w:name="ref_BaumolPanzarWillig1982Contestable"/>
+    <w:bookmarkEnd w:id="344"/>
+    <w:bookmarkStart w:id="345" w:name="ref_BaumolPanzarWillig1982Contestable"/>
     <w:p>
       <w:pPr>
         <w:pStyle w:val="Bibliography"/>
@@ -58257,8 +58377,8 @@
         <w:t xml:space="preserve">. Nueva York: Harcourt Brace Jovanovich.</w:t>
       </w:r>
     </w:p>
-    <w:bookmarkEnd w:id="344"/>
-    <w:bookmarkStart w:id="346" w:name="ref_Becker1983Theory"/>
+    <w:bookmarkEnd w:id="345"/>
+    <w:bookmarkStart w:id="347" w:name="ref_Becker1983Theory"/>
     <w:p>
       <w:pPr>
         <w:pStyle w:val="Bibliography"/>
@@ -58294,7 +58414,7 @@
       <w:r>
         <w:t xml:space="preserve"> </w:t>
       </w:r>
-      <w:hyperlink r:id="rId345">
+      <w:hyperlink r:id="rId346">
         <w:r>
           <w:rPr>
             <w:rStyle w:val="Hyperlink"/>
@@ -58306,8 +58426,8 @@
         <w:t xml:space="preserve">.</w:t>
       </w:r>
     </w:p>
-    <w:bookmarkEnd w:id="346"/>
-    <w:bookmarkStart w:id="348" w:name="ref_BinmoreRubinsteinWolinsky1986Nash"/>
+    <w:bookmarkEnd w:id="347"/>
+    <w:bookmarkStart w:id="349" w:name="ref_BinmoreRubinsteinWolinsky1986Nash"/>
     <w:p>
       <w:pPr>
         <w:pStyle w:val="Bibliography"/>
@@ -58343,7 +58463,7 @@
       <w:r>
         <w:t xml:space="preserve"> </w:t>
       </w:r>
-      <w:hyperlink r:id="rId347">
+      <w:hyperlink r:id="rId348">
         <w:r>
           <w:rPr>
             <w:rStyle w:val="Hyperlink"/>
@@ -58355,8 +58475,8 @@
         <w:t xml:space="preserve">.</w:t>
       </w:r>
     </w:p>
-    <w:bookmarkEnd w:id="348"/>
-    <w:bookmarkStart w:id="349" w:name="ref_Boiteux1949Tarification"/>
+    <w:bookmarkEnd w:id="349"/>
+    <w:bookmarkStart w:id="350" w:name="ref_Boiteux1949Tarification"/>
     <w:p>
       <w:pPr>
         <w:pStyle w:val="Bibliography"/>
@@ -58390,8 +58510,8 @@
         <w:t xml:space="preserve">58: 321-40.</w:t>
       </w:r>
     </w:p>
-    <w:bookmarkEnd w:id="349"/>
-    <w:bookmarkStart w:id="351" w:name="ref_Boiteux1956Gestion"/>
+    <w:bookmarkEnd w:id="350"/>
+    <w:bookmarkStart w:id="352" w:name="ref_Boiteux1956Gestion"/>
     <w:p>
       <w:pPr>
         <w:pStyle w:val="Bibliography"/>
@@ -58427,7 +58547,7 @@
       <w:r>
         <w:t xml:space="preserve"> </w:t>
       </w:r>
-      <w:hyperlink r:id="rId350">
+      <w:hyperlink r:id="rId351">
         <w:r>
           <w:rPr>
             <w:rStyle w:val="Hyperlink"/>
@@ -58439,8 +58559,8 @@
         <w:t xml:space="preserve">.</w:t>
       </w:r>
     </w:p>
-    <w:bookmarkEnd w:id="351"/>
-    <w:bookmarkStart w:id="353" w:name="ref_Bowley1928Bilateral"/>
+    <w:bookmarkEnd w:id="352"/>
+    <w:bookmarkStart w:id="354" w:name="ref_Bowley1928Bilateral"/>
     <w:p>
       <w:pPr>
         <w:pStyle w:val="Bibliography"/>
@@ -58476,7 +58596,7 @@
       <w:r>
         <w:t xml:space="preserve"> </w:t>
       </w:r>
-      <w:hyperlink r:id="rId352">
+      <w:hyperlink r:id="rId353">
         <w:r>
           <w:rPr>
             <w:rStyle w:val="Hyperlink"/>
@@ -58488,8 +58608,8 @@
         <w:t xml:space="preserve">.</w:t>
       </w:r>
     </w:p>
-    <w:bookmarkEnd w:id="353"/>
-    <w:bookmarkStart w:id="355" w:name="ref_Braeutigam1989Optimal"/>
+    <w:bookmarkEnd w:id="354"/>
+    <w:bookmarkStart w:id="356" w:name="ref_Braeutigam1989Optimal"/>
     <w:p>
       <w:pPr>
         <w:pStyle w:val="Bibliography"/>
@@ -58522,7 +58642,7 @@
       <w:r>
         <w:t xml:space="preserve"> </w:t>
       </w:r>
-      <w:hyperlink r:id="rId354">
+      <w:hyperlink r:id="rId355">
         <w:r>
           <w:rPr>
             <w:rStyle w:val="Hyperlink"/>
@@ -58534,8 +58654,8 @@
         <w:t xml:space="preserve">.</w:t>
       </w:r>
     </w:p>
-    <w:bookmarkEnd w:id="355"/>
-    <w:bookmarkStart w:id="357" w:name="ref_Bulow1982Durable"/>
+    <w:bookmarkEnd w:id="356"/>
+    <w:bookmarkStart w:id="358" w:name="ref_Bulow1982Durable"/>
     <w:p>
       <w:pPr>
         <w:pStyle w:val="Bibliography"/>
@@ -58571,7 +58691,7 @@
       <w:r>
         <w:t xml:space="preserve"> </w:t>
       </w:r>
-      <w:hyperlink r:id="rId356">
+      <w:hyperlink r:id="rId357">
         <w:r>
           <w:rPr>
             <w:rStyle w:val="Hyperlink"/>
@@ -58583,8 +58703,8 @@
         <w:t xml:space="preserve">.</w:t>
       </w:r>
     </w:p>
-    <w:bookmarkEnd w:id="357"/>
-    <w:bookmarkStart w:id="359" w:name="ref_BulowPfleiderer1983Note"/>
+    <w:bookmarkEnd w:id="358"/>
+    <w:bookmarkStart w:id="360" w:name="ref_BulowPfleiderer1983Note"/>
     <w:p>
       <w:pPr>
         <w:pStyle w:val="Bibliography"/>
@@ -58620,7 +58740,7 @@
       <w:r>
         <w:t xml:space="preserve"> </w:t>
       </w:r>
-      <w:hyperlink r:id="rId358">
+      <w:hyperlink r:id="rId359">
         <w:r>
           <w:rPr>
             <w:rStyle w:val="Hyperlink"/>
@@ -58632,8 +58752,8 @@
         <w:t xml:space="preserve">.</w:t>
       </w:r>
     </w:p>
-    <w:bookmarkEnd w:id="359"/>
-    <w:bookmarkStart w:id="361" w:name="ref_ARegV2007"/>
+    <w:bookmarkEnd w:id="360"/>
+    <w:bookmarkStart w:id="362" w:name="ref_ARegV2007"/>
     <w:p>
       <w:pPr>
         <w:pStyle w:val="Bibliography"/>
@@ -58653,7 +58773,7 @@
       <w:r>
         <w:t xml:space="preserve"> </w:t>
       </w:r>
-      <w:hyperlink r:id="rId360">
+      <w:hyperlink r:id="rId361">
         <w:r>
           <w:rPr>
             <w:rStyle w:val="Hyperlink"/>
@@ -58665,8 +58785,8 @@
         <w:t xml:space="preserve">.</w:t>
       </w:r>
     </w:p>
-    <w:bookmarkEnd w:id="361"/>
-    <w:bookmarkStart w:id="363" w:name="ref_BNetzA2026Effizienzvergleich"/>
+    <w:bookmarkEnd w:id="362"/>
+    <w:bookmarkStart w:id="364" w:name="ref_BNetzA2026Effizienzvergleich"/>
     <w:p>
       <w:pPr>
         <w:pStyle w:val="Bibliography"/>
@@ -58692,7 +58812,7 @@
       <w:r>
         <w:t xml:space="preserve"> </w:t>
       </w:r>
-      <w:hyperlink r:id="rId362">
+      <w:hyperlink r:id="rId363">
         <w:r>
           <w:rPr>
             <w:rStyle w:val="Hyperlink"/>
@@ -58704,8 +58824,8 @@
         <w:t xml:space="preserve">.</w:t>
       </w:r>
     </w:p>
-    <w:bookmarkEnd w:id="363"/>
-    <w:bookmarkStart w:id="365" w:name="ref_CardKrueger1994Minimum"/>
+    <w:bookmarkEnd w:id="364"/>
+    <w:bookmarkStart w:id="366" w:name="ref_CardKrueger1994Minimum"/>
     <w:p>
       <w:pPr>
         <w:pStyle w:val="Bibliography"/>
@@ -58741,7 +58861,7 @@
       <w:r>
         <w:t xml:space="preserve"> </w:t>
       </w:r>
-      <w:hyperlink r:id="rId364">
+      <w:hyperlink r:id="rId365">
         <w:r>
           <w:rPr>
             <w:rStyle w:val="Hyperlink"/>
@@ -58753,8 +58873,8 @@
         <w:t xml:space="preserve">.</w:t>
       </w:r>
     </w:p>
-    <w:bookmarkEnd w:id="365"/>
-    <w:bookmarkStart w:id="367" w:name="ref_Coase1946Marginal"/>
+    <w:bookmarkEnd w:id="366"/>
+    <w:bookmarkStart w:id="368" w:name="ref_Coase1946Marginal"/>
     <w:p>
       <w:pPr>
         <w:pStyle w:val="Bibliography"/>
@@ -58790,7 +58910,7 @@
       <w:r>
         <w:t xml:space="preserve"> </w:t>
       </w:r>
-      <w:hyperlink r:id="rId366">
+      <w:hyperlink r:id="rId367">
         <w:r>
           <w:rPr>
             <w:rStyle w:val="Hyperlink"/>
@@ -58802,8 +58922,8 @@
         <w:t xml:space="preserve">.</w:t>
       </w:r>
     </w:p>
-    <w:bookmarkEnd w:id="367"/>
-    <w:bookmarkStart w:id="369" w:name="ref_Coase1972Durability"/>
+    <w:bookmarkEnd w:id="368"/>
+    <w:bookmarkStart w:id="370" w:name="ref_Coase1972Durability"/>
     <w:p>
       <w:pPr>
         <w:pStyle w:val="Bibliography"/>
@@ -58839,7 +58959,7 @@
       <w:r>
         <w:t xml:space="preserve"> </w:t>
       </w:r>
-      <w:hyperlink r:id="rId368">
+      <w:hyperlink r:id="rId369">
         <w:r>
           <w:rPr>
             <w:rStyle w:val="Hyperlink"/>
@@ -58851,8 +58971,8 @@
         <w:t xml:space="preserve">.</w:t>
       </w:r>
     </w:p>
-    <w:bookmarkEnd w:id="369"/>
-    <w:bookmarkStart w:id="371" w:name="ref_CNMC2018CuotaAbono"/>
+    <w:bookmarkEnd w:id="370"/>
+    <w:bookmarkStart w:id="372" w:name="ref_CNMC2018CuotaAbono"/>
     <w:p>
       <w:pPr>
         <w:pStyle w:val="Bibliography"/>
@@ -58872,7 +58992,7 @@
       <w:r>
         <w:t xml:space="preserve"> </w:t>
       </w:r>
-      <w:hyperlink r:id="rId370">
+      <w:hyperlink r:id="rId371">
         <w:r>
           <w:rPr>
             <w:rStyle w:val="Hyperlink"/>
@@ -58884,8 +59004,8 @@
         <w:t xml:space="preserve">.</w:t>
       </w:r>
     </w:p>
-    <w:bookmarkEnd w:id="371"/>
-    <w:bookmarkStart w:id="373" w:name="ref_CNMC2018TarifasAdif"/>
+    <w:bookmarkEnd w:id="372"/>
+    <w:bookmarkStart w:id="374" w:name="ref_CNMC2018TarifasAdif"/>
     <w:p>
       <w:pPr>
         <w:pStyle w:val="Bibliography"/>
@@ -58905,7 +59025,7 @@
       <w:r>
         <w:t xml:space="preserve"> </w:t>
       </w:r>
-      <w:hyperlink r:id="rId372">
+      <w:hyperlink r:id="rId373">
         <w:r>
           <w:rPr>
             <w:rStyle w:val="Hyperlink"/>
@@ -58917,8 +59037,8 @@
         <w:t xml:space="preserve">.</w:t>
       </w:r>
     </w:p>
-    <w:bookmarkEnd w:id="373"/>
-    <w:bookmarkStart w:id="374" w:name="ref_CNMC2019Circular2"/>
+    <w:bookmarkEnd w:id="374"/>
+    <w:bookmarkStart w:id="375" w:name="ref_CNMC2019Circular2"/>
     <w:p>
       <w:pPr>
         <w:pStyle w:val="Bibliography"/>
@@ -58936,8 +59056,8 @@
         <w:t xml:space="preserve">. Boletín Oficial del Estado.</w:t>
       </w:r>
     </w:p>
-    <w:bookmarkEnd w:id="374"/>
-    <w:bookmarkStart w:id="376" w:name="ref_CNMC2020Circular3"/>
+    <w:bookmarkEnd w:id="375"/>
+    <w:bookmarkStart w:id="377" w:name="ref_CNMC2020Circular3"/>
     <w:p>
       <w:pPr>
         <w:pStyle w:val="Bibliography"/>
@@ -58957,7 +59077,7 @@
       <w:r>
         <w:t xml:space="preserve"> </w:t>
       </w:r>
-      <w:hyperlink r:id="rId375">
+      <w:hyperlink r:id="rId376">
         <w:r>
           <w:rPr>
             <w:rStyle w:val="Hyperlink"/>
@@ -58969,8 +59089,8 @@
         <w:t xml:space="preserve">.</w:t>
       </w:r>
     </w:p>
-    <w:bookmarkEnd w:id="376"/>
-    <w:bookmarkStart w:id="378" w:name="ref_UE2004Reglamento139"/>
+    <w:bookmarkEnd w:id="377"/>
+    <w:bookmarkStart w:id="379" w:name="ref_UE2004Reglamento139"/>
     <w:p>
       <w:pPr>
         <w:pStyle w:val="Bibliography"/>
@@ -58990,7 +59110,7 @@
       <w:r>
         <w:t xml:space="preserve"> </w:t>
       </w:r>
-      <w:hyperlink r:id="rId377">
+      <w:hyperlink r:id="rId378">
         <w:r>
           <w:rPr>
             <w:rStyle w:val="Hyperlink"/>
@@ -59002,8 +59122,8 @@
         <w:t xml:space="preserve">.</w:t>
       </w:r>
     </w:p>
-    <w:bookmarkEnd w:id="378"/>
-    <w:bookmarkStart w:id="379" w:name="ref_Cournot1838Recherches"/>
+    <w:bookmarkEnd w:id="379"/>
+    <w:bookmarkStart w:id="380" w:name="ref_Cournot1838Recherches"/>
     <w:p>
       <w:pPr>
         <w:pStyle w:val="Bibliography"/>
@@ -59025,8 +59145,8 @@
         <w:t xml:space="preserve">. París: Hachette.</w:t>
       </w:r>
     </w:p>
-    <w:bookmarkEnd w:id="379"/>
-    <w:bookmarkStart w:id="381" w:name="ref_CowlingMueller1978Social"/>
+    <w:bookmarkEnd w:id="380"/>
+    <w:bookmarkStart w:id="382" w:name="ref_CowlingMueller1978Social"/>
     <w:p>
       <w:pPr>
         <w:pStyle w:val="Bibliography"/>
@@ -59062,7 +59182,7 @@
       <w:r>
         <w:t xml:space="preserve"> </w:t>
       </w:r>
-      <w:hyperlink r:id="rId380">
+      <w:hyperlink r:id="rId381">
         <w:r>
           <w:rPr>
             <w:rStyle w:val="Hyperlink"/>
@@ -59074,8 +59194,8 @@
         <w:t xml:space="preserve">.</w:t>
       </w:r>
     </w:p>
-    <w:bookmarkEnd w:id="381"/>
-    <w:bookmarkStart w:id="383" w:name="ref_DeLoeckerEeckhoutUnger2020Rise"/>
+    <w:bookmarkEnd w:id="382"/>
+    <w:bookmarkStart w:id="384" w:name="ref_DeLoeckerEeckhoutUnger2020Rise"/>
     <w:p>
       <w:pPr>
         <w:pStyle w:val="Bibliography"/>
@@ -59111,7 +59231,7 @@
       <w:r>
         <w:t xml:space="preserve"> </w:t>
       </w:r>
-      <w:hyperlink r:id="rId382">
+      <w:hyperlink r:id="rId383">
         <w:r>
           <w:rPr>
             <w:rStyle w:val="Hyperlink"/>
@@ -59123,8 +59243,8 @@
         <w:t xml:space="preserve">.</w:t>
       </w:r>
     </w:p>
-    <w:bookmarkEnd w:id="383"/>
-    <w:bookmarkStart w:id="385" w:name="ref_DebEtAl2022Wage"/>
+    <w:bookmarkEnd w:id="384"/>
+    <w:bookmarkStart w:id="386" w:name="ref_DebEtAl2022Wage"/>
     <w:p>
       <w:pPr>
         <w:pStyle w:val="Bibliography"/>
@@ -59157,7 +59277,7 @@
       <w:r>
         <w:t xml:space="preserve"> </w:t>
       </w:r>
-      <w:hyperlink r:id="rId384">
+      <w:hyperlink r:id="rId385">
         <w:r>
           <w:rPr>
             <w:rStyle w:val="Hyperlink"/>
@@ -59169,8 +59289,8 @@
         <w:t xml:space="preserve">.</w:t>
       </w:r>
     </w:p>
-    <w:bookmarkEnd w:id="385"/>
-    <w:bookmarkStart w:id="387" w:name="ref_Demsetz1968Why"/>
+    <w:bookmarkEnd w:id="386"/>
+    <w:bookmarkStart w:id="388" w:name="ref_Demsetz1968Why"/>
     <w:p>
       <w:pPr>
         <w:pStyle w:val="Bibliography"/>
@@ -59203,7 +59323,7 @@
       <w:r>
         <w:t xml:space="preserve"> </w:t>
       </w:r>
-      <w:hyperlink r:id="rId386">
+      <w:hyperlink r:id="rId387">
         <w:r>
           <w:rPr>
             <w:rStyle w:val="Hyperlink"/>
@@ -59215,8 +59335,8 @@
         <w:t xml:space="preserve">.</w:t>
       </w:r>
     </w:p>
-    <w:bookmarkEnd w:id="387"/>
-    <w:bookmarkStart w:id="389" w:name="ref_DeneckereMcAfee1996Damaged"/>
+    <w:bookmarkEnd w:id="388"/>
+    <w:bookmarkStart w:id="390" w:name="ref_DeneckereMcAfee1996Damaged"/>
     <w:p>
       <w:pPr>
         <w:pStyle w:val="Bibliography"/>
@@ -59252,7 +59372,7 @@
       <w:r>
         <w:t xml:space="preserve"> </w:t>
       </w:r>
-      <w:hyperlink r:id="rId388">
+      <w:hyperlink r:id="rId389">
         <w:r>
           <w:rPr>
             <w:rStyle w:val="Hyperlink"/>
@@ -59264,8 +59384,8 @@
         <w:t xml:space="preserve">.</w:t>
       </w:r>
     </w:p>
-    <w:bookmarkEnd w:id="389"/>
-    <w:bookmarkStart w:id="391" w:name="ref_BOE2026DORA"/>
+    <w:bookmarkEnd w:id="390"/>
+    <w:bookmarkStart w:id="392" w:name="ref_BOE2026DORA"/>
     <w:p>
       <w:pPr>
         <w:pStyle w:val="Bibliography"/>
@@ -59285,7 +59405,7 @@
       <w:r>
         <w:t xml:space="preserve"> </w:t>
       </w:r>
-      <w:hyperlink r:id="rId390">
+      <w:hyperlink r:id="rId391">
         <w:r>
           <w:rPr>
             <w:rStyle w:val="Hyperlink"/>
@@ -59297,8 +59417,8 @@
         <w:t xml:space="preserve">.</w:t>
       </w:r>
     </w:p>
-    <w:bookmarkEnd w:id="391"/>
-    <w:bookmarkStart w:id="392" w:name="ref_Dunlop1944Wage"/>
+    <w:bookmarkEnd w:id="392"/>
+    <w:bookmarkStart w:id="393" w:name="ref_Dunlop1944Wage"/>
     <w:p>
       <w:pPr>
         <w:pStyle w:val="Bibliography"/>
@@ -59320,8 +59440,8 @@
         <w:t xml:space="preserve">. Nueva York: Macmillan.</w:t>
       </w:r>
     </w:p>
-    <w:bookmarkEnd w:id="392"/>
-    <w:bookmarkStart w:id="393" w:name="ref_Dupuit1844Mesure"/>
+    <w:bookmarkEnd w:id="393"/>
+    <w:bookmarkStart w:id="394" w:name="ref_Dupuit1844Mesure"/>
     <w:p>
       <w:pPr>
         <w:pStyle w:val="Bibliography"/>
@@ -59352,8 +59472,8 @@
         <w:t xml:space="preserve">, 2.ª época, 8: 332-75.</w:t>
       </w:r>
     </w:p>
-    <w:bookmarkEnd w:id="393"/>
-    <w:bookmarkStart w:id="394" w:name="ref_Dupuit1849Peages"/>
+    <w:bookmarkEnd w:id="394"/>
+    <w:bookmarkStart w:id="395" w:name="ref_Dupuit1849Peages"/>
     <w:p>
       <w:pPr>
         <w:pStyle w:val="Bibliography"/>
@@ -59387,8 +59507,8 @@
         <w:t xml:space="preserve">17: 170-248.</w:t>
       </w:r>
     </w:p>
-    <w:bookmarkEnd w:id="394"/>
-    <w:bookmarkStart w:id="395" w:name="ref_Edgeworth1881Mathematical"/>
+    <w:bookmarkEnd w:id="395"/>
+    <w:bookmarkStart w:id="396" w:name="ref_Edgeworth1881Mathematical"/>
     <w:p>
       <w:pPr>
         <w:pStyle w:val="Bibliography"/>
@@ -59410,8 +59530,8 @@
         <w:t xml:space="preserve">. Londres: C. Kegan Paul.</w:t>
       </w:r>
     </w:p>
-    <w:bookmarkEnd w:id="395"/>
-    <w:bookmarkStart w:id="397" w:name="ref_Ekelund1970Price"/>
+    <w:bookmarkEnd w:id="396"/>
+    <w:bookmarkStart w:id="398" w:name="ref_Ekelund1970Price"/>
     <w:p>
       <w:pPr>
         <w:pStyle w:val="Bibliography"/>
@@ -59447,7 +59567,7 @@
       <w:r>
         <w:t xml:space="preserve"> </w:t>
       </w:r>
-      <w:hyperlink r:id="rId396">
+      <w:hyperlink r:id="rId397">
         <w:r>
           <w:rPr>
             <w:rStyle w:val="Hyperlink"/>
@@ -59459,8 +59579,8 @@
         <w:t xml:space="preserve">.</w:t>
       </w:r>
     </w:p>
-    <w:bookmarkEnd w:id="397"/>
-    <w:bookmarkStart w:id="398" w:name="ref_EkelundHebert2013History"/>
+    <w:bookmarkEnd w:id="398"/>
+    <w:bookmarkStart w:id="399" w:name="ref_EkelundHebert2013History"/>
     <w:p>
       <w:pPr>
         <w:pStyle w:val="Bibliography"/>
@@ -59482,8 +59602,8 @@
         <w:t xml:space="preserve">. 6.ª ed. Long Grove (Illinois): Waveland Press.</w:t>
       </w:r>
     </w:p>
-    <w:bookmarkEnd w:id="398"/>
-    <w:bookmarkStart w:id="400" w:name="ref_Faulhaber1975Cross"/>
+    <w:bookmarkEnd w:id="399"/>
+    <w:bookmarkStart w:id="401" w:name="ref_Faulhaber1975Cross"/>
     <w:p>
       <w:pPr>
         <w:pStyle w:val="Bibliography"/>
@@ -59519,7 +59639,7 @@
       <w:r>
         <w:t xml:space="preserve"> </w:t>
       </w:r>
-      <w:hyperlink r:id="rId399">
+      <w:hyperlink r:id="rId400">
         <w:r>
           <w:rPr>
             <w:rStyle w:val="Hyperlink"/>
@@ -59531,8 +59651,8 @@
         <w:t xml:space="preserve">.</w:t>
       </w:r>
     </w:p>
-    <w:bookmarkEnd w:id="400"/>
-    <w:bookmarkStart w:id="402" w:name="ref_Fellner1947Prices"/>
+    <w:bookmarkEnd w:id="401"/>
+    <w:bookmarkStart w:id="403" w:name="ref_Fellner1947Prices"/>
     <w:p>
       <w:pPr>
         <w:pStyle w:val="Bibliography"/>
@@ -59568,7 +59688,7 @@
       <w:r>
         <w:t xml:space="preserve"> </w:t>
       </w:r>
-      <w:hyperlink r:id="rId401">
+      <w:hyperlink r:id="rId402">
         <w:r>
           <w:rPr>
             <w:rStyle w:val="Hyperlink"/>
@@ -59580,8 +59700,8 @@
         <w:t xml:space="preserve">.</w:t>
       </w:r>
     </w:p>
-    <w:bookmarkEnd w:id="402"/>
-    <w:bookmarkStart w:id="404" w:name="ref_FreixasGuesnerieTirole1985Planning"/>
+    <w:bookmarkEnd w:id="403"/>
+    <w:bookmarkStart w:id="405" w:name="ref_FreixasGuesnerieTirole1985Planning"/>
     <w:p>
       <w:pPr>
         <w:pStyle w:val="Bibliography"/>
@@ -59617,7 +59737,7 @@
       <w:r>
         <w:t xml:space="preserve"> </w:t>
       </w:r>
-      <w:hyperlink r:id="rId403">
+      <w:hyperlink r:id="rId404">
         <w:r>
           <w:rPr>
             <w:rStyle w:val="Hyperlink"/>
@@ -59629,8 +59749,8 @@
         <w:t xml:space="preserve">.</w:t>
       </w:r>
     </w:p>
-    <w:bookmarkEnd w:id="404"/>
-    <w:bookmarkStart w:id="405" w:name="ref_Galbraith1952American"/>
+    <w:bookmarkEnd w:id="405"/>
+    <w:bookmarkStart w:id="406" w:name="ref_Galbraith1952American"/>
     <w:p>
       <w:pPr>
         <w:pStyle w:val="Bibliography"/>
@@ -59652,8 +59772,8 @@
         <w:t xml:space="preserve">. Boston: Houghton Mifflin.</w:t>
       </w:r>
     </w:p>
-    <w:bookmarkEnd w:id="405"/>
-    <w:bookmarkStart w:id="407" w:name="ref_GulSonnenscheinWilson1986Foundations"/>
+    <w:bookmarkEnd w:id="406"/>
+    <w:bookmarkStart w:id="408" w:name="ref_GulSonnenscheinWilson1986Foundations"/>
     <w:p>
       <w:pPr>
         <w:pStyle w:val="Bibliography"/>
@@ -59689,7 +59809,7 @@
       <w:r>
         <w:t xml:space="preserve"> </w:t>
       </w:r>
-      <w:hyperlink r:id="rId406">
+      <w:hyperlink r:id="rId407">
         <w:r>
           <w:rPr>
             <w:rStyle w:val="Hyperlink"/>
@@ -59701,8 +59821,8 @@
         <w:t xml:space="preserve">.</w:t>
       </w:r>
     </w:p>
-    <w:bookmarkEnd w:id="407"/>
-    <w:bookmarkStart w:id="408" w:name="ref_Harberger1954Monopoly"/>
+    <w:bookmarkEnd w:id="408"/>
+    <w:bookmarkStart w:id="409" w:name="ref_Harberger1954Monopoly"/>
     <w:p>
       <w:pPr>
         <w:pStyle w:val="Bibliography"/>
@@ -59736,8 +59856,8 @@
         <w:t xml:space="preserve">44 (2): 77-87.</w:t>
       </w:r>
     </w:p>
-    <w:bookmarkEnd w:id="408"/>
-    <w:bookmarkStart w:id="410" w:name="ref_Hicks1935Annual"/>
+    <w:bookmarkEnd w:id="409"/>
+    <w:bookmarkStart w:id="411" w:name="ref_Hicks1935Annual"/>
     <w:p>
       <w:pPr>
         <w:pStyle w:val="Bibliography"/>
@@ -59773,7 +59893,7 @@
       <w:r>
         <w:t xml:space="preserve"> </w:t>
       </w:r>
-      <w:hyperlink r:id="rId409">
+      <w:hyperlink r:id="rId410">
         <w:r>
           <w:rPr>
             <w:rStyle w:val="Hyperlink"/>
@@ -59785,8 +59905,8 @@
         <w:t xml:space="preserve">.</w:t>
       </w:r>
     </w:p>
-    <w:bookmarkEnd w:id="410"/>
-    <w:bookmarkStart w:id="412" w:name="ref_Hotelling1929Stability"/>
+    <w:bookmarkEnd w:id="411"/>
+    <w:bookmarkStart w:id="413" w:name="ref_Hotelling1929Stability"/>
     <w:p>
       <w:pPr>
         <w:pStyle w:val="Bibliography"/>
@@ -59822,7 +59942,7 @@
       <w:r>
         <w:t xml:space="preserve"> </w:t>
       </w:r>
-      <w:hyperlink r:id="rId411">
+      <w:hyperlink r:id="rId412">
         <w:r>
           <w:rPr>
             <w:rStyle w:val="Hyperlink"/>
@@ -59834,8 +59954,8 @@
         <w:t xml:space="preserve">.</w:t>
       </w:r>
     </w:p>
-    <w:bookmarkEnd w:id="412"/>
-    <w:bookmarkStart w:id="414" w:name="ref_Hotelling1938General"/>
+    <w:bookmarkEnd w:id="413"/>
+    <w:bookmarkStart w:id="415" w:name="ref_Hotelling1938General"/>
     <w:p>
       <w:pPr>
         <w:pStyle w:val="Bibliography"/>
@@ -59871,7 +59991,7 @@
       <w:r>
         <w:t xml:space="preserve"> </w:t>
       </w:r>
-      <w:hyperlink r:id="rId413">
+      <w:hyperlink r:id="rId414">
         <w:r>
           <w:rPr>
             <w:rStyle w:val="Hyperlink"/>
@@ -59883,8 +60003,8 @@
         <w:t xml:space="preserve">.</w:t>
       </w:r>
     </w:p>
-    <w:bookmarkEnd w:id="414"/>
-    <w:bookmarkStart w:id="415" w:name="ref_ICEXCECO3A17"/>
+    <w:bookmarkEnd w:id="415"/>
+    <w:bookmarkStart w:id="416" w:name="ref_ICEXCECO3A17"/>
     <w:p>
       <w:pPr>
         <w:pStyle w:val="Bibliography"/>
@@ -59902,8 +60022,8 @@
         <w:t xml:space="preserve">. ICEX-CECO.</w:t>
       </w:r>
     </w:p>
-    <w:bookmarkEnd w:id="415"/>
-    <w:bookmarkStart w:id="416" w:name="ref_JamasbPollitt2001Benchmarking"/>
+    <w:bookmarkEnd w:id="416"/>
+    <w:bookmarkStart w:id="417" w:name="ref_JamasbPollitt2001Benchmarking"/>
     <w:p>
       <w:pPr>
         <w:pStyle w:val="Bibliography"/>
@@ -59937,8 +60057,8 @@
         <w:t xml:space="preserve">9 (3): 107-30.</w:t>
       </w:r>
     </w:p>
-    <w:bookmarkEnd w:id="416"/>
-    <w:bookmarkStart w:id="418" w:name="ref_Ley3_2013CNMC"/>
+    <w:bookmarkEnd w:id="417"/>
+    <w:bookmarkStart w:id="419" w:name="ref_Ley3_2013CNMC"/>
     <w:p>
       <w:pPr>
         <w:pStyle w:val="Bibliography"/>
@@ -59958,7 +60078,7 @@
       <w:r>
         <w:t xml:space="preserve"> </w:t>
       </w:r>
-      <w:hyperlink r:id="rId417">
+      <w:hyperlink r:id="rId418">
         <w:r>
           <w:rPr>
             <w:rStyle w:val="Hyperlink"/>
@@ -59970,8 +60090,8 @@
         <w:t xml:space="preserve">.</w:t>
       </w:r>
     </w:p>
-    <w:bookmarkEnd w:id="418"/>
-    <w:bookmarkStart w:id="420" w:name="ref_BOE2015Desindexacion"/>
+    <w:bookmarkEnd w:id="419"/>
+    <w:bookmarkStart w:id="421" w:name="ref_BOE2015Desindexacion"/>
     <w:p>
       <w:pPr>
         <w:pStyle w:val="Bibliography"/>
@@ -59991,7 +60111,7 @@
       <w:r>
         <w:t xml:space="preserve"> </w:t>
       </w:r>
-      <w:hyperlink r:id="rId419">
+      <w:hyperlink r:id="rId420">
         <w:r>
           <w:rPr>
             <w:rStyle w:val="Hyperlink"/>
@@ -60003,8 +60123,8 @@
         <w:t xml:space="preserve">.</w:t>
       </w:r>
     </w:p>
-    <w:bookmarkEnd w:id="420"/>
-    <w:bookmarkStart w:id="422" w:name="ref_Joskow1974Inflation"/>
+    <w:bookmarkEnd w:id="421"/>
+    <w:bookmarkStart w:id="423" w:name="ref_Joskow1974Inflation"/>
     <w:p>
       <w:pPr>
         <w:pStyle w:val="Bibliography"/>
@@ -60040,7 +60160,7 @@
       <w:r>
         <w:t xml:space="preserve"> </w:t>
       </w:r>
-      <w:hyperlink r:id="rId421">
+      <w:hyperlink r:id="rId422">
         <w:r>
           <w:rPr>
             <w:rStyle w:val="Hyperlink"/>
@@ -60052,8 +60172,8 @@
         <w:t xml:space="preserve">.</w:t>
       </w:r>
     </w:p>
-    <w:bookmarkEnd w:id="422"/>
-    <w:bookmarkStart w:id="423" w:name="ref_Joskow2014Incentive"/>
+    <w:bookmarkEnd w:id="423"/>
+    <w:bookmarkStart w:id="424" w:name="ref_Joskow2014Incentive"/>
     <w:p>
       <w:pPr>
         <w:pStyle w:val="Bibliography"/>
@@ -60084,14 +60204,23 @@
         <w:t xml:space="preserve">, editado por Nancy L. Rose. Chicago: University of Chicago Press.</w:t>
       </w:r>
     </w:p>
-    <w:bookmarkEnd w:id="423"/>
-    <w:bookmarkStart w:id="424" w:name="ref_Koutsoyiannis1979Modern"/>
+    <w:bookmarkEnd w:id="424"/>
+    <w:bookmarkStart w:id="426" w:name="ref_Klemperer2002WhatReallyMatters"/>
     <w:p>
       <w:pPr>
         <w:pStyle w:val="Bibliography"/>
       </w:pPr>
       <w:r>
-        <w:t xml:space="preserve">Koutsoyiannis, A. (1979).</w:t>
+        <w:t xml:space="preserve">Klemperer, Paul (2002).</w:t>
+      </w:r>
+      <w:r>
+        <w:t xml:space="preserve"> </w:t>
+      </w:r>
+      <w:r>
+        <w:t xml:space="preserve">«What Really Matters in Auction Design»</w:t>
+      </w:r>
+      <w:r>
+        <w:t xml:space="preserve">.</w:t>
       </w:r>
       <w:r>
         <w:t xml:space="preserve"> </w:t>
@@ -60101,29 +60230,37 @@
           <w:i/>
           <w:iCs/>
         </w:rPr>
-        <w:t xml:space="preserve">Modern Microeconomics</w:t>
-      </w:r>
-      <w:r>
-        <w:t xml:space="preserve">. 2.ª ed. Londres: Macmillan.</w:t>
-      </w:r>
-    </w:p>
-    <w:bookmarkEnd w:id="424"/>
-    <w:bookmarkStart w:id="426" w:name="ref_LaffontTirole1986Using"/>
+        <w:t xml:space="preserve">Journal of Economic Perspectives</w:t>
+      </w:r>
+      <w:r>
+        <w:t xml:space="preserve"> </w:t>
+      </w:r>
+      <w:r>
+        <w:t xml:space="preserve">16 (1): 169-89.</w:t>
+      </w:r>
+      <w:r>
+        <w:t xml:space="preserve"> </w:t>
+      </w:r>
+      <w:hyperlink r:id="rId425">
+        <w:r>
+          <w:rPr>
+            <w:rStyle w:val="Hyperlink"/>
+          </w:rPr>
+          <w:t xml:space="preserve">https://doi.org/10.1257/0895330027166</w:t>
+        </w:r>
+      </w:hyperlink>
+      <w:r>
+        <w:t xml:space="preserve">.</w:t>
+      </w:r>
+    </w:p>
+    <w:bookmarkEnd w:id="426"/>
+    <w:bookmarkStart w:id="427" w:name="ref_Koutsoyiannis1979Modern"/>
     <w:p>
       <w:pPr>
         <w:pStyle w:val="Bibliography"/>
       </w:pPr>
       <w:r>
-        <w:t xml:space="preserve">Laffont, Jean-Jacques y Jean Tirole (1986).</w:t>
-      </w:r>
-      <w:r>
-        <w:t xml:space="preserve"> </w:t>
-      </w:r>
-      <w:r>
-        <w:t xml:space="preserve">«Using Cost Observation to Regulate Firms»</w:t>
-      </w:r>
-      <w:r>
-        <w:t xml:space="preserve">.</w:t>
+        <w:t xml:space="preserve">Koutsoyiannis, A. (1979).</w:t>
       </w:r>
       <w:r>
         <w:t xml:space="preserve"> </w:t>
@@ -60133,6 +60270,38 @@
           <w:i/>
           <w:iCs/>
         </w:rPr>
+        <w:t xml:space="preserve">Modern Microeconomics</w:t>
+      </w:r>
+      <w:r>
+        <w:t xml:space="preserve">. 2.ª ed. Londres: Macmillan.</w:t>
+      </w:r>
+    </w:p>
+    <w:bookmarkEnd w:id="427"/>
+    <w:bookmarkStart w:id="429" w:name="ref_LaffontTirole1986Using"/>
+    <w:p>
+      <w:pPr>
+        <w:pStyle w:val="Bibliography"/>
+      </w:pPr>
+      <w:r>
+        <w:t xml:space="preserve">Laffont, Jean-Jacques y Jean Tirole (1986).</w:t>
+      </w:r>
+      <w:r>
+        <w:t xml:space="preserve"> </w:t>
+      </w:r>
+      <w:r>
+        <w:t xml:space="preserve">«Using Cost Observation to Regulate Firms»</w:t>
+      </w:r>
+      <w:r>
+        <w:t xml:space="preserve">.</w:t>
+      </w:r>
+      <w:r>
+        <w:t xml:space="preserve"> </w:t>
+      </w:r>
+      <w:r>
+        <w:rPr>
+          <w:i/>
+          <w:iCs/>
+        </w:rPr>
         <w:t xml:space="preserve">Journal of Political Economy</w:t>
       </w:r>
       <w:r>
@@ -60144,7 +60313,7 @@
       <w:r>
         <w:t xml:space="preserve"> </w:t>
       </w:r>
-      <w:hyperlink r:id="rId425">
+      <w:hyperlink r:id="rId428">
         <w:r>
           <w:rPr>
             <w:rStyle w:val="Hyperlink"/>
@@ -60156,8 +60325,8 @@
         <w:t xml:space="preserve">.</w:t>
       </w:r>
     </w:p>
-    <w:bookmarkEnd w:id="426"/>
-    <w:bookmarkStart w:id="428" w:name="ref_LaffontTirole1988Dynamics"/>
+    <w:bookmarkEnd w:id="429"/>
+    <w:bookmarkStart w:id="431" w:name="ref_LaffontTirole1988Dynamics"/>
     <w:p>
       <w:pPr>
         <w:pStyle w:val="Bibliography"/>
@@ -60193,7 +60362,7 @@
       <w:r>
         <w:t xml:space="preserve"> </w:t>
       </w:r>
-      <w:hyperlink r:id="rId427">
+      <w:hyperlink r:id="rId430">
         <w:r>
           <w:rPr>
             <w:rStyle w:val="Hyperlink"/>
@@ -60205,8 +60374,8 @@
         <w:t xml:space="preserve">.</w:t>
       </w:r>
     </w:p>
-    <w:bookmarkEnd w:id="428"/>
-    <w:bookmarkStart w:id="430" w:name="ref_LaffontTirole1991Politics"/>
+    <w:bookmarkEnd w:id="431"/>
+    <w:bookmarkStart w:id="433" w:name="ref_LaffontTirole1991Politics"/>
     <w:p>
       <w:pPr>
         <w:pStyle w:val="Bibliography"/>
@@ -60242,7 +60411,7 @@
       <w:r>
         <w:t xml:space="preserve"> </w:t>
       </w:r>
-      <w:hyperlink r:id="rId429">
+      <w:hyperlink r:id="rId432">
         <w:r>
           <w:rPr>
             <w:rStyle w:val="Hyperlink"/>
@@ -60254,8 +60423,8 @@
         <w:t xml:space="preserve">.</w:t>
       </w:r>
     </w:p>
-    <w:bookmarkEnd w:id="430"/>
-    <w:bookmarkStart w:id="431" w:name="ref_LaffontTirole1993Theory"/>
+    <w:bookmarkEnd w:id="433"/>
+    <w:bookmarkStart w:id="434" w:name="ref_LaffontTirole1993Theory"/>
     <w:p>
       <w:pPr>
         <w:pStyle w:val="Bibliography"/>
@@ -60277,8 +60446,8 @@
         <w:t xml:space="preserve">. Cambridge (Massachusetts): MIT Press.</w:t>
       </w:r>
     </w:p>
-    <w:bookmarkEnd w:id="431"/>
-    <w:bookmarkStart w:id="433" w:name="ref_Leibenstein1966Allocative"/>
+    <w:bookmarkEnd w:id="434"/>
+    <w:bookmarkStart w:id="436" w:name="ref_Leibenstein1966Allocative"/>
     <w:p>
       <w:pPr>
         <w:pStyle w:val="Bibliography"/>
@@ -60323,7 +60492,7 @@
       <w:r>
         <w:t xml:space="preserve"> </w:t>
       </w:r>
-      <w:hyperlink r:id="rId432">
+      <w:hyperlink r:id="rId435">
         <w:r>
           <w:rPr>
             <w:rStyle w:val="Hyperlink"/>
@@ -60335,8 +60504,8 @@
         <w:t xml:space="preserve">.</w:t>
       </w:r>
     </w:p>
-    <w:bookmarkEnd w:id="433"/>
-    <w:bookmarkStart w:id="435" w:name="ref_Lerner1934Concept"/>
+    <w:bookmarkEnd w:id="436"/>
+    <w:bookmarkStart w:id="438" w:name="ref_Lerner1934Concept"/>
     <w:p>
       <w:pPr>
         <w:pStyle w:val="Bibliography"/>
@@ -60372,7 +60541,7 @@
       <w:r>
         <w:t xml:space="preserve"> </w:t>
       </w:r>
-      <w:hyperlink r:id="rId434">
+      <w:hyperlink r:id="rId437">
         <w:r>
           <w:rPr>
             <w:rStyle w:val="Hyperlink"/>
@@ -60384,8 +60553,8 @@
         <w:t xml:space="preserve">.</w:t>
       </w:r>
     </w:p>
-    <w:bookmarkEnd w:id="435"/>
-    <w:bookmarkStart w:id="436" w:name="ref_Littlechild1983Regulation"/>
+    <w:bookmarkEnd w:id="438"/>
+    <w:bookmarkStart w:id="439" w:name="ref_Littlechild1983Regulation"/>
     <w:p>
       <w:pPr>
         <w:pStyle w:val="Bibliography"/>
@@ -60403,8 +60572,8 @@
         <w:t xml:space="preserve">. Informe al Secretary of State for Industry. Londres: Department of Industry.</w:t>
       </w:r>
     </w:p>
-    <w:bookmarkEnd w:id="436"/>
-    <w:bookmarkStart w:id="438" w:name="ref_LoebMagat1979Decentralized"/>
+    <w:bookmarkEnd w:id="439"/>
+    <w:bookmarkStart w:id="441" w:name="ref_LoebMagat1979Decentralized"/>
     <w:p>
       <w:pPr>
         <w:pStyle w:val="Bibliography"/>
@@ -60440,7 +60609,7 @@
       <w:r>
         <w:t xml:space="preserve"> </w:t>
       </w:r>
-      <w:hyperlink r:id="rId437">
+      <w:hyperlink r:id="rId440">
         <w:r>
           <w:rPr>
             <w:rStyle w:val="Hyperlink"/>
@@ -60452,8 +60621,8 @@
         <w:t xml:space="preserve">.</w:t>
       </w:r>
     </w:p>
-    <w:bookmarkEnd w:id="438"/>
-    <w:bookmarkStart w:id="439" w:name="ref_Manning2003Monopsony"/>
+    <w:bookmarkEnd w:id="441"/>
+    <w:bookmarkStart w:id="442" w:name="ref_Manning2003Monopsony"/>
     <w:p>
       <w:pPr>
         <w:pStyle w:val="Bibliography"/>
@@ -60475,8 +60644,8 @@
         <w:t xml:space="preserve">. Princeton: Princeton University Press.</w:t>
       </w:r>
     </w:p>
-    <w:bookmarkEnd w:id="439"/>
-    <w:bookmarkStart w:id="441" w:name="ref_Marshall1890Principles"/>
+    <w:bookmarkEnd w:id="442"/>
+    <w:bookmarkStart w:id="444" w:name="ref_Marshall1890Principles"/>
     <w:p>
       <w:pPr>
         <w:pStyle w:val="Bibliography"/>
@@ -60500,7 +60669,7 @@
       <w:r>
         <w:t xml:space="preserve"> </w:t>
       </w:r>
-      <w:hyperlink r:id="rId440">
+      <w:hyperlink r:id="rId443">
         <w:r>
           <w:rPr>
             <w:rStyle w:val="Hyperlink"/>
@@ -60512,8 +60681,8 @@
         <w:t xml:space="preserve">.</w:t>
       </w:r>
     </w:p>
-    <w:bookmarkEnd w:id="441"/>
-    <w:bookmarkStart w:id="443" w:name="ref_MaskinRiley1984Monopoly"/>
+    <w:bookmarkEnd w:id="444"/>
+    <w:bookmarkStart w:id="446" w:name="ref_MaskinRiley1984Monopoly"/>
     <w:p>
       <w:pPr>
         <w:pStyle w:val="Bibliography"/>
@@ -60549,7 +60718,7 @@
       <w:r>
         <w:t xml:space="preserve"> </w:t>
       </w:r>
-      <w:hyperlink r:id="rId442">
+      <w:hyperlink r:id="rId445">
         <w:r>
           <w:rPr>
             <w:rStyle w:val="Hyperlink"/>
@@ -60561,8 +60730,8 @@
         <w:t xml:space="preserve">.</w:t>
       </w:r>
     </w:p>
-    <w:bookmarkEnd w:id="443"/>
-    <w:bookmarkStart w:id="445" w:name="ref_McDonaldSolow1981Wage"/>
+    <w:bookmarkEnd w:id="446"/>
+    <w:bookmarkStart w:id="448" w:name="ref_McDonaldSolow1981Wage"/>
     <w:p>
       <w:pPr>
         <w:pStyle w:val="Bibliography"/>
@@ -60598,7 +60767,7 @@
       <w:r>
         <w:t xml:space="preserve"> </w:t>
       </w:r>
-      <w:hyperlink r:id="rId444">
+      <w:hyperlink r:id="rId447">
         <w:r>
           <w:rPr>
             <w:rStyle w:val="Hyperlink"/>
@@ -60610,8 +60779,8 @@
         <w:t xml:space="preserve">.</w:t>
       </w:r>
     </w:p>
-    <w:bookmarkEnd w:id="445"/>
-    <w:bookmarkStart w:id="447" w:name="ref_Mill1848Principles"/>
+    <w:bookmarkEnd w:id="448"/>
+    <w:bookmarkStart w:id="450" w:name="ref_Mill1848Principles"/>
     <w:p>
       <w:pPr>
         <w:pStyle w:val="Bibliography"/>
@@ -60635,7 +60804,7 @@
       <w:r>
         <w:t xml:space="preserve"> </w:t>
       </w:r>
-      <w:hyperlink r:id="rId446">
+      <w:hyperlink r:id="rId449">
         <w:r>
           <w:rPr>
             <w:rStyle w:val="Hyperlink"/>
@@ -60647,8 +60816,8 @@
         <w:t xml:space="preserve">.</w:t>
       </w:r>
     </w:p>
-    <w:bookmarkEnd w:id="447"/>
-    <w:bookmarkStart w:id="449" w:name="ref_BOE2017RD55"/>
+    <w:bookmarkEnd w:id="450"/>
+    <w:bookmarkStart w:id="452" w:name="ref_BOE2017RD55"/>
     <w:p>
       <w:pPr>
         <w:pStyle w:val="Bibliography"/>
@@ -60668,7 +60837,7 @@
       <w:r>
         <w:t xml:space="preserve"> </w:t>
       </w:r>
-      <w:hyperlink r:id="rId448">
+      <w:hyperlink r:id="rId451">
         <w:r>
           <w:rPr>
             <w:rStyle w:val="Hyperlink"/>
@@ -60680,8 +60849,8 @@
         <w:t xml:space="preserve">.</w:t>
       </w:r>
     </w:p>
-    <w:bookmarkEnd w:id="449"/>
-    <w:bookmarkStart w:id="451" w:name="ref_BOE2026SMI"/>
+    <w:bookmarkEnd w:id="452"/>
+    <w:bookmarkStart w:id="454" w:name="ref_BOE2026SMI"/>
     <w:p>
       <w:pPr>
         <w:pStyle w:val="Bibliography"/>
@@ -60701,7 +60870,7 @@
       <w:r>
         <w:t xml:space="preserve"> </w:t>
       </w:r>
-      <w:hyperlink r:id="rId450">
+      <w:hyperlink r:id="rId453">
         <w:r>
           <w:rPr>
             <w:rStyle w:val="Hyperlink"/>
@@ -60713,8 +60882,8 @@
         <w:t xml:space="preserve">.</w:t>
       </w:r>
     </w:p>
-    <w:bookmarkEnd w:id="451"/>
-    <w:bookmarkStart w:id="453" w:name="ref_Modigliani1958New"/>
+    <w:bookmarkEnd w:id="454"/>
+    <w:bookmarkStart w:id="456" w:name="ref_Modigliani1958New"/>
     <w:p>
       <w:pPr>
         <w:pStyle w:val="Bibliography"/>
@@ -60750,7 +60919,7 @@
       <w:r>
         <w:t xml:space="preserve"> </w:t>
       </w:r>
-      <w:hyperlink r:id="rId452">
+      <w:hyperlink r:id="rId455">
         <w:r>
           <w:rPr>
             <w:rStyle w:val="Hyperlink"/>
@@ -60762,8 +60931,8 @@
         <w:t xml:space="preserve">.</w:t>
       </w:r>
     </w:p>
-    <w:bookmarkEnd w:id="453"/>
-    <w:bookmarkStart w:id="455" w:name="ref_MussaRosen1978Monopoly"/>
+    <w:bookmarkEnd w:id="456"/>
+    <w:bookmarkStart w:id="458" w:name="ref_MussaRosen1978Monopoly"/>
     <w:p>
       <w:pPr>
         <w:pStyle w:val="Bibliography"/>
@@ -60799,7 +60968,7 @@
       <w:r>
         <w:t xml:space="preserve"> </w:t>
       </w:r>
-      <w:hyperlink r:id="rId454">
+      <w:hyperlink r:id="rId457">
         <w:r>
           <w:rPr>
             <w:rStyle w:val="Hyperlink"/>
@@ -60811,8 +60980,8 @@
         <w:t xml:space="preserve">.</w:t>
       </w:r>
     </w:p>
-    <w:bookmarkEnd w:id="455"/>
-    <w:bookmarkStart w:id="457" w:name="ref_Nash1950Bargaining"/>
+    <w:bookmarkEnd w:id="458"/>
+    <w:bookmarkStart w:id="460" w:name="ref_Nash1950Bargaining"/>
     <w:p>
       <w:pPr>
         <w:pStyle w:val="Bibliography"/>
@@ -60848,7 +61017,7 @@
       <w:r>
         <w:t xml:space="preserve"> </w:t>
       </w:r>
-      <w:hyperlink r:id="rId456">
+      <w:hyperlink r:id="rId459">
         <w:r>
           <w:rPr>
             <w:rStyle w:val="Hyperlink"/>
@@ -60860,8 +61029,8 @@
         <w:t xml:space="preserve">.</w:t>
       </w:r>
     </w:p>
-    <w:bookmarkEnd w:id="457"/>
-    <w:bookmarkStart w:id="459" w:name="ref_Oi1971Disneyland"/>
+    <w:bookmarkEnd w:id="460"/>
+    <w:bookmarkStart w:id="462" w:name="ref_Oi1971Disneyland"/>
     <w:p>
       <w:pPr>
         <w:pStyle w:val="Bibliography"/>
@@ -60897,7 +61066,7 @@
       <w:r>
         <w:t xml:space="preserve"> </w:t>
       </w:r>
-      <w:hyperlink r:id="rId458">
+      <w:hyperlink r:id="rId461">
         <w:r>
           <w:rPr>
             <w:rStyle w:val="Hyperlink"/>
@@ -60909,8 +61078,8 @@
         <w:t xml:space="preserve">.</w:t>
       </w:r>
     </w:p>
-    <w:bookmarkEnd w:id="459"/>
-    <w:bookmarkStart w:id="461" w:name="ref_Olson1965Logic"/>
+    <w:bookmarkEnd w:id="462"/>
+    <w:bookmarkStart w:id="464" w:name="ref_Olson1965Logic"/>
     <w:p>
       <w:pPr>
         <w:pStyle w:val="Bibliography"/>
@@ -60934,7 +61103,7 @@
       <w:r>
         <w:t xml:space="preserve"> </w:t>
       </w:r>
-      <w:hyperlink r:id="rId460">
+      <w:hyperlink r:id="rId463">
         <w:r>
           <w:rPr>
             <w:rStyle w:val="Hyperlink"/>
@@ -60946,8 +61115,8 @@
         <w:t xml:space="preserve">.</w:t>
       </w:r>
     </w:p>
-    <w:bookmarkEnd w:id="461"/>
-    <w:bookmarkStart w:id="463" w:name="ref_PanzarWillig1977Free"/>
+    <w:bookmarkEnd w:id="464"/>
+    <w:bookmarkStart w:id="466" w:name="ref_PanzarWillig1977Free"/>
     <w:p>
       <w:pPr>
         <w:pStyle w:val="Bibliography"/>
@@ -60983,7 +61152,7 @@
       <w:r>
         <w:t xml:space="preserve"> </w:t>
       </w:r>
-      <w:hyperlink r:id="rId462">
+      <w:hyperlink r:id="rId465">
         <w:r>
           <w:rPr>
             <w:rStyle w:val="Hyperlink"/>
@@ -60995,8 +61164,8 @@
         <w:t xml:space="preserve">.</w:t>
       </w:r>
     </w:p>
-    <w:bookmarkEnd w:id="463"/>
-    <w:bookmarkStart w:id="465" w:name="ref_Peltzman1976Toward"/>
+    <w:bookmarkEnd w:id="466"/>
+    <w:bookmarkStart w:id="468" w:name="ref_Peltzman1976Toward"/>
     <w:p>
       <w:pPr>
         <w:pStyle w:val="Bibliography"/>
@@ -61032,7 +61201,7 @@
       <w:r>
         <w:t xml:space="preserve"> </w:t>
       </w:r>
-      <w:hyperlink r:id="rId464">
+      <w:hyperlink r:id="rId467">
         <w:r>
           <w:rPr>
             <w:rStyle w:val="Hyperlink"/>
@@ -61044,8 +61213,8 @@
         <w:t xml:space="preserve">.</w:t>
       </w:r>
     </w:p>
-    <w:bookmarkEnd w:id="465"/>
-    <w:bookmarkStart w:id="467" w:name="ref_Pigou1920Economics"/>
+    <w:bookmarkEnd w:id="468"/>
+    <w:bookmarkStart w:id="470" w:name="ref_Pigou1920Economics"/>
     <w:p>
       <w:pPr>
         <w:pStyle w:val="Bibliography"/>
@@ -61069,7 +61238,7 @@
       <w:r>
         <w:t xml:space="preserve"> </w:t>
       </w:r>
-      <w:hyperlink r:id="rId466">
+      <w:hyperlink r:id="rId469">
         <w:r>
           <w:rPr>
             <w:rStyle w:val="Hyperlink"/>
@@ -61081,8 +61250,8 @@
         <w:t xml:space="preserve">.</w:t>
       </w:r>
     </w:p>
-    <w:bookmarkEnd w:id="467"/>
-    <w:bookmarkStart w:id="469" w:name="ref_Posner1975Social"/>
+    <w:bookmarkEnd w:id="470"/>
+    <w:bookmarkStart w:id="472" w:name="ref_Posner1975Social"/>
     <w:p>
       <w:pPr>
         <w:pStyle w:val="Bibliography"/>
@@ -61118,7 +61287,7 @@
       <w:r>
         <w:t xml:space="preserve"> </w:t>
       </w:r>
-      <w:hyperlink r:id="rId468">
+      <w:hyperlink r:id="rId471">
         <w:r>
           <w:rPr>
             <w:rStyle w:val="Hyperlink"/>
@@ -61130,8 +61299,8 @@
         <w:t xml:space="preserve">.</w:t>
       </w:r>
     </w:p>
-    <w:bookmarkEnd w:id="469"/>
-    <w:bookmarkStart w:id="470" w:name="ref_ProMarket2021Stigler"/>
+    <w:bookmarkEnd w:id="472"/>
+    <w:bookmarkStart w:id="473" w:name="ref_ProMarket2021Stigler"/>
     <w:p>
       <w:pPr>
         <w:pStyle w:val="Bibliography"/>
@@ -61151,7 +61320,7 @@
       <w:r>
         <w:t xml:space="preserve"> </w:t>
       </w:r>
-      <w:hyperlink r:id="rId294">
+      <w:hyperlink r:id="rId295">
         <w:r>
           <w:rPr>
             <w:rStyle w:val="Hyperlink"/>
@@ -61163,8 +61332,8 @@
         <w:t xml:space="preserve">.</w:t>
       </w:r>
     </w:p>
-    <w:bookmarkEnd w:id="470"/>
-    <w:bookmarkStart w:id="472" w:name="ref_Ramsey1927Contribution"/>
+    <w:bookmarkEnd w:id="473"/>
+    <w:bookmarkStart w:id="475" w:name="ref_Ramsey1927Contribution"/>
     <w:p>
       <w:pPr>
         <w:pStyle w:val="Bibliography"/>
@@ -61200,7 +61369,7 @@
       <w:r>
         <w:t xml:space="preserve"> </w:t>
       </w:r>
-      <w:hyperlink r:id="rId471">
+      <w:hyperlink r:id="rId474">
         <w:r>
           <w:rPr>
             <w:rStyle w:val="Hyperlink"/>
@@ -61212,8 +61381,8 @@
         <w:t xml:space="preserve">.</w:t>
       </w:r>
     </w:p>
-    <w:bookmarkEnd w:id="472"/>
-    <w:bookmarkStart w:id="474" w:name="ref_SEP2024Ceteris"/>
+    <w:bookmarkEnd w:id="475"/>
+    <w:bookmarkStart w:id="477" w:name="ref_SEP2024Ceteris"/>
     <w:p>
       <w:pPr>
         <w:pStyle w:val="Bibliography"/>
@@ -61233,7 +61402,7 @@
       <w:r>
         <w:t xml:space="preserve"> </w:t>
       </w:r>
-      <w:hyperlink r:id="rId473">
+      <w:hyperlink r:id="rId476">
         <w:r>
           <w:rPr>
             <w:rStyle w:val="Hyperlink"/>
@@ -61245,8 +61414,8 @@
         <w:t xml:space="preserve">.</w:t>
       </w:r>
     </w:p>
-    <w:bookmarkEnd w:id="474"/>
-    <w:bookmarkStart w:id="476" w:name="ref_Ricardo1817Principles"/>
+    <w:bookmarkEnd w:id="477"/>
+    <w:bookmarkStart w:id="479" w:name="ref_Ricardo1817Principles"/>
     <w:p>
       <w:pPr>
         <w:pStyle w:val="Bibliography"/>
@@ -61270,7 +61439,7 @@
       <w:r>
         <w:t xml:space="preserve"> </w:t>
       </w:r>
-      <w:hyperlink r:id="rId475">
+      <w:hyperlink r:id="rId478">
         <w:r>
           <w:rPr>
             <w:rStyle w:val="Hyperlink"/>
@@ -61282,8 +61451,8 @@
         <w:t xml:space="preserve">.</w:t>
       </w:r>
     </w:p>
-    <w:bookmarkEnd w:id="476"/>
-    <w:bookmarkStart w:id="477" w:name="ref_Robinson1933Economics"/>
+    <w:bookmarkEnd w:id="479"/>
+    <w:bookmarkStart w:id="480" w:name="ref_Robinson1933Economics"/>
     <w:p>
       <w:pPr>
         <w:pStyle w:val="Bibliography"/>
@@ -61305,8 +61474,8 @@
         <w:t xml:space="preserve">. Londres: Macmillan.</w:t>
       </w:r>
     </w:p>
-    <w:bookmarkEnd w:id="477"/>
-    <w:bookmarkStart w:id="479" w:name="ref_Rubinstein1982Perfect"/>
+    <w:bookmarkEnd w:id="480"/>
+    <w:bookmarkStart w:id="482" w:name="ref_Rubinstein1982Perfect"/>
     <w:p>
       <w:pPr>
         <w:pStyle w:val="Bibliography"/>
@@ -61342,7 +61511,7 @@
       <w:r>
         <w:t xml:space="preserve"> </w:t>
       </w:r>
-      <w:hyperlink r:id="rId478">
+      <w:hyperlink r:id="rId481">
         <w:r>
           <w:rPr>
             <w:rStyle w:val="Hyperlink"/>
@@ -61354,8 +61523,8 @@
         <w:t xml:space="preserve">.</w:t>
       </w:r>
     </w:p>
-    <w:bookmarkEnd w:id="479"/>
-    <w:bookmarkStart w:id="481" w:name="ref_SalaiMartin2013Barbie"/>
+    <w:bookmarkEnd w:id="482"/>
+    <w:bookmarkStart w:id="484" w:name="ref_SalaiMartin2013Barbie"/>
     <w:p>
       <w:pPr>
         <w:pStyle w:val="Bibliography"/>
@@ -61375,7 +61544,7 @@
       <w:r>
         <w:t xml:space="preserve"> </w:t>
       </w:r>
-      <w:hyperlink r:id="rId480">
+      <w:hyperlink r:id="rId483">
         <w:r>
           <w:rPr>
             <w:rStyle w:val="Hyperlink"/>
@@ -61387,8 +61556,8 @@
         <w:t xml:space="preserve">.</w:t>
       </w:r>
     </w:p>
-    <w:bookmarkEnd w:id="481"/>
-    <w:bookmarkStart w:id="482" w:name="ref_Schmalensee1981Output"/>
+    <w:bookmarkEnd w:id="484"/>
+    <w:bookmarkStart w:id="485" w:name="ref_Schmalensee1981Output"/>
     <w:p>
       <w:pPr>
         <w:pStyle w:val="Bibliography"/>
@@ -61422,8 +61591,8 @@
         <w:t xml:space="preserve">71 (1): 242-47.</w:t>
       </w:r>
     </w:p>
-    <w:bookmarkEnd w:id="482"/>
-    <w:bookmarkStart w:id="484" w:name="ref_Schmitz2012New"/>
+    <w:bookmarkEnd w:id="485"/>
+    <w:bookmarkStart w:id="487" w:name="ref_Schmitz2012New"/>
     <w:p>
       <w:pPr>
         <w:pStyle w:val="Bibliography"/>
@@ -61443,7 +61612,7 @@
       <w:r>
         <w:t xml:space="preserve"> </w:t>
       </w:r>
-      <w:hyperlink r:id="rId483">
+      <w:hyperlink r:id="rId486">
         <w:r>
           <w:rPr>
             <w:rStyle w:val="Hyperlink"/>
@@ -61455,8 +61624,8 @@
         <w:t xml:space="preserve">.</w:t>
       </w:r>
     </w:p>
-    <w:bookmarkEnd w:id="484"/>
-    <w:bookmarkStart w:id="485" w:name="ref_Schumpeter1942Capitalism"/>
+    <w:bookmarkEnd w:id="487"/>
+    <w:bookmarkStart w:id="488" w:name="ref_Schumpeter1942Capitalism"/>
     <w:p>
       <w:pPr>
         <w:pStyle w:val="Bibliography"/>
@@ -61478,8 +61647,8 @@
         <w:t xml:space="preserve">. Nueva York: Harper &amp; Brothers.</w:t>
       </w:r>
     </w:p>
-    <w:bookmarkEnd w:id="485"/>
-    <w:bookmarkStart w:id="486" w:name="ref_Segura1986Analisis"/>
+    <w:bookmarkEnd w:id="488"/>
+    <w:bookmarkStart w:id="489" w:name="ref_Segura1986Analisis"/>
     <w:p>
       <w:pPr>
         <w:pStyle w:val="Bibliography"/>
@@ -61501,8 +61670,8 @@
         <w:t xml:space="preserve">. 3.ª ed. Alianza Universidad Textos. Madrid: Alianza Editorial.</w:t>
       </w:r>
     </w:p>
-    <w:bookmarkEnd w:id="486"/>
-    <w:bookmarkStart w:id="487" w:name="ref_Shleifer1985Theory"/>
+    <w:bookmarkEnd w:id="489"/>
+    <w:bookmarkStart w:id="490" w:name="ref_Shleifer1985Theory"/>
     <w:p>
       <w:pPr>
         <w:pStyle w:val="Bibliography"/>
@@ -61536,8 +61705,8 @@
         <w:t xml:space="preserve">16 (3): 319-27.</w:t>
       </w:r>
     </w:p>
-    <w:bookmarkEnd w:id="487"/>
-    <w:bookmarkStart w:id="489" w:name="ref_Smith1776Wealth"/>
+    <w:bookmarkEnd w:id="490"/>
+    <w:bookmarkStart w:id="492" w:name="ref_Smith1776Wealth"/>
     <w:p>
       <w:pPr>
         <w:pStyle w:val="Bibliography"/>
@@ -61561,7 +61730,7 @@
       <w:r>
         <w:t xml:space="preserve"> </w:t>
       </w:r>
-      <w:hyperlink r:id="rId488">
+      <w:hyperlink r:id="rId491">
         <w:r>
           <w:rPr>
             <w:rStyle w:val="Hyperlink"/>
@@ -61573,8 +61742,8 @@
         <w:t xml:space="preserve">.</w:t>
       </w:r>
     </w:p>
-    <w:bookmarkEnd w:id="489"/>
-    <w:bookmarkStart w:id="491" w:name="ref_Spengler1950Vertical"/>
+    <w:bookmarkEnd w:id="492"/>
+    <w:bookmarkStart w:id="494" w:name="ref_Spengler1950Vertical"/>
     <w:p>
       <w:pPr>
         <w:pStyle w:val="Bibliography"/>
@@ -61610,7 +61779,7 @@
       <w:r>
         <w:t xml:space="preserve"> </w:t>
       </w:r>
-      <w:hyperlink r:id="rId490">
+      <w:hyperlink r:id="rId493">
         <w:r>
           <w:rPr>
             <w:rStyle w:val="Hyperlink"/>
@@ -61622,8 +61791,8 @@
         <w:t xml:space="preserve">.</w:t>
       </w:r>
     </w:p>
-    <w:bookmarkEnd w:id="491"/>
-    <w:bookmarkStart w:id="493" w:name="ref_Steiner1957Peak"/>
+    <w:bookmarkEnd w:id="494"/>
+    <w:bookmarkStart w:id="496" w:name="ref_Steiner1957Peak"/>
     <w:p>
       <w:pPr>
         <w:pStyle w:val="Bibliography"/>
@@ -61659,7 +61828,7 @@
       <w:r>
         <w:t xml:space="preserve"> </w:t>
       </w:r>
-      <w:hyperlink r:id="rId492">
+      <w:hyperlink r:id="rId495">
         <w:r>
           <w:rPr>
             <w:rStyle w:val="Hyperlink"/>
@@ -61671,8 +61840,8 @@
         <w:t xml:space="preserve">.</w:t>
       </w:r>
     </w:p>
-    <w:bookmarkEnd w:id="493"/>
-    <w:bookmarkStart w:id="494" w:name="ref_StiglerCenter2021Video"/>
+    <w:bookmarkEnd w:id="496"/>
+    <w:bookmarkStart w:id="497" w:name="ref_StiglerCenter2021Video"/>
     <w:p>
       <w:pPr>
         <w:pStyle w:val="Bibliography"/>
@@ -61692,7 +61861,7 @@
       <w:r>
         <w:t xml:space="preserve"> </w:t>
       </w:r>
-      <w:hyperlink r:id="rId295">
+      <w:hyperlink r:id="rId296">
         <w:r>
           <w:rPr>
             <w:rStyle w:val="Hyperlink"/>
@@ -61704,8 +61873,8 @@
         <w:t xml:space="preserve">.</w:t>
       </w:r>
     </w:p>
-    <w:bookmarkEnd w:id="494"/>
-    <w:bookmarkStart w:id="496" w:name="ref_Stigler1971Theory"/>
+    <w:bookmarkEnd w:id="497"/>
+    <w:bookmarkStart w:id="499" w:name="ref_Stigler1971Theory"/>
     <w:p>
       <w:pPr>
         <w:pStyle w:val="Bibliography"/>
@@ -61741,7 +61910,7 @@
       <w:r>
         <w:t xml:space="preserve"> </w:t>
       </w:r>
-      <w:hyperlink r:id="rId495">
+      <w:hyperlink r:id="rId498">
         <w:r>
           <w:rPr>
             <w:rStyle w:val="Hyperlink"/>
@@ -61753,8 +61922,8 @@
         <w:t xml:space="preserve">.</w:t>
       </w:r>
     </w:p>
-    <w:bookmarkEnd w:id="496"/>
-    <w:bookmarkStart w:id="498" w:name="ref_Nobel1982Stigler"/>
+    <w:bookmarkEnd w:id="499"/>
+    <w:bookmarkStart w:id="501" w:name="ref_Nobel1982Stigler"/>
     <w:p>
       <w:pPr>
         <w:pStyle w:val="Bibliography"/>
@@ -61774,7 +61943,7 @@
       <w:r>
         <w:t xml:space="preserve"> </w:t>
       </w:r>
-      <w:hyperlink r:id="rId497">
+      <w:hyperlink r:id="rId500">
         <w:r>
           <w:rPr>
             <w:rStyle w:val="Hyperlink"/>
@@ -61786,8 +61955,8 @@
         <w:t xml:space="preserve">.</w:t>
       </w:r>
     </w:p>
-    <w:bookmarkEnd w:id="498"/>
-    <w:bookmarkStart w:id="500" w:name="ref_Nobel2014Tirole"/>
+    <w:bookmarkEnd w:id="501"/>
+    <w:bookmarkStart w:id="503" w:name="ref_Nobel2014Tirole"/>
     <w:p>
       <w:pPr>
         <w:pStyle w:val="Bibliography"/>
@@ -61807,7 +61976,7 @@
       <w:r>
         <w:t xml:space="preserve"> </w:t>
       </w:r>
-      <w:hyperlink r:id="rId499">
+      <w:hyperlink r:id="rId502">
         <w:r>
           <w:rPr>
             <w:rStyle w:val="Hyperlink"/>
@@ -61819,8 +61988,8 @@
         <w:t xml:space="preserve">.</w:t>
       </w:r>
     </w:p>
-    <w:bookmarkEnd w:id="500"/>
-    <w:bookmarkStart w:id="501" w:name="ref_Tirole1988Theory"/>
+    <w:bookmarkEnd w:id="503"/>
+    <w:bookmarkStart w:id="504" w:name="ref_Tirole1988Theory"/>
     <w:p>
       <w:pPr>
         <w:pStyle w:val="Bibliography"/>
@@ -61842,8 +62011,8 @@
         <w:t xml:space="preserve">. Cambridge (Massachusetts): MIT Press.</w:t>
       </w:r>
     </w:p>
-    <w:bookmarkEnd w:id="501"/>
-    <w:bookmarkStart w:id="503" w:name="ref_Nobel2014TiroleLecture"/>
+    <w:bookmarkEnd w:id="504"/>
+    <w:bookmarkStart w:id="506" w:name="ref_Nobel2014TiroleLecture"/>
     <w:p>
       <w:pPr>
         <w:pStyle w:val="Bibliography"/>
@@ -61863,7 +62032,7 @@
       <w:r>
         <w:t xml:space="preserve"> </w:t>
       </w:r>
-      <w:hyperlink r:id="rId502">
+      <w:hyperlink r:id="rId505">
         <w:r>
           <w:rPr>
             <w:rStyle w:val="Hyperlink"/>
@@ -61875,8 +62044,8 @@
         <w:t xml:space="preserve">.</w:t>
       </w:r>
     </w:p>
-    <w:bookmarkEnd w:id="503"/>
-    <w:bookmarkStart w:id="504" w:name="ref_Tullock1967Welfare"/>
+    <w:bookmarkEnd w:id="506"/>
+    <w:bookmarkStart w:id="507" w:name="ref_Tullock1967Welfare"/>
     <w:p>
       <w:pPr>
         <w:pStyle w:val="Bibliography"/>
@@ -61910,8 +62079,8 @@
         <w:t xml:space="preserve">5 (3): 224-32.</w:t>
       </w:r>
     </w:p>
-    <w:bookmarkEnd w:id="504"/>
-    <w:bookmarkStart w:id="506" w:name="ref_UE2016TFUE"/>
+    <w:bookmarkEnd w:id="507"/>
+    <w:bookmarkStart w:id="509" w:name="ref_UE2016TFUE"/>
     <w:p>
       <w:pPr>
         <w:pStyle w:val="Bibliography"/>
@@ -61931,7 +62100,7 @@
       <w:r>
         <w:t xml:space="preserve"> </w:t>
       </w:r>
-      <w:hyperlink r:id="rId505">
+      <w:hyperlink r:id="rId508">
         <w:r>
           <w:rPr>
             <w:rStyle w:val="Hyperlink"/>
@@ -61943,8 +62112,8 @@
         <w:t xml:space="preserve">.</w:t>
       </w:r>
     </w:p>
-    <w:bookmarkEnd w:id="506"/>
-    <w:bookmarkStart w:id="507" w:name="ref_Mehta2024Google"/>
+    <w:bookmarkEnd w:id="509"/>
+    <w:bookmarkStart w:id="510" w:name="ref_Mehta2024Google"/>
     <w:p>
       <w:pPr>
         <w:pStyle w:val="Bibliography"/>
@@ -61962,8 +62131,8 @@
         <w:t xml:space="preserve">.</w:t>
       </w:r>
     </w:p>
-    <w:bookmarkEnd w:id="507"/>
-    <w:bookmarkStart w:id="508" w:name="ref_Varian1985Price"/>
+    <w:bookmarkEnd w:id="510"/>
+    <w:bookmarkStart w:id="511" w:name="ref_Varian1985Price"/>
     <w:p>
       <w:pPr>
         <w:pStyle w:val="Bibliography"/>
@@ -61997,8 +62166,8 @@
         <w:t xml:space="preserve">75 (4): 870-75.</w:t>
       </w:r>
     </w:p>
-    <w:bookmarkEnd w:id="508"/>
-    <w:bookmarkStart w:id="510" w:name="ref_Varian1989Price"/>
+    <w:bookmarkEnd w:id="511"/>
+    <w:bookmarkStart w:id="513" w:name="ref_Varian1989Price"/>
     <w:p>
       <w:pPr>
         <w:pStyle w:val="Bibliography"/>
@@ -62031,7 +62200,7 @@
       <w:r>
         <w:t xml:space="preserve"> </w:t>
       </w:r>
-      <w:hyperlink r:id="rId509">
+      <w:hyperlink r:id="rId512">
         <w:r>
           <w:rPr>
             <w:rStyle w:val="Hyperlink"/>
@@ -62043,8 +62212,8 @@
         <w:t xml:space="preserve">.</w:t>
       </w:r>
     </w:p>
-    <w:bookmarkEnd w:id="510"/>
-    <w:bookmarkStart w:id="511" w:name="ref_Varian1992Microeconomic"/>
+    <w:bookmarkEnd w:id="513"/>
+    <w:bookmarkStart w:id="514" w:name="ref_Varian1992Microeconomic"/>
     <w:p>
       <w:pPr>
         <w:pStyle w:val="Bibliography"/>
@@ -62066,8 +62235,8 @@
         <w:t xml:space="preserve">. 3.ª ed. Nueva York: W. W. Norton.</w:t>
       </w:r>
     </w:p>
-    <w:bookmarkEnd w:id="511"/>
-    <w:bookmarkStart w:id="512" w:name="ref_ViscusiHarringtonVernon2005Economics"/>
+    <w:bookmarkEnd w:id="514"/>
+    <w:bookmarkStart w:id="515" w:name="ref_ViscusiHarringtonVernon2005Economics"/>
     <w:p>
       <w:pPr>
         <w:pStyle w:val="Bibliography"/>
@@ -62089,8 +62258,8 @@
         <w:t xml:space="preserve">. 4.ª ed. Cambridge (Massachusetts): MIT Press.</w:t>
       </w:r>
     </w:p>
-    <w:bookmarkEnd w:id="512"/>
-    <w:bookmarkStart w:id="514" w:name="ref_Weitzman1980Ratchet"/>
+    <w:bookmarkEnd w:id="515"/>
+    <w:bookmarkStart w:id="517" w:name="ref_Weitzman1980Ratchet"/>
     <w:p>
       <w:pPr>
         <w:pStyle w:val="Bibliography"/>
@@ -62138,7 +62307,7 @@
       <w:r>
         <w:t xml:space="preserve"> </w:t>
       </w:r>
-      <w:hyperlink r:id="rId513">
+      <w:hyperlink r:id="rId516">
         <w:r>
           <w:rPr>
             <w:rStyle w:val="Hyperlink"/>
@@ -62150,8 +62319,8 @@
         <w:t xml:space="preserve">.</w:t>
       </w:r>
     </w:p>
-    <w:bookmarkEnd w:id="514"/>
-    <w:bookmarkStart w:id="516" w:name="ref_Williamson1976Franchise"/>
+    <w:bookmarkEnd w:id="517"/>
+    <w:bookmarkStart w:id="519" w:name="ref_Williamson1976Franchise"/>
     <w:p>
       <w:pPr>
         <w:pStyle w:val="Bibliography"/>
@@ -62187,7 +62356,7 @@
       <w:r>
         <w:t xml:space="preserve"> </w:t>
       </w:r>
-      <w:hyperlink r:id="rId515">
+      <w:hyperlink r:id="rId518">
         <w:r>
           <w:rPr>
             <w:rStyle w:val="Hyperlink"/>
@@ -62199,8 +62368,8 @@
         <w:t xml:space="preserve">.</w:t>
       </w:r>
     </w:p>
-    <w:bookmarkEnd w:id="516"/>
-    <w:bookmarkStart w:id="518" w:name="ref_Wright1936Factors"/>
+    <w:bookmarkEnd w:id="519"/>
+    <w:bookmarkStart w:id="521" w:name="ref_Wright1936Factors"/>
     <w:p>
       <w:pPr>
         <w:pStyle w:val="Bibliography"/>
@@ -62236,7 +62405,7 @@
       <w:r>
         <w:t xml:space="preserve"> </w:t>
       </w:r>
-      <w:hyperlink r:id="rId517">
+      <w:hyperlink r:id="rId520">
         <w:r>
           <w:rPr>
             <w:rStyle w:val="Hyperlink"/>
@@ -62248,8 +62417,8 @@
         <w:t xml:space="preserve">.</w:t>
       </w:r>
     </w:p>
-    <w:bookmarkEnd w:id="518"/>
-    <w:bookmarkStart w:id="520" w:name="ref_YehMacalusoHershbein2022Monopsony"/>
+    <w:bookmarkEnd w:id="521"/>
+    <w:bookmarkStart w:id="523" w:name="ref_YehMacalusoHershbein2022Monopsony"/>
     <w:p>
       <w:pPr>
         <w:pStyle w:val="Bibliography"/>
@@ -62285,7 +62454,7 @@
       <w:r>
         <w:t xml:space="preserve"> </w:t>
       </w:r>
-      <w:hyperlink r:id="rId519">
+      <w:hyperlink r:id="rId522">
         <w:r>
           <w:rPr>
             <w:rStyle w:val="Hyperlink"/>
@@ -62297,9 +62466,9 @@
         <w:t xml:space="preserve">.</w:t>
       </w:r>
     </w:p>
-    <w:bookmarkEnd w:id="520"/>
-    <w:bookmarkEnd w:id="521"/>
-    <w:bookmarkEnd w:id="522"/>
+    <w:bookmarkEnd w:id="523"/>
+    <w:bookmarkEnd w:id="524"/>
+    <w:bookmarkEnd w:id="525"/>
     <w:sectPr>
       <w:headerReference r:id="rId9" w:type="default"/>
       <w:footerReference r:id="rIdTceeB" w:type="default"/>
@@ -62900,7 +63069,21 @@
         <w:t xml:space="preserve"> </w:t>
       </w:r>
       <w:r>
-        <w:t xml:space="preserve">efecto cruzado no elimina el poder de mercado: lo reduce si los sustitutivos son cercanos, porque la demanda del monopolista se vuelve más elástica.</w:t>
+        <w:t xml:space="preserve">efecto cruzado no elimina el poder de mercado: lo reduce si los sustitutivos son cercanos, porque la demanda del monopolista se vuelve más elástica. Si hay muchos vendedores de variedades cercanas, es la competencia monopolística</w:t>
+      </w:r>
+      <w:r>
+        <w:t xml:space="preserve"> </w:t>
+      </w:r>
+      <w:hyperlink r:id="rId27">
+        <w:r>
+          <w:rPr>
+            <w:rStyle w:val="Referenciaatema"/>
+          </w:rPr>
+          <w:t xml:space="preserve">[ver tema 3.A.18]</w:t>
+        </w:r>
+      </w:hyperlink>
+      <w:r>
+        <w:t xml:space="preserve">.</w:t>
       </w:r>
     </w:p>
   </w:footnote>
@@ -67231,7 +67414,45 @@
         <w:t xml:space="preserve"> </w:t>
       </w:r>
       <w:r>
-        <w:t xml:space="preserve">Hay una gran literatura sobre el número óptimo de participantes en la subasta, las condiciones de acceso, la selección de los oferentes y la propia técnica de la subasta.</w:t>
+        <w:t xml:space="preserve">Hay una gran literatura sobre el número óptimo de participantes en la subasta, las condiciones de acceso, la selección de los oferentes y la propia técnica de la subasta</w:t>
+      </w:r>
+      <w:r>
+        <w:t xml:space="preserve"> </w:t>
+      </w:r>
+      <w:r>
+        <w:t xml:space="preserve">(</w:t>
+      </w:r>
+      <w:hyperlink w:anchor="ref_Klemperer2002WhatReallyMatters">
+        <w:r>
+          <w:rPr>
+            <w:rStyle w:val="Hyperlink"/>
+            <w:smallCaps/>
+          </w:rPr>
+          <w:t xml:space="preserve">Klemperer</w:t>
+        </w:r>
+        <w:r>
+          <w:rPr>
+            <w:rStyle w:val="Hyperlink"/>
+          </w:rPr>
+          <w:t xml:space="preserve">, 2002</w:t>
+        </w:r>
+      </w:hyperlink>
+      <w:r>
+        <w:t xml:space="preserve">)</w:t>
+      </w:r>
+      <w:r>
+        <w:t xml:space="preserve"> </w:t>
+      </w:r>
+      <w:hyperlink r:id="rId153">
+        <w:r>
+          <w:rPr>
+            <w:rStyle w:val="Referenciaatema"/>
+          </w:rPr>
+          <w:t xml:space="preserve">[ver tema 3.A.14]</w:t>
+        </w:r>
+      </w:hyperlink>
+      <w:r>
+        <w:t xml:space="preserve">.</w:t>
       </w:r>
     </w:p>
   </w:footnote>
@@ -67348,7 +67569,7 @@
       </w:r>
     </w:p>
   </w:footnote>
-  <w:footnote w:id="271">
+  <w:footnote w:id="266">
     <w:p>
       <w:pPr>
         <w:pStyle w:val="FootnoteText"/>
@@ -67363,11 +67584,123 @@
         <w:t xml:space="preserve"> </w:t>
       </w:r>
       <w:r>
+        <w:t xml:space="preserve">En la teoría de los contratos, el mejor resultado posible con las restricciones de información se llama</w:t>
+      </w:r>
+      <w:r>
+        <w:t xml:space="preserve"> </w:t>
+      </w:r>
+      <w:r>
+        <w:rPr>
+          <w:i/>
+          <w:iCs/>
+        </w:rPr>
+        <w:t xml:space="preserve">óptimo restringido</w:t>
+      </w:r>
+      <w:r>
+        <w:t xml:space="preserve"> </w:t>
+      </w:r>
+      <w:r>
+        <w:t xml:space="preserve">(</w:t>
+      </w:r>
+      <w:r>
+        <w:rPr>
+          <w:i/>
+          <w:iCs/>
+        </w:rPr>
+        <w:t xml:space="preserve">second best</w:t>
+      </w:r>
+      <w:r>
+        <w:t xml:space="preserve">)</w:t>
+      </w:r>
+      <w:r>
+        <w:t xml:space="preserve"> </w:t>
+      </w:r>
+      <w:hyperlink r:id="rId114">
+        <w:r>
+          <w:rPr>
+            <w:rStyle w:val="Referenciaatema"/>
+          </w:rPr>
+          <w:t xml:space="preserve">[ver tema 3.A.13]</w:t>
+        </w:r>
+      </w:hyperlink>
+      <w:r>
+        <w:t xml:space="preserve">; aquí se habla de terceros óptimos porque los segundos son los de la regulación con información completa (</w:t>
+      </w:r>
+      <m:oMath>
+        <m:r>
+          <m:t>p</m:t>
+        </m:r>
+        <m:r>
+          <m:rPr>
+            <m:sty m:val="p"/>
+          </m:rPr>
+          <m:t>=</m:t>
+        </m:r>
+        <m:r>
+          <m:rPr>
+            <m:sty m:val="p"/>
+          </m:rPr>
+          <m:t>C</m:t>
+        </m:r>
+        <m:r>
+          <m:rPr>
+            <m:sty m:val="p"/>
+          </m:rPr>
+          <m:t>M</m:t>
+        </m:r>
+        <m:r>
+          <m:rPr>
+            <m:sty m:val="p"/>
+          </m:rPr>
+          <m:t>e</m:t>
+        </m:r>
+      </m:oMath>
+      <w:r>
+        <w:t xml:space="preserve">, tarifas en dos partes,</w:t>
+      </w:r>
+      <w:r>
+        <w:t xml:space="preserve"> </w:t>
+      </w:r>
+      <w:r>
+        <w:rPr>
+          <w:smallCaps/>
+        </w:rPr>
+        <w:t xml:space="preserve">Ramsey</w:t>
+      </w:r>
+      <w:r>
+        <w:t xml:space="preserve">-</w:t>
+      </w:r>
+      <w:r>
+        <w:rPr>
+          <w:smallCaps/>
+        </w:rPr>
+        <w:t xml:space="preserve">Boiteux</w:t>
+      </w:r>
+      <w:r>
+        <w:t xml:space="preserve">).</w:t>
+      </w:r>
+    </w:p>
+  </w:footnote>
+  <w:footnote w:id="272">
+    <w:p>
+      <w:pPr>
+        <w:pStyle w:val="FootnoteText"/>
+      </w:pPr>
+      <w:r>
+        <w:rPr>
+          <w:rStyle w:val="FootnoteReference"/>
+        </w:rPr>
+        <w:footnoteRef/>
+      </w:r>
+      <w:r>
+        <w:t xml:space="preserve"> </w:t>
+      </w:r>
+      <w:r>
         <w:t xml:space="preserve">«Productividad de la industria» no implica que haya varias empresas. En una autopista, por ejemplo, el monopolista puede aumentar su productividad consiguiendo que circulen más vehículos con los mismos costes o reduciendo los costes para el mismo tráfico.</w:t>
       </w:r>
     </w:p>
   </w:footnote>
-  <w:footnote w:id="275">
+  <w:footnote w:id="276">
     <w:p>
       <w:pPr>
         <w:pStyle w:val="FootnoteText"/>
@@ -67533,7 +67866,7 @@
       </w:r>
     </w:p>
   </w:footnote>
-  <w:footnote w:id="278">
+  <w:footnote w:id="279">
     <w:p>
       <w:pPr>
         <w:pStyle w:val="FootnoteText"/>
@@ -67552,7 +67885,7 @@
       </w:r>
     </w:p>
   </w:footnote>
-  <w:footnote w:id="293">
+  <w:footnote w:id="294">
     <w:p>
       <w:pPr>
         <w:pStyle w:val="FootnoteText"/>
@@ -67775,8 +68108,8 @@
       </w:rPr>
     </w:lvl>
   </w:abstractNum>
-  <w:abstractNum w:abstractNumId="99201">
-    <w:nsid w:val="00A99201"/>
+  <w:abstractNum w:abstractNumId="99411">
+    <w:nsid w:val="00A99411"/>
     <w:multiLevelType w:val="multilevel"/>
     <w:lvl w:ilvl="0">
       <w:start w:val="1"/>
@@ -67789,7 +68122,7 @@
     </w:lvl>
     <w:lvl w:ilvl="1">
       <w:start w:val="1"/>
-      <w:numFmt w:val="lowerLetter"/>
+      <w:numFmt w:val="decimal"/>
       <w:lvlText w:val="%2."/>
       <w:lvlJc w:val="left"/>
       <w:pPr>
@@ -67798,7 +68131,7 @@
     </w:lvl>
     <w:lvl w:ilvl="2">
       <w:start w:val="1"/>
-      <w:numFmt w:val="lowerRoman"/>
+      <w:numFmt w:val="decimal"/>
       <w:lvlText w:val="%3."/>
       <w:lvlJc w:val="left"/>
       <w:pPr>
@@ -67816,7 +68149,7 @@
     </w:lvl>
     <w:lvl w:ilvl="4">
       <w:start w:val="1"/>
-      <w:numFmt w:val="lowerLetter"/>
+      <w:numFmt w:val="decimal"/>
       <w:lvlText w:val="%5."/>
       <w:lvlJc w:val="left"/>
       <w:pPr>
@@ -67825,7 +68158,7 @@
     </w:lvl>
     <w:lvl w:ilvl="5">
       <w:start w:val="1"/>
-      <w:numFmt w:val="lowerRoman"/>
+      <w:numFmt w:val="decimal"/>
       <w:lvlText w:val="%6."/>
       <w:lvlJc w:val="left"/>
       <w:pPr>
@@ -67843,7 +68176,7 @@
     </w:lvl>
     <w:lvl w:ilvl="7">
       <w:start w:val="1"/>
-      <w:numFmt w:val="lowerLetter"/>
+      <w:numFmt w:val="decimal"/>
       <w:lvlText w:val="%8."/>
       <w:lvlJc w:val="left"/>
       <w:pPr>
@@ -67852,7 +68185,7 @@
     </w:lvl>
     <w:lvl w:ilvl="8">
       <w:start w:val="1"/>
-      <w:numFmt w:val="lowerRoman"/>
+      <w:numFmt w:val="decimal"/>
       <w:lvlText w:val="%9."/>
       <w:lvlJc w:val="left"/>
       <w:pPr>
@@ -68067,7 +68400,7 @@
     <w:abstractNumId w:val="991"/>
   </w:num>
   <w:num w:numId="1012">
-    <w:abstractNumId w:val="99201"/>
+    <w:abstractNumId w:val="99411"/>
     <w:lvlOverride w:ilvl="0">
       <w:startOverride w:val="1"/>
     </w:lvlOverride>
@@ -68229,7 +68562,7 @@
     <w:abstractNumId w:val="991"/>
   </w:num>
   <w:num w:numId="1039">
-    <w:abstractNumId w:val="99201"/>
+    <w:abstractNumId w:val="99411"/>
     <w:lvlOverride w:ilvl="0">
       <w:startOverride w:val="1"/>
     </w:lvlOverride>
@@ -68562,7 +68895,7 @@
     <w:abstractNumId w:val="991"/>
   </w:num>
   <w:num w:numId="1114">
-    <w:abstractNumId w:val="99201"/>
+    <w:abstractNumId w:val="99411"/>
     <w:lvlOverride w:ilvl="0">
       <w:startOverride w:val="1"/>
     </w:lvlOverride>
@@ -68646,7 +68979,7 @@
     <w:abstractNumId w:val="991"/>
   </w:num>
   <w:num w:numId="1124">
-    <w:abstractNumId w:val="99201"/>
+    <w:abstractNumId w:val="99411"/>
     <w:lvlOverride w:ilvl="0">
       <w:startOverride w:val="1"/>
     </w:lvlOverride>
@@ -69032,6 +69365,7 @@
       <w:keepNext/>
       <w:keepLines/>
       <w:spacing w:after="120" w:before="280"/>
+      <w:jc w:val="left"/>
       <w:outlineLvl w:val="0"/>
       <w:shd w:color="auto" w:fill="5F2987" w:val="clear"/>
     </w:pPr>
@@ -69058,6 +69392,7 @@
       <w:keepNext/>
       <w:keepLines/>
       <w:spacing w:after="80" w:before="240"/>
+      <w:jc w:val="left"/>
       <w:outlineLvl w:val="1"/>
       <w:pBdr>
         <w:bottom w:color="5F2987" w:space="1" w:sz="4" w:val="single"/>
@@ -69087,6 +69422,7 @@
       <w:keepLines/>
       <w:spacing w:after="80" w:before="160"/>
       <w:ind w:left="283"/>
+      <w:jc w:val="left"/>
       <w:outlineLvl w:val="2"/>
     </w:pPr>
     <w:rPr>
@@ -69113,6 +69449,7 @@
       <w:keepLines/>
       <w:spacing w:after="40" w:before="80"/>
       <w:ind w:left="567"/>
+      <w:jc w:val="left"/>
       <w:outlineLvl w:val="3"/>
     </w:pPr>
     <w:rPr>
@@ -69139,6 +69476,7 @@
       <w:keepLines/>
       <w:spacing w:after="40" w:before="80"/>
       <w:ind w:left="567"/>
+      <w:jc w:val="left"/>
       <w:outlineLvl w:val="4"/>
     </w:pPr>
     <w:rPr>
@@ -69164,6 +69502,7 @@
       <w:keepLines/>
       <w:spacing w:after="0" w:before="40"/>
       <w:ind w:left="567"/>
+      <w:jc w:val="left"/>
       <w:outlineLvl w:val="5"/>
     </w:pPr>
     <w:rPr>
@@ -69577,6 +69916,7 @@
         <w:left w:color="5F2987" w:space="8" w:sz="24" w:val="single"/>
       </w:pBdr>
       <w:shd w:color="auto" w:fill="F3EEF7" w:val="clear"/>
+      <w:jc w:val="left"/>
     </w:pPr>
     <w:rPr>
       <w:rFonts w:ascii="TeX Gyre Pagella" w:cs="TeX Gyre Pagella" w:eastAsia="TeX Gyre Pagella" w:hAnsi="TeX Gyre Pagella"/>
@@ -69595,6 +69935,7 @@
         <w:right w:color="767171" w:space="4" w:sz="4" w:val="single"/>
       </w:pBdr>
       <w:shd w:color="auto" w:fill="E7E6E6" w:val="clear"/>
+      <w:jc w:val="left"/>
     </w:pPr>
     <w:rPr>
       <w:rFonts w:ascii="TeX Gyre Pagella" w:cs="TeX Gyre Pagella" w:eastAsia="TeX Gyre Pagella" w:hAnsi="TeX Gyre Pagella"/>
@@ -69613,6 +69954,7 @@
         <w:right w:color="C8D8C0" w:space="4" w:sz="4" w:val="single"/>
       </w:pBdr>
       <w:shd w:color="auto" w:fill="E2EFD9" w:val="clear"/>
+      <w:jc w:val="left"/>
     </w:pPr>
     <w:rPr>
       <w:rFonts w:ascii="TeX Gyre Pagella" w:cs="TeX Gyre Pagella" w:eastAsia="TeX Gyre Pagella" w:hAnsi="TeX Gyre Pagella"/>
@@ -69632,6 +69974,7 @@
         <w:right w:color="5F2987" w:space="4" w:sz="4" w:val="single"/>
       </w:pBdr>
       <w:shd w:color="auto" w:fill="FAF9F6" w:val="clear"/>
+      <w:jc w:val="left"/>
     </w:pPr>
     <w:rPr>
       <w:rFonts w:ascii="TeX Gyre Pagella" w:cs="TeX Gyre Pagella" w:eastAsia="TeX Gyre Pagella" w:hAnsi="TeX Gyre Pagella"/>

--- a/oposicion/temario/tercer-ejercicio/3A17.docx
+++ b/oposicion/temario/tercer-ejercicio/3A17.docx
@@ -49,7 +49,7 @@
         <w:pStyle w:val="Paginasdeltema"/>
       </w:pPr>
       <w:r>
-        <w:t xml:space="preserve">Tema: 36 págs. · Anexos: 20 · Bibliografía: 6 (PDF)</w:t>
+        <w:t xml:space="preserve">Tema: 37 págs. · Anexos: 20 · Bibliografía: 6 (PDF)</w:t>
       </w:r>
     </w:p>
     <w:bookmarkStart w:id="36" w:name="introducci__n"/>
@@ -940,13 +940,25 @@
     </w:p>
     <w:p>
       <w:pPr>
+        <w:keepNext/>
         <w:numPr>
           <w:ilvl w:val="1"/>
           <w:numId w:val="1006"/>
         </w:numPr>
       </w:pPr>
       <w:r>
-        <w:t xml:space="preserve">En el siglo XIX, David</w:t>
+        <w:t xml:space="preserve">En el siglo XIX:</w:t>
+      </w:r>
+    </w:p>
+    <w:p>
+      <w:pPr>
+        <w:numPr>
+          <w:ilvl w:val="2"/>
+          <w:numId w:val="1007"/>
+        </w:numPr>
+      </w:pPr>
+      <w:r>
+        <w:t xml:space="preserve">David</w:t>
       </w:r>
       <w:r>
         <w:t xml:space="preserve"> </w:t>
@@ -978,7 +990,18 @@
         <w:t xml:space="preserve"> </w:t>
       </w:r>
       <w:r>
-        <w:t xml:space="preserve">define el precio de monopolio como el más alto que los consumidores están dispuestos a pagar, sin relación con el coste de producción; John Stuart</w:t>
+        <w:t xml:space="preserve">define el precio de monopolio como el más alto que los consumidores están dispuestos a pagar, sin relación con el coste de producción;</w:t>
+      </w:r>
+    </w:p>
+    <w:p>
+      <w:pPr>
+        <w:numPr>
+          <w:ilvl w:val="2"/>
+          <w:numId w:val="1007"/>
+        </w:numPr>
+      </w:pPr>
+      <w:r>
+        <w:t xml:space="preserve">John Stuart</w:t>
       </w:r>
       <w:r>
         <w:t xml:space="preserve"> </w:t>
@@ -1010,7 +1033,18 @@
         <w:t xml:space="preserve"> </w:t>
       </w:r>
       <w:r>
-        <w:t xml:space="preserve">estudia el valor de los productos conjuntos (el coque y el gas), y Jules</w:t>
+        <w:t xml:space="preserve">estudia el valor de los productos conjuntos (el coque y el gas);</w:t>
+      </w:r>
+    </w:p>
+    <w:p>
+      <w:pPr>
+        <w:numPr>
+          <w:ilvl w:val="2"/>
+          <w:numId w:val="1007"/>
+        </w:numPr>
+      </w:pPr>
+      <w:r>
+        <w:t xml:space="preserve">Jules</w:t>
       </w:r>
       <w:r>
         <w:t xml:space="preserve"> </w:t>
@@ -1243,6 +1277,7 @@
     </w:p>
     <w:p>
       <w:pPr>
+        <w:keepNext/>
         <w:numPr>
           <w:ilvl w:val="1"/>
           <w:numId w:val="1006"/>
@@ -1304,7 +1339,18 @@
         <w:t xml:space="preserve">)</w:t>
       </w:r>
       <w:r>
-        <w:t xml:space="preserve">, clasifica la discriminación de precios en 3 grados. Joan</w:t>
+        <w:t xml:space="preserve">, clasifica la discriminación de precios en 3 grados. Después:</w:t>
+      </w:r>
+    </w:p>
+    <w:p>
+      <w:pPr>
+        <w:numPr>
+          <w:ilvl w:val="2"/>
+          <w:numId w:val="1008"/>
+        </w:numPr>
+      </w:pPr>
+      <w:r>
+        <w:t xml:space="preserve">Joan</w:t>
       </w:r>
       <w:r>
         <w:t xml:space="preserve"> </w:t>
@@ -1349,7 +1395,18 @@
         <w:t xml:space="preserve">monopsonio</w:t>
       </w:r>
       <w:r>
-        <w:t xml:space="preserve">; Arthur</w:t>
+        <w:t xml:space="preserve">;</w:t>
+      </w:r>
+    </w:p>
+    <w:p>
+      <w:pPr>
+        <w:numPr>
+          <w:ilvl w:val="2"/>
+          <w:numId w:val="1008"/>
+        </w:numPr>
+      </w:pPr>
+      <w:r>
+        <w:t xml:space="preserve">Arthur</w:t>
       </w:r>
       <w:r>
         <w:t xml:space="preserve"> </w:t>
@@ -1381,7 +1438,18 @@
         <w:t xml:space="preserve"> </w:t>
       </w:r>
       <w:r>
-        <w:t xml:space="preserve">estudia el monopolio bilateral, y Abba</w:t>
+        <w:t xml:space="preserve">estudia el monopolio bilateral;</w:t>
+      </w:r>
+    </w:p>
+    <w:p>
+      <w:pPr>
+        <w:numPr>
+          <w:ilvl w:val="2"/>
+          <w:numId w:val="1008"/>
+        </w:numPr>
+      </w:pPr>
+      <w:r>
+        <w:t xml:space="preserve">Abba</w:t>
       </w:r>
       <w:r>
         <w:t xml:space="preserve"> </w:t>
@@ -1418,17 +1486,23 @@
     </w:p>
     <w:p>
       <w:pPr>
+        <w:keepNext/>
         <w:numPr>
           <w:ilvl w:val="1"/>
           <w:numId w:val="1006"/>
         </w:numPr>
       </w:pPr>
       <w:r>
-        <w:t xml:space="preserve">Tras la Segunda Guerra Mundial,</w:t>
-      </w:r>
-      <w:r>
-        <w:t xml:space="preserve"> </w:t>
-      </w:r>
+        <w:t xml:space="preserve">Tras la Segunda Guerra Mundial:</w:t>
+      </w:r>
+    </w:p>
+    <w:p>
+      <w:pPr>
+        <w:numPr>
+          <w:ilvl w:val="2"/>
+          <w:numId w:val="1009"/>
+        </w:numPr>
+      </w:pPr>
       <w:r>
         <w:rPr>
           <w:smallCaps/>
@@ -1458,9 +1532,14 @@
       <w:r>
         <w:t xml:space="preserve">cuantifica la pérdida de bienestar del monopolio;</w:t>
       </w:r>
-      <w:r>
-        <w:t xml:space="preserve"> </w:t>
-      </w:r>
+    </w:p>
+    <w:p>
+      <w:pPr>
+        <w:numPr>
+          <w:ilvl w:val="2"/>
+          <w:numId w:val="1009"/>
+        </w:numPr>
+      </w:pPr>
       <w:r>
         <w:rPr>
           <w:smallCaps/>
@@ -1522,9 +1601,14 @@
       <w:r>
         <w:t xml:space="preserve">abren la teoría de la tarificación de los monopolios públicos;</w:t>
       </w:r>
-      <w:r>
-        <w:t xml:space="preserve"> </w:t>
-      </w:r>
+    </w:p>
+    <w:p>
+      <w:pPr>
+        <w:numPr>
+          <w:ilvl w:val="2"/>
+          <w:numId w:val="1009"/>
+        </w:numPr>
+      </w:pPr>
       <w:r>
         <w:rPr>
           <w:smallCaps/>
@@ -1552,7 +1636,18 @@
         <w:t xml:space="preserve"> </w:t>
       </w:r>
       <w:r>
-        <w:t xml:space="preserve">define el monopolio natural por la subaditividad de los costes, y la nueva organización industrial incorpora la información asimétrica a la discriminación de precios</w:t>
+        <w:t xml:space="preserve">define el monopolio natural por la subaditividad de los costes;</w:t>
+      </w:r>
+    </w:p>
+    <w:p>
+      <w:pPr>
+        <w:numPr>
+          <w:ilvl w:val="2"/>
+          <w:numId w:val="1009"/>
+        </w:numPr>
+      </w:pPr>
+      <w:r>
+        <w:t xml:space="preserve">la nueva organización industrial incorpora la información asimétrica a la discriminación de precios</w:t>
       </w:r>
       <w:r>
         <w:t xml:space="preserve"> </w:t>
@@ -1733,7 +1828,7 @@
       <w:pPr>
         <w:numPr>
           <w:ilvl w:val="1"/>
-          <w:numId w:val="1007"/>
+          <w:numId w:val="1010"/>
         </w:numPr>
       </w:pPr>
       <w:r>
@@ -1744,7 +1839,7 @@
       <w:pPr>
         <w:numPr>
           <w:ilvl w:val="1"/>
-          <w:numId w:val="1007"/>
+          <w:numId w:val="1010"/>
         </w:numPr>
       </w:pPr>
       <w:r>
@@ -1755,7 +1850,7 @@
       <w:pPr>
         <w:numPr>
           <w:ilvl w:val="1"/>
-          <w:numId w:val="1007"/>
+          <w:numId w:val="1010"/>
         </w:numPr>
       </w:pPr>
       <w:r>
@@ -1785,9 +1880,10 @@
     </w:p>
     <w:p>
       <w:pPr>
+        <w:keepNext/>
         <w:numPr>
           <w:ilvl w:val="1"/>
-          <w:numId w:val="1008"/>
+          <w:numId w:val="1011"/>
         </w:numPr>
       </w:pPr>
       <w:r>
@@ -1798,7 +1894,18 @@
         <w:t xml:space="preserve">I. Teoría del monopolio</w:t>
       </w:r>
       <w:r>
-        <w:t xml:space="preserve">: el escenario base (una sola empresa, muchos compradores precio-aceptantes y barreras a la entrada) (</w:t>
+        <w:t xml:space="preserve">:</w:t>
+      </w:r>
+    </w:p>
+    <w:p>
+      <w:pPr>
+        <w:numPr>
+          <w:ilvl w:val="2"/>
+          <w:numId w:val="1012"/>
+        </w:numPr>
+      </w:pPr>
+      <w:r>
+        <w:t xml:space="preserve">el escenario base (una sola empresa, muchos compradores precio-aceptantes y barreras a la entrada) (</w:t>
       </w:r>
       <w:hyperlink w:anchor="sec_caracterizacion_monopolio_escenario">
         <w:r>
@@ -1809,7 +1916,18 @@
         </w:r>
       </w:hyperlink>
       <w:r>
-        <w:t xml:space="preserve">), su equilibrio y la regla de</w:t>
+        <w:t xml:space="preserve">);</w:t>
+      </w:r>
+    </w:p>
+    <w:p>
+      <w:pPr>
+        <w:numPr>
+          <w:ilvl w:val="2"/>
+          <w:numId w:val="1012"/>
+        </w:numPr>
+      </w:pPr>
+      <w:r>
+        <w:t xml:space="preserve">su equilibrio y la regla de</w:t>
       </w:r>
       <w:r>
         <w:t xml:space="preserve"> </w:t>
@@ -1835,7 +1953,18 @@
         </w:r>
       </w:hyperlink>
       <w:r>
-        <w:t xml:space="preserve">) y el análisis de eficiencia y bienestar (</w:t>
+        <w:t xml:space="preserve">);</w:t>
+      </w:r>
+    </w:p>
+    <w:p>
+      <w:pPr>
+        <w:numPr>
+          <w:ilvl w:val="2"/>
+          <w:numId w:val="1012"/>
+        </w:numPr>
+      </w:pPr>
+      <w:r>
+        <w:t xml:space="preserve">el análisis de eficiencia y bienestar (</w:t>
       </w:r>
       <w:hyperlink w:anchor="sec_analisis_eficiencia_bienestar">
         <w:r>
@@ -1851,9 +1980,10 @@
     </w:p>
     <w:p>
       <w:pPr>
+        <w:keepNext/>
         <w:numPr>
           <w:ilvl w:val="1"/>
-          <w:numId w:val="1008"/>
+          <w:numId w:val="1011"/>
         </w:numPr>
       </w:pPr>
       <w:r>
@@ -1864,7 +1994,18 @@
         <w:t xml:space="preserve">II. Desarrollos de la teoría del monopolio</w:t>
       </w:r>
       <w:r>
-        <w:t xml:space="preserve">, levantando de uno en uno los supuestos del escenario base: el precio único (discriminación de precios,</w:t>
+        <w:t xml:space="preserve">, levantando de uno en uno los supuestos del escenario base:</w:t>
+      </w:r>
+    </w:p>
+    <w:p>
+      <w:pPr>
+        <w:numPr>
+          <w:ilvl w:val="2"/>
+          <w:numId w:val="1013"/>
+        </w:numPr>
+      </w:pPr>
+      <w:r>
+        <w:t xml:space="preserve">el precio único (discriminación de precios,</w:t>
       </w:r>
       <w:r>
         <w:t xml:space="preserve"> </w:t>
@@ -1878,7 +2019,18 @@
         </w:r>
       </w:hyperlink>
       <w:r>
-        <w:t xml:space="preserve">), unos costes sin ventajas de tamaño (monopolio natural y su regulación,</w:t>
+        <w:t xml:space="preserve">);</w:t>
+      </w:r>
+    </w:p>
+    <w:p>
+      <w:pPr>
+        <w:numPr>
+          <w:ilvl w:val="2"/>
+          <w:numId w:val="1013"/>
+        </w:numPr>
+      </w:pPr>
+      <w:r>
+        <w:t xml:space="preserve">unos costes sin ventajas de tamaño (monopolio natural y su regulación,</w:t>
       </w:r>
       <w:r>
         <w:t xml:space="preserve"> </w:t>
@@ -1892,7 +2044,18 @@
         </w:r>
       </w:hyperlink>
       <w:r>
-        <w:t xml:space="preserve">) y el producto y la planta únicos (producción conjunta,</w:t>
+        <w:t xml:space="preserve">);</w:t>
+      </w:r>
+    </w:p>
+    <w:p>
+      <w:pPr>
+        <w:numPr>
+          <w:ilvl w:val="2"/>
+          <w:numId w:val="1013"/>
+        </w:numPr>
+      </w:pPr>
+      <w:r>
+        <w:t xml:space="preserve">el producto y la planta únicos (producción conjunta,</w:t>
       </w:r>
       <w:r>
         <w:t xml:space="preserve"> </w:t>
@@ -1913,7 +2076,7 @@
       <w:pPr>
         <w:numPr>
           <w:ilvl w:val="1"/>
-          <w:numId w:val="1008"/>
+          <w:numId w:val="1011"/>
         </w:numPr>
       </w:pPr>
       <w:r>
@@ -2637,7 +2800,7 @@
       <w:pPr>
         <w:numPr>
           <w:ilvl w:val="0"/>
-          <w:numId w:val="1009"/>
+          <w:numId w:val="1014"/>
         </w:numPr>
       </w:pPr>
       <w:r>
@@ -2679,7 +2842,7 @@
       <w:pPr>
         <w:numPr>
           <w:ilvl w:val="0"/>
-          <w:numId w:val="1010"/>
+          <w:numId w:val="1015"/>
         </w:numPr>
       </w:pPr>
       <w:r>
@@ -3196,7 +3359,7 @@
         <w:keepNext/>
         <w:numPr>
           <w:ilvl w:val="0"/>
-          <w:numId w:val="1011"/>
+          <w:numId w:val="1016"/>
         </w:numPr>
       </w:pPr>
       <w:r>
@@ -3207,7 +3370,7 @@
       <w:pPr>
         <w:numPr>
           <w:ilvl w:val="1"/>
-          <w:numId w:val="1012"/>
+          <w:numId w:val="1017"/>
         </w:numPr>
       </w:pPr>
       <w:r>
@@ -3225,7 +3388,7 @@
       <w:pPr>
         <w:numPr>
           <w:ilvl w:val="1"/>
-          <w:numId w:val="1012"/>
+          <w:numId w:val="1017"/>
         </w:numPr>
       </w:pPr>
       <w:r>
@@ -3243,7 +3406,7 @@
       <w:pPr>
         <w:numPr>
           <w:ilvl w:val="1"/>
-          <w:numId w:val="1012"/>
+          <w:numId w:val="1017"/>
         </w:numPr>
       </w:pPr>
       <w:r>
@@ -3267,7 +3430,7 @@
       <w:pPr>
         <w:numPr>
           <w:ilvl w:val="1"/>
-          <w:numId w:val="1012"/>
+          <w:numId w:val="1017"/>
         </w:numPr>
       </w:pPr>
       <w:r>
@@ -3286,7 +3449,7 @@
         <w:keepNext/>
         <w:numPr>
           <w:ilvl w:val="1"/>
-          <w:numId w:val="1012"/>
+          <w:numId w:val="1017"/>
         </w:numPr>
       </w:pPr>
       <w:r>
@@ -3321,7 +3484,7 @@
       <w:pPr>
         <w:numPr>
           <w:ilvl w:val="2"/>
-          <w:numId w:val="1013"/>
+          <w:numId w:val="1018"/>
         </w:numPr>
       </w:pPr>
       <w:r>
@@ -3339,7 +3502,7 @@
       <w:pPr>
         <w:numPr>
           <w:ilvl w:val="2"/>
-          <w:numId w:val="1013"/>
+          <w:numId w:val="1018"/>
         </w:numPr>
       </w:pPr>
       <w:r>
@@ -3357,7 +3520,7 @@
       <w:pPr>
         <w:numPr>
           <w:ilvl w:val="2"/>
-          <w:numId w:val="1013"/>
+          <w:numId w:val="1018"/>
         </w:numPr>
       </w:pPr>
       <w:r>
@@ -3415,7 +3578,7 @@
       <w:pPr>
         <w:numPr>
           <w:ilvl w:val="0"/>
-          <w:numId w:val="1011"/>
+          <w:numId w:val="1016"/>
         </w:numPr>
       </w:pPr>
       <w:r>
@@ -3466,7 +3629,7 @@
       <w:pPr>
         <w:numPr>
           <w:ilvl w:val="0"/>
-          <w:numId w:val="1011"/>
+          <w:numId w:val="1016"/>
         </w:numPr>
       </w:pPr>
       <w:r>
@@ -3909,7 +4072,7 @@
       <w:pPr>
         <w:numPr>
           <w:ilvl w:val="0"/>
-          <w:numId w:val="1014"/>
+          <w:numId w:val="1019"/>
         </w:numPr>
       </w:pPr>
       <w:r>
@@ -3929,7 +4092,7 @@
       <w:pPr>
         <w:numPr>
           <w:ilvl w:val="0"/>
-          <w:numId w:val="1015"/>
+          <w:numId w:val="1020"/>
         </w:numPr>
       </w:pPr>
       <w:r>
@@ -3956,7 +4119,7 @@
       <w:pPr>
         <w:numPr>
           <w:ilvl w:val="0"/>
-          <w:numId w:val="1015"/>
+          <w:numId w:val="1020"/>
         </w:numPr>
       </w:pPr>
       <w:r>
@@ -4024,7 +4187,7 @@
         <w:keepNext/>
         <w:numPr>
           <w:ilvl w:val="0"/>
-          <w:numId w:val="1016"/>
+          <w:numId w:val="1021"/>
         </w:numPr>
       </w:pPr>
       <w:r>
@@ -4046,7 +4209,7 @@
       <w:pPr>
         <w:numPr>
           <w:ilvl w:val="1"/>
-          <w:numId w:val="1017"/>
+          <w:numId w:val="1022"/>
         </w:numPr>
       </w:pPr>
       <w:r>
@@ -4244,7 +4407,7 @@
       <w:pPr>
         <w:numPr>
           <w:ilvl w:val="1"/>
-          <w:numId w:val="1017"/>
+          <w:numId w:val="1022"/>
         </w:numPr>
       </w:pPr>
       <w:r>
@@ -4456,7 +4619,7 @@
       <w:pPr>
         <w:numPr>
           <w:ilvl w:val="0"/>
-          <w:numId w:val="1018"/>
+          <w:numId w:val="1023"/>
         </w:numPr>
       </w:pPr>
       <w:r>
@@ -4690,7 +4853,7 @@
       <w:pPr>
         <w:numPr>
           <w:ilvl w:val="0"/>
-          <w:numId w:val="1018"/>
+          <w:numId w:val="1023"/>
         </w:numPr>
       </w:pPr>
       <w:r>
@@ -4971,7 +5134,7 @@
       <w:pPr>
         <w:numPr>
           <w:ilvl w:val="1"/>
-          <w:numId w:val="1019"/>
+          <w:numId w:val="1024"/>
         </w:numPr>
       </w:pPr>
       <w:r>
@@ -5054,7 +5217,7 @@
       <w:pPr>
         <w:numPr>
           <w:ilvl w:val="1"/>
-          <w:numId w:val="1019"/>
+          <w:numId w:val="1024"/>
         </w:numPr>
       </w:pPr>
       <w:r>
@@ -5440,7 +5603,7 @@
       <w:pPr>
         <w:numPr>
           <w:ilvl w:val="0"/>
-          <w:numId w:val="1018"/>
+          <w:numId w:val="1023"/>
         </w:numPr>
       </w:pPr>
       <w:r>
@@ -5561,7 +5724,7 @@
       <w:pPr>
         <w:numPr>
           <w:ilvl w:val="0"/>
-          <w:numId w:val="1018"/>
+          <w:numId w:val="1023"/>
         </w:numPr>
       </w:pPr>
       <w:r>
@@ -5947,7 +6110,7 @@
       <w:pPr>
         <w:numPr>
           <w:ilvl w:val="1"/>
-          <w:numId w:val="1020"/>
+          <w:numId w:val="1025"/>
         </w:numPr>
       </w:pPr>
       <w:r>
@@ -5985,7 +6148,7 @@
       <w:pPr>
         <w:numPr>
           <w:ilvl w:val="1"/>
-          <w:numId w:val="1020"/>
+          <w:numId w:val="1025"/>
         </w:numPr>
       </w:pPr>
       <w:r>
@@ -5996,7 +6159,7 @@
       <w:pPr>
         <w:numPr>
           <w:ilvl w:val="0"/>
-          <w:numId w:val="1018"/>
+          <w:numId w:val="1023"/>
         </w:numPr>
       </w:pPr>
       <w:r>
@@ -6195,7 +6358,7 @@
       <w:pPr>
         <w:numPr>
           <w:ilvl w:val="0"/>
-          <w:numId w:val="1018"/>
+          <w:numId w:val="1023"/>
         </w:numPr>
       </w:pPr>
       <w:r>
@@ -6252,7 +6415,7 @@
         <w:keepNext/>
         <w:numPr>
           <w:ilvl w:val="0"/>
-          <w:numId w:val="1018"/>
+          <w:numId w:val="1023"/>
         </w:numPr>
       </w:pPr>
       <w:r>
@@ -6304,7 +6467,7 @@
       <w:pPr>
         <w:numPr>
           <w:ilvl w:val="1"/>
-          <w:numId w:val="1021"/>
+          <w:numId w:val="1026"/>
         </w:numPr>
       </w:pPr>
       <w:r>
@@ -6456,7 +6619,7 @@
       <w:pPr>
         <w:numPr>
           <w:ilvl w:val="1"/>
-          <w:numId w:val="1021"/>
+          <w:numId w:val="1026"/>
         </w:numPr>
       </w:pPr>
       <w:r>
@@ -6643,7 +6806,7 @@
       <w:pPr>
         <w:numPr>
           <w:ilvl w:val="1"/>
-          <w:numId w:val="1021"/>
+          <w:numId w:val="1026"/>
         </w:numPr>
       </w:pPr>
       <w:r>
@@ -6693,7 +6856,7 @@
       <w:pPr>
         <w:numPr>
           <w:ilvl w:val="0"/>
-          <w:numId w:val="1018"/>
+          <w:numId w:val="1023"/>
         </w:numPr>
       </w:pPr>
       <w:r>
@@ -6999,7 +7162,7 @@
       <w:pPr>
         <w:numPr>
           <w:ilvl w:val="0"/>
-          <w:numId w:val="1022"/>
+          <w:numId w:val="1027"/>
         </w:numPr>
       </w:pPr>
       <w:r>
@@ -7118,7 +7281,7 @@
         <w:keepNext/>
         <w:numPr>
           <w:ilvl w:val="0"/>
-          <w:numId w:val="1022"/>
+          <w:numId w:val="1027"/>
         </w:numPr>
       </w:pPr>
       <w:r>
@@ -7129,7 +7292,7 @@
       <w:pPr>
         <w:numPr>
           <w:ilvl w:val="1"/>
-          <w:numId w:val="1023"/>
+          <w:numId w:val="1028"/>
         </w:numPr>
       </w:pPr>
       <w:r>
@@ -7165,7 +7328,7 @@
       <w:pPr>
         <w:numPr>
           <w:ilvl w:val="1"/>
-          <w:numId w:val="1023"/>
+          <w:numId w:val="1028"/>
         </w:numPr>
       </w:pPr>
       <w:r>
@@ -7200,7 +7363,7 @@
       <w:pPr>
         <w:numPr>
           <w:ilvl w:val="0"/>
-          <w:numId w:val="1024"/>
+          <w:numId w:val="1029"/>
         </w:numPr>
       </w:pPr>
       <w:r>
@@ -7887,7 +8050,7 @@
       <w:pPr>
         <w:numPr>
           <w:ilvl w:val="0"/>
-          <w:numId w:val="1025"/>
+          <w:numId w:val="1030"/>
         </w:numPr>
       </w:pPr>
       <w:r>
@@ -7960,7 +8123,7 @@
       <w:pPr>
         <w:numPr>
           <w:ilvl w:val="0"/>
-          <w:numId w:val="1025"/>
+          <w:numId w:val="1030"/>
         </w:numPr>
       </w:pPr>
       <w:r>
@@ -7988,7 +8151,7 @@
       <w:pPr>
         <w:numPr>
           <w:ilvl w:val="0"/>
-          <w:numId w:val="1026"/>
+          <w:numId w:val="1031"/>
         </w:numPr>
       </w:pPr>
       <w:r>
@@ -8033,7 +8196,7 @@
       <w:pPr>
         <w:numPr>
           <w:ilvl w:val="0"/>
-          <w:numId w:val="1027"/>
+          <w:numId w:val="1032"/>
         </w:numPr>
       </w:pPr>
       <w:r>
@@ -8201,7 +8364,7 @@
       <w:pPr>
         <w:numPr>
           <w:ilvl w:val="0"/>
-          <w:numId w:val="1028"/>
+          <w:numId w:val="1033"/>
         </w:numPr>
       </w:pPr>
       <w:r>
@@ -8253,7 +8416,7 @@
       <w:pPr>
         <w:numPr>
           <w:ilvl w:val="0"/>
-          <w:numId w:val="1028"/>
+          <w:numId w:val="1033"/>
         </w:numPr>
       </w:pPr>
       <w:r>
@@ -8264,7 +8427,7 @@
       <w:pPr>
         <w:numPr>
           <w:ilvl w:val="0"/>
-          <w:numId w:val="1028"/>
+          <w:numId w:val="1033"/>
         </w:numPr>
       </w:pPr>
       <w:r>
@@ -8286,7 +8449,7 @@
         <w:keepNext/>
         <w:numPr>
           <w:ilvl w:val="0"/>
-          <w:numId w:val="1029"/>
+          <w:numId w:val="1034"/>
         </w:numPr>
       </w:pPr>
       <w:r>
@@ -8318,7 +8481,7 @@
       <w:pPr>
         <w:numPr>
           <w:ilvl w:val="1"/>
-          <w:numId w:val="1030"/>
+          <w:numId w:val="1035"/>
         </w:numPr>
       </w:pPr>
       <w:r>
@@ -8411,7 +8574,7 @@
       <w:pPr>
         <w:numPr>
           <w:ilvl w:val="1"/>
-          <w:numId w:val="1030"/>
+          <w:numId w:val="1035"/>
         </w:numPr>
       </w:pPr>
       <w:r>
@@ -8509,7 +8672,7 @@
       <w:pPr>
         <w:numPr>
           <w:ilvl w:val="0"/>
-          <w:numId w:val="1029"/>
+          <w:numId w:val="1034"/>
         </w:numPr>
       </w:pPr>
       <w:r>
@@ -9102,7 +9265,7 @@
         <w:keepNext/>
         <w:numPr>
           <w:ilvl w:val="0"/>
-          <w:numId w:val="1031"/>
+          <w:numId w:val="1036"/>
         </w:numPr>
       </w:pPr>
       <w:r>
@@ -9120,7 +9283,7 @@
       <w:pPr>
         <w:numPr>
           <w:ilvl w:val="1"/>
-          <w:numId w:val="1032"/>
+          <w:numId w:val="1037"/>
         </w:numPr>
       </w:pPr>
       <w:r>
@@ -9417,7 +9580,7 @@
       <w:pPr>
         <w:numPr>
           <w:ilvl w:val="1"/>
-          <w:numId w:val="1032"/>
+          <w:numId w:val="1037"/>
         </w:numPr>
       </w:pPr>
       <w:r>
@@ -9446,7 +9609,7 @@
       <w:pPr>
         <w:numPr>
           <w:ilvl w:val="1"/>
-          <w:numId w:val="1032"/>
+          <w:numId w:val="1037"/>
         </w:numPr>
       </w:pPr>
       <w:r>
@@ -9718,7 +9881,7 @@
       <w:pPr>
         <w:numPr>
           <w:ilvl w:val="1"/>
-          <w:numId w:val="1032"/>
+          <w:numId w:val="1037"/>
         </w:numPr>
       </w:pPr>
       <w:r>
@@ -9824,7 +9987,7 @@
       <w:pPr>
         <w:numPr>
           <w:ilvl w:val="0"/>
-          <w:numId w:val="1033"/>
+          <w:numId w:val="1038"/>
         </w:numPr>
       </w:pPr>
       <w:r>
@@ -9850,7 +10013,7 @@
       <w:pPr>
         <w:numPr>
           <w:ilvl w:val="0"/>
-          <w:numId w:val="1033"/>
+          <w:numId w:val="1038"/>
         </w:numPr>
       </w:pPr>
       <w:r>
@@ -9872,7 +10035,7 @@
       <w:pPr>
         <w:numPr>
           <w:ilvl w:val="0"/>
-          <w:numId w:val="1034"/>
+          <w:numId w:val="1039"/>
         </w:numPr>
       </w:pPr>
       <w:r>
@@ -9909,7 +10072,7 @@
       <w:pPr>
         <w:numPr>
           <w:ilvl w:val="0"/>
-          <w:numId w:val="1034"/>
+          <w:numId w:val="1039"/>
         </w:numPr>
       </w:pPr>
       <w:r>
@@ -9956,7 +10119,7 @@
       <w:pPr>
         <w:numPr>
           <w:ilvl w:val="0"/>
-          <w:numId w:val="1034"/>
+          <w:numId w:val="1039"/>
         </w:numPr>
       </w:pPr>
       <w:r>
@@ -10021,7 +10184,7 @@
       <w:pPr>
         <w:numPr>
           <w:ilvl w:val="0"/>
-          <w:numId w:val="1035"/>
+          <w:numId w:val="1040"/>
         </w:numPr>
       </w:pPr>
       <w:r>
@@ -10202,7 +10365,7 @@
       <w:pPr>
         <w:numPr>
           <w:ilvl w:val="0"/>
-          <w:numId w:val="1035"/>
+          <w:numId w:val="1040"/>
         </w:numPr>
       </w:pPr>
       <w:r>
@@ -10297,7 +10460,7 @@
       <w:pPr>
         <w:numPr>
           <w:ilvl w:val="0"/>
-          <w:numId w:val="1036"/>
+          <w:numId w:val="1041"/>
         </w:numPr>
       </w:pPr>
       <w:r>
@@ -10344,7 +10507,7 @@
       <w:pPr>
         <w:numPr>
           <w:ilvl w:val="0"/>
-          <w:numId w:val="1036"/>
+          <w:numId w:val="1041"/>
         </w:numPr>
       </w:pPr>
       <w:r>
@@ -10662,7 +10825,7 @@
       <w:pPr>
         <w:numPr>
           <w:ilvl w:val="0"/>
-          <w:numId w:val="1037"/>
+          <w:numId w:val="1042"/>
         </w:numPr>
       </w:pPr>
       <w:r>
@@ -10704,7 +10867,7 @@
       <w:pPr>
         <w:numPr>
           <w:ilvl w:val="0"/>
-          <w:numId w:val="1038"/>
+          <w:numId w:val="1043"/>
         </w:numPr>
       </w:pPr>
       <w:r>
@@ -10759,7 +10922,7 @@
         <w:keepNext/>
         <w:numPr>
           <w:ilvl w:val="0"/>
-          <w:numId w:val="1038"/>
+          <w:numId w:val="1043"/>
         </w:numPr>
       </w:pPr>
       <w:r>
@@ -10770,7 +10933,7 @@
       <w:pPr>
         <w:numPr>
           <w:ilvl w:val="1"/>
-          <w:numId w:val="1039"/>
+          <w:numId w:val="1044"/>
         </w:numPr>
       </w:pPr>
       <w:r>
@@ -10788,7 +10951,7 @@
       <w:pPr>
         <w:numPr>
           <w:ilvl w:val="1"/>
-          <w:numId w:val="1039"/>
+          <w:numId w:val="1044"/>
         </w:numPr>
       </w:pPr>
       <w:r>
@@ -10809,7 +10972,7 @@
       <w:pPr>
         <w:numPr>
           <w:ilvl w:val="1"/>
-          <w:numId w:val="1039"/>
+          <w:numId w:val="1044"/>
         </w:numPr>
       </w:pPr>
       <w:r>
@@ -10831,7 +10994,7 @@
         <w:keepNext/>
         <w:numPr>
           <w:ilvl w:val="0"/>
-          <w:numId w:val="1038"/>
+          <w:numId w:val="1043"/>
         </w:numPr>
       </w:pPr>
       <w:r>
@@ -10861,7 +11024,52 @@
         <w:t xml:space="preserve"> </w:t>
       </w:r>
       <w:r>
-        <w:t xml:space="preserve">distingue 3 grados: en el primero, cada unidad se vende a su precio de demanda; en el segundo, hay precios por tramos de cantidad; en el tercero, precios distintos para grupos separados por alguna señal observable. Hoy se ordenan por la información del monopolista</w:t>
+        <w:t xml:space="preserve">distingue 3 grados:</w:t>
+      </w:r>
+    </w:p>
+    <w:p>
+      <w:pPr>
+        <w:numPr>
+          <w:ilvl w:val="1"/>
+          <w:numId w:val="1045"/>
+        </w:numPr>
+      </w:pPr>
+      <w:r>
+        <w:t xml:space="preserve">en el primero, cada unidad se vende a su precio de demanda;</w:t>
+      </w:r>
+    </w:p>
+    <w:p>
+      <w:pPr>
+        <w:numPr>
+          <w:ilvl w:val="1"/>
+          <w:numId w:val="1045"/>
+        </w:numPr>
+      </w:pPr>
+      <w:r>
+        <w:t xml:space="preserve">en el segundo, hay precios por tramos de cantidad;</w:t>
+      </w:r>
+    </w:p>
+    <w:p>
+      <w:pPr>
+        <w:numPr>
+          <w:ilvl w:val="1"/>
+          <w:numId w:val="1045"/>
+        </w:numPr>
+      </w:pPr>
+      <w:r>
+        <w:t xml:space="preserve">en el tercero, precios distintos para grupos separados por alguna señal observable.</w:t>
+      </w:r>
+    </w:p>
+    <w:p>
+      <w:pPr>
+        <w:keepNext/>
+        <w:numPr>
+          <w:ilvl w:val="0"/>
+          <w:numId w:val="1043"/>
+        </w:numPr>
+      </w:pPr>
+      <w:r>
+        <w:t xml:space="preserve">Hoy se ordenan por la información del monopolista</w:t>
       </w:r>
       <w:r>
         <w:t xml:space="preserve"> </w:t>
@@ -10895,7 +11103,7 @@
       <w:pPr>
         <w:numPr>
           <w:ilvl w:val="1"/>
-          <w:numId w:val="1040"/>
+          <w:numId w:val="1046"/>
         </w:numPr>
       </w:pPr>
       <w:r>
@@ -10916,7 +11124,7 @@
       <w:pPr>
         <w:numPr>
           <w:ilvl w:val="1"/>
-          <w:numId w:val="1040"/>
+          <w:numId w:val="1046"/>
         </w:numPr>
       </w:pPr>
       <w:r>
@@ -10950,7 +11158,7 @@
       <w:pPr>
         <w:numPr>
           <w:ilvl w:val="1"/>
-          <w:numId w:val="1040"/>
+          <w:numId w:val="1046"/>
         </w:numPr>
       </w:pPr>
       <w:r>
@@ -10971,7 +11179,7 @@
       <w:pPr>
         <w:numPr>
           <w:ilvl w:val="0"/>
-          <w:numId w:val="1038"/>
+          <w:numId w:val="1043"/>
         </w:numPr>
       </w:pPr>
       <w:r>
@@ -11045,7 +11253,7 @@
       <w:pPr>
         <w:numPr>
           <w:ilvl w:val="0"/>
-          <w:numId w:val="1041"/>
+          <w:numId w:val="1047"/>
         </w:numPr>
       </w:pPr>
       <w:r>
@@ -11075,7 +11283,7 @@
       <w:pPr>
         <w:numPr>
           <w:ilvl w:val="0"/>
-          <w:numId w:val="1042"/>
+          <w:numId w:val="1048"/>
         </w:numPr>
       </w:pPr>
       <w:r>
@@ -11096,7 +11304,7 @@
       <w:pPr>
         <w:numPr>
           <w:ilvl w:val="0"/>
-          <w:numId w:val="1043"/>
+          <w:numId w:val="1049"/>
         </w:numPr>
       </w:pPr>
       <w:r>
@@ -11431,7 +11639,7 @@
       <w:pPr>
         <w:numPr>
           <w:ilvl w:val="0"/>
-          <w:numId w:val="1044"/>
+          <w:numId w:val="1050"/>
         </w:numPr>
       </w:pPr>
       <w:r>
@@ -11489,7 +11697,7 @@
       <w:pPr>
         <w:numPr>
           <w:ilvl w:val="0"/>
-          <w:numId w:val="1044"/>
+          <w:numId w:val="1050"/>
         </w:numPr>
       </w:pPr>
       <w:r>
@@ -11511,7 +11719,7 @@
       <w:pPr>
         <w:numPr>
           <w:ilvl w:val="0"/>
-          <w:numId w:val="1045"/>
+          <w:numId w:val="1051"/>
         </w:numPr>
       </w:pPr>
       <w:r>
@@ -11548,7 +11756,7 @@
       <w:pPr>
         <w:numPr>
           <w:ilvl w:val="0"/>
-          <w:numId w:val="1046"/>
+          <w:numId w:val="1052"/>
         </w:numPr>
       </w:pPr>
       <w:r>
@@ -11585,7 +11793,7 @@
       <w:pPr>
         <w:numPr>
           <w:ilvl w:val="0"/>
-          <w:numId w:val="1047"/>
+          <w:numId w:val="1053"/>
         </w:numPr>
       </w:pPr>
       <w:r>
@@ -11747,7 +11955,7 @@
       <w:pPr>
         <w:numPr>
           <w:ilvl w:val="0"/>
-          <w:numId w:val="1047"/>
+          <w:numId w:val="1053"/>
         </w:numPr>
       </w:pPr>
       <w:r>
@@ -11790,7 +11998,7 @@
       <w:pPr>
         <w:numPr>
           <w:ilvl w:val="0"/>
-          <w:numId w:val="1048"/>
+          <w:numId w:val="1054"/>
         </w:numPr>
       </w:pPr>
       <w:r>
@@ -11896,7 +12104,7 @@
       <w:pPr>
         <w:numPr>
           <w:ilvl w:val="0"/>
-          <w:numId w:val="1048"/>
+          <w:numId w:val="1054"/>
         </w:numPr>
       </w:pPr>
       <w:r>
@@ -12088,7 +12296,7 @@
       <w:pPr>
         <w:numPr>
           <w:ilvl w:val="0"/>
-          <w:numId w:val="1048"/>
+          <w:numId w:val="1054"/>
         </w:numPr>
       </w:pPr>
       <w:r>
@@ -12229,7 +12437,7 @@
       <w:pPr>
         <w:numPr>
           <w:ilvl w:val="0"/>
-          <w:numId w:val="1049"/>
+          <w:numId w:val="1055"/>
         </w:numPr>
       </w:pPr>
       <w:r>
@@ -13058,7 +13266,7 @@
       <w:pPr>
         <w:numPr>
           <w:ilvl w:val="0"/>
-          <w:numId w:val="1049"/>
+          <w:numId w:val="1055"/>
         </w:numPr>
       </w:pPr>
       <w:r>
@@ -13329,7 +13537,7 @@
       <w:pPr>
         <w:numPr>
           <w:ilvl w:val="0"/>
-          <w:numId w:val="1049"/>
+          <w:numId w:val="1055"/>
         </w:numPr>
       </w:pPr>
       <w:r>
@@ -13648,9 +13856,10 @@
     </w:p>
     <w:p>
       <w:pPr>
+        <w:keepNext/>
         <w:numPr>
           <w:ilvl w:val="0"/>
-          <w:numId w:val="1049"/>
+          <w:numId w:val="1055"/>
         </w:numPr>
       </w:pPr>
       <w:r>
@@ -13675,7 +13884,7 @@
         </w:r>
       </w:hyperlink>
       <w:r>
-        <w:t xml:space="preserve">): con las demandas de los 2 tipos,</w:t>
+        <w:t xml:space="preserve">), con las demandas de los 2 tipos,</w:t>
       </w:r>
       <w:r>
         <w:t xml:space="preserve"> </w:t>
@@ -13728,7 +13937,18 @@
         </m:r>
       </m:oMath>
       <w:r>
-        <w:t xml:space="preserve">, el tipo alto compra donde su demanda corta a</w:t>
+        <w:t xml:space="preserve">:</w:t>
+      </w:r>
+    </w:p>
+    <w:p>
+      <w:pPr>
+        <w:numPr>
+          <w:ilvl w:val="1"/>
+          <w:numId w:val="1056"/>
+        </w:numPr>
+      </w:pPr>
+      <w:r>
+        <w:t xml:space="preserve">el tipo alto compra donde su demanda corta a</w:t>
       </w:r>
       <w:r>
         <w:t xml:space="preserve"> </w:t>
@@ -13739,7 +13959,29 @@
         </m:r>
       </m:oMath>
       <w:r>
-        <w:t xml:space="preserve">; el tipo bajo, a la izquierda de ese punto; la renta informativa es el área entre las 2 demandas hasta</w:t>
+        <w:t xml:space="preserve">;</w:t>
+      </w:r>
+    </w:p>
+    <w:p>
+      <w:pPr>
+        <w:numPr>
+          <w:ilvl w:val="1"/>
+          <w:numId w:val="1056"/>
+        </w:numPr>
+      </w:pPr>
+      <w:r>
+        <w:t xml:space="preserve">el tipo bajo, a la izquierda de ese punto;</w:t>
+      </w:r>
+    </w:p>
+    <w:p>
+      <w:pPr>
+        <w:numPr>
+          <w:ilvl w:val="1"/>
+          <w:numId w:val="1056"/>
+        </w:numPr>
+      </w:pPr>
+      <w:r>
+        <w:t xml:space="preserve">la renta informativa es el área entre las 2 demandas hasta</w:t>
       </w:r>
       <w:r>
         <w:t xml:space="preserve"> </w:t>
@@ -13923,7 +14165,7 @@
       <w:pPr>
         <w:numPr>
           <w:ilvl w:val="0"/>
-          <w:numId w:val="1050"/>
+          <w:numId w:val="1057"/>
         </w:numPr>
       </w:pPr>
       <w:r>
@@ -13941,7 +14183,7 @@
       <w:pPr>
         <w:numPr>
           <w:ilvl w:val="0"/>
-          <w:numId w:val="1050"/>
+          <w:numId w:val="1057"/>
         </w:numPr>
       </w:pPr>
       <w:r>
@@ -14111,7 +14353,7 @@
       <w:pPr>
         <w:numPr>
           <w:ilvl w:val="0"/>
-          <w:numId w:val="1050"/>
+          <w:numId w:val="1057"/>
         </w:numPr>
       </w:pPr>
       <w:r>
@@ -14173,7 +14415,7 @@
       <w:pPr>
         <w:numPr>
           <w:ilvl w:val="0"/>
-          <w:numId w:val="1050"/>
+          <w:numId w:val="1057"/>
         </w:numPr>
       </w:pPr>
       <w:r>
@@ -14200,9 +14442,10 @@
     </w:p>
     <w:p>
       <w:pPr>
+        <w:keepNext/>
         <w:numPr>
           <w:ilvl w:val="0"/>
-          <w:numId w:val="1051"/>
+          <w:numId w:val="1058"/>
         </w:numPr>
       </w:pPr>
       <w:r>
@@ -14281,7 +14524,29 @@
         <w:t xml:space="preserve">)</w:t>
       </w:r>
       <w:r>
-        <w:t xml:space="preserve">. Ejemplos: la tapa dura y la tapa blanda de un libro; la clase</w:t>
+        <w:t xml:space="preserve">. Ejemplos:</w:t>
+      </w:r>
+    </w:p>
+    <w:p>
+      <w:pPr>
+        <w:numPr>
+          <w:ilvl w:val="1"/>
+          <w:numId w:val="1059"/>
+        </w:numPr>
+      </w:pPr>
+      <w:r>
+        <w:t xml:space="preserve">la tapa dura y la tapa blanda de un libro;</w:t>
+      </w:r>
+    </w:p>
+    <w:p>
+      <w:pPr>
+        <w:numPr>
+          <w:ilvl w:val="1"/>
+          <w:numId w:val="1059"/>
+        </w:numPr>
+      </w:pPr>
+      <w:r>
+        <w:t xml:space="preserve">la clase</w:t>
       </w:r>
       <w:r>
         <w:t xml:space="preserve"> </w:t>
@@ -14297,7 +14562,18 @@
         <w:t xml:space="preserve"> </w:t>
       </w:r>
       <w:r>
-        <w:t xml:space="preserve">y la turista; las versiones «básica» y «profesional» de un programa, a veces fabricando primero la completa y quitándole funciones después (</w:t>
+        <w:t xml:space="preserve">y la turista;</w:t>
+      </w:r>
+    </w:p>
+    <w:p>
+      <w:pPr>
+        <w:numPr>
+          <w:ilvl w:val="1"/>
+          <w:numId w:val="1059"/>
+        </w:numPr>
+      </w:pPr>
+      <w:r>
+        <w:t xml:space="preserve">las versiones «básica» y «profesional» de un programa, a veces fabricando primero la completa y quitándole funciones después (</w:t>
       </w:r>
       <w:r>
         <w:rPr>
@@ -14365,7 +14641,7 @@
         <w:keepNext/>
         <w:numPr>
           <w:ilvl w:val="0"/>
-          <w:numId w:val="1051"/>
+          <w:numId w:val="1058"/>
         </w:numPr>
       </w:pPr>
       <w:r>
@@ -14485,7 +14761,7 @@
       <w:pPr>
         <w:numPr>
           <w:ilvl w:val="1"/>
-          <w:numId w:val="1052"/>
+          <w:numId w:val="1060"/>
         </w:numPr>
       </w:pPr>
       <w:r>
@@ -14579,7 +14855,7 @@
       <w:pPr>
         <w:numPr>
           <w:ilvl w:val="1"/>
-          <w:numId w:val="1052"/>
+          <w:numId w:val="1060"/>
         </w:numPr>
       </w:pPr>
       <w:r>
@@ -15023,7 +15299,7 @@
       <w:pPr>
         <w:numPr>
           <w:ilvl w:val="1"/>
-          <w:numId w:val="1052"/>
+          <w:numId w:val="1060"/>
         </w:numPr>
       </w:pPr>
       <w:r>
@@ -15106,6 +15382,7 @@
     </w:p>
     <w:p>
       <w:pPr>
+        <w:keepNext/>
         <w:numPr>
           <w:ilvl w:val="0"/>
           <w:numId w:val="1000"/>
@@ -15128,7 +15405,29 @@
         <w:t xml:space="preserve"> </w:t>
       </w:r>
       <w:r>
-        <w:t xml:space="preserve">se apropia: nada en el caso i); en el ii), la renta del tipo alto (lo que valora por encima de la cuota común y de lo que paga por unidad) y una pérdida irrecuperable en los 2 tipos, porque</w:t>
+        <w:t xml:space="preserve">se apropia:</w:t>
+      </w:r>
+    </w:p>
+    <w:p>
+      <w:pPr>
+        <w:numPr>
+          <w:ilvl w:val="1"/>
+          <w:numId w:val="1061"/>
+        </w:numPr>
+      </w:pPr>
+      <w:r>
+        <w:t xml:space="preserve">nada en el caso i);</w:t>
+      </w:r>
+    </w:p>
+    <w:p>
+      <w:pPr>
+        <w:numPr>
+          <w:ilvl w:val="1"/>
+          <w:numId w:val="1061"/>
+        </w:numPr>
+      </w:pPr>
+      <w:r>
+        <w:t xml:space="preserve">en el ii), la renta del tipo alto (lo que valora por encima de la cuota común y de lo que paga por unidad) y una pérdida irrecuperable en los 2 tipos, porque</w:t>
       </w:r>
       <w:r>
         <w:t xml:space="preserve"> </w:t>
@@ -15148,7 +15447,18 @@
         </m:r>
       </m:oMath>
       <w:r>
-        <w:t xml:space="preserve">; en el iii), el excedente que habría generado el tipo bajo, que se pierde al quedar excluido.</w:t>
+        <w:t xml:space="preserve">;</w:t>
+      </w:r>
+    </w:p>
+    <w:p>
+      <w:pPr>
+        <w:numPr>
+          <w:ilvl w:val="1"/>
+          <w:numId w:val="1061"/>
+        </w:numPr>
+      </w:pPr>
+      <w:r>
+        <w:t xml:space="preserve">en el iii), el excedente que habría generado el tipo bajo, que se pierde al quedar excluido.</w:t>
       </w:r>
     </w:p>
     <w:bookmarkStart w:id="131" w:name="fig_tarifa_dos_partes"/>
@@ -15379,7 +15689,7 @@
       <w:pPr>
         <w:numPr>
           <w:ilvl w:val="0"/>
-          <w:numId w:val="1053"/>
+          <w:numId w:val="1062"/>
         </w:numPr>
       </w:pPr>
       <w:r>
@@ -15432,7 +15742,7 @@
       <w:pPr>
         <w:numPr>
           <w:ilvl w:val="0"/>
-          <w:numId w:val="1054"/>
+          <w:numId w:val="1063"/>
         </w:numPr>
       </w:pPr>
       <w:r>
@@ -15480,7 +15790,7 @@
       <w:pPr>
         <w:numPr>
           <w:ilvl w:val="0"/>
-          <w:numId w:val="1055"/>
+          <w:numId w:val="1064"/>
         </w:numPr>
       </w:pPr>
       <w:r>
@@ -15491,7 +15801,7 @@
       <w:pPr>
         <w:numPr>
           <w:ilvl w:val="0"/>
-          <w:numId w:val="1055"/>
+          <w:numId w:val="1064"/>
         </w:numPr>
       </w:pPr>
       <w:r>
@@ -15527,7 +15837,7 @@
       <w:pPr>
         <w:numPr>
           <w:ilvl w:val="0"/>
-          <w:numId w:val="1056"/>
+          <w:numId w:val="1065"/>
         </w:numPr>
       </w:pPr>
       <w:r>
@@ -15605,7 +15915,40 @@
         <w:t xml:space="preserve"> </w:t>
       </w:r>
       <w:r>
-        <w:t xml:space="preserve">conocidas; precio lineal dentro de cada grupo; sin reventa entre grupos; un único coste,</w:t>
+        <w:t xml:space="preserve">conocidas.</w:t>
+      </w:r>
+    </w:p>
+    <w:p>
+      <w:pPr>
+        <w:numPr>
+          <w:ilvl w:val="0"/>
+          <w:numId w:val="1065"/>
+        </w:numPr>
+      </w:pPr>
+      <w:r>
+        <w:t xml:space="preserve">Precio lineal dentro de cada grupo.</w:t>
+      </w:r>
+    </w:p>
+    <w:p>
+      <w:pPr>
+        <w:numPr>
+          <w:ilvl w:val="0"/>
+          <w:numId w:val="1065"/>
+        </w:numPr>
+      </w:pPr>
+      <w:r>
+        <w:t xml:space="preserve">Sin reventa entre grupos.</w:t>
+      </w:r>
+    </w:p>
+    <w:p>
+      <w:pPr>
+        <w:numPr>
+          <w:ilvl w:val="0"/>
+          <w:numId w:val="1065"/>
+        </w:numPr>
+      </w:pPr>
+      <w:r>
+        <w:t xml:space="preserve">Un único coste,</w:t>
       </w:r>
       <w:r>
         <w:t xml:space="preserve"> </w:t>
@@ -15673,7 +16016,7 @@
       <w:pPr>
         <w:numPr>
           <w:ilvl w:val="0"/>
-          <w:numId w:val="1057"/>
+          <w:numId w:val="1066"/>
         </w:numPr>
       </w:pPr>
       <w:r>
@@ -15978,7 +16321,7 @@
       <w:pPr>
         <w:numPr>
           <w:ilvl w:val="0"/>
-          <w:numId w:val="1057"/>
+          <w:numId w:val="1066"/>
         </w:numPr>
       </w:pPr>
       <w:r>
@@ -16395,7 +16738,7 @@
       <w:pPr>
         <w:numPr>
           <w:ilvl w:val="0"/>
-          <w:numId w:val="1057"/>
+          <w:numId w:val="1066"/>
         </w:numPr>
       </w:pPr>
       <w:r>
@@ -16537,7 +16880,7 @@
       <w:pPr>
         <w:numPr>
           <w:ilvl w:val="0"/>
-          <w:numId w:val="1058"/>
+          <w:numId w:val="1067"/>
         </w:numPr>
       </w:pPr>
       <w:r>
@@ -16561,7 +16904,7 @@
       <w:pPr>
         <w:numPr>
           <w:ilvl w:val="0"/>
-          <w:numId w:val="1058"/>
+          <w:numId w:val="1067"/>
         </w:numPr>
       </w:pPr>
       <w:r>
@@ -16934,7 +17277,7 @@
       <w:pPr>
         <w:numPr>
           <w:ilvl w:val="0"/>
-          <w:numId w:val="1058"/>
+          <w:numId w:val="1067"/>
         </w:numPr>
       </w:pPr>
       <w:r>
@@ -16966,13 +17309,58 @@
     </w:p>
     <w:p>
       <w:pPr>
+        <w:keepNext/>
         <w:numPr>
           <w:ilvl w:val="0"/>
-          <w:numId w:val="1059"/>
+          <w:numId w:val="1068"/>
         </w:numPr>
       </w:pPr>
       <w:r>
-        <w:t xml:space="preserve">Los descuentos para jóvenes y mayores en el transporte, las tarifas pensadas para quienes viajan por negocios, los precios distintos por país de los medicamentos o de los libros de texto, y los cupones de descuento, que separan a los consumidores más sensibles al precio: los que se toman la molestia de usarlos.</w:t>
+        <w:t xml:space="preserve">Ejemplos:</w:t>
+      </w:r>
+    </w:p>
+    <w:p>
+      <w:pPr>
+        <w:numPr>
+          <w:ilvl w:val="1"/>
+          <w:numId w:val="1069"/>
+        </w:numPr>
+      </w:pPr>
+      <w:r>
+        <w:t xml:space="preserve">los descuentos para jóvenes y mayores en el transporte;</w:t>
+      </w:r>
+    </w:p>
+    <w:p>
+      <w:pPr>
+        <w:numPr>
+          <w:ilvl w:val="1"/>
+          <w:numId w:val="1069"/>
+        </w:numPr>
+      </w:pPr>
+      <w:r>
+        <w:t xml:space="preserve">las tarifas pensadas para quienes viajan por negocios;</w:t>
+      </w:r>
+    </w:p>
+    <w:p>
+      <w:pPr>
+        <w:numPr>
+          <w:ilvl w:val="1"/>
+          <w:numId w:val="1069"/>
+        </w:numPr>
+      </w:pPr>
+      <w:r>
+        <w:t xml:space="preserve">los precios distintos por país de los medicamentos o de los libros de texto;</w:t>
+      </w:r>
+    </w:p>
+    <w:p>
+      <w:pPr>
+        <w:numPr>
+          <w:ilvl w:val="1"/>
+          <w:numId w:val="1069"/>
+        </w:numPr>
+      </w:pPr>
+      <w:r>
+        <w:t xml:space="preserve">los cupones de descuento, que separan a los consumidores más sensibles al precio: los que se toman la molestia de usarlos.</w:t>
       </w:r>
     </w:p>
     <w:bookmarkEnd w:id="147"/>
@@ -16989,7 +17377,7 @@
       <w:pPr>
         <w:numPr>
           <w:ilvl w:val="0"/>
-          <w:numId w:val="1060"/>
+          <w:numId w:val="1070"/>
         </w:numPr>
       </w:pPr>
       <w:r>
@@ -17035,7 +17423,7 @@
       <w:pPr>
         <w:numPr>
           <w:ilvl w:val="0"/>
-          <w:numId w:val="1061"/>
+          <w:numId w:val="1071"/>
         </w:numPr>
       </w:pPr>
       <w:r>
@@ -17065,7 +17453,7 @@
       <w:pPr>
         <w:numPr>
           <w:ilvl w:val="0"/>
-          <w:numId w:val="1062"/>
+          <w:numId w:val="1072"/>
         </w:numPr>
       </w:pPr>
       <w:r>
@@ -17076,7 +17464,7 @@
       <w:pPr>
         <w:numPr>
           <w:ilvl w:val="0"/>
-          <w:numId w:val="1062"/>
+          <w:numId w:val="1072"/>
         </w:numPr>
       </w:pPr>
       <w:r>
@@ -17087,7 +17475,7 @@
       <w:pPr>
         <w:numPr>
           <w:ilvl w:val="0"/>
-          <w:numId w:val="1062"/>
+          <w:numId w:val="1072"/>
         </w:numPr>
       </w:pPr>
       <w:r>
@@ -17108,7 +17496,7 @@
       <w:pPr>
         <w:numPr>
           <w:ilvl w:val="0"/>
-          <w:numId w:val="1063"/>
+          <w:numId w:val="1073"/>
         </w:numPr>
       </w:pPr>
       <w:r>
@@ -17246,13 +17634,25 @@
     </w:p>
     <w:p>
       <w:pPr>
+        <w:keepNext/>
         <w:numPr>
           <w:ilvl w:val="0"/>
-          <w:numId w:val="1064"/>
+          <w:numId w:val="1074"/>
         </w:numPr>
       </w:pPr>
       <w:r>
-        <w:t xml:space="preserve">El monopolista gana si consigue comprometerse a no bajar el precio. Por eso alquila en lugar de vender (</w:t>
+        <w:t xml:space="preserve">El monopolista gana si consigue comprometerse a no bajar el precio. Por eso:</w:t>
+      </w:r>
+    </w:p>
+    <w:p>
+      <w:pPr>
+        <w:numPr>
+          <w:ilvl w:val="1"/>
+          <w:numId w:val="1075"/>
+        </w:numPr>
+      </w:pPr>
+      <w:r>
+        <w:t xml:space="preserve">alquila en lugar de vender (</w:t>
       </w:r>
       <w:r>
         <w:rPr>
@@ -17262,7 +17662,40 @@
         <w:t xml:space="preserve">leasing</w:t>
       </w:r>
       <w:r>
-        <w:t xml:space="preserve">), limita la producción, garantiza la devolución del dinero si el precio baja o hace el bien menos duradero: obsolescencia, nuevas ediciones que acaban con el mercado de segunda mano, como en los libros de texto</w:t>
+        <w:t xml:space="preserve">);</w:t>
+      </w:r>
+    </w:p>
+    <w:p>
+      <w:pPr>
+        <w:numPr>
+          <w:ilvl w:val="1"/>
+          <w:numId w:val="1075"/>
+        </w:numPr>
+      </w:pPr>
+      <w:r>
+        <w:t xml:space="preserve">limita la producción;</w:t>
+      </w:r>
+    </w:p>
+    <w:p>
+      <w:pPr>
+        <w:numPr>
+          <w:ilvl w:val="1"/>
+          <w:numId w:val="1075"/>
+        </w:numPr>
+      </w:pPr>
+      <w:r>
+        <w:t xml:space="preserve">garantiza la devolución del dinero si el precio baja;</w:t>
+      </w:r>
+    </w:p>
+    <w:p>
+      <w:pPr>
+        <w:numPr>
+          <w:ilvl w:val="1"/>
+          <w:numId w:val="1075"/>
+        </w:numPr>
+      </w:pPr>
+      <w:r>
+        <w:t xml:space="preserve">o hace el bien menos duradero: obsolescencia, nuevas ediciones que acaban con el mercado de segunda mano, como en los libros de texto</w:t>
       </w:r>
       <w:r>
         <w:t xml:space="preserve"> </w:t>
@@ -17307,7 +17740,7 @@
       <w:pPr>
         <w:numPr>
           <w:ilvl w:val="0"/>
-          <w:numId w:val="1065"/>
+          <w:numId w:val="1076"/>
         </w:numPr>
       </w:pPr>
       <w:r>
@@ -17333,20 +17766,65 @@
     </w:p>
     <w:p>
       <w:pPr>
+        <w:keepNext/>
         <w:numPr>
           <w:ilvl w:val="0"/>
-          <w:numId w:val="1066"/>
+          <w:numId w:val="1077"/>
         </w:numPr>
       </w:pPr>
       <w:r>
-        <w:t xml:space="preserve">El juicio depende del grado: el primero es eficiente pero deja a los consumidores sin excedente; el segundo distorsiona la cantidad del tipo bajo; el tercero solo mejora el excedente total si aumenta la cantidad. La lección general: cuanta más información e instrumentos tiene el monopolista, más excedente extrae, y eso no siempre empeora la eficiencia.</w:t>
+        <w:t xml:space="preserve">El juicio depende del grado:</w:t>
+      </w:r>
+    </w:p>
+    <w:p>
+      <w:pPr>
+        <w:numPr>
+          <w:ilvl w:val="1"/>
+          <w:numId w:val="1078"/>
+        </w:numPr>
+      </w:pPr>
+      <w:r>
+        <w:t xml:space="preserve">el primero es eficiente pero deja a los consumidores sin excedente;</w:t>
+      </w:r>
+    </w:p>
+    <w:p>
+      <w:pPr>
+        <w:numPr>
+          <w:ilvl w:val="1"/>
+          <w:numId w:val="1078"/>
+        </w:numPr>
+      </w:pPr>
+      <w:r>
+        <w:t xml:space="preserve">el segundo distorsiona la cantidad del tipo bajo;</w:t>
+      </w:r>
+    </w:p>
+    <w:p>
+      <w:pPr>
+        <w:numPr>
+          <w:ilvl w:val="1"/>
+          <w:numId w:val="1078"/>
+        </w:numPr>
+      </w:pPr>
+      <w:r>
+        <w:t xml:space="preserve">el tercero solo mejora el excedente total si aumenta la cantidad.</w:t>
       </w:r>
     </w:p>
     <w:p>
       <w:pPr>
         <w:numPr>
           <w:ilvl w:val="0"/>
-          <w:numId w:val="1066"/>
+          <w:numId w:val="1077"/>
+        </w:numPr>
+      </w:pPr>
+      <w:r>
+        <w:t xml:space="preserve">La lección general: cuanta más información e instrumentos tiene el monopolista, más excedente extrae, y eso no siempre empeora la eficiencia.</w:t>
+      </w:r>
+    </w:p>
+    <w:p>
+      <w:pPr>
+        <w:numPr>
+          <w:ilvl w:val="0"/>
+          <w:numId w:val="1077"/>
         </w:numPr>
       </w:pPr>
       <w:r>
@@ -17374,7 +17852,7 @@
       <w:pPr>
         <w:numPr>
           <w:ilvl w:val="0"/>
-          <w:numId w:val="1067"/>
+          <w:numId w:val="1079"/>
         </w:numPr>
       </w:pPr>
       <w:r>
@@ -17422,7 +17900,7 @@
       <w:pPr>
         <w:numPr>
           <w:ilvl w:val="0"/>
-          <w:numId w:val="1068"/>
+          <w:numId w:val="1080"/>
         </w:numPr>
       </w:pPr>
       <w:r>
@@ -17666,7 +18144,7 @@
       <w:pPr>
         <w:numPr>
           <w:ilvl w:val="0"/>
-          <w:numId w:val="1068"/>
+          <w:numId w:val="1080"/>
         </w:numPr>
       </w:pPr>
       <w:r>
@@ -17836,7 +18314,7 @@
       <w:pPr>
         <w:numPr>
           <w:ilvl w:val="0"/>
-          <w:numId w:val="1068"/>
+          <w:numId w:val="1080"/>
         </w:numPr>
       </w:pPr>
       <w:r>
@@ -17869,7 +18347,7 @@
       <w:pPr>
         <w:numPr>
           <w:ilvl w:val="0"/>
-          <w:numId w:val="1068"/>
+          <w:numId w:val="1080"/>
         </w:numPr>
       </w:pPr>
       <w:r>
@@ -18017,7 +18495,7 @@
       <w:pPr>
         <w:numPr>
           <w:ilvl w:val="0"/>
-          <w:numId w:val="1069"/>
+          <w:numId w:val="1081"/>
         </w:numPr>
       </w:pPr>
       <w:r>
@@ -18162,7 +18640,7 @@
         <w:keepNext/>
         <w:numPr>
           <w:ilvl w:val="0"/>
-          <w:numId w:val="1069"/>
+          <w:numId w:val="1081"/>
         </w:numPr>
       </w:pPr>
       <w:r>
@@ -18184,7 +18662,7 @@
       <w:pPr>
         <w:numPr>
           <w:ilvl w:val="1"/>
-          <w:numId w:val="1070"/>
+          <w:numId w:val="1082"/>
         </w:numPr>
       </w:pPr>
       <w:r>
@@ -18228,7 +18706,7 @@
       <w:pPr>
         <w:numPr>
           <w:ilvl w:val="1"/>
-          <w:numId w:val="1070"/>
+          <w:numId w:val="1082"/>
         </w:numPr>
       </w:pPr>
       <w:r>
@@ -18315,7 +18793,7 @@
       <w:pPr>
         <w:numPr>
           <w:ilvl w:val="1"/>
-          <w:numId w:val="1070"/>
+          <w:numId w:val="1082"/>
         </w:numPr>
       </w:pPr>
       <w:r>
@@ -18403,7 +18881,7 @@
       <w:pPr>
         <w:numPr>
           <w:ilvl w:val="0"/>
-          <w:numId w:val="1069"/>
+          <w:numId w:val="1081"/>
         </w:numPr>
       </w:pPr>
       <w:r>
@@ -18520,7 +18998,7 @@
       <w:pPr>
         <w:numPr>
           <w:ilvl w:val="0"/>
-          <w:numId w:val="1071"/>
+          <w:numId w:val="1083"/>
         </w:numPr>
       </w:pPr>
       <w:r>
@@ -18877,7 +19355,7 @@
         <w:keepNext/>
         <w:numPr>
           <w:ilvl w:val="0"/>
-          <w:numId w:val="1071"/>
+          <w:numId w:val="1083"/>
         </w:numPr>
       </w:pPr>
       <w:r>
@@ -18932,7 +19410,7 @@
       <w:pPr>
         <w:numPr>
           <w:ilvl w:val="1"/>
-          <w:numId w:val="1072"/>
+          <w:numId w:val="1084"/>
         </w:numPr>
       </w:pPr>
       <w:r>
@@ -18950,7 +19428,7 @@
       <w:pPr>
         <w:numPr>
           <w:ilvl w:val="1"/>
-          <w:numId w:val="1072"/>
+          <w:numId w:val="1084"/>
         </w:numPr>
       </w:pPr>
       <w:r>
@@ -19020,7 +19498,7 @@
       <w:pPr>
         <w:numPr>
           <w:ilvl w:val="0"/>
-          <w:numId w:val="1073"/>
+          <w:numId w:val="1085"/>
         </w:numPr>
       </w:pPr>
       <w:r>
@@ -19082,7 +19560,7 @@
       <w:pPr>
         <w:numPr>
           <w:ilvl w:val="0"/>
-          <w:numId w:val="1074"/>
+          <w:numId w:val="1086"/>
         </w:numPr>
       </w:pPr>
       <w:r>
@@ -19126,7 +19604,7 @@
         <w:keepNext/>
         <w:numPr>
           <w:ilvl w:val="0"/>
-          <w:numId w:val="1075"/>
+          <w:numId w:val="1087"/>
         </w:numPr>
       </w:pPr>
       <w:r>
@@ -19176,7 +19654,7 @@
       <w:pPr>
         <w:numPr>
           <w:ilvl w:val="1"/>
-          <w:numId w:val="1076"/>
+          <w:numId w:val="1088"/>
         </w:numPr>
       </w:pPr>
       <w:r>
@@ -19397,13 +19875,25 @@
     </w:p>
     <w:p>
       <w:pPr>
+        <w:keepNext/>
         <w:numPr>
           <w:ilvl w:val="1"/>
-          <w:numId w:val="1076"/>
+          <w:numId w:val="1088"/>
         </w:numPr>
       </w:pPr>
       <w:r>
-        <w:t xml:space="preserve">Problemas: los impuestos que financian la subvención distorsionan, y cada euro de subvención cuesta</w:t>
+        <w:t xml:space="preserve">Problemas:</w:t>
+      </w:r>
+    </w:p>
+    <w:p>
+      <w:pPr>
+        <w:numPr>
+          <w:ilvl w:val="2"/>
+          <w:numId w:val="1089"/>
+        </w:numPr>
+      </w:pPr>
+      <w:r>
+        <w:t xml:space="preserve">los impuestos que financian la subvención distorsionan, y cada euro de subvención cuesta</w:t>
       </w:r>
       <w:r>
         <w:t xml:space="preserve"> </w:t>
@@ -19462,7 +19952,29 @@
         <w:t xml:space="preserve">coste sombra de los fondos públicos</w:t>
       </w:r>
       <w:r>
-        <w:t xml:space="preserve">; la subvención garantizada quita incentivos a reducir costes, y redistribuye de los contribuyentes a los usuarios.</w:t>
+        <w:t xml:space="preserve">;</w:t>
+      </w:r>
+    </w:p>
+    <w:p>
+      <w:pPr>
+        <w:numPr>
+          <w:ilvl w:val="2"/>
+          <w:numId w:val="1089"/>
+        </w:numPr>
+      </w:pPr>
+      <w:r>
+        <w:t xml:space="preserve">la subvención garantizada quita incentivos a reducir costes;</w:t>
+      </w:r>
+    </w:p>
+    <w:p>
+      <w:pPr>
+        <w:numPr>
+          <w:ilvl w:val="2"/>
+          <w:numId w:val="1089"/>
+        </w:numPr>
+      </w:pPr>
+      <w:r>
+        <w:t xml:space="preserve">redistribuye de los contribuyentes a los usuarios.</w:t>
       </w:r>
       <w:r>
         <w:rPr>
@@ -19475,7 +19987,7 @@
       <w:pPr>
         <w:numPr>
           <w:ilvl w:val="1"/>
-          <w:numId w:val="1076"/>
+          <w:numId w:val="1088"/>
         </w:numPr>
       </w:pPr>
       <w:r>
@@ -19536,7 +20048,7 @@
         <w:keepNext/>
         <w:numPr>
           <w:ilvl w:val="0"/>
-          <w:numId w:val="1075"/>
+          <w:numId w:val="1087"/>
         </w:numPr>
       </w:pPr>
       <w:r>
@@ -19567,7 +20079,7 @@
       <w:pPr>
         <w:numPr>
           <w:ilvl w:val="1"/>
-          <w:numId w:val="1077"/>
+          <w:numId w:val="1090"/>
         </w:numPr>
       </w:pPr>
       <w:r>
@@ -19585,7 +20097,7 @@
       <w:pPr>
         <w:numPr>
           <w:ilvl w:val="1"/>
-          <w:numId w:val="1077"/>
+          <w:numId w:val="1090"/>
         </w:numPr>
       </w:pPr>
       <w:r>
@@ -19807,7 +20319,7 @@
       <w:pPr>
         <w:numPr>
           <w:ilvl w:val="1"/>
-          <w:numId w:val="1077"/>
+          <w:numId w:val="1090"/>
         </w:numPr>
       </w:pPr>
       <w:r>
@@ -19948,7 +20460,7 @@
       <w:pPr>
         <w:numPr>
           <w:ilvl w:val="1"/>
-          <w:numId w:val="1077"/>
+          <w:numId w:val="1090"/>
         </w:numPr>
       </w:pPr>
       <w:r>
@@ -20676,9 +21188,10 @@
     </w:p>
     <w:p>
       <w:pPr>
+        <w:keepNext/>
         <w:numPr>
           <w:ilvl w:val="0"/>
-          <w:numId w:val="1078"/>
+          <w:numId w:val="1091"/>
         </w:numPr>
       </w:pPr>
       <w:r>
@@ -20856,7 +21369,18 @@
         </m:r>
       </m:oMath>
       <w:r>
-        <w:t xml:space="preserve">: si la restricción no aprieta (</w:t>
+        <w:t xml:space="preserve">:</w:t>
+      </w:r>
+    </w:p>
+    <w:p>
+      <w:pPr>
+        <w:numPr>
+          <w:ilvl w:val="1"/>
+          <w:numId w:val="1092"/>
+        </w:numPr>
+      </w:pPr>
+      <w:r>
+        <w:t xml:space="preserve">si la restricción no aprieta (</w:t>
       </w:r>
       <m:oMath>
         <m:r>
@@ -20926,7 +21450,29 @@
         </m:sSub>
       </m:oMath>
       <w:r>
-        <w:t xml:space="preserve">; cuanto más aprieta (más coste fijo que cubrir), mayores son los márgenes, y si apretara sin límite (</w:t>
+        <w:t xml:space="preserve">;</w:t>
+      </w:r>
+    </w:p>
+    <w:p>
+      <w:pPr>
+        <w:numPr>
+          <w:ilvl w:val="1"/>
+          <w:numId w:val="1092"/>
+        </w:numPr>
+      </w:pPr>
+      <w:r>
+        <w:t xml:space="preserve">cuanto más aprieta (más coste fijo que cubrir), mayores son los márgenes;</w:t>
+      </w:r>
+    </w:p>
+    <w:p>
+      <w:pPr>
+        <w:numPr>
+          <w:ilvl w:val="1"/>
+          <w:numId w:val="1092"/>
+        </w:numPr>
+      </w:pPr>
+      <w:r>
+        <w:t xml:space="preserve">si apretara sin límite (</w:t>
       </w:r>
       <m:oMath>
         <m:r>
@@ -20953,7 +21499,7 @@
       <w:pPr>
         <w:numPr>
           <w:ilvl w:val="0"/>
-          <w:numId w:val="1078"/>
+          <w:numId w:val="1091"/>
         </w:numPr>
       </w:pPr>
       <w:r>
@@ -20989,7 +21535,7 @@
       <w:pPr>
         <w:numPr>
           <w:ilvl w:val="0"/>
-          <w:numId w:val="1078"/>
+          <w:numId w:val="1091"/>
         </w:numPr>
       </w:pPr>
       <w:r>
@@ -21108,7 +21654,7 @@
       <w:pPr>
         <w:numPr>
           <w:ilvl w:val="0"/>
-          <w:numId w:val="1079"/>
+          <w:numId w:val="1093"/>
         </w:numPr>
       </w:pPr>
       <w:r>
@@ -21143,7 +21689,7 @@
       <w:pPr>
         <w:numPr>
           <w:ilvl w:val="0"/>
-          <w:numId w:val="1079"/>
+          <w:numId w:val="1093"/>
         </w:numPr>
       </w:pPr>
       <w:r>
@@ -21179,7 +21725,7 @@
       <w:pPr>
         <w:numPr>
           <w:ilvl w:val="0"/>
-          <w:numId w:val="1079"/>
+          <w:numId w:val="1093"/>
         </w:numPr>
       </w:pPr>
       <w:r>
@@ -21215,7 +21761,7 @@
       <w:pPr>
         <w:numPr>
           <w:ilvl w:val="0"/>
-          <w:numId w:val="1080"/>
+          <w:numId w:val="1094"/>
         </w:numPr>
       </w:pPr>
       <w:r>
@@ -21271,7 +21817,7 @@
         <w:keepNext/>
         <w:numPr>
           <w:ilvl w:val="0"/>
-          <w:numId w:val="1081"/>
+          <w:numId w:val="1095"/>
         </w:numPr>
       </w:pPr>
       <w:r>
@@ -21432,7 +21978,7 @@
       <w:pPr>
         <w:numPr>
           <w:ilvl w:val="1"/>
-          <w:numId w:val="1082"/>
+          <w:numId w:val="1096"/>
         </w:numPr>
       </w:pPr>
       <w:r>
@@ -21538,7 +22084,7 @@
       <w:pPr>
         <w:numPr>
           <w:ilvl w:val="1"/>
-          <w:numId w:val="1082"/>
+          <w:numId w:val="1096"/>
         </w:numPr>
       </w:pPr>
       <w:r>
@@ -21918,7 +22464,7 @@
       <w:pPr>
         <w:numPr>
           <w:ilvl w:val="2"/>
-          <w:numId w:val="1083"/>
+          <w:numId w:val="1097"/>
         </w:numPr>
       </w:pPr>
       <w:r>
@@ -22048,7 +22594,7 @@
       <w:pPr>
         <w:numPr>
           <w:ilvl w:val="2"/>
-          <w:numId w:val="1083"/>
+          <w:numId w:val="1097"/>
         </w:numPr>
       </w:pPr>
       <w:r>
@@ -22210,7 +22756,7 @@
       <w:pPr>
         <w:numPr>
           <w:ilvl w:val="1"/>
-          <w:numId w:val="1082"/>
+          <w:numId w:val="1096"/>
         </w:numPr>
       </w:pPr>
       <w:r>
@@ -22451,7 +22997,7 @@
       <w:pPr>
         <w:numPr>
           <w:ilvl w:val="1"/>
-          <w:numId w:val="1082"/>
+          <w:numId w:val="1096"/>
         </w:numPr>
       </w:pPr>
       <w:r>
@@ -22541,7 +23087,7 @@
       <w:pPr>
         <w:numPr>
           <w:ilvl w:val="0"/>
-          <w:numId w:val="1081"/>
+          <w:numId w:val="1095"/>
         </w:numPr>
       </w:pPr>
       <w:r>
@@ -22640,7 +23186,7 @@
       <w:pPr>
         <w:numPr>
           <w:ilvl w:val="0"/>
-          <w:numId w:val="1084"/>
+          <w:numId w:val="1098"/>
         </w:numPr>
       </w:pPr>
       <w:r>
@@ -22712,7 +23258,7 @@
       <w:pPr>
         <w:numPr>
           <w:ilvl w:val="0"/>
-          <w:numId w:val="1084"/>
+          <w:numId w:val="1098"/>
         </w:numPr>
       </w:pPr>
       <w:r>
@@ -22854,7 +23400,7 @@
       <w:pPr>
         <w:numPr>
           <w:ilvl w:val="0"/>
-          <w:numId w:val="1084"/>
+          <w:numId w:val="1098"/>
         </w:numPr>
       </w:pPr>
       <w:r>
@@ -22908,7 +23454,7 @@
       <w:pPr>
         <w:numPr>
           <w:ilvl w:val="0"/>
-          <w:numId w:val="1085"/>
+          <w:numId w:val="1099"/>
         </w:numPr>
       </w:pPr>
       <w:r>
@@ -23518,17 +24064,23 @@
     </w:p>
     <w:p>
       <w:pPr>
+        <w:keepNext/>
         <w:numPr>
           <w:ilvl w:val="0"/>
-          <w:numId w:val="1085"/>
+          <w:numId w:val="1099"/>
         </w:numPr>
       </w:pPr>
       <w:r>
         <w:t xml:space="preserve">Son 2 decisiones:</w:t>
       </w:r>
-      <w:r>
-        <w:t xml:space="preserve"> </w:t>
-      </w:r>
+    </w:p>
+    <w:p>
+      <w:pPr>
+        <w:numPr>
+          <w:ilvl w:val="1"/>
+          <w:numId w:val="1100"/>
+        </w:numPr>
+      </w:pPr>
       <w:r>
         <w:rPr>
           <w:i/>
@@ -23540,11 +24092,16 @@
         <w:t xml:space="preserve"> </w:t>
       </w:r>
       <w:r>
-        <w:t xml:space="preserve">producir, igualando el IMg con el CMg de la empresa, que es la suma horizontal de los CMg de sus plantas, y</w:t>
-      </w:r>
-      <w:r>
-        <w:t xml:space="preserve"> </w:t>
-      </w:r>
+        <w:t xml:space="preserve">producir, igualando el IMg con el CMg de la empresa, que es la suma horizontal de los CMg de sus plantas;</w:t>
+      </w:r>
+    </w:p>
+    <w:p>
+      <w:pPr>
+        <w:numPr>
+          <w:ilvl w:val="1"/>
+          <w:numId w:val="1100"/>
+        </w:numPr>
+      </w:pPr>
       <w:r>
         <w:rPr>
           <w:i/>
@@ -23567,7 +24124,18 @@
         </w:r>
       </w:hyperlink>
       <w:r>
-        <w:t xml:space="preserve">. Con costes marginales constantes y capacidades limitadas, llena primero la planta más barata, como en el orden de mérito del mercado eléctrico. Es el mismo problema que el de un cártel que maximiza el beneficio conjunto</w:t>
+        <w:t xml:space="preserve">.</w:t>
+      </w:r>
+    </w:p>
+    <w:p>
+      <w:pPr>
+        <w:numPr>
+          <w:ilvl w:val="0"/>
+          <w:numId w:val="1099"/>
+        </w:numPr>
+      </w:pPr>
+      <w:r>
+        <w:t xml:space="preserve">Con costes marginales constantes y capacidades limitadas, llena primero la planta más barata, como en el orden de mérito del mercado eléctrico. Es el mismo problema que el de un cártel que maximiza el beneficio conjunto</w:t>
       </w:r>
       <w:r>
         <w:t xml:space="preserve"> </w:t>
@@ -23604,7 +24172,7 @@
       <w:pPr>
         <w:numPr>
           <w:ilvl w:val="0"/>
-          <w:numId w:val="1086"/>
+          <w:numId w:val="1101"/>
         </w:numPr>
       </w:pPr>
       <w:r>
@@ -23615,7 +24183,7 @@
       <w:pPr>
         <w:numPr>
           <w:ilvl w:val="0"/>
-          <w:numId w:val="1086"/>
+          <w:numId w:val="1101"/>
         </w:numPr>
       </w:pPr>
       <w:r>
@@ -23792,7 +24360,7 @@
       <w:pPr>
         <w:numPr>
           <w:ilvl w:val="0"/>
-          <w:numId w:val="1087"/>
+          <w:numId w:val="1102"/>
         </w:numPr>
       </w:pPr>
       <w:r>
@@ -23843,7 +24411,7 @@
       <w:pPr>
         <w:numPr>
           <w:ilvl w:val="0"/>
-          <w:numId w:val="1088"/>
+          <w:numId w:val="1103"/>
         </w:numPr>
       </w:pPr>
       <w:r>
@@ -23899,7 +24467,7 @@
       <w:pPr>
         <w:numPr>
           <w:ilvl w:val="0"/>
-          <w:numId w:val="1088"/>
+          <w:numId w:val="1103"/>
         </w:numPr>
       </w:pPr>
       <w:r>
@@ -23945,7 +24513,7 @@
       <w:pPr>
         <w:numPr>
           <w:ilvl w:val="0"/>
-          <w:numId w:val="1089"/>
+          <w:numId w:val="1104"/>
         </w:numPr>
       </w:pPr>
       <w:r>
@@ -24006,7 +24574,7 @@
       <w:pPr>
         <w:numPr>
           <w:ilvl w:val="0"/>
-          <w:numId w:val="1089"/>
+          <w:numId w:val="1104"/>
         </w:numPr>
       </w:pPr>
       <w:r>
@@ -24248,7 +24816,7 @@
       <w:pPr>
         <w:numPr>
           <w:ilvl w:val="0"/>
-          <w:numId w:val="1090"/>
+          <w:numId w:val="1105"/>
         </w:numPr>
       </w:pPr>
       <w:r>
@@ -24431,7 +24999,7 @@
       <w:pPr>
         <w:numPr>
           <w:ilvl w:val="0"/>
-          <w:numId w:val="1090"/>
+          <w:numId w:val="1105"/>
         </w:numPr>
       </w:pPr>
       <w:r>
@@ -25136,7 +25704,7 @@
       <w:pPr>
         <w:numPr>
           <w:ilvl w:val="0"/>
-          <w:numId w:val="1090"/>
+          <w:numId w:val="1105"/>
         </w:numPr>
       </w:pPr>
       <w:r>
@@ -25449,7 +26017,7 @@
       <w:pPr>
         <w:numPr>
           <w:ilvl w:val="0"/>
-          <w:numId w:val="1090"/>
+          <w:numId w:val="1105"/>
         </w:numPr>
       </w:pPr>
       <w:r>
@@ -25467,7 +26035,7 @@
       <w:pPr>
         <w:numPr>
           <w:ilvl w:val="0"/>
-          <w:numId w:val="1090"/>
+          <w:numId w:val="1105"/>
         </w:numPr>
       </w:pPr>
       <w:r>
@@ -25748,7 +26316,7 @@
       <w:pPr>
         <w:numPr>
           <w:ilvl w:val="0"/>
-          <w:numId w:val="1090"/>
+          <w:numId w:val="1105"/>
         </w:numPr>
       </w:pPr>
       <w:r>
@@ -26847,9 +27415,10 @@
     </w:p>
     <w:p>
       <w:pPr>
+        <w:keepNext/>
         <w:numPr>
           <w:ilvl w:val="0"/>
-          <w:numId w:val="1091"/>
+          <w:numId w:val="1106"/>
         </w:numPr>
       </w:pPr>
       <w:r>
@@ -26860,7 +27429,51 @@
         <w:t xml:space="preserve">Lectura de la tabla</w:t>
       </w:r>
       <w:r>
-        <w:t xml:space="preserve">: con competencia en los 2 mercados (caso 1), el empleo y el salario son los más altos; con poder en los 2 (caso 4), los más bajos; con poder solo en uno (casos 2 y 3), quedan entre ambos, sin un orden claro entre ellos. En</w:t>
+        <w:t xml:space="preserve">:</w:t>
+      </w:r>
+    </w:p>
+    <w:p>
+      <w:pPr>
+        <w:numPr>
+          <w:ilvl w:val="1"/>
+          <w:numId w:val="1107"/>
+        </w:numPr>
+      </w:pPr>
+      <w:r>
+        <w:t xml:space="preserve">con competencia en los 2 mercados (caso 1), el empleo y el salario son los más altos;</w:t>
+      </w:r>
+    </w:p>
+    <w:p>
+      <w:pPr>
+        <w:numPr>
+          <w:ilvl w:val="1"/>
+          <w:numId w:val="1107"/>
+        </w:numPr>
+      </w:pPr>
+      <w:r>
+        <w:t xml:space="preserve">con poder en los 2 (caso 4), los más bajos;</w:t>
+      </w:r>
+    </w:p>
+    <w:p>
+      <w:pPr>
+        <w:numPr>
+          <w:ilvl w:val="1"/>
+          <w:numId w:val="1107"/>
+        </w:numPr>
+      </w:pPr>
+      <w:r>
+        <w:t xml:space="preserve">con poder solo en uno (casos 2 y 3), quedan entre ambos, sin un orden claro entre ellos.</w:t>
+      </w:r>
+    </w:p>
+    <w:p>
+      <w:pPr>
+        <w:numPr>
+          <w:ilvl w:val="0"/>
+          <w:numId w:val="1106"/>
+        </w:numPr>
+      </w:pPr>
+      <w:r>
+        <w:t xml:space="preserve">En</w:t>
       </w:r>
       <w:r>
         <w:t xml:space="preserve"> </w:t>
@@ -26904,7 +27517,7 @@
       <w:pPr>
         <w:numPr>
           <w:ilvl w:val="0"/>
-          <w:numId w:val="1092"/>
+          <w:numId w:val="1108"/>
         </w:numPr>
       </w:pPr>
       <w:r>
@@ -27001,7 +27614,7 @@
       <w:pPr>
         <w:numPr>
           <w:ilvl w:val="0"/>
-          <w:numId w:val="1092"/>
+          <w:numId w:val="1108"/>
         </w:numPr>
       </w:pPr>
       <w:r>
@@ -27221,7 +27834,7 @@
         <w:keepNext/>
         <w:numPr>
           <w:ilvl w:val="0"/>
-          <w:numId w:val="1092"/>
+          <w:numId w:val="1108"/>
         </w:numPr>
       </w:pPr>
       <w:r>
@@ -27314,7 +27927,7 @@
       <w:pPr>
         <w:numPr>
           <w:ilvl w:val="1"/>
-          <w:numId w:val="1093"/>
+          <w:numId w:val="1109"/>
         </w:numPr>
       </w:pPr>
       <w:r>
@@ -27361,7 +27974,7 @@
       <w:pPr>
         <w:numPr>
           <w:ilvl w:val="1"/>
-          <w:numId w:val="1093"/>
+          <w:numId w:val="1109"/>
         </w:numPr>
       </w:pPr>
       <w:r>
@@ -27515,7 +28128,7 @@
       <w:pPr>
         <w:numPr>
           <w:ilvl w:val="1"/>
-          <w:numId w:val="1093"/>
+          <w:numId w:val="1109"/>
         </w:numPr>
       </w:pPr>
       <w:r>
@@ -27881,7 +28494,7 @@
       <w:pPr>
         <w:numPr>
           <w:ilvl w:val="0"/>
-          <w:numId w:val="1094"/>
+          <w:numId w:val="1110"/>
         </w:numPr>
       </w:pPr>
       <w:r>
@@ -27923,7 +28536,7 @@
       <w:pPr>
         <w:numPr>
           <w:ilvl w:val="0"/>
-          <w:numId w:val="1094"/>
+          <w:numId w:val="1110"/>
         </w:numPr>
       </w:pPr>
       <w:r>
@@ -27965,7 +28578,7 @@
       <w:pPr>
         <w:numPr>
           <w:ilvl w:val="0"/>
-          <w:numId w:val="1095"/>
+          <w:numId w:val="1111"/>
         </w:numPr>
       </w:pPr>
       <w:r>
@@ -28017,7 +28630,7 @@
       <w:pPr>
         <w:numPr>
           <w:ilvl w:val="0"/>
-          <w:numId w:val="1095"/>
+          <w:numId w:val="1111"/>
         </w:numPr>
       </w:pPr>
       <w:r>
@@ -28113,7 +28726,7 @@
       <w:pPr>
         <w:numPr>
           <w:ilvl w:val="0"/>
-          <w:numId w:val="1095"/>
+          <w:numId w:val="1111"/>
         </w:numPr>
       </w:pPr>
       <w:r>
@@ -28161,7 +28774,7 @@
       <w:pPr>
         <w:numPr>
           <w:ilvl w:val="0"/>
-          <w:numId w:val="1096"/>
+          <w:numId w:val="1112"/>
         </w:numPr>
       </w:pPr>
       <w:r>
@@ -28189,7 +28802,7 @@
       <w:pPr>
         <w:numPr>
           <w:ilvl w:val="0"/>
-          <w:numId w:val="1097"/>
+          <w:numId w:val="1113"/>
         </w:numPr>
       </w:pPr>
       <w:r>
@@ -28209,7 +28822,7 @@
       <w:pPr>
         <w:numPr>
           <w:ilvl w:val="0"/>
-          <w:numId w:val="1098"/>
+          <w:numId w:val="1114"/>
         </w:numPr>
       </w:pPr>
       <w:r>
@@ -28236,7 +28849,7 @@
       <w:pPr>
         <w:numPr>
           <w:ilvl w:val="0"/>
-          <w:numId w:val="1098"/>
+          <w:numId w:val="1114"/>
         </w:numPr>
       </w:pPr>
       <w:r>
@@ -28397,7 +29010,7 @@
       <w:pPr>
         <w:numPr>
           <w:ilvl w:val="0"/>
-          <w:numId w:val="1099"/>
+          <w:numId w:val="1115"/>
         </w:numPr>
       </w:pPr>
       <w:r>
@@ -28438,7 +29051,7 @@
       <w:pPr>
         <w:numPr>
           <w:ilvl w:val="0"/>
-          <w:numId w:val="1099"/>
+          <w:numId w:val="1115"/>
         </w:numPr>
       </w:pPr>
       <w:r>
@@ -28687,7 +29300,7 @@
         <w:keepNext/>
         <w:numPr>
           <w:ilvl w:val="0"/>
-          <w:numId w:val="1100"/>
+          <w:numId w:val="1116"/>
         </w:numPr>
       </w:pPr>
       <w:r>
@@ -28716,7 +29329,7 @@
       <w:pPr>
         <w:numPr>
           <w:ilvl w:val="1"/>
-          <w:numId w:val="1101"/>
+          <w:numId w:val="1117"/>
         </w:numPr>
       </w:pPr>
       <w:r>
@@ -28791,7 +29404,7 @@
       <w:pPr>
         <w:numPr>
           <w:ilvl w:val="1"/>
-          <w:numId w:val="1101"/>
+          <w:numId w:val="1117"/>
         </w:numPr>
       </w:pPr>
       <w:r>
@@ -29009,7 +29622,7 @@
       <w:pPr>
         <w:numPr>
           <w:ilvl w:val="0"/>
-          <w:numId w:val="1100"/>
+          <w:numId w:val="1116"/>
         </w:numPr>
       </w:pPr>
       <w:r>
@@ -29196,7 +29809,7 @@
       <w:pPr>
         <w:numPr>
           <w:ilvl w:val="0"/>
-          <w:numId w:val="1100"/>
+          <w:numId w:val="1116"/>
         </w:numPr>
       </w:pPr>
       <w:r>
@@ -30128,7 +30741,7 @@
       <w:pPr>
         <w:numPr>
           <w:ilvl w:val="0"/>
-          <w:numId w:val="1100"/>
+          <w:numId w:val="1116"/>
         </w:numPr>
       </w:pPr>
       <w:r>
@@ -30571,7 +31184,7 @@
       <w:pPr>
         <w:numPr>
           <w:ilvl w:val="0"/>
-          <w:numId w:val="1102"/>
+          <w:numId w:val="1118"/>
         </w:numPr>
       </w:pPr>
       <w:r>
@@ -30595,7 +31208,7 @@
       <w:pPr>
         <w:numPr>
           <w:ilvl w:val="0"/>
-          <w:numId w:val="1102"/>
+          <w:numId w:val="1118"/>
         </w:numPr>
       </w:pPr>
       <w:r>
@@ -30644,7 +31257,7 @@
       <w:pPr>
         <w:numPr>
           <w:ilvl w:val="0"/>
-          <w:numId w:val="1103"/>
+          <w:numId w:val="1119"/>
         </w:numPr>
       </w:pPr>
       <w:r>
@@ -30734,7 +31347,7 @@
       <w:pPr>
         <w:numPr>
           <w:ilvl w:val="0"/>
-          <w:numId w:val="1103"/>
+          <w:numId w:val="1119"/>
         </w:numPr>
       </w:pPr>
       <w:r>
@@ -30859,7 +31472,7 @@
       <w:pPr>
         <w:numPr>
           <w:ilvl w:val="0"/>
-          <w:numId w:val="1104"/>
+          <w:numId w:val="1120"/>
         </w:numPr>
       </w:pPr>
       <w:r>
@@ -30880,7 +31493,7 @@
       <w:pPr>
         <w:numPr>
           <w:ilvl w:val="0"/>
-          <w:numId w:val="1105"/>
+          <w:numId w:val="1121"/>
         </w:numPr>
       </w:pPr>
       <w:r>
@@ -30891,7 +31504,7 @@
       <w:pPr>
         <w:numPr>
           <w:ilvl w:val="0"/>
-          <w:numId w:val="1105"/>
+          <w:numId w:val="1121"/>
         </w:numPr>
       </w:pPr>
       <w:r>
@@ -30931,7 +31544,7 @@
         <w:keepNext/>
         <w:numPr>
           <w:ilvl w:val="0"/>
-          <w:numId w:val="1106"/>
+          <w:numId w:val="1122"/>
         </w:numPr>
       </w:pPr>
       <w:r>
@@ -30951,7 +31564,7 @@
       <w:pPr>
         <w:numPr>
           <w:ilvl w:val="1"/>
-          <w:numId w:val="1107"/>
+          <w:numId w:val="1123"/>
         </w:numPr>
       </w:pPr>
       <w:r>
@@ -30986,9 +31599,10 @@
     </w:p>
     <w:p>
       <w:pPr>
+        <w:keepNext/>
         <w:numPr>
           <w:ilvl w:val="1"/>
-          <w:numId w:val="1107"/>
+          <w:numId w:val="1123"/>
         </w:numPr>
       </w:pPr>
       <w:r>
@@ -31003,7 +31617,29 @@
         </w:r>
       </w:hyperlink>
       <w:r>
-        <w:t xml:space="preserve">): si discrimina, extrae más excedente (todo en el primer grado, con renta informativa y distorsión abajo en el segundo, con efectos ambiguos en el tercero); si la tecnología es subaditiva, el monopolio es la forma más barata de producir y hay que regularlo, con la regla de</w:t>
+        <w:t xml:space="preserve">):</w:t>
+      </w:r>
+    </w:p>
+    <w:p>
+      <w:pPr>
+        <w:numPr>
+          <w:ilvl w:val="2"/>
+          <w:numId w:val="1124"/>
+        </w:numPr>
+      </w:pPr>
+      <w:r>
+        <w:t xml:space="preserve">si discrimina, extrae más excedente (todo en el primer grado, con renta informativa y distorsión abajo en el segundo, con efectos ambiguos en el tercero);</w:t>
+      </w:r>
+    </w:p>
+    <w:p>
+      <w:pPr>
+        <w:numPr>
+          <w:ilvl w:val="2"/>
+          <w:numId w:val="1124"/>
+        </w:numPr>
+      </w:pPr>
+      <w:r>
+        <w:t xml:space="preserve">si la tecnología es subaditiva, el monopolio es la forma más barata de producir y hay que regularlo, con la regla de</w:t>
       </w:r>
       <w:r>
         <w:t xml:space="preserve"> </w:t>
@@ -31042,14 +31678,25 @@
         <w:t xml:space="preserve"> </w:t>
       </w:r>
       <w:r>
-        <w:t xml:space="preserve">amortiguado; y con varios bienes o plantas internaliza sus relaciones de demanda y de costes.</w:t>
+        <w:t xml:space="preserve">amortiguado;</w:t>
+      </w:r>
+    </w:p>
+    <w:p>
+      <w:pPr>
+        <w:numPr>
+          <w:ilvl w:val="2"/>
+          <w:numId w:val="1124"/>
+        </w:numPr>
+      </w:pPr>
+      <w:r>
+        <w:t xml:space="preserve">con varios bienes o plantas internaliza sus relaciones de demanda y de costes.</w:t>
       </w:r>
     </w:p>
     <w:p>
       <w:pPr>
         <w:numPr>
           <w:ilvl w:val="1"/>
-          <w:numId w:val="1107"/>
+          <w:numId w:val="1123"/>
         </w:numPr>
       </w:pPr>
       <w:r>
@@ -31071,7 +31718,7 @@
       <w:pPr>
         <w:numPr>
           <w:ilvl w:val="0"/>
-          <w:numId w:val="1106"/>
+          <w:numId w:val="1122"/>
         </w:numPr>
       </w:pPr>
       <w:r>
@@ -31241,9 +31888,10 @@
     </w:p>
     <w:p>
       <w:pPr>
+        <w:keepNext/>
         <w:numPr>
           <w:ilvl w:val="0"/>
-          <w:numId w:val="1106"/>
+          <w:numId w:val="1122"/>
         </w:numPr>
       </w:pPr>
       <w:r>
@@ -31256,7 +31904,18 @@
         <w:t xml:space="preserve">Extensiones y relación con otras partes del temario</w:t>
       </w:r>
       <w:r>
-        <w:t xml:space="preserve">: entre los 2 polos están la competencia monopolística</w:t>
+        <w:t xml:space="preserve">:</w:t>
+      </w:r>
+    </w:p>
+    <w:p>
+      <w:pPr>
+        <w:numPr>
+          <w:ilvl w:val="1"/>
+          <w:numId w:val="1125"/>
+        </w:numPr>
+      </w:pPr>
+      <w:r>
+        <w:t xml:space="preserve">entre los 2 polos están la competencia monopolística</w:t>
       </w:r>
       <w:r>
         <w:t xml:space="preserve"> </w:t>
@@ -31287,7 +31946,18 @@
         </w:r>
       </w:hyperlink>
       <w:r>
-        <w:t xml:space="preserve">; las barreras de entrada y la amenaza de entrada, que puede disciplinar al monopolista, en la teoría de la empresa</w:t>
+        <w:t xml:space="preserve">;</w:t>
+      </w:r>
+    </w:p>
+    <w:p>
+      <w:pPr>
+        <w:numPr>
+          <w:ilvl w:val="1"/>
+          <w:numId w:val="1125"/>
+        </w:numPr>
+      </w:pPr>
+      <w:r>
+        <w:t xml:space="preserve">las barreras de entrada y la amenaza de entrada, que puede disciplinar al monopolista, en la teoría de la empresa</w:t>
       </w:r>
       <w:r>
         <w:t xml:space="preserve"> </w:t>
@@ -31301,7 +31971,18 @@
         </w:r>
       </w:hyperlink>
       <w:r>
-        <w:t xml:space="preserve">; la regulación con información asimétrica y la definición del mercado relevante</w:t>
+        <w:t xml:space="preserve">;</w:t>
+      </w:r>
+    </w:p>
+    <w:p>
+      <w:pPr>
+        <w:numPr>
+          <w:ilvl w:val="1"/>
+          <w:numId w:val="1125"/>
+        </w:numPr>
+      </w:pPr>
+      <w:r>
+        <w:t xml:space="preserve">la regulación con información asimétrica y la definición del mercado relevante</w:t>
       </w:r>
       <w:r>
         <w:t xml:space="preserve"> </w:t>
@@ -31315,7 +31996,18 @@
         </w:r>
       </w:hyperlink>
       <w:r>
-        <w:t xml:space="preserve">; los fallos del sector público</w:t>
+        <w:t xml:space="preserve">;</w:t>
+      </w:r>
+    </w:p>
+    <w:p>
+      <w:pPr>
+        <w:numPr>
+          <w:ilvl w:val="1"/>
+          <w:numId w:val="1125"/>
+        </w:numPr>
+      </w:pPr>
+      <w:r>
+        <w:t xml:space="preserve">los fallos del sector público</w:t>
       </w:r>
       <w:r>
         <w:t xml:space="preserve"> </w:t>
@@ -31329,7 +32021,18 @@
         </w:r>
       </w:hyperlink>
       <w:r>
-        <w:t xml:space="preserve">; la negociación, en la teoría de juegos</w:t>
+        <w:t xml:space="preserve">;</w:t>
+      </w:r>
+    </w:p>
+    <w:p>
+      <w:pPr>
+        <w:numPr>
+          <w:ilvl w:val="1"/>
+          <w:numId w:val="1125"/>
+        </w:numPr>
+      </w:pPr>
+      <w:r>
+        <w:t xml:space="preserve">la negociación, en la teoría de juegos</w:t>
       </w:r>
       <w:r>
         <w:t xml:space="preserve"> </w:t>
@@ -31343,7 +32046,18 @@
         </w:r>
       </w:hyperlink>
       <w:r>
-        <w:t xml:space="preserve">, y la negociación salarial</w:t>
+        <w:t xml:space="preserve">;</w:t>
+      </w:r>
+    </w:p>
+    <w:p>
+      <w:pPr>
+        <w:numPr>
+          <w:ilvl w:val="1"/>
+          <w:numId w:val="1125"/>
+        </w:numPr>
+      </w:pPr>
+      <w:r>
+        <w:t xml:space="preserve">la negociación salarial</w:t>
       </w:r>
       <w:r>
         <w:t xml:space="preserve"> </w:t>
@@ -31362,9 +32076,10 @@
     </w:p>
     <w:p>
       <w:pPr>
+        <w:keepNext/>
         <w:numPr>
           <w:ilvl w:val="0"/>
-          <w:numId w:val="1106"/>
+          <w:numId w:val="1122"/>
         </w:numPr>
       </w:pPr>
       <w:r>
@@ -31377,14 +32092,47 @@
         <w:t xml:space="preserve">Opinión</w:t>
       </w:r>
       <w:r>
-        <w:t xml:space="preserve">: el problema del monopolio no es el número de empresas, sino la ausencia de disciplina. Un monopolio impugnable o bien regulado puede ser la forma más barata de producir, y una patente, el premio de la innovación; uno protegido por barreras cuesta más que su triángulo. Por eso la política adecuada depende del origen del poder: defensa de la competencia frente a las conductas, regulación con incentivos frente a los monopolios naturales y atención al poder de compra en el mercado de trabajo.</w:t>
+        <w:t xml:space="preserve">: el problema del monopolio no es el número de empresas, sino la ausencia de disciplina. Un monopolio impugnable o bien regulado puede ser la forma más barata de producir, y una patente, el premio de la innovación; uno protegido por barreras cuesta más que su triángulo. Por eso la política adecuada depende del origen del poder:</w:t>
+      </w:r>
+    </w:p>
+    <w:p>
+      <w:pPr>
+        <w:numPr>
+          <w:ilvl w:val="1"/>
+          <w:numId w:val="1126"/>
+        </w:numPr>
+      </w:pPr>
+      <w:r>
+        <w:t xml:space="preserve">defensa de la competencia frente a las conductas;</w:t>
+      </w:r>
+    </w:p>
+    <w:p>
+      <w:pPr>
+        <w:numPr>
+          <w:ilvl w:val="1"/>
+          <w:numId w:val="1126"/>
+        </w:numPr>
+      </w:pPr>
+      <w:r>
+        <w:t xml:space="preserve">regulación con incentivos frente a los monopolios naturales;</w:t>
+      </w:r>
+    </w:p>
+    <w:p>
+      <w:pPr>
+        <w:numPr>
+          <w:ilvl w:val="1"/>
+          <w:numId w:val="1126"/>
+        </w:numPr>
+      </w:pPr>
+      <w:r>
+        <w:t xml:space="preserve">atención al poder de compra en el mercado de trabajo.</w:t>
       </w:r>
     </w:p>
     <w:p>
       <w:pPr>
         <w:numPr>
           <w:ilvl w:val="0"/>
-          <w:numId w:val="1106"/>
+          <w:numId w:val="1122"/>
         </w:numPr>
       </w:pPr>
       <w:r>
@@ -31512,7 +32260,7 @@
       <w:pPr>
         <w:numPr>
           <w:ilvl w:val="0"/>
-          <w:numId w:val="1108"/>
+          <w:numId w:val="1127"/>
         </w:numPr>
       </w:pPr>
       <w:r>
@@ -31550,7 +32298,7 @@
       <w:pPr>
         <w:numPr>
           <w:ilvl w:val="0"/>
-          <w:numId w:val="1108"/>
+          <w:numId w:val="1127"/>
         </w:numPr>
       </w:pPr>
       <w:r>
@@ -31573,7 +32321,7 @@
         <w:keepNext/>
         <w:numPr>
           <w:ilvl w:val="0"/>
-          <w:numId w:val="1108"/>
+          <w:numId w:val="1127"/>
         </w:numPr>
       </w:pPr>
       <w:r>
@@ -31584,7 +32332,7 @@
       <w:pPr>
         <w:numPr>
           <w:ilvl w:val="1"/>
-          <w:numId w:val="1109"/>
+          <w:numId w:val="1128"/>
         </w:numPr>
       </w:pPr>
       <w:r>
@@ -31614,7 +32362,7 @@
         <w:keepNext/>
         <w:numPr>
           <w:ilvl w:val="1"/>
-          <w:numId w:val="1109"/>
+          <w:numId w:val="1128"/>
         </w:numPr>
       </w:pPr>
       <w:r>
@@ -31632,7 +32380,7 @@
       <w:pPr>
         <w:numPr>
           <w:ilvl w:val="2"/>
-          <w:numId w:val="1110"/>
+          <w:numId w:val="1129"/>
         </w:numPr>
       </w:pPr>
       <w:r>
@@ -31723,7 +32471,7 @@
       <w:pPr>
         <w:numPr>
           <w:ilvl w:val="2"/>
-          <w:numId w:val="1110"/>
+          <w:numId w:val="1129"/>
         </w:numPr>
       </w:pPr>
       <w:r>
@@ -31821,7 +32569,7 @@
       <w:pPr>
         <w:numPr>
           <w:ilvl w:val="0"/>
-          <w:numId w:val="1111"/>
+          <w:numId w:val="1130"/>
         </w:numPr>
       </w:pPr>
       <w:r>
@@ -31887,7 +32635,7 @@
       <w:pPr>
         <w:numPr>
           <w:ilvl w:val="0"/>
-          <w:numId w:val="1112"/>
+          <w:numId w:val="1131"/>
         </w:numPr>
       </w:pPr>
       <w:r>
@@ -32045,7 +32793,7 @@
         <w:keepNext/>
         <w:numPr>
           <w:ilvl w:val="0"/>
-          <w:numId w:val="1113"/>
+          <w:numId w:val="1132"/>
         </w:numPr>
       </w:pPr>
       <w:r>
@@ -32088,7 +32836,7 @@
       <w:pPr>
         <w:numPr>
           <w:ilvl w:val="1"/>
-          <w:numId w:val="1114"/>
+          <w:numId w:val="1133"/>
         </w:numPr>
       </w:pPr>
       <w:r>
@@ -32113,7 +32861,7 @@
       <w:pPr>
         <w:numPr>
           <w:ilvl w:val="1"/>
-          <w:numId w:val="1114"/>
+          <w:numId w:val="1133"/>
         </w:numPr>
       </w:pPr>
       <w:r>
@@ -32162,7 +32910,7 @@
       <w:pPr>
         <w:numPr>
           <w:ilvl w:val="0"/>
-          <w:numId w:val="1113"/>
+          <w:numId w:val="1132"/>
         </w:numPr>
       </w:pPr>
       <w:r>
@@ -32183,7 +32931,7 @@
       <w:pPr>
         <w:numPr>
           <w:ilvl w:val="0"/>
-          <w:numId w:val="1113"/>
+          <w:numId w:val="1132"/>
         </w:numPr>
       </w:pPr>
       <w:r>
@@ -32222,7 +32970,7 @@
       <w:pPr>
         <w:numPr>
           <w:ilvl w:val="0"/>
-          <w:numId w:val="1115"/>
+          <w:numId w:val="1134"/>
         </w:numPr>
       </w:pPr>
       <w:r>
@@ -32256,7 +33004,7 @@
         <w:keepNext/>
         <w:numPr>
           <w:ilvl w:val="0"/>
-          <w:numId w:val="1115"/>
+          <w:numId w:val="1134"/>
         </w:numPr>
       </w:pPr>
       <w:r>
@@ -32380,7 +33128,7 @@
       <w:pPr>
         <w:numPr>
           <w:ilvl w:val="1"/>
-          <w:numId w:val="1116"/>
+          <w:numId w:val="1135"/>
         </w:numPr>
       </w:pPr>
       <w:r>
@@ -32407,7 +33155,7 @@
       <w:pPr>
         <w:numPr>
           <w:ilvl w:val="1"/>
-          <w:numId w:val="1116"/>
+          <w:numId w:val="1135"/>
         </w:numPr>
       </w:pPr>
       <w:r>
@@ -32437,7 +33185,7 @@
       <w:pPr>
         <w:numPr>
           <w:ilvl w:val="1"/>
-          <w:numId w:val="1116"/>
+          <w:numId w:val="1135"/>
         </w:numPr>
       </w:pPr>
       <w:r>
@@ -32470,7 +33218,7 @@
       <w:pPr>
         <w:numPr>
           <w:ilvl w:val="1"/>
-          <w:numId w:val="1116"/>
+          <w:numId w:val="1135"/>
         </w:numPr>
       </w:pPr>
       <w:r>
@@ -32541,7 +33289,7 @@
       <w:pPr>
         <w:numPr>
           <w:ilvl w:val="0"/>
-          <w:numId w:val="1117"/>
+          <w:numId w:val="1136"/>
         </w:numPr>
       </w:pPr>
       <w:r>
@@ -32552,7 +33300,7 @@
       <w:pPr>
         <w:numPr>
           <w:ilvl w:val="0"/>
-          <w:numId w:val="1117"/>
+          <w:numId w:val="1136"/>
         </w:numPr>
       </w:pPr>
       <w:r>
@@ -32852,7 +33600,7 @@
         <w:keepNext/>
         <w:numPr>
           <w:ilvl w:val="0"/>
-          <w:numId w:val="1118"/>
+          <w:numId w:val="1137"/>
         </w:numPr>
       </w:pPr>
       <w:r>
@@ -32870,7 +33618,7 @@
       <w:pPr>
         <w:numPr>
           <w:ilvl w:val="1"/>
-          <w:numId w:val="1119"/>
+          <w:numId w:val="1138"/>
         </w:numPr>
       </w:pPr>
       <w:r>
@@ -32921,9 +33669,10 @@
     </w:p>
     <w:p>
       <w:pPr>
+        <w:keepNext/>
         <w:numPr>
           <w:ilvl w:val="1"/>
-          <w:numId w:val="1119"/>
+          <w:numId w:val="1138"/>
         </w:numPr>
       </w:pPr>
       <w:r>
@@ -33048,7 +33797,40 @@
         </w:r>
       </w:hyperlink>
       <w:r>
-        <w:t xml:space="preserve">). Tiene 2 problemas: supone que la demanda de acceso no depende de la cuota, cuando es previsible cierta sensibilidad, y, si la cuota es alta, puede expulsar a los consumidores de menos renta. Una solución es que la cuota sea distinta para consumidores distintos, por ejemplo según su renta: los de menos renta pagarían cuotas más bajas, compensadas con cuotas mayores al resto (</w:t>
+        <w:t xml:space="preserve">). Tiene 2 problemas:</w:t>
+      </w:r>
+    </w:p>
+    <w:p>
+      <w:pPr>
+        <w:numPr>
+          <w:ilvl w:val="2"/>
+          <w:numId w:val="1139"/>
+        </w:numPr>
+      </w:pPr>
+      <w:r>
+        <w:t xml:space="preserve">supone que la demanda de acceso no depende de la cuota, cuando es previsible cierta sensibilidad;</w:t>
+      </w:r>
+    </w:p>
+    <w:p>
+      <w:pPr>
+        <w:numPr>
+          <w:ilvl w:val="2"/>
+          <w:numId w:val="1139"/>
+        </w:numPr>
+      </w:pPr>
+      <w:r>
+        <w:t xml:space="preserve">si la cuota es alta, puede expulsar a los consumidores de menos renta.</w:t>
+      </w:r>
+    </w:p>
+    <w:p>
+      <w:pPr>
+        <w:numPr>
+          <w:ilvl w:val="1"/>
+          <w:numId w:val="1000"/>
+        </w:numPr>
+      </w:pPr>
+      <w:r>
+        <w:t xml:space="preserve">Una solución es que la cuota sea distinta para consumidores distintos, por ejemplo según su renta: los de menos renta pagarían cuotas más bajas, compensadas con cuotas mayores al resto (</w:t>
       </w:r>
       <w:hyperlink w:anchor="sec_regulacion_monopolio_natural">
         <w:r>
@@ -33066,7 +33848,7 @@
       <w:pPr>
         <w:numPr>
           <w:ilvl w:val="1"/>
-          <w:numId w:val="1119"/>
+          <w:numId w:val="1138"/>
         </w:numPr>
       </w:pPr>
       <w:r>
@@ -33340,7 +34122,7 @@
       <w:pPr>
         <w:numPr>
           <w:ilvl w:val="1"/>
-          <w:numId w:val="1119"/>
+          <w:numId w:val="1138"/>
         </w:numPr>
       </w:pPr>
       <w:r>
@@ -33581,7 +34363,7 @@
       <w:pPr>
         <w:numPr>
           <w:ilvl w:val="0"/>
-          <w:numId w:val="1120"/>
+          <w:numId w:val="1140"/>
         </w:numPr>
       </w:pPr>
       <w:r>
@@ -33623,9 +34405,10 @@
     </w:p>
     <w:p>
       <w:pPr>
+        <w:keepNext/>
         <w:numPr>
           <w:ilvl w:val="0"/>
-          <w:numId w:val="1121"/>
+          <w:numId w:val="1141"/>
         </w:numPr>
       </w:pPr>
       <w:r>
@@ -33654,7 +34437,18 @@
         <w:t xml:space="preserve"> </w:t>
       </w:r>
       <w:r>
-        <w:t xml:space="preserve">Todos los esquemas anteriores tienen 2 problemas: de</w:t>
+        <w:t xml:space="preserve">Todos los esquemas anteriores tienen 2 problemas:</w:t>
+      </w:r>
+    </w:p>
+    <w:p>
+      <w:pPr>
+        <w:numPr>
+          <w:ilvl w:val="1"/>
+          <w:numId w:val="1142"/>
+        </w:numPr>
+      </w:pPr>
+      <w:r>
+        <w:t xml:space="preserve">de</w:t>
       </w:r>
       <w:r>
         <w:t xml:space="preserve"> </w:t>
@@ -33667,7 +34461,18 @@
         <w:t xml:space="preserve">información</w:t>
       </w:r>
       <w:r>
-        <w:t xml:space="preserve">, porque el regulador necesita conocer bien los costes, la demanda y las preferencias sociales, y de</w:t>
+        <w:t xml:space="preserve">, porque el regulador necesita conocer bien los costes, la demanda y las preferencias sociales;</w:t>
+      </w:r>
+    </w:p>
+    <w:p>
+      <w:pPr>
+        <w:numPr>
+          <w:ilvl w:val="1"/>
+          <w:numId w:val="1142"/>
+        </w:numPr>
+      </w:pPr>
+      <w:r>
+        <w:t xml:space="preserve">de</w:t>
       </w:r>
       <w:r>
         <w:t xml:space="preserve"> </w:t>
@@ -33734,7 +34539,7 @@
       <w:pPr>
         <w:numPr>
           <w:ilvl w:val="0"/>
-          <w:numId w:val="1122"/>
+          <w:numId w:val="1143"/>
         </w:numPr>
       </w:pPr>
       <w:r>
@@ -34177,7 +34982,7 @@
       <w:pPr>
         <w:numPr>
           <w:ilvl w:val="0"/>
-          <w:numId w:val="1122"/>
+          <w:numId w:val="1143"/>
         </w:numPr>
       </w:pPr>
       <w:r>
@@ -34426,7 +35231,7 @@
       <w:pPr>
         <w:numPr>
           <w:ilvl w:val="0"/>
-          <w:numId w:val="1122"/>
+          <w:numId w:val="1143"/>
         </w:numPr>
       </w:pPr>
       <w:r>
@@ -34817,7 +35622,7 @@
       <w:pPr>
         <w:numPr>
           <w:ilvl w:val="0"/>
-          <w:numId w:val="1122"/>
+          <w:numId w:val="1143"/>
         </w:numPr>
       </w:pPr>
       <w:r>
@@ -34830,9 +35635,15 @@
       <w:r>
         <w:t xml:space="preserve">: el beneficio y el capital invertido son datos contables que se observan y se auditan con facilidad.</w:t>
       </w:r>
-      <w:r>
-        <w:t xml:space="preserve"> </w:t>
-      </w:r>
+    </w:p>
+    <w:p>
+      <w:pPr>
+        <w:keepNext/>
+        <w:numPr>
+          <w:ilvl w:val="0"/>
+          <w:numId w:val="1143"/>
+        </w:numPr>
+      </w:pPr>
       <w:r>
         <w:rPr>
           <w:i/>
@@ -34841,14 +35652,47 @@
         <w:t xml:space="preserve">Inconvenientes</w:t>
       </w:r>
       <w:r>
-        <w:t xml:space="preserve">: la sobrecapitalización; se regula como beneficio la remuneración contable del capital, que no es el beneficio económico, y no hay incentivos a reducir costes, porque lo que se ahorra se traslada al precio en la siguiente revisión.</w:t>
+        <w:t xml:space="preserve">:</w:t>
+      </w:r>
+    </w:p>
+    <w:p>
+      <w:pPr>
+        <w:numPr>
+          <w:ilvl w:val="1"/>
+          <w:numId w:val="1144"/>
+        </w:numPr>
+      </w:pPr>
+      <w:r>
+        <w:t xml:space="preserve">la sobrecapitalización;</w:t>
+      </w:r>
+    </w:p>
+    <w:p>
+      <w:pPr>
+        <w:numPr>
+          <w:ilvl w:val="1"/>
+          <w:numId w:val="1144"/>
+        </w:numPr>
+      </w:pPr>
+      <w:r>
+        <w:t xml:space="preserve">se regula como beneficio la remuneración contable del capital, que no es el beneficio económico;</w:t>
+      </w:r>
+    </w:p>
+    <w:p>
+      <w:pPr>
+        <w:numPr>
+          <w:ilvl w:val="1"/>
+          <w:numId w:val="1144"/>
+        </w:numPr>
+      </w:pPr>
+      <w:r>
+        <w:t xml:space="preserve">no hay incentivos a reducir costes, porque lo que se ahorra se traslada al precio en la siguiente revisión.</w:t>
       </w:r>
     </w:p>
     <w:p>
       <w:pPr>
         <w:numPr>
           <w:ilvl w:val="0"/>
-          <w:numId w:val="1122"/>
+          <w:numId w:val="1143"/>
         </w:numPr>
       </w:pPr>
       <w:r>
@@ -35108,7 +35952,7 @@
         <w:keepNext/>
         <w:numPr>
           <w:ilvl w:val="0"/>
-          <w:numId w:val="1123"/>
+          <w:numId w:val="1145"/>
         </w:numPr>
       </w:pPr>
       <w:r>
@@ -35151,7 +35995,7 @@
       <w:pPr>
         <w:numPr>
           <w:ilvl w:val="1"/>
-          <w:numId w:val="1124"/>
+          <w:numId w:val="1146"/>
         </w:numPr>
       </w:pPr>
       <w:r>
@@ -35162,7 +36006,7 @@
       <w:pPr>
         <w:numPr>
           <w:ilvl w:val="1"/>
-          <w:numId w:val="1124"/>
+          <w:numId w:val="1146"/>
         </w:numPr>
       </w:pPr>
       <w:r>
@@ -35173,7 +36017,7 @@
       <w:pPr>
         <w:numPr>
           <w:ilvl w:val="1"/>
-          <w:numId w:val="1124"/>
+          <w:numId w:val="1146"/>
         </w:numPr>
       </w:pPr>
       <w:r>
@@ -35331,7 +36175,7 @@
       <w:pPr>
         <w:numPr>
           <w:ilvl w:val="0"/>
-          <w:numId w:val="1123"/>
+          <w:numId w:val="1145"/>
         </w:numPr>
       </w:pPr>
       <w:r>
@@ -35354,9 +36198,10 @@
     </w:p>
     <w:p>
       <w:pPr>
+        <w:keepNext/>
         <w:numPr>
           <w:ilvl w:val="0"/>
-          <w:numId w:val="1123"/>
+          <w:numId w:val="1145"/>
         </w:numPr>
       </w:pPr>
       <w:r>
@@ -35367,7 +36212,29 @@
         <w:t xml:space="preserve">Ventajas</w:t>
       </w:r>
       <w:r>
-        <w:t xml:space="preserve">: incentiva la eficiencia productiva; traslada las mejoras a los consumidores</w:t>
+        <w:t xml:space="preserve">:</w:t>
+      </w:r>
+    </w:p>
+    <w:p>
+      <w:pPr>
+        <w:numPr>
+          <w:ilvl w:val="1"/>
+          <w:numId w:val="1147"/>
+        </w:numPr>
+      </w:pPr>
+      <w:r>
+        <w:t xml:space="preserve">incentiva la eficiencia productiva;</w:t>
+      </w:r>
+    </w:p>
+    <w:p>
+      <w:pPr>
+        <w:numPr>
+          <w:ilvl w:val="1"/>
+          <w:numId w:val="1147"/>
+        </w:numPr>
+      </w:pPr>
+      <w:r>
+        <w:t xml:space="preserve">traslada las mejoras a los consumidores</w:t>
       </w:r>
       <w:r>
         <w:t xml:space="preserve"> </w:t>
@@ -35393,14 +36260,26 @@
         <w:t xml:space="preserve">a posteriori</w:t>
       </w:r>
       <w:r>
-        <w:t xml:space="preserve">, al fijar el nuevo límite en cada revisión; es relativamente sencilla de administrar y facilita los reequilibrios tarifarios.</w:t>
-      </w:r>
-    </w:p>
-    <w:p>
-      <w:pPr>
+        <w:t xml:space="preserve">, al fijar el nuevo límite en cada revisión;</w:t>
+      </w:r>
+    </w:p>
+    <w:p>
+      <w:pPr>
+        <w:numPr>
+          <w:ilvl w:val="1"/>
+          <w:numId w:val="1147"/>
+        </w:numPr>
+      </w:pPr>
+      <w:r>
+        <w:t xml:space="preserve">es relativamente sencilla de administrar y facilita los reequilibrios tarifarios.</w:t>
+      </w:r>
+    </w:p>
+    <w:p>
+      <w:pPr>
+        <w:keepNext/>
         <w:numPr>
           <w:ilvl w:val="0"/>
-          <w:numId w:val="1123"/>
+          <w:numId w:val="1145"/>
         </w:numPr>
       </w:pPr>
       <w:r>
@@ -35411,7 +36290,18 @@
         <w:t xml:space="preserve">Inconvenientes</w:t>
       </w:r>
       <w:r>
-        <w:t xml:space="preserve">: hace falta mucha información para fijar</w:t>
+        <w:t xml:space="preserve">:</w:t>
+      </w:r>
+    </w:p>
+    <w:p>
+      <w:pPr>
+        <w:numPr>
+          <w:ilvl w:val="1"/>
+          <w:numId w:val="1148"/>
+        </w:numPr>
+      </w:pPr>
+      <w:r>
+        <w:t xml:space="preserve">hace falta mucha información para fijar</w:t>
       </w:r>
       <w:r>
         <w:t xml:space="preserve"> </w:t>
@@ -35425,14 +36315,36 @@
         <w:t xml:space="preserve"> </w:t>
       </w:r>
       <w:r>
-        <w:t xml:space="preserve">y el precio inicial; al acercarse el final del periodo, el interés por reducir costes disminuye, y la empresa puede retrasar mejoras hasta el comienzo del ciclo siguiente para disfrutarlas más tiempo; y la calidad puede deteriorarse para ahorrar costes.</w:t>
+        <w:t xml:space="preserve">y el precio inicial;</w:t>
+      </w:r>
+    </w:p>
+    <w:p>
+      <w:pPr>
+        <w:numPr>
+          <w:ilvl w:val="1"/>
+          <w:numId w:val="1148"/>
+        </w:numPr>
+      </w:pPr>
+      <w:r>
+        <w:t xml:space="preserve">al acercarse el final del periodo, el interés por reducir costes disminuye, y la empresa puede retrasar mejoras hasta el comienzo del ciclo siguiente para disfrutarlas más tiempo;</w:t>
+      </w:r>
+    </w:p>
+    <w:p>
+      <w:pPr>
+        <w:numPr>
+          <w:ilvl w:val="1"/>
+          <w:numId w:val="1148"/>
+        </w:numPr>
+      </w:pPr>
+      <w:r>
+        <w:t xml:space="preserve">la calidad puede deteriorarse para ahorrar costes.</w:t>
       </w:r>
     </w:p>
     <w:p>
       <w:pPr>
         <w:numPr>
           <w:ilvl w:val="0"/>
-          <w:numId w:val="1123"/>
+          <w:numId w:val="1145"/>
         </w:numPr>
       </w:pPr>
       <w:r>
@@ -35661,7 +36573,7 @@
       <w:pPr>
         <w:numPr>
           <w:ilvl w:val="0"/>
-          <w:numId w:val="1125"/>
+          <w:numId w:val="1149"/>
         </w:numPr>
       </w:pPr>
       <w:r>
@@ -35762,7 +36674,7 @@
       <w:pPr>
         <w:numPr>
           <w:ilvl w:val="0"/>
-          <w:numId w:val="1125"/>
+          <w:numId w:val="1149"/>
         </w:numPr>
       </w:pPr>
       <w:r>
@@ -35843,7 +36755,7 @@
       <w:pPr>
         <w:numPr>
           <w:ilvl w:val="0"/>
-          <w:numId w:val="1126"/>
+          <w:numId w:val="1150"/>
         </w:numPr>
       </w:pPr>
       <w:r>
@@ -35972,7 +36884,7 @@
       <w:pPr>
         <w:numPr>
           <w:ilvl w:val="0"/>
-          <w:numId w:val="1127"/>
+          <w:numId w:val="1151"/>
         </w:numPr>
       </w:pPr>
       <w:r>
@@ -36273,7 +37185,7 @@
       <w:pPr>
         <w:numPr>
           <w:ilvl w:val="0"/>
-          <w:numId w:val="1128"/>
+          <w:numId w:val="1152"/>
         </w:numPr>
       </w:pPr>
       <w:r>
@@ -36345,7 +37257,7 @@
       <w:pPr>
         <w:numPr>
           <w:ilvl w:val="0"/>
-          <w:numId w:val="1128"/>
+          <w:numId w:val="1152"/>
         </w:numPr>
       </w:pPr>
       <w:r>
@@ -36735,7 +37647,7 @@
       <w:pPr>
         <w:numPr>
           <w:ilvl w:val="0"/>
-          <w:numId w:val="1128"/>
+          <w:numId w:val="1152"/>
         </w:numPr>
       </w:pPr>
       <w:r>
@@ -36980,7 +37892,7 @@
       <w:pPr>
         <w:numPr>
           <w:ilvl w:val="0"/>
-          <w:numId w:val="1129"/>
+          <w:numId w:val="1153"/>
         </w:numPr>
       </w:pPr>
       <w:r>
@@ -37289,7 +38201,7 @@
         <w:keepLines/>
         <w:numPr>
           <w:ilvl w:val="0"/>
-          <w:numId w:val="1130"/>
+          <w:numId w:val="1154"/>
         </w:numPr>
       </w:pPr>
       <m:oMath>
@@ -37359,10 +38271,11 @@
     <w:p>
       <w:pPr>
         <w:pStyle w:val="Cajadeanotaciones"/>
+        <w:keepNext/>
         <w:keepLines/>
         <w:numPr>
           <w:ilvl w:val="0"/>
-          <w:numId w:val="1130"/>
+          <w:numId w:val="1154"/>
         </w:numPr>
       </w:pPr>
       <m:oMath>
@@ -37560,7 +38473,21 @@
         <w:t xml:space="preserve"> </w:t>
       </w:r>
       <w:r>
-        <w:t xml:space="preserve">la mejora de productividad esperada, que traslada parte de las ganancias a los consumidores; cuanto más largo el periodo, más incentivos y menos traslado. Sus límites: hace falta mucha información para fijar</w:t>
+        <w:t xml:space="preserve">la mejora de productividad esperada, que traslada parte de las ganancias a los consumidores; cuanto más largo el periodo, más incentivos y menos traslado. Sus límites:</w:t>
+      </w:r>
+    </w:p>
+    <w:p>
+      <w:pPr>
+        <w:pStyle w:val="Cajadeanotaciones"/>
+        <w:keepNext/>
+        <w:keepLines/>
+        <w:numPr>
+          <w:ilvl w:val="1"/>
+          <w:numId w:val="1155"/>
+        </w:numPr>
+      </w:pPr>
+      <w:r>
+        <w:t xml:space="preserve">hace falta mucha información para fijar</w:t>
       </w:r>
       <w:r>
         <w:t xml:space="preserve"> </w:t>
@@ -37574,7 +38501,34 @@
         <w:t xml:space="preserve"> </w:t>
       </w:r>
       <w:r>
-        <w:t xml:space="preserve">y el precio inicial; si este es muy bajo, la empresa tendrá dificultades y buscará renegociar; si es muy alto, tendrá beneficios elevados, y el regulador que quiera extraerlos antes de que venza el periodo pagará un coste de credibilidad.</w:t>
+        <w:t xml:space="preserve">y el precio inicial;</w:t>
+      </w:r>
+    </w:p>
+    <w:p>
+      <w:pPr>
+        <w:pStyle w:val="Cajadeanotaciones"/>
+        <w:keepNext/>
+        <w:keepLines/>
+        <w:numPr>
+          <w:ilvl w:val="1"/>
+          <w:numId w:val="1155"/>
+        </w:numPr>
+      </w:pPr>
+      <w:r>
+        <w:t xml:space="preserve">si este es muy bajo, la empresa tendrá dificultades y buscará renegociar;</w:t>
+      </w:r>
+    </w:p>
+    <w:p>
+      <w:pPr>
+        <w:pStyle w:val="Cajadeanotaciones"/>
+        <w:keepLines/>
+        <w:numPr>
+          <w:ilvl w:val="1"/>
+          <w:numId w:val="1155"/>
+        </w:numPr>
+      </w:pPr>
+      <w:r>
+        <w:t xml:space="preserve">si es muy alto, tendrá beneficios elevados, y el regulador que quiera extraerlos antes de que venza el periodo pagará un coste de credibilidad.</w:t>
       </w:r>
     </w:p>
     <w:bookmarkEnd w:id="280"/>
@@ -37599,7 +38553,7 @@
       <w:pPr>
         <w:numPr>
           <w:ilvl w:val="0"/>
-          <w:numId w:val="1131"/>
+          <w:numId w:val="1156"/>
         </w:numPr>
       </w:pPr>
       <w:r>
@@ -37774,7 +38728,7 @@
       <w:pPr>
         <w:numPr>
           <w:ilvl w:val="0"/>
-          <w:numId w:val="1131"/>
+          <w:numId w:val="1156"/>
         </w:numPr>
       </w:pPr>
       <w:r>
@@ -37929,7 +38883,7 @@
       <w:pPr>
         <w:numPr>
           <w:ilvl w:val="0"/>
-          <w:numId w:val="1132"/>
+          <w:numId w:val="1157"/>
         </w:numPr>
       </w:pPr>
       <w:r>
@@ -37999,7 +38953,7 @@
       <w:pPr>
         <w:numPr>
           <w:ilvl w:val="0"/>
-          <w:numId w:val="1133"/>
+          <w:numId w:val="1158"/>
         </w:numPr>
       </w:pPr>
       <m:oMath>
@@ -38110,7 +39064,7 @@
       <w:pPr>
         <w:numPr>
           <w:ilvl w:val="0"/>
-          <w:numId w:val="1134"/>
+          <w:numId w:val="1159"/>
         </w:numPr>
       </w:pPr>
       <w:r>
@@ -38702,7 +39656,7 @@
       <w:pPr>
         <w:numPr>
           <w:ilvl w:val="0"/>
-          <w:numId w:val="1135"/>
+          <w:numId w:val="1160"/>
         </w:numPr>
       </w:pPr>
       <w:r>
@@ -38740,7 +39694,7 @@
       <w:pPr>
         <w:numPr>
           <w:ilvl w:val="0"/>
-          <w:numId w:val="1136"/>
+          <w:numId w:val="1161"/>
         </w:numPr>
       </w:pPr>
       <w:r>
@@ -38870,7 +39824,7 @@
       <w:pPr>
         <w:numPr>
           <w:ilvl w:val="0"/>
-          <w:numId w:val="1137"/>
+          <w:numId w:val="1162"/>
         </w:numPr>
       </w:pPr>
       <w:r>
@@ -38976,7 +39930,7 @@
       <w:pPr>
         <w:numPr>
           <w:ilvl w:val="0"/>
-          <w:numId w:val="1138"/>
+          <w:numId w:val="1163"/>
         </w:numPr>
       </w:pPr>
       <w:r>
@@ -39030,7 +39984,7 @@
       <w:pPr>
         <w:numPr>
           <w:ilvl w:val="0"/>
-          <w:numId w:val="1139"/>
+          <w:numId w:val="1164"/>
         </w:numPr>
       </w:pPr>
       <w:r>
@@ -39069,9 +40023,10 @@
     </w:p>
     <w:p>
       <w:pPr>
+        <w:keepNext/>
         <w:numPr>
           <w:ilvl w:val="0"/>
-          <w:numId w:val="1139"/>
+          <w:numId w:val="1164"/>
         </w:numPr>
       </w:pPr>
       <w:r>
@@ -39103,14 +40058,47 @@
         <w:t xml:space="preserve"> </w:t>
       </w:r>
       <w:r>
-        <w:t xml:space="preserve">Generan ineficiencias por 2 vías: se dedican recursos a conseguir el favor de los poderes públicos en lugar de a producir, y se toman decisiones favorables a esos grupos que no coinciden con las de la colectividad. Ejemplos: sindicatos y organizaciones empresariales.</w:t>
+        <w:t xml:space="preserve">Generan ineficiencias por 2 vías:</w:t>
+      </w:r>
+    </w:p>
+    <w:p>
+      <w:pPr>
+        <w:numPr>
+          <w:ilvl w:val="1"/>
+          <w:numId w:val="1165"/>
+        </w:numPr>
+      </w:pPr>
+      <w:r>
+        <w:t xml:space="preserve">se dedican recursos a conseguir el favor de los poderes públicos en lugar de a producir;</w:t>
+      </w:r>
+    </w:p>
+    <w:p>
+      <w:pPr>
+        <w:numPr>
+          <w:ilvl w:val="1"/>
+          <w:numId w:val="1165"/>
+        </w:numPr>
+      </w:pPr>
+      <w:r>
+        <w:t xml:space="preserve">se toman decisiones favorables a esos grupos que no coinciden con las de la colectividad.</w:t>
       </w:r>
     </w:p>
     <w:p>
       <w:pPr>
         <w:numPr>
           <w:ilvl w:val="0"/>
-          <w:numId w:val="1139"/>
+          <w:numId w:val="1164"/>
+        </w:numPr>
+      </w:pPr>
+      <w:r>
+        <w:t xml:space="preserve">Ejemplos de grupos de presión: sindicatos y organizaciones empresariales.</w:t>
+      </w:r>
+    </w:p>
+    <w:p>
+      <w:pPr>
+        <w:numPr>
+          <w:ilvl w:val="0"/>
+          <w:numId w:val="1164"/>
         </w:numPr>
       </w:pPr>
       <w:r>
@@ -39207,7 +40195,7 @@
       <w:pPr>
         <w:numPr>
           <w:ilvl w:val="0"/>
-          <w:numId w:val="1139"/>
+          <w:numId w:val="1164"/>
         </w:numPr>
       </w:pPr>
       <w:r>
@@ -39290,7 +40278,7 @@
       <w:pPr>
         <w:numPr>
           <w:ilvl w:val="0"/>
-          <w:numId w:val="1139"/>
+          <w:numId w:val="1164"/>
         </w:numPr>
       </w:pPr>
       <w:r>
@@ -39405,7 +40393,7 @@
         <w:keepLines/>
         <w:numPr>
           <w:ilvl w:val="0"/>
-          <w:numId w:val="1140"/>
+          <w:numId w:val="1166"/>
         </w:numPr>
       </w:pPr>
       <w:r>
@@ -39456,7 +40444,7 @@
         <w:keepLines/>
         <w:numPr>
           <w:ilvl w:val="0"/>
-          <w:numId w:val="1140"/>
+          <w:numId w:val="1166"/>
         </w:numPr>
       </w:pPr>
       <w:r>
@@ -39516,7 +40504,7 @@
         <w:keepNext/>
         <w:numPr>
           <w:ilvl w:val="0"/>
-          <w:numId w:val="1141"/>
+          <w:numId w:val="1167"/>
         </w:numPr>
       </w:pPr>
       <w:r>
@@ -39527,7 +40515,7 @@
       <w:pPr>
         <w:numPr>
           <w:ilvl w:val="1"/>
-          <w:numId w:val="1142"/>
+          <w:numId w:val="1168"/>
         </w:numPr>
       </w:pPr>
       <w:r>
@@ -39551,7 +40539,7 @@
       <w:pPr>
         <w:numPr>
           <w:ilvl w:val="1"/>
-          <w:numId w:val="1142"/>
+          <w:numId w:val="1168"/>
         </w:numPr>
       </w:pPr>
       <w:r>
@@ -39589,7 +40577,7 @@
       <w:pPr>
         <w:numPr>
           <w:ilvl w:val="1"/>
-          <w:numId w:val="1142"/>
+          <w:numId w:val="1168"/>
         </w:numPr>
       </w:pPr>
       <w:r>
@@ -39613,7 +40601,7 @@
       <w:pPr>
         <w:numPr>
           <w:ilvl w:val="1"/>
-          <w:numId w:val="1142"/>
+          <w:numId w:val="1168"/>
         </w:numPr>
       </w:pPr>
       <w:r>
@@ -39640,7 +40628,7 @@
       <w:pPr>
         <w:numPr>
           <w:ilvl w:val="0"/>
-          <w:numId w:val="1141"/>
+          <w:numId w:val="1167"/>
         </w:numPr>
       </w:pPr>
       <w:r>
@@ -39699,7 +40687,7 @@
       <w:pPr>
         <w:numPr>
           <w:ilvl w:val="0"/>
-          <w:numId w:val="1143"/>
+          <w:numId w:val="1169"/>
         </w:numPr>
       </w:pPr>
       <w:r>
@@ -39744,7 +40732,7 @@
       <w:pPr>
         <w:numPr>
           <w:ilvl w:val="0"/>
-          <w:numId w:val="1144"/>
+          <w:numId w:val="1170"/>
         </w:numPr>
       </w:pPr>
       <w:r>
@@ -40249,7 +41237,7 @@
       <w:pPr>
         <w:numPr>
           <w:ilvl w:val="0"/>
-          <w:numId w:val="1144"/>
+          <w:numId w:val="1170"/>
         </w:numPr>
       </w:pPr>
       <w:r>
@@ -40308,7 +41296,7 @@
       <w:pPr>
         <w:numPr>
           <w:ilvl w:val="0"/>
-          <w:numId w:val="1144"/>
+          <w:numId w:val="1170"/>
         </w:numPr>
       </w:pPr>
       <w:r>
@@ -40360,7 +41348,7 @@
       <w:pPr>
         <w:numPr>
           <w:ilvl w:val="0"/>
-          <w:numId w:val="1144"/>
+          <w:numId w:val="1170"/>
         </w:numPr>
       </w:pPr>
       <w:r>
@@ -40481,7 +41469,7 @@
       <w:pPr>
         <w:numPr>
           <w:ilvl w:val="0"/>
-          <w:numId w:val="1145"/>
+          <w:numId w:val="1171"/>
         </w:numPr>
       </w:pPr>
       <w:r>
@@ -40940,7 +41928,7 @@
       <w:pPr>
         <w:numPr>
           <w:ilvl w:val="0"/>
-          <w:numId w:val="1145"/>
+          <w:numId w:val="1171"/>
         </w:numPr>
       </w:pPr>
       <w:r>
@@ -41162,7 +42150,7 @@
       <w:pPr>
         <w:numPr>
           <w:ilvl w:val="0"/>
-          <w:numId w:val="1145"/>
+          <w:numId w:val="1171"/>
         </w:numPr>
       </w:pPr>
       <w:r>
@@ -41701,7 +42689,7 @@
         <w:keepNext/>
         <w:numPr>
           <w:ilvl w:val="0"/>
-          <w:numId w:val="1146"/>
+          <w:numId w:val="1172"/>
         </w:numPr>
       </w:pPr>
       <w:r>
@@ -41733,7 +42721,7 @@
       <w:pPr>
         <w:numPr>
           <w:ilvl w:val="1"/>
-          <w:numId w:val="1147"/>
+          <w:numId w:val="1173"/>
         </w:numPr>
       </w:pPr>
       <m:oMath>
@@ -42108,7 +43096,7 @@
       <w:pPr>
         <w:numPr>
           <w:ilvl w:val="1"/>
-          <w:numId w:val="1147"/>
+          <w:numId w:val="1173"/>
         </w:numPr>
       </w:pPr>
       <m:oMath>
@@ -42191,7 +43179,7 @@
       <w:pPr>
         <w:numPr>
           <w:ilvl w:val="1"/>
-          <w:numId w:val="1147"/>
+          <w:numId w:val="1173"/>
         </w:numPr>
       </w:pPr>
       <m:oMath>
@@ -42248,7 +43236,7 @@
       <w:pPr>
         <w:numPr>
           <w:ilvl w:val="1"/>
-          <w:numId w:val="1147"/>
+          <w:numId w:val="1173"/>
         </w:numPr>
       </w:pPr>
       <m:oMath>
@@ -42557,7 +43545,7 @@
       <w:pPr>
         <w:numPr>
           <w:ilvl w:val="0"/>
-          <w:numId w:val="1146"/>
+          <w:numId w:val="1172"/>
         </w:numPr>
       </w:pPr>
       <w:r>
@@ -42943,7 +43931,7 @@
       <w:pPr>
         <w:numPr>
           <w:ilvl w:val="0"/>
-          <w:numId w:val="1146"/>
+          <w:numId w:val="1172"/>
         </w:numPr>
       </w:pPr>
       <w:r>
@@ -43278,7 +44266,7 @@
       <w:pPr>
         <w:numPr>
           <w:ilvl w:val="0"/>
-          <w:numId w:val="1146"/>
+          <w:numId w:val="1172"/>
         </w:numPr>
       </w:pPr>
       <w:r>
@@ -43923,7 +44911,7 @@
       <w:pPr>
         <w:numPr>
           <w:ilvl w:val="0"/>
-          <w:numId w:val="1146"/>
+          <w:numId w:val="1172"/>
         </w:numPr>
       </w:pPr>
       <w:r>
@@ -44425,7 +45413,7 @@
       <w:pPr>
         <w:numPr>
           <w:ilvl w:val="0"/>
-          <w:numId w:val="1146"/>
+          <w:numId w:val="1172"/>
         </w:numPr>
       </w:pPr>
       <w:r>
@@ -44645,7 +45633,7 @@
       <w:pPr>
         <w:numPr>
           <w:ilvl w:val="0"/>
-          <w:numId w:val="1146"/>
+          <w:numId w:val="1172"/>
         </w:numPr>
       </w:pPr>
       <w:r>
@@ -45372,7 +46360,7 @@
       <w:pPr>
         <w:numPr>
           <w:ilvl w:val="0"/>
-          <w:numId w:val="1148"/>
+          <w:numId w:val="1174"/>
         </w:numPr>
       </w:pPr>
       <w:r>
@@ -45759,7 +46747,7 @@
       <w:pPr>
         <w:numPr>
           <w:ilvl w:val="0"/>
-          <w:numId w:val="1148"/>
+          <w:numId w:val="1174"/>
         </w:numPr>
       </w:pPr>
       <w:r>
@@ -46246,7 +47234,7 @@
       <w:pPr>
         <w:numPr>
           <w:ilvl w:val="0"/>
-          <w:numId w:val="1148"/>
+          <w:numId w:val="1174"/>
         </w:numPr>
       </w:pPr>
       <w:r>
@@ -47067,7 +48055,7 @@
       <w:pPr>
         <w:numPr>
           <w:ilvl w:val="0"/>
-          <w:numId w:val="1149"/>
+          <w:numId w:val="1175"/>
         </w:numPr>
       </w:pPr>
       <w:r>
@@ -47187,7 +48175,7 @@
       <w:pPr>
         <w:numPr>
           <w:ilvl w:val="0"/>
-          <w:numId w:val="1150"/>
+          <w:numId w:val="1176"/>
         </w:numPr>
       </w:pPr>
       <w:r>
@@ -47222,7 +48210,7 @@
       <w:pPr>
         <w:numPr>
           <w:ilvl w:val="0"/>
-          <w:numId w:val="1150"/>
+          <w:numId w:val="1176"/>
         </w:numPr>
       </w:pPr>
       <w:r>
@@ -47243,7 +48231,7 @@
       <w:pPr>
         <w:numPr>
           <w:ilvl w:val="0"/>
-          <w:numId w:val="1151"/>
+          <w:numId w:val="1177"/>
         </w:numPr>
       </w:pPr>
       <w:r>
@@ -47579,7 +48567,7 @@
       <w:pPr>
         <w:numPr>
           <w:ilvl w:val="0"/>
-          <w:numId w:val="1151"/>
+          <w:numId w:val="1177"/>
         </w:numPr>
       </w:pPr>
       <w:r>
@@ -47737,7 +48725,7 @@
       <w:pPr>
         <w:numPr>
           <w:ilvl w:val="0"/>
-          <w:numId w:val="1151"/>
+          <w:numId w:val="1177"/>
         </w:numPr>
       </w:pPr>
       <w:r>
@@ -48105,7 +49093,7 @@
       <w:pPr>
         <w:numPr>
           <w:ilvl w:val="0"/>
-          <w:numId w:val="1152"/>
+          <w:numId w:val="1178"/>
         </w:numPr>
       </w:pPr>
       <w:r>
@@ -48146,7 +49134,7 @@
       <w:pPr>
         <w:numPr>
           <w:ilvl w:val="0"/>
-          <w:numId w:val="1153"/>
+          <w:numId w:val="1179"/>
         </w:numPr>
       </w:pPr>
       <w:r>
@@ -48668,7 +49656,7 @@
       <w:pPr>
         <w:numPr>
           <w:ilvl w:val="0"/>
-          <w:numId w:val="1153"/>
+          <w:numId w:val="1179"/>
         </w:numPr>
       </w:pPr>
       <w:r>
@@ -48985,7 +49973,7 @@
       <w:pPr>
         <w:numPr>
           <w:ilvl w:val="0"/>
-          <w:numId w:val="1153"/>
+          <w:numId w:val="1179"/>
         </w:numPr>
       </w:pPr>
       <w:r>
@@ -49351,7 +50339,7 @@
       <w:pPr>
         <w:numPr>
           <w:ilvl w:val="0"/>
-          <w:numId w:val="1153"/>
+          <w:numId w:val="1179"/>
         </w:numPr>
       </w:pPr>
       <w:r>
@@ -49712,7 +50700,7 @@
       <w:pPr>
         <w:numPr>
           <w:ilvl w:val="0"/>
-          <w:numId w:val="1154"/>
+          <w:numId w:val="1180"/>
         </w:numPr>
       </w:pPr>
       <w:r>
@@ -49920,7 +50908,7 @@
       <w:pPr>
         <w:numPr>
           <w:ilvl w:val="0"/>
-          <w:numId w:val="1154"/>
+          <w:numId w:val="1180"/>
         </w:numPr>
       </w:pPr>
       <w:r>
@@ -50092,7 +51080,7 @@
         <w:keepNext/>
         <w:numPr>
           <w:ilvl w:val="0"/>
-          <w:numId w:val="1154"/>
+          <w:numId w:val="1180"/>
         </w:numPr>
       </w:pPr>
       <w:r>
@@ -50210,7 +51198,7 @@
       <w:pPr>
         <w:numPr>
           <w:ilvl w:val="1"/>
-          <w:numId w:val="1155"/>
+          <w:numId w:val="1181"/>
         </w:numPr>
       </w:pPr>
       <w:r>
@@ -50554,7 +51542,7 @@
       <w:pPr>
         <w:numPr>
           <w:ilvl w:val="1"/>
-          <w:numId w:val="1155"/>
+          <w:numId w:val="1181"/>
         </w:numPr>
       </w:pPr>
       <w:r>
@@ -50864,7 +51852,7 @@
       <w:pPr>
         <w:numPr>
           <w:ilvl w:val="0"/>
-          <w:numId w:val="1154"/>
+          <w:numId w:val="1180"/>
         </w:numPr>
       </w:pPr>
       <w:r>
@@ -51041,7 +52029,7 @@
       <w:pPr>
         <w:numPr>
           <w:ilvl w:val="0"/>
-          <w:numId w:val="1156"/>
+          <w:numId w:val="1182"/>
         </w:numPr>
       </w:pPr>
       <w:r>
@@ -51373,7 +52361,7 @@
       <w:pPr>
         <w:numPr>
           <w:ilvl w:val="0"/>
-          <w:numId w:val="1156"/>
+          <w:numId w:val="1182"/>
         </w:numPr>
       </w:pPr>
       <w:r>
@@ -51849,7 +52837,7 @@
       <w:pPr>
         <w:numPr>
           <w:ilvl w:val="0"/>
-          <w:numId w:val="1156"/>
+          <w:numId w:val="1182"/>
         </w:numPr>
       </w:pPr>
       <w:r>
@@ -52039,7 +53027,7 @@
       <w:pPr>
         <w:numPr>
           <w:ilvl w:val="0"/>
-          <w:numId w:val="1156"/>
+          <w:numId w:val="1182"/>
         </w:numPr>
       </w:pPr>
       <w:r>
@@ -52487,7 +53475,7 @@
       <w:pPr>
         <w:numPr>
           <w:ilvl w:val="0"/>
-          <w:numId w:val="1157"/>
+          <w:numId w:val="1183"/>
         </w:numPr>
       </w:pPr>
       <w:r>
@@ -52794,7 +53782,7 @@
       <w:pPr>
         <w:numPr>
           <w:ilvl w:val="0"/>
-          <w:numId w:val="1157"/>
+          <w:numId w:val="1183"/>
         </w:numPr>
       </w:pPr>
       <w:r>
@@ -53164,7 +54152,7 @@
       <w:pPr>
         <w:numPr>
           <w:ilvl w:val="0"/>
-          <w:numId w:val="1157"/>
+          <w:numId w:val="1183"/>
         </w:numPr>
       </w:pPr>
       <w:r>
@@ -53677,7 +54665,7 @@
       <w:pPr>
         <w:numPr>
           <w:ilvl w:val="0"/>
-          <w:numId w:val="1157"/>
+          <w:numId w:val="1183"/>
         </w:numPr>
       </w:pPr>
       <w:r>
@@ -54000,7 +54988,7 @@
       <w:pPr>
         <w:numPr>
           <w:ilvl w:val="0"/>
-          <w:numId w:val="1158"/>
+          <w:numId w:val="1184"/>
         </w:numPr>
       </w:pPr>
       <w:r>
@@ -54443,7 +55431,7 @@
       <w:pPr>
         <w:numPr>
           <w:ilvl w:val="0"/>
-          <w:numId w:val="1158"/>
+          <w:numId w:val="1184"/>
         </w:numPr>
       </w:pPr>
       <w:r>
@@ -54607,7 +55595,7 @@
       <w:pPr>
         <w:numPr>
           <w:ilvl w:val="0"/>
-          <w:numId w:val="1158"/>
+          <w:numId w:val="1184"/>
         </w:numPr>
       </w:pPr>
       <w:r>
@@ -54825,7 +55813,7 @@
       <w:pPr>
         <w:numPr>
           <w:ilvl w:val="0"/>
-          <w:numId w:val="1158"/>
+          <w:numId w:val="1184"/>
         </w:numPr>
       </w:pPr>
       <w:r>
@@ -55161,7 +56149,7 @@
       <w:pPr>
         <w:numPr>
           <w:ilvl w:val="0"/>
-          <w:numId w:val="1159"/>
+          <w:numId w:val="1185"/>
         </w:numPr>
       </w:pPr>
       <w:r>
@@ -55602,7 +56590,7 @@
       <w:pPr>
         <w:numPr>
           <w:ilvl w:val="0"/>
-          <w:numId w:val="1159"/>
+          <w:numId w:val="1185"/>
         </w:numPr>
       </w:pPr>
       <w:r>
@@ -56289,7 +57277,7 @@
       <w:pPr>
         <w:numPr>
           <w:ilvl w:val="0"/>
-          <w:numId w:val="1159"/>
+          <w:numId w:val="1185"/>
         </w:numPr>
       </w:pPr>
       <w:r>
@@ -56393,7 +57381,7 @@
       <w:pPr>
         <w:numPr>
           <w:ilvl w:val="0"/>
-          <w:numId w:val="1159"/>
+          <w:numId w:val="1185"/>
         </w:numPr>
       </w:pPr>
       <w:r>
@@ -56490,7 +57478,7 @@
       <w:pPr>
         <w:numPr>
           <w:ilvl w:val="0"/>
-          <w:numId w:val="1159"/>
+          <w:numId w:val="1185"/>
         </w:numPr>
       </w:pPr>
       <w:r>
@@ -57046,9 +58034,10 @@
     </w:p>
     <w:p>
       <w:pPr>
+        <w:keepNext/>
         <w:numPr>
           <w:ilvl w:val="0"/>
-          <w:numId w:val="1159"/>
+          <w:numId w:val="1185"/>
         </w:numPr>
       </w:pPr>
       <w:r>
@@ -57059,14 +58048,47 @@
         <w:t xml:space="preserve">Segundo grado con 2 tipos</w:t>
       </w:r>
       <w:r>
-        <w:t xml:space="preserve">: no hay distorsión arriba; el tipo bajo compra menos de lo eficiente y no tiene excedente; el alto se queda con una renta informativa.</w:t>
+        <w:t xml:space="preserve">:</w:t>
+      </w:r>
+    </w:p>
+    <w:p>
+      <w:pPr>
+        <w:numPr>
+          <w:ilvl w:val="1"/>
+          <w:numId w:val="1186"/>
+        </w:numPr>
+      </w:pPr>
+      <w:r>
+        <w:t xml:space="preserve">no hay distorsión arriba;</w:t>
+      </w:r>
+    </w:p>
+    <w:p>
+      <w:pPr>
+        <w:numPr>
+          <w:ilvl w:val="1"/>
+          <w:numId w:val="1186"/>
+        </w:numPr>
+      </w:pPr>
+      <w:r>
+        <w:t xml:space="preserve">el tipo bajo compra menos de lo eficiente y no tiene excedente;</w:t>
+      </w:r>
+    </w:p>
+    <w:p>
+      <w:pPr>
+        <w:numPr>
+          <w:ilvl w:val="1"/>
+          <w:numId w:val="1186"/>
+        </w:numPr>
+      </w:pPr>
+      <w:r>
+        <w:t xml:space="preserve">el alto se queda con una renta informativa.</w:t>
       </w:r>
     </w:p>
     <w:p>
       <w:pPr>
         <w:numPr>
           <w:ilvl w:val="0"/>
-          <w:numId w:val="1159"/>
+          <w:numId w:val="1185"/>
         </w:numPr>
       </w:pPr>
       <w:r>
@@ -57084,7 +58106,7 @@
       <w:pPr>
         <w:numPr>
           <w:ilvl w:val="0"/>
-          <w:numId w:val="1159"/>
+          <w:numId w:val="1185"/>
         </w:numPr>
       </w:pPr>
       <w:r>
@@ -57100,9 +58122,10 @@
     </w:p>
     <w:p>
       <w:pPr>
+        <w:keepNext/>
         <w:numPr>
           <w:ilvl w:val="0"/>
-          <w:numId w:val="1159"/>
+          <w:numId w:val="1185"/>
         </w:numPr>
       </w:pPr>
       <w:r>
@@ -57113,14 +58136,58 @@
         <w:t xml:space="preserve">Monopolio natural</w:t>
       </w:r>
       <w:r>
-        <w:t xml:space="preserve">: la subaditividad es la definición; las economías de escala son suficientes pero no necesarias; las economías de alcance, necesarias pero no suficientes en el multiproducto; las pruebas de subsidios cruzados, necesarias para la sostenibilidad.</w:t>
+        <w:t xml:space="preserve">:</w:t>
+      </w:r>
+    </w:p>
+    <w:p>
+      <w:pPr>
+        <w:numPr>
+          <w:ilvl w:val="1"/>
+          <w:numId w:val="1187"/>
+        </w:numPr>
+      </w:pPr>
+      <w:r>
+        <w:t xml:space="preserve">la subaditividad es la definición;</w:t>
+      </w:r>
+    </w:p>
+    <w:p>
+      <w:pPr>
+        <w:numPr>
+          <w:ilvl w:val="1"/>
+          <w:numId w:val="1187"/>
+        </w:numPr>
+      </w:pPr>
+      <w:r>
+        <w:t xml:space="preserve">las economías de escala son suficientes pero no necesarias;</w:t>
+      </w:r>
+    </w:p>
+    <w:p>
+      <w:pPr>
+        <w:numPr>
+          <w:ilvl w:val="1"/>
+          <w:numId w:val="1187"/>
+        </w:numPr>
+      </w:pPr>
+      <w:r>
+        <w:t xml:space="preserve">las economías de alcance, necesarias pero no suficientes en el multiproducto;</w:t>
+      </w:r>
+    </w:p>
+    <w:p>
+      <w:pPr>
+        <w:numPr>
+          <w:ilvl w:val="1"/>
+          <w:numId w:val="1187"/>
+        </w:numPr>
+      </w:pPr>
+      <w:r>
+        <w:t xml:space="preserve">las pruebas de subsidios cruzados, necesarias para la sostenibilidad.</w:t>
       </w:r>
     </w:p>
     <w:p>
       <w:pPr>
         <w:numPr>
           <w:ilvl w:val="0"/>
-          <w:numId w:val="1159"/>
+          <w:numId w:val="1185"/>
         </w:numPr>
       </w:pPr>
       <w:r>
@@ -57204,7 +58271,7 @@
       <w:pPr>
         <w:numPr>
           <w:ilvl w:val="0"/>
-          <w:numId w:val="1159"/>
+          <w:numId w:val="1185"/>
         </w:numPr>
       </w:pPr>
       <w:r>
@@ -57368,7 +58435,7 @@
       <w:pPr>
         <w:numPr>
           <w:ilvl w:val="0"/>
-          <w:numId w:val="1159"/>
+          <w:numId w:val="1185"/>
         </w:numPr>
       </w:pPr>
       <w:r>
@@ -57386,7 +58453,7 @@
       <w:pPr>
         <w:numPr>
           <w:ilvl w:val="0"/>
-          <w:numId w:val="1159"/>
+          <w:numId w:val="1185"/>
         </w:numPr>
       </w:pPr>
       <w:r>
@@ -57773,7 +58840,7 @@
       <w:pPr>
         <w:numPr>
           <w:ilvl w:val="0"/>
-          <w:numId w:val="1160"/>
+          <w:numId w:val="1188"/>
         </w:numPr>
       </w:pPr>
       <w:r>
@@ -57784,7 +58851,7 @@
       <w:pPr>
         <w:numPr>
           <w:ilvl w:val="0"/>
-          <w:numId w:val="1160"/>
+          <w:numId w:val="1188"/>
         </w:numPr>
       </w:pPr>
       <w:r>
@@ -57807,7 +58874,7 @@
       <w:pPr>
         <w:numPr>
           <w:ilvl w:val="0"/>
-          <w:numId w:val="1160"/>
+          <w:numId w:val="1188"/>
         </w:numPr>
       </w:pPr>
       <w:r>
@@ -57818,7 +58885,7 @@
       <w:pPr>
         <w:numPr>
           <w:ilvl w:val="0"/>
-          <w:numId w:val="1160"/>
+          <w:numId w:val="1188"/>
         </w:numPr>
       </w:pPr>
       <w:r>
@@ -57829,7 +58896,7 @@
       <w:pPr>
         <w:numPr>
           <w:ilvl w:val="0"/>
-          <w:numId w:val="1160"/>
+          <w:numId w:val="1188"/>
         </w:numPr>
       </w:pPr>
       <w:r>
@@ -57840,7 +58907,7 @@
       <w:pPr>
         <w:numPr>
           <w:ilvl w:val="0"/>
-          <w:numId w:val="1160"/>
+          <w:numId w:val="1188"/>
         </w:numPr>
       </w:pPr>
       <w:r>
@@ -57863,7 +58930,7 @@
       <w:pPr>
         <w:numPr>
           <w:ilvl w:val="0"/>
-          <w:numId w:val="1160"/>
+          <w:numId w:val="1188"/>
         </w:numPr>
       </w:pPr>
       <w:r>
@@ -57906,7 +58973,7 @@
       <w:pPr>
         <w:numPr>
           <w:ilvl w:val="0"/>
-          <w:numId w:val="1160"/>
+          <w:numId w:val="1188"/>
         </w:numPr>
       </w:pPr>
       <w:r>
@@ -57917,7 +58984,7 @@
       <w:pPr>
         <w:numPr>
           <w:ilvl w:val="0"/>
-          <w:numId w:val="1160"/>
+          <w:numId w:val="1188"/>
         </w:numPr>
       </w:pPr>
       <w:r>
@@ -57928,7 +58995,7 @@
       <w:pPr>
         <w:numPr>
           <w:ilvl w:val="0"/>
-          <w:numId w:val="1160"/>
+          <w:numId w:val="1188"/>
         </w:numPr>
       </w:pPr>
       <w:r>
@@ -68400,6 +69467,21 @@
     <w:abstractNumId w:val="991"/>
   </w:num>
   <w:num w:numId="1012">
+    <w:abstractNumId w:val="991"/>
+  </w:num>
+  <w:num w:numId="1013">
+    <w:abstractNumId w:val="991"/>
+  </w:num>
+  <w:num w:numId="1014">
+    <w:abstractNumId w:val="991"/>
+  </w:num>
+  <w:num w:numId="1015">
+    <w:abstractNumId w:val="991"/>
+  </w:num>
+  <w:num w:numId="1016">
+    <w:abstractNumId w:val="991"/>
+  </w:num>
+  <w:num w:numId="1017">
     <w:abstractNumId w:val="99411"/>
     <w:lvlOverride w:ilvl="0">
       <w:startOverride w:val="1"/>
@@ -68429,21 +69511,6 @@
       <w:startOverride w:val="1"/>
     </w:lvlOverride>
   </w:num>
-  <w:num w:numId="1013">
-    <w:abstractNumId w:val="991"/>
-  </w:num>
-  <w:num w:numId="1014">
-    <w:abstractNumId w:val="991"/>
-  </w:num>
-  <w:num w:numId="1015">
-    <w:abstractNumId w:val="991"/>
-  </w:num>
-  <w:num w:numId="1016">
-    <w:abstractNumId w:val="991"/>
-  </w:num>
-  <w:num w:numId="1017">
-    <w:abstractNumId w:val="991"/>
-  </w:num>
   <w:num w:numId="1018">
     <w:abstractNumId w:val="991"/>
   </w:num>
@@ -68451,6 +69518,21 @@
     <w:abstractNumId w:val="991"/>
   </w:num>
   <w:num w:numId="1020">
+    <w:abstractNumId w:val="991"/>
+  </w:num>
+  <w:num w:numId="1021">
+    <w:abstractNumId w:val="991"/>
+  </w:num>
+  <w:num w:numId="1022">
+    <w:abstractNumId w:val="991"/>
+  </w:num>
+  <w:num w:numId="1023">
+    <w:abstractNumId w:val="991"/>
+  </w:num>
+  <w:num w:numId="1024">
+    <w:abstractNumId w:val="991"/>
+  </w:num>
+  <w:num w:numId="1025">
     <w:abstractNumId w:val="99521"/>
     <w:lvlOverride w:ilvl="0">
       <w:startOverride w:val="1"/>
@@ -68480,13 +69562,13 @@
       <w:startOverride w:val="1"/>
     </w:lvlOverride>
   </w:num>
-  <w:num w:numId="1021">
+  <w:num w:numId="1026">
     <w:abstractNumId w:val="991"/>
   </w:num>
-  <w:num w:numId="1022">
+  <w:num w:numId="1027">
     <w:abstractNumId w:val="991"/>
   </w:num>
-  <w:num w:numId="1023">
+  <w:num w:numId="1028">
     <w:abstractNumId w:val="99721"/>
     <w:lvlOverride w:ilvl="0">
       <w:startOverride w:val="1"/>
@@ -68515,21 +69597,6 @@
     <w:lvlOverride w:ilvl="8">
       <w:startOverride w:val="1"/>
     </w:lvlOverride>
-  </w:num>
-  <w:num w:numId="1024">
-    <w:abstractNumId w:val="991"/>
-  </w:num>
-  <w:num w:numId="1025">
-    <w:abstractNumId w:val="991"/>
-  </w:num>
-  <w:num w:numId="1026">
-    <w:abstractNumId w:val="991"/>
-  </w:num>
-  <w:num w:numId="1027">
-    <w:abstractNumId w:val="991"/>
-  </w:num>
-  <w:num w:numId="1028">
-    <w:abstractNumId w:val="991"/>
   </w:num>
   <w:num w:numId="1029">
     <w:abstractNumId w:val="991"/>
@@ -68562,6 +69629,21 @@
     <w:abstractNumId w:val="991"/>
   </w:num>
   <w:num w:numId="1039">
+    <w:abstractNumId w:val="991"/>
+  </w:num>
+  <w:num w:numId="1040">
+    <w:abstractNumId w:val="991"/>
+  </w:num>
+  <w:num w:numId="1041">
+    <w:abstractNumId w:val="991"/>
+  </w:num>
+  <w:num w:numId="1042">
+    <w:abstractNumId w:val="991"/>
+  </w:num>
+  <w:num w:numId="1043">
+    <w:abstractNumId w:val="991"/>
+  </w:num>
+  <w:num w:numId="1044">
     <w:abstractNumId w:val="99411"/>
     <w:lvlOverride w:ilvl="0">
       <w:startOverride w:val="1"/>
@@ -68591,21 +69673,6 @@
       <w:startOverride w:val="1"/>
     </w:lvlOverride>
   </w:num>
-  <w:num w:numId="1040">
-    <w:abstractNumId w:val="991"/>
-  </w:num>
-  <w:num w:numId="1041">
-    <w:abstractNumId w:val="991"/>
-  </w:num>
-  <w:num w:numId="1042">
-    <w:abstractNumId w:val="991"/>
-  </w:num>
-  <w:num w:numId="1043">
-    <w:abstractNumId w:val="991"/>
-  </w:num>
-  <w:num w:numId="1044">
-    <w:abstractNumId w:val="991"/>
-  </w:num>
   <w:num w:numId="1045">
     <w:abstractNumId w:val="991"/>
   </w:num>
@@ -68628,6 +69695,30 @@
     <w:abstractNumId w:val="991"/>
   </w:num>
   <w:num w:numId="1052">
+    <w:abstractNumId w:val="991"/>
+  </w:num>
+  <w:num w:numId="1053">
+    <w:abstractNumId w:val="991"/>
+  </w:num>
+  <w:num w:numId="1054">
+    <w:abstractNumId w:val="991"/>
+  </w:num>
+  <w:num w:numId="1055">
+    <w:abstractNumId w:val="991"/>
+  </w:num>
+  <w:num w:numId="1056">
+    <w:abstractNumId w:val="991"/>
+  </w:num>
+  <w:num w:numId="1057">
+    <w:abstractNumId w:val="991"/>
+  </w:num>
+  <w:num w:numId="1058">
+    <w:abstractNumId w:val="991"/>
+  </w:num>
+  <w:num w:numId="1059">
+    <w:abstractNumId w:val="991"/>
+  </w:num>
+  <w:num w:numId="1060">
     <w:abstractNumId w:val="99521"/>
     <w:lvlOverride w:ilvl="0">
       <w:startOverride w:val="1"/>
@@ -68656,30 +69747,6 @@
     <w:lvlOverride w:ilvl="8">
       <w:startOverride w:val="1"/>
     </w:lvlOverride>
-  </w:num>
-  <w:num w:numId="1053">
-    <w:abstractNumId w:val="991"/>
-  </w:num>
-  <w:num w:numId="1054">
-    <w:abstractNumId w:val="991"/>
-  </w:num>
-  <w:num w:numId="1055">
-    <w:abstractNumId w:val="991"/>
-  </w:num>
-  <w:num w:numId="1056">
-    <w:abstractNumId w:val="991"/>
-  </w:num>
-  <w:num w:numId="1057">
-    <w:abstractNumId w:val="991"/>
-  </w:num>
-  <w:num w:numId="1058">
-    <w:abstractNumId w:val="991"/>
-  </w:num>
-  <w:num w:numId="1059">
-    <w:abstractNumId w:val="991"/>
-  </w:num>
-  <w:num w:numId="1060">
-    <w:abstractNumId w:val="991"/>
   </w:num>
   <w:num w:numId="1061">
     <w:abstractNumId w:val="991"/>
@@ -68745,34 +69812,7 @@
     <w:abstractNumId w:val="991"/>
   </w:num>
   <w:num w:numId="1082">
-    <w:abstractNumId w:val="99521"/>
-    <w:lvlOverride w:ilvl="0">
-      <w:startOverride w:val="1"/>
-    </w:lvlOverride>
-    <w:lvlOverride w:ilvl="1">
-      <w:startOverride w:val="1"/>
-    </w:lvlOverride>
-    <w:lvlOverride w:ilvl="2">
-      <w:startOverride w:val="1"/>
-    </w:lvlOverride>
-    <w:lvlOverride w:ilvl="3">
-      <w:startOverride w:val="1"/>
-    </w:lvlOverride>
-    <w:lvlOverride w:ilvl="4">
-      <w:startOverride w:val="1"/>
-    </w:lvlOverride>
-    <w:lvlOverride w:ilvl="5">
-      <w:startOverride w:val="1"/>
-    </w:lvlOverride>
-    <w:lvlOverride w:ilvl="6">
-      <w:startOverride w:val="1"/>
-    </w:lvlOverride>
-    <w:lvlOverride w:ilvl="7">
-      <w:startOverride w:val="1"/>
-    </w:lvlOverride>
-    <w:lvlOverride w:ilvl="8">
-      <w:startOverride w:val="1"/>
-    </w:lvlOverride>
+    <w:abstractNumId w:val="991"/>
   </w:num>
   <w:num w:numId="1083">
     <w:abstractNumId w:val="991"/>
@@ -68814,7 +69854,34 @@
     <w:abstractNumId w:val="991"/>
   </w:num>
   <w:num w:numId="1096">
-    <w:abstractNumId w:val="991"/>
+    <w:abstractNumId w:val="99521"/>
+    <w:lvlOverride w:ilvl="0">
+      <w:startOverride w:val="1"/>
+    </w:lvlOverride>
+    <w:lvlOverride w:ilvl="1">
+      <w:startOverride w:val="1"/>
+    </w:lvlOverride>
+    <w:lvlOverride w:ilvl="2">
+      <w:startOverride w:val="1"/>
+    </w:lvlOverride>
+    <w:lvlOverride w:ilvl="3">
+      <w:startOverride w:val="1"/>
+    </w:lvlOverride>
+    <w:lvlOverride w:ilvl="4">
+      <w:startOverride w:val="1"/>
+    </w:lvlOverride>
+    <w:lvlOverride w:ilvl="5">
+      <w:startOverride w:val="1"/>
+    </w:lvlOverride>
+    <w:lvlOverride w:ilvl="6">
+      <w:startOverride w:val="1"/>
+    </w:lvlOverride>
+    <w:lvlOverride w:ilvl="7">
+      <w:startOverride w:val="1"/>
+    </w:lvlOverride>
+    <w:lvlOverride w:ilvl="8">
+      <w:startOverride w:val="1"/>
+    </w:lvlOverride>
   </w:num>
   <w:num w:numId="1097">
     <w:abstractNumId w:val="991"/>
@@ -68826,7 +69893,34 @@
     <w:abstractNumId w:val="991"/>
   </w:num>
   <w:num w:numId="1100">
-    <w:abstractNumId w:val="991"/>
+    <w:abstractNumId w:val="99411"/>
+    <w:lvlOverride w:ilvl="0">
+      <w:startOverride w:val="1"/>
+    </w:lvlOverride>
+    <w:lvlOverride w:ilvl="1">
+      <w:startOverride w:val="1"/>
+    </w:lvlOverride>
+    <w:lvlOverride w:ilvl="2">
+      <w:startOverride w:val="1"/>
+    </w:lvlOverride>
+    <w:lvlOverride w:ilvl="3">
+      <w:startOverride w:val="1"/>
+    </w:lvlOverride>
+    <w:lvlOverride w:ilvl="4">
+      <w:startOverride w:val="1"/>
+    </w:lvlOverride>
+    <w:lvlOverride w:ilvl="5">
+      <w:startOverride w:val="1"/>
+    </w:lvlOverride>
+    <w:lvlOverride w:ilvl="6">
+      <w:startOverride w:val="1"/>
+    </w:lvlOverride>
+    <w:lvlOverride w:ilvl="7">
+      <w:startOverride w:val="1"/>
+    </w:lvlOverride>
+    <w:lvlOverride w:ilvl="8">
+      <w:startOverride w:val="1"/>
+    </w:lvlOverride>
   </w:num>
   <w:num w:numId="1101">
     <w:abstractNumId w:val="991"/>
@@ -68856,6 +69950,63 @@
     <w:abstractNumId w:val="991"/>
   </w:num>
   <w:num w:numId="1110">
+    <w:abstractNumId w:val="991"/>
+  </w:num>
+  <w:num w:numId="1111">
+    <w:abstractNumId w:val="991"/>
+  </w:num>
+  <w:num w:numId="1112">
+    <w:abstractNumId w:val="991"/>
+  </w:num>
+  <w:num w:numId="1113">
+    <w:abstractNumId w:val="991"/>
+  </w:num>
+  <w:num w:numId="1114">
+    <w:abstractNumId w:val="991"/>
+  </w:num>
+  <w:num w:numId="1115">
+    <w:abstractNumId w:val="991"/>
+  </w:num>
+  <w:num w:numId="1116">
+    <w:abstractNumId w:val="991"/>
+  </w:num>
+  <w:num w:numId="1117">
+    <w:abstractNumId w:val="991"/>
+  </w:num>
+  <w:num w:numId="1118">
+    <w:abstractNumId w:val="991"/>
+  </w:num>
+  <w:num w:numId="1119">
+    <w:abstractNumId w:val="991"/>
+  </w:num>
+  <w:num w:numId="1120">
+    <w:abstractNumId w:val="991"/>
+  </w:num>
+  <w:num w:numId="1121">
+    <w:abstractNumId w:val="991"/>
+  </w:num>
+  <w:num w:numId="1122">
+    <w:abstractNumId w:val="991"/>
+  </w:num>
+  <w:num w:numId="1123">
+    <w:abstractNumId w:val="991"/>
+  </w:num>
+  <w:num w:numId="1124">
+    <w:abstractNumId w:val="991"/>
+  </w:num>
+  <w:num w:numId="1125">
+    <w:abstractNumId w:val="991"/>
+  </w:num>
+  <w:num w:numId="1126">
+    <w:abstractNumId w:val="991"/>
+  </w:num>
+  <w:num w:numId="1127">
+    <w:abstractNumId w:val="991"/>
+  </w:num>
+  <w:num w:numId="1128">
+    <w:abstractNumId w:val="991"/>
+  </w:num>
+  <w:num w:numId="1129">
     <w:abstractNumId w:val="99721"/>
     <w:lvlOverride w:ilvl="0">
       <w:startOverride w:val="1"/>
@@ -68885,16 +70036,16 @@
       <w:startOverride w:val="1"/>
     </w:lvlOverride>
   </w:num>
-  <w:num w:numId="1111">
+  <w:num w:numId="1130">
     <w:abstractNumId w:val="991"/>
   </w:num>
-  <w:num w:numId="1112">
+  <w:num w:numId="1131">
     <w:abstractNumId w:val="991"/>
   </w:num>
-  <w:num w:numId="1113">
+  <w:num w:numId="1132">
     <w:abstractNumId w:val="991"/>
   </w:num>
-  <w:num w:numId="1114">
+  <w:num w:numId="1133">
     <w:abstractNumId w:val="99411"/>
     <w:lvlOverride w:ilvl="0">
       <w:startOverride w:val="1"/>
@@ -68924,10 +70075,10 @@
       <w:startOverride w:val="1"/>
     </w:lvlOverride>
   </w:num>
-  <w:num w:numId="1115">
+  <w:num w:numId="1134">
     <w:abstractNumId w:val="991"/>
   </w:num>
-  <w:num w:numId="1116">
+  <w:num w:numId="1135">
     <w:abstractNumId w:val="99721"/>
     <w:lvlOverride w:ilvl="0">
       <w:startOverride w:val="1"/>
@@ -68957,28 +70108,16 @@
       <w:startOverride w:val="1"/>
     </w:lvlOverride>
   </w:num>
-  <w:num w:numId="1117">
+  <w:num w:numId="1136">
     <w:abstractNumId w:val="991"/>
   </w:num>
-  <w:num w:numId="1118">
+  <w:num w:numId="1137">
     <w:abstractNumId w:val="991"/>
   </w:num>
-  <w:num w:numId="1119">
+  <w:num w:numId="1138">
     <w:abstractNumId w:val="991"/>
   </w:num>
-  <w:num w:numId="1120">
-    <w:abstractNumId w:val="991"/>
-  </w:num>
-  <w:num w:numId="1121">
-    <w:abstractNumId w:val="991"/>
-  </w:num>
-  <w:num w:numId="1122">
-    <w:abstractNumId w:val="991"/>
-  </w:num>
-  <w:num w:numId="1123">
-    <w:abstractNumId w:val="991"/>
-  </w:num>
-  <w:num w:numId="1124">
+  <w:num w:numId="1139">
     <w:abstractNumId w:val="99411"/>
     <w:lvlOverride w:ilvl="0">
       <w:startOverride w:val="1"/>
@@ -69008,51 +70147,6 @@
       <w:startOverride w:val="1"/>
     </w:lvlOverride>
   </w:num>
-  <w:num w:numId="1125">
-    <w:abstractNumId w:val="991"/>
-  </w:num>
-  <w:num w:numId="1126">
-    <w:abstractNumId w:val="991"/>
-  </w:num>
-  <w:num w:numId="1127">
-    <w:abstractNumId w:val="991"/>
-  </w:num>
-  <w:num w:numId="1128">
-    <w:abstractNumId w:val="991"/>
-  </w:num>
-  <w:num w:numId="1129">
-    <w:abstractNumId w:val="991"/>
-  </w:num>
-  <w:num w:numId="1130">
-    <w:abstractNumId w:val="991"/>
-  </w:num>
-  <w:num w:numId="1131">
-    <w:abstractNumId w:val="991"/>
-  </w:num>
-  <w:num w:numId="1132">
-    <w:abstractNumId w:val="991"/>
-  </w:num>
-  <w:num w:numId="1133">
-    <w:abstractNumId w:val="991"/>
-  </w:num>
-  <w:num w:numId="1134">
-    <w:abstractNumId w:val="991"/>
-  </w:num>
-  <w:num w:numId="1135">
-    <w:abstractNumId w:val="991"/>
-  </w:num>
-  <w:num w:numId="1136">
-    <w:abstractNumId w:val="991"/>
-  </w:num>
-  <w:num w:numId="1137">
-    <w:abstractNumId w:val="991"/>
-  </w:num>
-  <w:num w:numId="1138">
-    <w:abstractNumId w:val="991"/>
-  </w:num>
-  <w:num w:numId="1139">
-    <w:abstractNumId w:val="991"/>
-  </w:num>
   <w:num w:numId="1140">
     <w:abstractNumId w:val="991"/>
   </w:num>
@@ -69060,7 +70154,34 @@
     <w:abstractNumId w:val="991"/>
   </w:num>
   <w:num w:numId="1142">
-    <w:abstractNumId w:val="991"/>
+    <w:abstractNumId w:val="99411"/>
+    <w:lvlOverride w:ilvl="0">
+      <w:startOverride w:val="1"/>
+    </w:lvlOverride>
+    <w:lvlOverride w:ilvl="1">
+      <w:startOverride w:val="1"/>
+    </w:lvlOverride>
+    <w:lvlOverride w:ilvl="2">
+      <w:startOverride w:val="1"/>
+    </w:lvlOverride>
+    <w:lvlOverride w:ilvl="3">
+      <w:startOverride w:val="1"/>
+    </w:lvlOverride>
+    <w:lvlOverride w:ilvl="4">
+      <w:startOverride w:val="1"/>
+    </w:lvlOverride>
+    <w:lvlOverride w:ilvl="5">
+      <w:startOverride w:val="1"/>
+    </w:lvlOverride>
+    <w:lvlOverride w:ilvl="6">
+      <w:startOverride w:val="1"/>
+    </w:lvlOverride>
+    <w:lvlOverride w:ilvl="7">
+      <w:startOverride w:val="1"/>
+    </w:lvlOverride>
+    <w:lvlOverride w:ilvl="8">
+      <w:startOverride w:val="1"/>
+    </w:lvlOverride>
   </w:num>
   <w:num w:numId="1143">
     <w:abstractNumId w:val="991"/>
@@ -69072,7 +70193,34 @@
     <w:abstractNumId w:val="991"/>
   </w:num>
   <w:num w:numId="1146">
-    <w:abstractNumId w:val="991"/>
+    <w:abstractNumId w:val="99411"/>
+    <w:lvlOverride w:ilvl="0">
+      <w:startOverride w:val="1"/>
+    </w:lvlOverride>
+    <w:lvlOverride w:ilvl="1">
+      <w:startOverride w:val="1"/>
+    </w:lvlOverride>
+    <w:lvlOverride w:ilvl="2">
+      <w:startOverride w:val="1"/>
+    </w:lvlOverride>
+    <w:lvlOverride w:ilvl="3">
+      <w:startOverride w:val="1"/>
+    </w:lvlOverride>
+    <w:lvlOverride w:ilvl="4">
+      <w:startOverride w:val="1"/>
+    </w:lvlOverride>
+    <w:lvlOverride w:ilvl="5">
+      <w:startOverride w:val="1"/>
+    </w:lvlOverride>
+    <w:lvlOverride w:ilvl="6">
+      <w:startOverride w:val="1"/>
+    </w:lvlOverride>
+    <w:lvlOverride w:ilvl="7">
+      <w:startOverride w:val="1"/>
+    </w:lvlOverride>
+    <w:lvlOverride w:ilvl="8">
+      <w:startOverride w:val="1"/>
+    </w:lvlOverride>
   </w:num>
   <w:num w:numId="1147">
     <w:abstractNumId w:val="991"/>
@@ -69114,6 +70262,117 @@
     <w:abstractNumId w:val="991"/>
   </w:num>
   <w:num w:numId="1160">
+    <w:abstractNumId w:val="991"/>
+  </w:num>
+  <w:num w:numId="1161">
+    <w:abstractNumId w:val="991"/>
+  </w:num>
+  <w:num w:numId="1162">
+    <w:abstractNumId w:val="991"/>
+  </w:num>
+  <w:num w:numId="1163">
+    <w:abstractNumId w:val="991"/>
+  </w:num>
+  <w:num w:numId="1164">
+    <w:abstractNumId w:val="991"/>
+  </w:num>
+  <w:num w:numId="1165">
+    <w:abstractNumId w:val="99411"/>
+    <w:lvlOverride w:ilvl="0">
+      <w:startOverride w:val="1"/>
+    </w:lvlOverride>
+    <w:lvlOverride w:ilvl="1">
+      <w:startOverride w:val="1"/>
+    </w:lvlOverride>
+    <w:lvlOverride w:ilvl="2">
+      <w:startOverride w:val="1"/>
+    </w:lvlOverride>
+    <w:lvlOverride w:ilvl="3">
+      <w:startOverride w:val="1"/>
+    </w:lvlOverride>
+    <w:lvlOverride w:ilvl="4">
+      <w:startOverride w:val="1"/>
+    </w:lvlOverride>
+    <w:lvlOverride w:ilvl="5">
+      <w:startOverride w:val="1"/>
+    </w:lvlOverride>
+    <w:lvlOverride w:ilvl="6">
+      <w:startOverride w:val="1"/>
+    </w:lvlOverride>
+    <w:lvlOverride w:ilvl="7">
+      <w:startOverride w:val="1"/>
+    </w:lvlOverride>
+    <w:lvlOverride w:ilvl="8">
+      <w:startOverride w:val="1"/>
+    </w:lvlOverride>
+  </w:num>
+  <w:num w:numId="1166">
+    <w:abstractNumId w:val="991"/>
+  </w:num>
+  <w:num w:numId="1167">
+    <w:abstractNumId w:val="991"/>
+  </w:num>
+  <w:num w:numId="1168">
+    <w:abstractNumId w:val="991"/>
+  </w:num>
+  <w:num w:numId="1169">
+    <w:abstractNumId w:val="991"/>
+  </w:num>
+  <w:num w:numId="1170">
+    <w:abstractNumId w:val="991"/>
+  </w:num>
+  <w:num w:numId="1171">
+    <w:abstractNumId w:val="991"/>
+  </w:num>
+  <w:num w:numId="1172">
+    <w:abstractNumId w:val="991"/>
+  </w:num>
+  <w:num w:numId="1173">
+    <w:abstractNumId w:val="991"/>
+  </w:num>
+  <w:num w:numId="1174">
+    <w:abstractNumId w:val="991"/>
+  </w:num>
+  <w:num w:numId="1175">
+    <w:abstractNumId w:val="991"/>
+  </w:num>
+  <w:num w:numId="1176">
+    <w:abstractNumId w:val="991"/>
+  </w:num>
+  <w:num w:numId="1177">
+    <w:abstractNumId w:val="991"/>
+  </w:num>
+  <w:num w:numId="1178">
+    <w:abstractNumId w:val="991"/>
+  </w:num>
+  <w:num w:numId="1179">
+    <w:abstractNumId w:val="991"/>
+  </w:num>
+  <w:num w:numId="1180">
+    <w:abstractNumId w:val="991"/>
+  </w:num>
+  <w:num w:numId="1181">
+    <w:abstractNumId w:val="991"/>
+  </w:num>
+  <w:num w:numId="1182">
+    <w:abstractNumId w:val="991"/>
+  </w:num>
+  <w:num w:numId="1183">
+    <w:abstractNumId w:val="991"/>
+  </w:num>
+  <w:num w:numId="1184">
+    <w:abstractNumId w:val="991"/>
+  </w:num>
+  <w:num w:numId="1185">
+    <w:abstractNumId w:val="991"/>
+  </w:num>
+  <w:num w:numId="1186">
+    <w:abstractNumId w:val="991"/>
+  </w:num>
+  <w:num w:numId="1187">
+    <w:abstractNumId w:val="991"/>
+  </w:num>
+  <w:num w:numId="1188">
     <w:abstractNumId w:val="991"/>
   </w:num>
 </w:numbering>

--- a/oposicion/temario/tercer-ejercicio/3A17.docx
+++ b/oposicion/temario/tercer-ejercicio/3A17.docx
@@ -12070,7 +12070,7 @@
       </w:r>
       <m:oMath>
         <m:r>
-          <m:t>π</m:t>
+          <m:t>ν</m:t>
         </m:r>
       </m:oMath>
       <w:r>
@@ -12093,7 +12093,7 @@
           <m:t>−</m:t>
         </m:r>
         <m:r>
-          <m:t>π</m:t>
+          <m:t>ν</m:t>
         </m:r>
       </m:oMath>
       <w:r>
@@ -12561,7 +12561,7 @@
               </m:e>
               <m:e>
                 <m:r>
-                  <m:t>π</m:t>
+                  <m:t>ν</m:t>
                 </m:r>
                 <m:r>
                   <m:t> </m:t>
@@ -12636,7 +12636,7 @@
                       <m:t>−</m:t>
                     </m:r>
                     <m:r>
-                      <m:t>π</m:t>
+                      <m:t>ν</m:t>
                     </m:r>
                   </m:e>
                 </m:d>
@@ -13701,12 +13701,12 @@
                     <m:t>−</m:t>
                   </m:r>
                   <m:r>
-                    <m:t>π</m:t>
+                    <m:t>ν</m:t>
                   </m:r>
                 </m:num>
                 <m:den>
                   <m:r>
-                    <m:t>π</m:t>
+                    <m:t>ν</m:t>
                   </m:r>
                 </m:den>
               </m:f>
@@ -14231,7 +14231,7 @@
               <m:t>−</m:t>
             </m:r>
             <m:r>
-              <m:t>π</m:t>
+              <m:t>ν</m:t>
             </m:r>
           </m:e>
         </m:d>
@@ -14242,7 +14242,7 @@
           <m:t>/</m:t>
         </m:r>
         <m:r>
-          <m:t>π</m:t>
+          <m:t>ν</m:t>
         </m:r>
       </m:oMath>
       <w:r>
@@ -14256,7 +14256,7 @@
       </w:r>
       <m:oMath>
         <m:r>
-          <m:t>π</m:t>
+          <m:t>ν</m:t>
         </m:r>
         <m:r>
           <m:t> </m:t>
@@ -14297,7 +14297,7 @@
               <m:t>−</m:t>
             </m:r>
             <m:r>
-              <m:t>π</m:t>
+              <m:t>ν</m:t>
             </m:r>
           </m:e>
         </m:d>
@@ -44001,7 +44001,7 @@
             <m:t> </m:t>
           </m:r>
           <m:r>
-            <m:t>π</m:t>
+            <m:t>ν</m:t>
           </m:r>
           <m:r>
             <m:t> </m:t>
@@ -44101,7 +44101,7 @@
                 <m:t>−</m:t>
               </m:r>
               <m:r>
-                <m:t>π</m:t>
+                <m:t>ν</m:t>
               </m:r>
             </m:e>
           </m:d>
@@ -44349,7 +44349,7 @@
                 <m:t>−</m:t>
               </m:r>
               <m:r>
-                <m:t>π</m:t>
+                <m:t>ν</m:t>
               </m:r>
             </m:e>
           </m:d>
@@ -44553,7 +44553,7 @@
             <m:t> </m:t>
           </m:r>
           <m:r>
-            <m:t>π</m:t>
+            <m:t>ν</m:t>
           </m:r>
           <m:r>
             <m:t> </m:t>
@@ -44644,7 +44644,7 @@
                 <m:t>−</m:t>
               </m:r>
               <m:r>
-                <m:t>π</m:t>
+                <m:t>ν</m:t>
               </m:r>
             </m:e>
           </m:d>
@@ -44821,12 +44821,12 @@
                     <m:t>−</m:t>
                   </m:r>
                   <m:r>
-                    <m:t>π</m:t>
+                    <m:t>ν</m:t>
                   </m:r>
                 </m:num>
                 <m:den>
                   <m:r>
-                    <m:t>π</m:t>
+                    <m:t>ν</m:t>
                   </m:r>
                 </m:den>
               </m:f>
@@ -45276,7 +45276,7 @@
       </w:r>
       <m:oMath>
         <m:r>
-          <m:t>π</m:t>
+          <m:t>ν</m:t>
         </m:r>
         <m:r>
           <m:t> </m:t>
@@ -45317,7 +45317,7 @@
               <m:t>−</m:t>
             </m:r>
             <m:r>
-              <m:t>π</m:t>
+              <m:t>ν</m:t>
             </m:r>
           </m:e>
         </m:d>
@@ -45517,7 +45517,7 @@
       </w:r>
       <m:oMath>
         <m:r>
-          <m:t>π</m:t>
+          <m:t>ν</m:t>
         </m:r>
       </m:oMath>
       <w:r>
@@ -45622,7 +45622,7 @@
           <m:t>−</m:t>
         </m:r>
         <m:r>
-          <m:t>π</m:t>
+          <m:t>ν</m:t>
         </m:r>
       </m:oMath>
       <w:r>
@@ -46272,12 +46272,12 @@
                   <m:t>−</m:t>
                 </m:r>
                 <m:r>
-                  <m:t>π</m:t>
+                  <m:t>ν</m:t>
                 </m:r>
               </m:num>
               <m:den>
                 <m:r>
-                  <m:t>π</m:t>
+                  <m:t>ν</m:t>
                 </m:r>
               </m:den>
             </m:f>
@@ -64690,7 +64690,7 @@
           <wp:inline>
             <wp:extent cx="2686050" cy="3051713"/>
             <wp:effectExtent b="0" l="0" r="0" t="0"/>
-            <wp:docPr descr="" title="" id="53" name="Picture"/>
+            <wp:docPr descr="Gráfico: tramo elastico" title="" id="53" name="Picture"/>
             <a:graphic>
               <a:graphicData uri="http://schemas.openxmlformats.org/drawingml/2006/picture">
                 <pic:pic>
@@ -65247,7 +65247,7 @@
           <wp:inline>
             <wp:extent cx="3581400" cy="1463391"/>
             <wp:effectExtent b="0" l="0" r="0" t="0"/>
-            <wp:docPr descr="" title="" id="61" name="Picture"/>
+            <wp:docPr descr="Gráfico: monopolio corto plazo" title="" id="61" name="Picture"/>
             <a:graphic>
               <a:graphicData uri="http://schemas.openxmlformats.org/drawingml/2006/picture">
                 <pic:pic>
@@ -65725,7 +65725,7 @@
           <wp:inline>
             <wp:extent cx="5073650" cy="1553950"/>
             <wp:effectExtent b="0" l="0" r="0" t="0"/>
-            <wp:docPr descr="" title="" id="72" name="Picture"/>
+            <wp:docPr descr="Gráfico: escala monopolio" title="" id="72" name="Picture"/>
             <a:graphic>
               <a:graphicData uri="http://schemas.openxmlformats.org/drawingml/2006/picture">
                 <pic:pic>

--- a/oposicion/temario/tercer-ejercicio/3A17.docx
+++ b/oposicion/temario/tercer-ejercicio/3A17.docx
@@ -2926,6 +2926,7 @@
           <w:p>
             <w:pPr>
               <w:pStyle w:val="Celdatceeazulpalido"/>
+              <w:keepNext/>
               <w:jc w:val="center"/>
             </w:pPr>
             <w:r>
@@ -2945,6 +2946,7 @@
           <w:p>
             <w:pPr>
               <w:pStyle w:val="Celdatceeazulpalido"/>
+              <w:keepNext/>
               <w:jc w:val="left"/>
             </w:pPr>
             <w:r>
@@ -2964,6 +2966,7 @@
           <w:p>
             <w:pPr>
               <w:pStyle w:val="Celdatceeazulpalido"/>
+              <w:keepNext/>
               <w:jc w:val="left"/>
             </w:pPr>
             <w:r>
@@ -3713,6 +3716,7 @@
           <w:p>
             <w:pPr>
               <w:pStyle w:val="Celdatceeazulpalido"/>
+              <w:keepNext/>
               <w:jc w:val="center"/>
             </w:pPr>
             <w:r>
@@ -3732,6 +3736,7 @@
           <w:p>
             <w:pPr>
               <w:pStyle w:val="Celdatceeazulpalido"/>
+              <w:keepNext/>
               <w:jc w:val="center"/>
             </w:pPr>
             <w:r>
@@ -7072,7 +7077,7 @@
           <wp:inline>
             <wp:extent cx="3581400" cy="2579096"/>
             <wp:effectExtent b="0" l="0" r="0" t="0"/>
-            <wp:docPr descr="Gráfico 1.– Equilibrio del monopolista: \mathrm{IMg}=\mathrm{CMg} y precio sobre la demanda" title="" id="66" name="Picture"/>
+            <wp:docPr descr="Gráfico 1.– Equilibrio del monopolista: IMg=CMg y precio sobre la demanda" title="" id="66" name="Picture"/>
             <a:graphic>
               <a:graphicData uri="http://schemas.openxmlformats.org/drawingml/2006/picture">
                 <pic:pic>
@@ -21100,7 +21105,7 @@
           <wp:inline>
             <wp:extent cx="3581400" cy="2115264"/>
             <wp:effectExtent b="0" l="0" r="0" t="0"/>
-            <wp:docPr descr="Gráfico 8.– Regulación del monopolio natural: pérdidas con p=\mathrm{CMg} y beneficio nulo con p=\mathrm{CMe}" title="" id="181" name="Picture"/>
+            <wp:docPr descr="Gráfico 8.– Regulación del monopolio natural: pérdidas con p=CMg y beneficio nulo con p=CMe" title="" id="181" name="Picture"/>
             <a:graphic>
               <a:graphicData uri="http://schemas.openxmlformats.org/drawingml/2006/picture">
                 <pic:pic>
@@ -26748,9 +26753,19 @@
         </w:trPr>
         <w:tc>
           <w:tcPr>
+            <w:shd w:val="clear" w:color="auto" w:fill="DDEBF7"/>
             <w:vAlign w:val="center"/>
           </w:tcPr>
-          <w:p/>
+          <w:p>
+            <w:pPr>
+              <w:pStyle w:val="Celdatceeazulpalido"/>
+              <w:keepNext/>
+              <w:jc w:val="center"/>
+            </w:pPr>
+            <w:r>
+              <w:t/>
+            </w:r>
+          </w:p>
         </w:tc>
         <w:tc>
           <w:tcPr>
@@ -26760,6 +26775,7 @@
           <w:p>
             <w:pPr>
               <w:pStyle w:val="Celdatceeazulpalido"/>
+              <w:keepNext/>
               <w:jc w:val="center"/>
             </w:pPr>
             <w:r>
@@ -26805,6 +26821,7 @@
           <w:p>
             <w:pPr>
               <w:pStyle w:val="Celdatceeazulpalido"/>
+              <w:keepNext/>
               <w:jc w:val="center"/>
             </w:pPr>
             <w:r>
@@ -28403,7 +28420,7 @@
           <wp:inline>
             <wp:extent cx="3568912" cy="2633105"/>
             <wp:effectExtent b="0" l="0" r="0" t="0"/>
-            <wp:docPr descr="Gráfico 10.– Salario mínimo con monopsonio: el empleo sube hasta w^c y baja por encima" title="" id="211" name="Picture"/>
+            <wp:docPr descr="Gráfico 10.– Salario mínimo con monopsonio: el empleo sube hasta wc y baja por encima" title="" id="211" name="Picture"/>
             <a:graphic>
               <a:graphicData uri="http://schemas.openxmlformats.org/drawingml/2006/picture">
                 <pic:pic>
@@ -31094,7 +31111,7 @@
           <wp:inline>
             <wp:extent cx="3581400" cy="1972972"/>
             <wp:effectExtent b="0" l="0" r="0" t="0"/>
-            <wp:docPr descr="Gráfico 11.– Monopolio bilateral sobre el gráfico del monopsonio: los extremos w^M y w^S y la cantidad eficiente" title="" id="224" name="Picture"/>
+            <wp:docPr descr="Gráfico 11.– Monopolio bilateral sobre el gráfico del monopsonio: los extremos wM y wS y la cantidad eficiente" title="" id="224" name="Picture"/>
             <a:graphic>
               <a:graphicData uri="http://schemas.openxmlformats.org/drawingml/2006/picture">
                 <pic:pic>
@@ -42598,7 +42615,7 @@
           <wp:inline>
             <wp:extent cx="5073650" cy="2218904"/>
             <wp:effectExtent b="0" l="0" r="0" t="0"/>
-            <wp:docPr descr="Gráfico 17.– Viabilidad del monopolista: la condición se evalúa en q^M, no en el mínimo del coste medio" title="" id="307" name="Picture"/>
+            <wp:docPr descr="Gráfico 17.– Viabilidad del monopolista: la condición se evalúa en qM, no en el mínimo del coste medio" title="" id="307" name="Picture"/>
             <a:graphic>
               <a:graphicData uri="http://schemas.openxmlformats.org/drawingml/2006/picture">
                 <pic:pic>
@@ -64690,7 +64707,7 @@
           <wp:inline>
             <wp:extent cx="2686050" cy="3051713"/>
             <wp:effectExtent b="0" l="0" r="0" t="0"/>
-            <wp:docPr descr="Gráfico: tramo elastico" title="" id="53" name="Picture"/>
+            <wp:docPr descr="Gráfico de la nota: En el tramo inelástico el IMg es negativo" title="" id="53" name="Picture"/>
             <a:graphic>
               <a:graphicData uri="http://schemas.openxmlformats.org/drawingml/2006/picture">
                 <pic:pic>
@@ -65247,7 +65264,7 @@
           <wp:inline>
             <wp:extent cx="3581400" cy="1463391"/>
             <wp:effectExtent b="0" l="0" r="0" t="0"/>
-            <wp:docPr descr="Gráfico: monopolio corto plazo" title="" id="61" name="Picture"/>
+            <wp:docPr descr="Gráfico de la nota: Precisión sobre la condición de participación de (1)" title="" id="61" name="Picture"/>
             <a:graphic>
               <a:graphicData uri="http://schemas.openxmlformats.org/drawingml/2006/picture">
                 <pic:pic>
@@ -65725,7 +65742,7 @@
           <wp:inline>
             <wp:extent cx="5073650" cy="1553950"/>
             <wp:effectExtent b="0" l="0" r="0" t="0"/>
-            <wp:docPr descr="Gráfico: escala monopolio" title="" id="72" name="Picture"/>
+            <wp:docPr descr="Gráfico de la nota: En el gráfico de la izquierda, IMg=CMg se cumple justo en el mínimo del CMe, con pleno aprovechamiento de la capacidad y de las economías de escala." title="" id="72" name="Picture"/>
             <a:graphic>
               <a:graphicData uri="http://schemas.openxmlformats.org/drawingml/2006/picture">
                 <pic:pic>
@@ -71325,7 +71342,7 @@
     </w:pPr>
     <w:rPr>
       <w:rFonts w:ascii="TeX Gyre Pagella" w:cs="TeX Gyre Pagella" w:eastAsia="TeX Gyre Pagella" w:hAnsi="TeX Gyre Pagella"/>
-      <w:sz w:val="20"/>
+      <w:sz w:val="22"/>
     </w:rPr>
   </w:style>
   <w:style w:customStyle="1" w:styleId="Celdatceeazulpalido" w:type="paragraph">
@@ -71339,7 +71356,7 @@
     </w:pPr>
     <w:rPr>
       <w:rFonts w:ascii="TeX Gyre Pagella" w:cs="TeX Gyre Pagella" w:eastAsia="TeX Gyre Pagella" w:hAnsi="TeX Gyre Pagella"/>
-      <w:sz w:val="20"/>
+      <w:sz w:val="22"/>
     </w:rPr>
   </w:style>
   <w:style w:customStyle="1" w:styleId="Celdatceesalmon" w:type="paragraph">
@@ -71353,7 +71370,7 @@
     </w:pPr>
     <w:rPr>
       <w:rFonts w:ascii="TeX Gyre Pagella" w:cs="TeX Gyre Pagella" w:eastAsia="TeX Gyre Pagella" w:hAnsi="TeX Gyre Pagella"/>
-      <w:sz w:val="20"/>
+      <w:sz w:val="22"/>
     </w:rPr>
   </w:style>
   <w:style w:customStyle="1" w:styleId="Celdatceemoradopalido" w:type="paragraph">
@@ -71367,7 +71384,7 @@
     </w:pPr>
     <w:rPr>
       <w:rFonts w:ascii="TeX Gyre Pagella" w:cs="TeX Gyre Pagella" w:eastAsia="TeX Gyre Pagella" w:hAnsi="TeX Gyre Pagella"/>
-      <w:sz w:val="20"/>
+      <w:sz w:val="22"/>
     </w:rPr>
   </w:style>
   <w:style w:customStyle="1" w:styleId="Celdatceegrisclaro" w:type="paragraph">
@@ -71381,7 +71398,7 @@
     </w:pPr>
     <w:rPr>
       <w:rFonts w:ascii="TeX Gyre Pagella" w:cs="TeX Gyre Pagella" w:eastAsia="TeX Gyre Pagella" w:hAnsi="TeX Gyre Pagella"/>
-      <w:sz w:val="20"/>
+      <w:sz w:val="22"/>
     </w:rPr>
   </w:style>
   <w:style w:customStyle="1" w:styleId="Celdatceecrema" w:type="paragraph">
@@ -71395,7 +71412,7 @@
     </w:pPr>
     <w:rPr>
       <w:rFonts w:ascii="TeX Gyre Pagella" w:cs="TeX Gyre Pagella" w:eastAsia="TeX Gyre Pagella" w:hAnsi="TeX Gyre Pagella"/>
-      <w:sz w:val="20"/>
+      <w:sz w:val="22"/>
     </w:rPr>
   </w:style>
   <w:style w:customStyle="1" w:styleId="Celdatceemorado" w:type="paragraph">
@@ -71410,7 +71427,7 @@
     <w:rPr>
       <w:rFonts w:ascii="TeX Gyre Pagella" w:cs="TeX Gyre Pagella" w:eastAsia="TeX Gyre Pagella" w:hAnsi="TeX Gyre Pagella"/>
       <w:color w:val="FFFFFF"/>
-      <w:sz w:val="20"/>
+      <w:sz w:val="22"/>
     </w:rPr>
   </w:style>
   <w:style w:customStyle="1" w:styleId="Celdatceeverde" w:type="paragraph">
@@ -71425,7 +71442,7 @@
     <w:rPr>
       <w:rFonts w:ascii="TeX Gyre Pagella" w:cs="TeX Gyre Pagella" w:eastAsia="TeX Gyre Pagella" w:hAnsi="TeX Gyre Pagella"/>
       <w:color w:val="FFFFFF"/>
-      <w:sz w:val="20"/>
+      <w:sz w:val="22"/>
     </w:rPr>
   </w:style>
   <w:style w:customStyle="1" w:styleId="Celdatceeazul" w:type="paragraph">
@@ -71440,7 +71457,7 @@
     <w:rPr>
       <w:rFonts w:ascii="TeX Gyre Pagella" w:cs="TeX Gyre Pagella" w:eastAsia="TeX Gyre Pagella" w:hAnsi="TeX Gyre Pagella"/>
       <w:color w:val="FFFFFF"/>
-      <w:sz w:val="20"/>
+      <w:sz w:val="22"/>
     </w:rPr>
   </w:style>
   <w:style w:customStyle="1" w:styleId="Celdatceerojo" w:type="paragraph">
@@ -71455,7 +71472,7 @@
     <w:rPr>
       <w:rFonts w:ascii="TeX Gyre Pagella" w:cs="TeX Gyre Pagella" w:eastAsia="TeX Gyre Pagella" w:hAnsi="TeX Gyre Pagella"/>
       <w:color w:val="FFFFFF"/>
-      <w:sz w:val="20"/>
+      <w:sz w:val="22"/>
     </w:rPr>
   </w:style>
   <w:style w:customStyle="1" w:styleId="Celdatceedorado" w:type="paragraph">
@@ -71470,7 +71487,7 @@
     <w:rPr>
       <w:rFonts w:ascii="TeX Gyre Pagella" w:cs="TeX Gyre Pagella" w:eastAsia="TeX Gyre Pagella" w:hAnsi="TeX Gyre Pagella"/>
       <w:color w:val="FFFFFF"/>
-      <w:sz w:val="20"/>
+      <w:sz w:val="22"/>
     </w:rPr>
   </w:style>
   <w:style w:customStyle="1" w:styleId="Celdatceenaranja" w:type="paragraph">
@@ -71485,7 +71502,7 @@
     <w:rPr>
       <w:rFonts w:ascii="TeX Gyre Pagella" w:cs="TeX Gyre Pagella" w:eastAsia="TeX Gyre Pagella" w:hAnsi="TeX Gyre Pagella"/>
       <w:color w:val="FFFFFF"/>
-      <w:sz w:val="20"/>
+      <w:sz w:val="22"/>
     </w:rPr>
   </w:style>
   <w:style w:customStyle="1" w:styleId="Celdatceegris" w:type="paragraph">
@@ -71500,7 +71517,7 @@
     <w:rPr>
       <w:rFonts w:ascii="TeX Gyre Pagella" w:cs="TeX Gyre Pagella" w:eastAsia="TeX Gyre Pagella" w:hAnsi="TeX Gyre Pagella"/>
       <w:color w:val="FFFFFF"/>
-      <w:sz w:val="20"/>
+      <w:sz w:val="22"/>
     </w:rPr>
   </w:style>
   <w:style w:customStyle="1" w:styleId="Textomorado" w:type="character">

--- a/oposicion/temario/tercer-ejercicio/3A17.docx
+++ b/oposicion/temario/tercer-ejercicio/3A17.docx
@@ -26,6 +26,28 @@
       </w:r>
       <w:r>
         <w:t xml:space="preserve">y bienestar. Monopsonio. Monopolio bilateral.</w:t>
+      </w:r>
+    </w:p>
+    <w:p>
+      <w:pPr>
+        <w:spacing w:before="0" w:after="200"/>
+      </w:pPr>
+      <w:r>
+        <w:rPr>
+          <w:b/>
+          <w:smallCaps/>
+          <w:color w:val="5F2987"/>
+          <w:sz w:val="16"/>
+        </w:rPr>
+        <w:t xml:space="preserve">Exclusivo · uso personal. </w:t>
+      </w:r>
+      <w:r>
+        <w:rPr>
+          <w:i/>
+          <w:color w:val="767171"/>
+          <w:sz w:val="16"/>
+        </w:rPr>
+        <w:t xml:space="preserve">Material exclusivo de victorgutierrezmarcos.es y la app Oposición TCEE · DCE. Puedes usarlo libremente para tu estudio personal. No se autoriza su incorporación a otras plataformas, aplicaciones o servicios. Condiciones: https://www.victorgutierrezmarcos.es/condiciones-materiales.html</w:t>
       </w:r>
     </w:p>
     <w:p>
@@ -63587,7 +63609,7 @@
         <w:color w:val="767171"/>
         <w:sz w:val="14"/>
       </w:rPr>
-      <w:t xml:space="preserve">© 2026 Víctor Gutiérrez Marcos · CC BY-NC-ND 4.0</w:t>
+      <w:t xml:space="preserve">© 2026 Víctor Gutiérrez Marcos · Exclusivo de victorgutierrezmarcos.es y la app Oposición TCEE · DCE</w:t>
     </w:r>
     <w:r>
       <w:tab/>
@@ -63645,7 +63667,7 @@
         <w:color w:val="767171"/>
         <w:sz w:val="14"/>
       </w:rPr>
-      <w:t xml:space="preserve">© 2026 Víctor Gutiérrez Marcos · CC BY-NC-ND 4.0</w:t>
+      <w:t xml:space="preserve">© 2026 Víctor Gutiérrez Marcos · Exclusivo de victorgutierrezmarcos.es y la app Oposición TCEE · DCE</w:t>
     </w:r>
     <w:r>
       <w:tab/>
@@ -63711,7 +63733,7 @@
         <w:color w:val="767171"/>
         <w:sz w:val="14"/>
       </w:rPr>
-      <w:t xml:space="preserve">© 2026 Víctor Gutiérrez Marcos · CC BY-NC-ND 4.0</w:t>
+      <w:t xml:space="preserve">© 2026 Víctor Gutiérrez Marcos · Exclusivo de victorgutierrezmarcos.es y la app Oposición TCEE · DCE</w:t>
     </w:r>
     <w:r>
       <w:tab/>
